--- a/いずみ野駐車場_料金見直し提案.docx
+++ b/いずみ野駐車場_料金見直し提案.docx
@@ -4,7 +4,7 @@
   <w:body>
     <w:p>
       <w:pPr>
-        <w:spacing w:after="60"/>
+        <w:spacing w:after="60" w:line="460" w:lineRule="exact"/>
       </w:pPr>
       <w:r>
         <w:rPr>
@@ -19,7 +19,7 @@
     </w:p>
     <w:p>
       <w:pPr>
-        <w:spacing w:after="120" w:before="0" w:line="300"/>
+        <w:spacing w:after="120" w:before="0" w:line="300" w:lineRule="exact"/>
       </w:pPr>
       <w:r>
         <w:rPr>
@@ -37,7 +37,7 @@
         <w:pBdr>
           <w:bottom w:val="single" w:color="444444" w:sz="8" w:space="2"/>
         </w:pBdr>
-        <w:spacing w:after="100" w:before="200"/>
+        <w:spacing w:after="100" w:before="200" w:line="340" w:lineRule="exact"/>
       </w:pPr>
       <w:r>
         <w:rPr>
@@ -57,7 +57,7 @@
           <w:ilvl w:val="0"/>
           <w:numId w:val="2"/>
         </w:numPr>
-        <w:spacing w:after="60" w:before="0" w:line="300"/>
+        <w:spacing w:after="60" w:before="0" w:line="300" w:lineRule="exact"/>
       </w:pPr>
       <w:r>
         <w:rPr>
@@ -85,7 +85,7 @@
           <w:ilvl w:val="0"/>
           <w:numId w:val="2"/>
         </w:numPr>
-        <w:spacing w:after="60" w:before="0" w:line="300"/>
+        <w:spacing w:after="60" w:before="0" w:line="300" w:lineRule="exact"/>
       </w:pPr>
       <w:r>
         <w:rPr>
@@ -103,7 +103,7 @@
           <w:ilvl w:val="0"/>
           <w:numId w:val="2"/>
         </w:numPr>
-        <w:spacing w:after="60" w:before="0" w:line="300"/>
+        <w:spacing w:after="60" w:before="0" w:line="300" w:lineRule="exact"/>
       </w:pPr>
       <w:r>
         <w:rPr>
@@ -121,7 +121,7 @@
           <w:ilvl w:val="0"/>
           <w:numId w:val="2"/>
         </w:numPr>
-        <w:spacing w:after="100" w:before="0" w:line="300"/>
+        <w:spacing w:after="100" w:before="0" w:line="300" w:lineRule="exact"/>
       </w:pPr>
       <w:r>
         <w:rPr>
@@ -148,7 +148,7 @@
         <w:pBdr>
           <w:bottom w:val="single" w:color="444444" w:sz="8" w:space="2"/>
         </w:pBdr>
-        <w:spacing w:after="100" w:before="200"/>
+        <w:spacing w:after="100" w:before="200" w:line="340" w:lineRule="exact"/>
       </w:pPr>
       <w:r>
         <w:rPr>
@@ -195,16 +195,16 @@
             </w:tcBorders>
             <w:shd w:fill="D9D9D9" w:color="auto" w:val="clear"/>
             <w:tcMar>
-              <w:top w:type="dxa" w:w="50"/>
-              <w:left w:type="dxa" w:w="100"/>
-              <w:bottom w:type="dxa" w:w="50"/>
-              <w:right w:type="dxa" w:w="100"/>
-            </w:tcMar>
-            <w:vAlign w:val="center"/>
-          </w:tcPr>
-          <w:p>
-            <w:pPr>
-              <w:spacing w:after="0" w:line="280"/>
+              <w:top w:type="dxa" w:w="35"/>
+              <w:left w:type="dxa" w:w="100"/>
+              <w:bottom w:type="dxa" w:w="35"/>
+              <w:right w:type="dxa" w:w="100"/>
+            </w:tcMar>
+            <w:vAlign w:val="center"/>
+          </w:tcPr>
+          <w:p>
+            <w:pPr>
+              <w:spacing w:after="0" w:line="280" w:lineRule="exact"/>
               <w:jc w:val="center"/>
             </w:pPr>
             <w:r>
@@ -230,16 +230,16 @@
             </w:tcBorders>
             <w:shd w:fill="D9D9D9" w:color="auto" w:val="clear"/>
             <w:tcMar>
-              <w:top w:type="dxa" w:w="50"/>
-              <w:left w:type="dxa" w:w="100"/>
-              <w:bottom w:type="dxa" w:w="50"/>
-              <w:right w:type="dxa" w:w="100"/>
-            </w:tcMar>
-            <w:vAlign w:val="center"/>
-          </w:tcPr>
-          <w:p>
-            <w:pPr>
-              <w:spacing w:after="0" w:line="280"/>
+              <w:top w:type="dxa" w:w="35"/>
+              <w:left w:type="dxa" w:w="100"/>
+              <w:bottom w:type="dxa" w:w="35"/>
+              <w:right w:type="dxa" w:w="100"/>
+            </w:tcMar>
+            <w:vAlign w:val="center"/>
+          </w:tcPr>
+          <w:p>
+            <w:pPr>
+              <w:spacing w:after="0" w:line="280" w:lineRule="exact"/>
               <w:jc w:val="center"/>
             </w:pPr>
             <w:r>
@@ -265,16 +265,16 @@
             </w:tcBorders>
             <w:shd w:fill="D9D9D9" w:color="auto" w:val="clear"/>
             <w:tcMar>
-              <w:top w:type="dxa" w:w="50"/>
-              <w:left w:type="dxa" w:w="100"/>
-              <w:bottom w:type="dxa" w:w="50"/>
-              <w:right w:type="dxa" w:w="100"/>
-            </w:tcMar>
-            <w:vAlign w:val="center"/>
-          </w:tcPr>
-          <w:p>
-            <w:pPr>
-              <w:spacing w:after="0" w:line="280"/>
+              <w:top w:type="dxa" w:w="35"/>
+              <w:left w:type="dxa" w:w="100"/>
+              <w:bottom w:type="dxa" w:w="35"/>
+              <w:right w:type="dxa" w:w="100"/>
+            </w:tcMar>
+            <w:vAlign w:val="center"/>
+          </w:tcPr>
+          <w:p>
+            <w:pPr>
+              <w:spacing w:after="0" w:line="280" w:lineRule="exact"/>
               <w:jc w:val="center"/>
             </w:pPr>
             <w:r>
@@ -300,16 +300,16 @@
             </w:tcBorders>
             <w:shd w:fill="D9D9D9" w:color="auto" w:val="clear"/>
             <w:tcMar>
-              <w:top w:type="dxa" w:w="50"/>
-              <w:left w:type="dxa" w:w="100"/>
-              <w:bottom w:type="dxa" w:w="50"/>
-              <w:right w:type="dxa" w:w="100"/>
-            </w:tcMar>
-            <w:vAlign w:val="center"/>
-          </w:tcPr>
-          <w:p>
-            <w:pPr>
-              <w:spacing w:after="0" w:line="280"/>
+              <w:top w:type="dxa" w:w="35"/>
+              <w:left w:type="dxa" w:w="100"/>
+              <w:bottom w:type="dxa" w:w="35"/>
+              <w:right w:type="dxa" w:w="100"/>
+            </w:tcMar>
+            <w:vAlign w:val="center"/>
+          </w:tcPr>
+          <w:p>
+            <w:pPr>
+              <w:spacing w:after="0" w:line="280" w:lineRule="exact"/>
               <w:jc w:val="center"/>
             </w:pPr>
             <w:r>
@@ -339,16 +339,16 @@
               <w:right w:val="single" w:color="777777" w:sz="4"/>
             </w:tcBorders>
             <w:tcMar>
-              <w:top w:type="dxa" w:w="50"/>
-              <w:left w:type="dxa" w:w="100"/>
-              <w:bottom w:type="dxa" w:w="50"/>
-              <w:right w:type="dxa" w:w="100"/>
-            </w:tcMar>
-            <w:vAlign w:val="center"/>
-          </w:tcPr>
-          <w:p>
-            <w:pPr>
-              <w:spacing w:after="0" w:line="280"/>
+              <w:top w:type="dxa" w:w="35"/>
+              <w:left w:type="dxa" w:w="100"/>
+              <w:bottom w:type="dxa" w:w="35"/>
+              <w:right w:type="dxa" w:w="100"/>
+            </w:tcMar>
+            <w:vAlign w:val="center"/>
+          </w:tcPr>
+          <w:p>
+            <w:pPr>
+              <w:spacing w:after="0" w:line="280" w:lineRule="exact"/>
               <w:jc w:val="left"/>
             </w:pPr>
             <w:r>
@@ -371,16 +371,16 @@
               <w:right w:val="single" w:color="777777" w:sz="4"/>
             </w:tcBorders>
             <w:tcMar>
-              <w:top w:type="dxa" w:w="50"/>
-              <w:left w:type="dxa" w:w="100"/>
-              <w:bottom w:type="dxa" w:w="50"/>
-              <w:right w:type="dxa" w:w="100"/>
-            </w:tcMar>
-            <w:vAlign w:val="center"/>
-          </w:tcPr>
-          <w:p>
-            <w:pPr>
-              <w:spacing w:after="0" w:line="280"/>
+              <w:top w:type="dxa" w:w="35"/>
+              <w:left w:type="dxa" w:w="100"/>
+              <w:bottom w:type="dxa" w:w="35"/>
+              <w:right w:type="dxa" w:w="100"/>
+            </w:tcMar>
+            <w:vAlign w:val="center"/>
+          </w:tcPr>
+          <w:p>
+            <w:pPr>
+              <w:spacing w:after="0" w:line="280" w:lineRule="exact"/>
               <w:jc w:val="center"/>
             </w:pPr>
             <w:r>
@@ -403,16 +403,16 @@
               <w:right w:val="single" w:color="777777" w:sz="4"/>
             </w:tcBorders>
             <w:tcMar>
-              <w:top w:type="dxa" w:w="50"/>
-              <w:left w:type="dxa" w:w="100"/>
-              <w:bottom w:type="dxa" w:w="50"/>
-              <w:right w:type="dxa" w:w="100"/>
-            </w:tcMar>
-            <w:vAlign w:val="center"/>
-          </w:tcPr>
-          <w:p>
-            <w:pPr>
-              <w:spacing w:after="0" w:line="280"/>
+              <w:top w:type="dxa" w:w="35"/>
+              <w:left w:type="dxa" w:w="100"/>
+              <w:bottom w:type="dxa" w:w="35"/>
+              <w:right w:type="dxa" w:w="100"/>
+            </w:tcMar>
+            <w:vAlign w:val="center"/>
+          </w:tcPr>
+          <w:p>
+            <w:pPr>
+              <w:spacing w:after="0" w:line="280" w:lineRule="exact"/>
               <w:jc w:val="center"/>
             </w:pPr>
             <w:r>
@@ -435,16 +435,16 @@
               <w:right w:val="single" w:color="777777" w:sz="4"/>
             </w:tcBorders>
             <w:tcMar>
-              <w:top w:type="dxa" w:w="50"/>
-              <w:left w:type="dxa" w:w="100"/>
-              <w:bottom w:type="dxa" w:w="50"/>
-              <w:right w:type="dxa" w:w="100"/>
-            </w:tcMar>
-            <w:vAlign w:val="center"/>
-          </w:tcPr>
-          <w:p>
-            <w:pPr>
-              <w:spacing w:after="0" w:line="280"/>
+              <w:top w:type="dxa" w:w="35"/>
+              <w:left w:type="dxa" w:w="100"/>
+              <w:bottom w:type="dxa" w:w="35"/>
+              <w:right w:type="dxa" w:w="100"/>
+            </w:tcMar>
+            <w:vAlign w:val="center"/>
+          </w:tcPr>
+          <w:p>
+            <w:pPr>
+              <w:spacing w:after="0" w:line="280" w:lineRule="exact"/>
               <w:jc w:val="center"/>
             </w:pPr>
             <w:r>
@@ -474,16 +474,16 @@
               <w:right w:val="single" w:color="777777" w:sz="4"/>
             </w:tcBorders>
             <w:tcMar>
-              <w:top w:type="dxa" w:w="50"/>
-              <w:left w:type="dxa" w:w="100"/>
-              <w:bottom w:type="dxa" w:w="50"/>
-              <w:right w:type="dxa" w:w="100"/>
-            </w:tcMar>
-            <w:vAlign w:val="center"/>
-          </w:tcPr>
-          <w:p>
-            <w:pPr>
-              <w:spacing w:after="0" w:line="280"/>
+              <w:top w:type="dxa" w:w="35"/>
+              <w:left w:type="dxa" w:w="100"/>
+              <w:bottom w:type="dxa" w:w="35"/>
+              <w:right w:type="dxa" w:w="100"/>
+            </w:tcMar>
+            <w:vAlign w:val="center"/>
+          </w:tcPr>
+          <w:p>
+            <w:pPr>
+              <w:spacing w:after="0" w:line="280" w:lineRule="exact"/>
               <w:jc w:val="left"/>
             </w:pPr>
             <w:r>
@@ -506,16 +506,16 @@
               <w:right w:val="single" w:color="777777" w:sz="4"/>
             </w:tcBorders>
             <w:tcMar>
-              <w:top w:type="dxa" w:w="50"/>
-              <w:left w:type="dxa" w:w="100"/>
-              <w:bottom w:type="dxa" w:w="50"/>
-              <w:right w:type="dxa" w:w="100"/>
-            </w:tcMar>
-            <w:vAlign w:val="center"/>
-          </w:tcPr>
-          <w:p>
-            <w:pPr>
-              <w:spacing w:after="0" w:line="280"/>
+              <w:top w:type="dxa" w:w="35"/>
+              <w:left w:type="dxa" w:w="100"/>
+              <w:bottom w:type="dxa" w:w="35"/>
+              <w:right w:type="dxa" w:w="100"/>
+            </w:tcMar>
+            <w:vAlign w:val="center"/>
+          </w:tcPr>
+          <w:p>
+            <w:pPr>
+              <w:spacing w:after="0" w:line="280" w:lineRule="exact"/>
               <w:jc w:val="center"/>
             </w:pPr>
             <w:r>
@@ -524,7 +524,7 @@
                 <w:sz w:val="19"/>
                 <w:szCs w:val="19"/>
               </w:rPr>
-              <w:t xml:space="preserve">60分200円(注)</w:t>
+              <w:t xml:space="preserve">60分200円</w:t>
             </w:r>
           </w:p>
         </w:tc>
@@ -538,16 +538,16 @@
               <w:right w:val="single" w:color="777777" w:sz="4"/>
             </w:tcBorders>
             <w:tcMar>
-              <w:top w:type="dxa" w:w="50"/>
-              <w:left w:type="dxa" w:w="100"/>
-              <w:bottom w:type="dxa" w:w="50"/>
-              <w:right w:type="dxa" w:w="100"/>
-            </w:tcMar>
-            <w:vAlign w:val="center"/>
-          </w:tcPr>
-          <w:p>
-            <w:pPr>
-              <w:spacing w:after="0" w:line="280"/>
+              <w:top w:type="dxa" w:w="35"/>
+              <w:left w:type="dxa" w:w="100"/>
+              <w:bottom w:type="dxa" w:w="35"/>
+              <w:right w:type="dxa" w:w="100"/>
+            </w:tcMar>
+            <w:vAlign w:val="center"/>
+          </w:tcPr>
+          <w:p>
+            <w:pPr>
+              <w:spacing w:after="0" w:line="280" w:lineRule="exact"/>
               <w:jc w:val="center"/>
             </w:pPr>
             <w:r>
@@ -570,16 +570,16 @@
               <w:right w:val="single" w:color="777777" w:sz="4"/>
             </w:tcBorders>
             <w:tcMar>
-              <w:top w:type="dxa" w:w="50"/>
-              <w:left w:type="dxa" w:w="100"/>
-              <w:bottom w:type="dxa" w:w="50"/>
-              <w:right w:type="dxa" w:w="100"/>
-            </w:tcMar>
-            <w:vAlign w:val="center"/>
-          </w:tcPr>
-          <w:p>
-            <w:pPr>
-              <w:spacing w:after="0" w:line="280"/>
+              <w:top w:type="dxa" w:w="35"/>
+              <w:left w:type="dxa" w:w="100"/>
+              <w:bottom w:type="dxa" w:w="35"/>
+              <w:right w:type="dxa" w:w="100"/>
+            </w:tcMar>
+            <w:vAlign w:val="center"/>
+          </w:tcPr>
+          <w:p>
+            <w:pPr>
+              <w:spacing w:after="0" w:line="280" w:lineRule="exact"/>
               <w:jc w:val="center"/>
             </w:pPr>
             <w:r>
@@ -598,7 +598,7 @@
     </w:tbl>
     <w:p>
       <w:pPr>
-        <w:spacing w:after="100" w:before="40" w:line="300"/>
+        <w:spacing w:after="100" w:before="40" w:line="300" w:lineRule="exact"/>
       </w:pPr>
       <w:r>
         <w:rPr>
@@ -607,12 +607,12 @@
           <w:sz w:val="17"/>
           <w:szCs w:val="17"/>
         </w:rPr>
-        <w:t xml:space="preserve">注:改定前の基本料金は、改定前の看板写真(撮影時期不明)によります。基本料金を変えた時期は未確認です。</w:t>
+        <w:t xml:space="preserve">注:最大料金と基本料金は、R6.11.9に同時に変更しています。改定前の料金は、改定前の看板写真(撮影時期不明)で確認しました。</w:t>
       </w:r>
     </w:p>
     <w:p>
       <w:pPr>
-        <w:spacing w:after="60" w:before="0" w:line="300"/>
+        <w:spacing w:after="60" w:before="0" w:line="300" w:lineRule="exact"/>
       </w:pPr>
       <w:r>
         <w:rPr>
@@ -639,7 +639,7 @@
         <w:pBdr>
           <w:bottom w:val="single" w:color="444444" w:sz="8" w:space="2"/>
         </w:pBdr>
-        <w:spacing w:after="100" w:before="200"/>
+        <w:spacing w:after="100" w:before="200" w:line="340" w:lineRule="exact"/>
       </w:pPr>
       <w:r>
         <w:rPr>
@@ -654,7 +654,7 @@
     </w:p>
     <w:p>
       <w:pPr>
-        <w:spacing w:after="60" w:before="0" w:line="300"/>
+        <w:spacing w:after="60" w:before="0" w:line="300" w:lineRule="exact"/>
         <w:ind w:left="360" w:hanging="260"/>
       </w:pPr>
       <w:r>
@@ -668,7 +668,7 @@
     </w:p>
     <w:p>
       <w:pPr>
-        <w:spacing w:after="60" w:before="0" w:line="300"/>
+        <w:spacing w:after="60" w:before="0" w:line="300" w:lineRule="exact"/>
         <w:ind w:left="360" w:hanging="260"/>
       </w:pPr>
       <w:r>
@@ -682,7 +682,7 @@
     </w:p>
     <w:p>
       <w:pPr>
-        <w:spacing w:after="60" w:before="0" w:line="300"/>
+        <w:spacing w:after="60" w:before="0" w:line="300" w:lineRule="exact"/>
         <w:ind w:left="360" w:hanging="260"/>
       </w:pPr>
       <w:r>
@@ -691,12 +691,12 @@
           <w:sz w:val="20"/>
           <w:szCs w:val="20"/>
         </w:rPr>
-        <w:t xml:space="preserve">③ 月平均が改定前の約91万円に近づけば継続します。戻りが弱ければ、基本料金を30分100円(60分200円。改定前と同額)に戻します。</w:t>
+        <w:t xml:space="preserve">③ 月平均が改定前の約91万円に近づけば継続します。戻りが弱ければ、基本料金を30分100円(60分200円。改定前と同額)に戻すか、昼夜通しの上限を設けることを検討します。</w:t>
       </w:r>
     </w:p>
     <w:p>
       <w:pPr>
-        <w:spacing w:after="60" w:before="0" w:line="300"/>
+        <w:spacing w:after="60" w:before="0" w:line="300" w:lineRule="exact"/>
         <w:ind w:left="360" w:hanging="260"/>
       </w:pPr>
       <w:r>
@@ -711,7 +711,7 @@
     <w:p>
       <w:pPr>
         <w:keepNext/>
-        <w:spacing w:after="40" w:before="80" w:line="300"/>
+        <w:spacing w:after="40" w:before="80" w:line="300" w:lineRule="exact"/>
       </w:pPr>
       <w:r>
         <w:rPr>
@@ -726,7 +726,7 @@
     </w:p>
     <w:p>
       <w:pPr>
-        <w:spacing w:after="40" w:before="0" w:line="300"/>
+        <w:spacing w:after="40" w:before="0" w:line="300" w:lineRule="exact"/>
       </w:pPr>
       <w:r>
         <w:rPr>
@@ -739,7 +739,7 @@
     </w:p>
     <w:p>
       <w:pPr>
-        <w:spacing w:after="40" w:before="0" w:line="300"/>
+        <w:spacing w:after="40" w:before="0" w:line="300" w:lineRule="exact"/>
       </w:pPr>
       <w:r>
         <w:rPr>
@@ -751,17 +751,12 @@
       </w:r>
     </w:p>
     <w:p>
-      <w:r>
-        <w:br w:type="page"/>
-      </w:r>
-    </w:p>
-    <w:p>
       <w:pPr>
         <w:keepNext/>
         <w:pBdr>
           <w:bottom w:val="single" w:color="444444" w:sz="8" w:space="2"/>
         </w:pBdr>
-        <w:spacing w:after="100" w:before="200"/>
+        <w:spacing w:after="100" w:before="200" w:line="340" w:lineRule="exact"/>
       </w:pPr>
       <w:r>
         <w:rPr>
@@ -771,12 +766,124 @@
           <w:sz w:val="24"/>
           <w:szCs w:val="24"/>
         </w:rPr>
-        <w:t xml:space="preserve">4. 売上の変化(根拠)</w:t>
+        <w:t xml:space="preserve">4. この分析の限界と確認したいこと</w:t>
       </w:r>
     </w:p>
     <w:p>
       <w:pPr>
-        <w:spacing w:after="80" w:before="0" w:line="300"/>
+        <w:pStyle w:val="ListParagraph"/>
+        <w:numPr>
+          <w:ilvl w:val="0"/>
+          <w:numId w:val="2"/>
+        </w:numPr>
+        <w:spacing w:after="60" w:before="0" w:line="300" w:lineRule="exact"/>
+      </w:pPr>
+      <w:r>
+        <w:rPr>
+          <w:rFonts w:ascii="Arial" w:cs="Arial" w:eastAsia="游ゴシック" w:hAnsi="Arial"/>
+          <w:sz w:val="20"/>
+          <w:szCs w:val="20"/>
+        </w:rPr>
+        <w:t xml:space="preserve">売上は金額だけで、台数と単価は分けられません。「昼間の利用が減った」という原因は推定です。</w:t>
+      </w:r>
+    </w:p>
+    <w:p>
+      <w:pPr>
+        <w:pStyle w:val="ListParagraph"/>
+        <w:numPr>
+          <w:ilvl w:val="0"/>
+          <w:numId w:val="2"/>
+        </w:numPr>
+        <w:spacing w:after="60" w:before="0" w:line="300" w:lineRule="exact"/>
+      </w:pPr>
+      <w:r>
+        <w:rPr>
+          <w:rFonts w:ascii="Arial" w:cs="Arial" w:eastAsia="游ゴシック" w:hAnsi="Arial"/>
+          <w:sz w:val="20"/>
+          <w:szCs w:val="20"/>
+        </w:rPr>
+        <w:t xml:space="preserve">最大料金と基本料金を同時に変えたため、どちらの影響が大きいかは分けられません。</w:t>
+      </w:r>
+    </w:p>
+    <w:p>
+      <w:pPr>
+        <w:spacing w:after="60" w:before="0" w:line="300" w:lineRule="exact"/>
+        <w:ind w:left="360" w:hanging="260"/>
+      </w:pPr>
+      <w:r>
+        <w:rPr>
+          <w:rFonts w:ascii="Arial" w:cs="Arial" w:eastAsia="游ゴシック" w:hAnsi="Arial"/>
+          <w:sz w:val="20"/>
+          <w:szCs w:val="20"/>
+        </w:rPr>
+        <w:t xml:space="preserve">① 精算機の入庫台数と平均滞在時間(昼夜別)。どの利用が減ったかが分かります。</w:t>
+      </w:r>
+    </w:p>
+    <w:p>
+      <w:pPr>
+        <w:spacing w:after="60" w:before="0" w:line="300" w:lineRule="exact"/>
+        <w:ind w:left="360" w:hanging="260"/>
+      </w:pPr>
+      <w:r>
+        <w:rPr>
+          <w:rFonts w:ascii="Arial" w:cs="Arial" w:eastAsia="游ゴシック" w:hAnsi="Arial"/>
+          <w:sz w:val="20"/>
+          <w:szCs w:val="20"/>
+        </w:rPr>
+        <w:t xml:space="preserve">② ピーク時に満車になるか。満車が多いなら、値下げの余地は小さくなります。</w:t>
+      </w:r>
+    </w:p>
+    <w:p>
+      <w:pPr>
+        <w:spacing w:after="60" w:before="0" w:line="300" w:lineRule="exact"/>
+        <w:ind w:left="360" w:hanging="260"/>
+      </w:pPr>
+      <w:r>
+        <w:rPr>
+          <w:rFonts w:ascii="Arial" w:cs="Arial" w:eastAsia="游ゴシック" w:hAnsi="Arial"/>
+          <w:sz w:val="20"/>
+          <w:szCs w:val="20"/>
+        </w:rPr>
+        <w:t xml:space="preserve">③ R7.2〜R7.4前後に、近隣で競合駐車場の新設や料金変更がなかったか。</w:t>
+      </w:r>
+    </w:p>
+    <w:p>
+      <w:pPr>
+        <w:spacing w:after="60" w:before="0" w:line="300" w:lineRule="exact"/>
+        <w:ind w:left="360" w:hanging="260"/>
+      </w:pPr>
+      <w:r>
+        <w:rPr>
+          <w:rFonts w:ascii="Arial" w:cs="Arial" w:eastAsia="游ゴシック" w:hAnsi="Arial"/>
+          <w:sz w:val="20"/>
+          <w:szCs w:val="20"/>
+        </w:rPr>
+        <w:t xml:space="preserve">④ 周辺の料金は前回調査のままです。現地の看板などで、最新の料金を確認します。</w:t>
+      </w:r>
+    </w:p>
+    <w:p>
+      <w:pPr>
+        <w:keepNext/>
+        <w:pageBreakBefore/>
+        <w:pBdr>
+          <w:bottom w:val="single" w:color="444444" w:sz="8" w:space="2"/>
+        </w:pBdr>
+        <w:spacing w:after="100" w:before="200" w:line="340" w:lineRule="exact"/>
+      </w:pPr>
+      <w:r>
+        <w:rPr>
+          <w:rFonts w:ascii="Arial" w:cs="Arial" w:eastAsia="游ゴシック" w:hAnsi="Arial"/>
+          <w:b/>
+          <w:bCs/>
+          <w:sz w:val="24"/>
+          <w:szCs w:val="24"/>
+        </w:rPr>
+        <w:t xml:space="preserve">5. 売上の変化(根拠)</w:t>
+      </w:r>
+    </w:p>
+    <w:p>
+      <w:pPr>
+        <w:spacing w:after="80" w:before="0" w:line="300" w:lineRule="exact"/>
       </w:pPr>
       <w:r>
         <w:rPr>
@@ -823,16 +930,16 @@
             </w:tcBorders>
             <w:shd w:fill="D9D9D9" w:color="auto" w:val="clear"/>
             <w:tcMar>
-              <w:top w:type="dxa" w:w="50"/>
-              <w:left w:type="dxa" w:w="100"/>
-              <w:bottom w:type="dxa" w:w="50"/>
-              <w:right w:type="dxa" w:w="100"/>
-            </w:tcMar>
-            <w:vAlign w:val="center"/>
-          </w:tcPr>
-          <w:p>
-            <w:pPr>
-              <w:spacing w:after="0" w:line="280"/>
+              <w:top w:type="dxa" w:w="35"/>
+              <w:left w:type="dxa" w:w="100"/>
+              <w:bottom w:type="dxa" w:w="35"/>
+              <w:right w:type="dxa" w:w="100"/>
+            </w:tcMar>
+            <w:vAlign w:val="center"/>
+          </w:tcPr>
+          <w:p>
+            <w:pPr>
+              <w:spacing w:after="0" w:line="280" w:lineRule="exact"/>
               <w:jc w:val="center"/>
             </w:pPr>
             <w:r>
@@ -858,16 +965,16 @@
             </w:tcBorders>
             <w:shd w:fill="D9D9D9" w:color="auto" w:val="clear"/>
             <w:tcMar>
-              <w:top w:type="dxa" w:w="50"/>
-              <w:left w:type="dxa" w:w="100"/>
-              <w:bottom w:type="dxa" w:w="50"/>
-              <w:right w:type="dxa" w:w="100"/>
-            </w:tcMar>
-            <w:vAlign w:val="center"/>
-          </w:tcPr>
-          <w:p>
-            <w:pPr>
-              <w:spacing w:after="0" w:line="280"/>
+              <w:top w:type="dxa" w:w="35"/>
+              <w:left w:type="dxa" w:w="100"/>
+              <w:bottom w:type="dxa" w:w="35"/>
+              <w:right w:type="dxa" w:w="100"/>
+            </w:tcMar>
+            <w:vAlign w:val="center"/>
+          </w:tcPr>
+          <w:p>
+            <w:pPr>
+              <w:spacing w:after="0" w:line="280" w:lineRule="exact"/>
               <w:jc w:val="center"/>
             </w:pPr>
             <w:r>
@@ -893,16 +1000,16 @@
             </w:tcBorders>
             <w:shd w:fill="D9D9D9" w:color="auto" w:val="clear"/>
             <w:tcMar>
-              <w:top w:type="dxa" w:w="50"/>
-              <w:left w:type="dxa" w:w="100"/>
-              <w:bottom w:type="dxa" w:w="50"/>
-              <w:right w:type="dxa" w:w="100"/>
-            </w:tcMar>
-            <w:vAlign w:val="center"/>
-          </w:tcPr>
-          <w:p>
-            <w:pPr>
-              <w:spacing w:after="0" w:line="280"/>
+              <w:top w:type="dxa" w:w="35"/>
+              <w:left w:type="dxa" w:w="100"/>
+              <w:bottom w:type="dxa" w:w="35"/>
+              <w:right w:type="dxa" w:w="100"/>
+            </w:tcMar>
+            <w:vAlign w:val="center"/>
+          </w:tcPr>
+          <w:p>
+            <w:pPr>
+              <w:spacing w:after="0" w:line="280" w:lineRule="exact"/>
               <w:jc w:val="center"/>
             </w:pPr>
             <w:r>
@@ -928,16 +1035,16 @@
             </w:tcBorders>
             <w:shd w:fill="D9D9D9" w:color="auto" w:val="clear"/>
             <w:tcMar>
-              <w:top w:type="dxa" w:w="50"/>
-              <w:left w:type="dxa" w:w="100"/>
-              <w:bottom w:type="dxa" w:w="50"/>
-              <w:right w:type="dxa" w:w="100"/>
-            </w:tcMar>
-            <w:vAlign w:val="center"/>
-          </w:tcPr>
-          <w:p>
-            <w:pPr>
-              <w:spacing w:after="0" w:line="280"/>
+              <w:top w:type="dxa" w:w="35"/>
+              <w:left w:type="dxa" w:w="100"/>
+              <w:bottom w:type="dxa" w:w="35"/>
+              <w:right w:type="dxa" w:w="100"/>
+            </w:tcMar>
+            <w:vAlign w:val="center"/>
+          </w:tcPr>
+          <w:p>
+            <w:pPr>
+              <w:spacing w:after="0" w:line="280" w:lineRule="exact"/>
               <w:jc w:val="center"/>
             </w:pPr>
             <w:r>
@@ -963,16 +1070,16 @@
             </w:tcBorders>
             <w:shd w:fill="D9D9D9" w:color="auto" w:val="clear"/>
             <w:tcMar>
-              <w:top w:type="dxa" w:w="50"/>
-              <w:left w:type="dxa" w:w="100"/>
-              <w:bottom w:type="dxa" w:w="50"/>
-              <w:right w:type="dxa" w:w="100"/>
-            </w:tcMar>
-            <w:vAlign w:val="center"/>
-          </w:tcPr>
-          <w:p>
-            <w:pPr>
-              <w:spacing w:after="0" w:line="280"/>
+              <w:top w:type="dxa" w:w="35"/>
+              <w:left w:type="dxa" w:w="100"/>
+              <w:bottom w:type="dxa" w:w="35"/>
+              <w:right w:type="dxa" w:w="100"/>
+            </w:tcMar>
+            <w:vAlign w:val="center"/>
+          </w:tcPr>
+          <w:p>
+            <w:pPr>
+              <w:spacing w:after="0" w:line="280" w:lineRule="exact"/>
               <w:jc w:val="center"/>
             </w:pPr>
             <w:r>
@@ -998,16 +1105,16 @@
             </w:tcBorders>
             <w:shd w:fill="D9D9D9" w:color="auto" w:val="clear"/>
             <w:tcMar>
-              <w:top w:type="dxa" w:w="50"/>
-              <w:left w:type="dxa" w:w="100"/>
-              <w:bottom w:type="dxa" w:w="50"/>
-              <w:right w:type="dxa" w:w="100"/>
-            </w:tcMar>
-            <w:vAlign w:val="center"/>
-          </w:tcPr>
-          <w:p>
-            <w:pPr>
-              <w:spacing w:after="0" w:line="280"/>
+              <w:top w:type="dxa" w:w="35"/>
+              <w:left w:type="dxa" w:w="100"/>
+              <w:bottom w:type="dxa" w:w="35"/>
+              <w:right w:type="dxa" w:w="100"/>
+            </w:tcMar>
+            <w:vAlign w:val="center"/>
+          </w:tcPr>
+          <w:p>
+            <w:pPr>
+              <w:spacing w:after="0" w:line="280" w:lineRule="exact"/>
               <w:jc w:val="center"/>
             </w:pPr>
             <w:r>
@@ -1037,16 +1144,16 @@
               <w:right w:val="single" w:color="777777" w:sz="4"/>
             </w:tcBorders>
             <w:tcMar>
-              <w:top w:type="dxa" w:w="50"/>
-              <w:left w:type="dxa" w:w="100"/>
-              <w:bottom w:type="dxa" w:w="50"/>
-              <w:right w:type="dxa" w:w="100"/>
-            </w:tcMar>
-            <w:vAlign w:val="center"/>
-          </w:tcPr>
-          <w:p>
-            <w:pPr>
-              <w:spacing w:after="0" w:line="280"/>
+              <w:top w:type="dxa" w:w="35"/>
+              <w:left w:type="dxa" w:w="100"/>
+              <w:bottom w:type="dxa" w:w="35"/>
+              <w:right w:type="dxa" w:w="100"/>
+            </w:tcMar>
+            <w:vAlign w:val="center"/>
+          </w:tcPr>
+          <w:p>
+            <w:pPr>
+              <w:spacing w:after="0" w:line="280" w:lineRule="exact"/>
               <w:jc w:val="left"/>
             </w:pPr>
             <w:r>
@@ -1069,16 +1176,16 @@
               <w:right w:val="single" w:color="777777" w:sz="4"/>
             </w:tcBorders>
             <w:tcMar>
-              <w:top w:type="dxa" w:w="50"/>
-              <w:left w:type="dxa" w:w="100"/>
-              <w:bottom w:type="dxa" w:w="50"/>
-              <w:right w:type="dxa" w:w="100"/>
-            </w:tcMar>
-            <w:vAlign w:val="center"/>
-          </w:tcPr>
-          <w:p>
-            <w:pPr>
-              <w:spacing w:after="0" w:line="280"/>
+              <w:top w:type="dxa" w:w="35"/>
+              <w:left w:type="dxa" w:w="100"/>
+              <w:bottom w:type="dxa" w:w="35"/>
+              <w:right w:type="dxa" w:w="100"/>
+            </w:tcMar>
+            <w:vAlign w:val="center"/>
+          </w:tcPr>
+          <w:p>
+            <w:pPr>
+              <w:spacing w:after="0" w:line="280" w:lineRule="exact"/>
               <w:jc w:val="right"/>
             </w:pPr>
             <w:r>
@@ -1101,16 +1208,16 @@
               <w:right w:val="single" w:color="777777" w:sz="4"/>
             </w:tcBorders>
             <w:tcMar>
-              <w:top w:type="dxa" w:w="50"/>
-              <w:left w:type="dxa" w:w="100"/>
-              <w:bottom w:type="dxa" w:w="50"/>
-              <w:right w:type="dxa" w:w="100"/>
-            </w:tcMar>
-            <w:vAlign w:val="center"/>
-          </w:tcPr>
-          <w:p>
-            <w:pPr>
-              <w:spacing w:after="0" w:line="280"/>
+              <w:top w:type="dxa" w:w="35"/>
+              <w:left w:type="dxa" w:w="100"/>
+              <w:bottom w:type="dxa" w:w="35"/>
+              <w:right w:type="dxa" w:w="100"/>
+            </w:tcMar>
+            <w:vAlign w:val="center"/>
+          </w:tcPr>
+          <w:p>
+            <w:pPr>
+              <w:spacing w:after="0" w:line="280" w:lineRule="exact"/>
               <w:jc w:val="right"/>
             </w:pPr>
             <w:r>
@@ -1133,16 +1240,16 @@
               <w:right w:val="single" w:color="777777" w:sz="4"/>
             </w:tcBorders>
             <w:tcMar>
-              <w:top w:type="dxa" w:w="50"/>
-              <w:left w:type="dxa" w:w="100"/>
-              <w:bottom w:type="dxa" w:w="50"/>
-              <w:right w:type="dxa" w:w="100"/>
-            </w:tcMar>
-            <w:vAlign w:val="center"/>
-          </w:tcPr>
-          <w:p>
-            <w:pPr>
-              <w:spacing w:after="0" w:line="280"/>
+              <w:top w:type="dxa" w:w="35"/>
+              <w:left w:type="dxa" w:w="100"/>
+              <w:bottom w:type="dxa" w:w="35"/>
+              <w:right w:type="dxa" w:w="100"/>
+            </w:tcMar>
+            <w:vAlign w:val="center"/>
+          </w:tcPr>
+          <w:p>
+            <w:pPr>
+              <w:spacing w:after="0" w:line="280" w:lineRule="exact"/>
               <w:jc w:val="right"/>
             </w:pPr>
             <w:r>
@@ -1165,16 +1272,16 @@
               <w:right w:val="single" w:color="777777" w:sz="4"/>
             </w:tcBorders>
             <w:tcMar>
-              <w:top w:type="dxa" w:w="50"/>
-              <w:left w:type="dxa" w:w="100"/>
-              <w:bottom w:type="dxa" w:w="50"/>
-              <w:right w:type="dxa" w:w="100"/>
-            </w:tcMar>
-            <w:vAlign w:val="center"/>
-          </w:tcPr>
-          <w:p>
-            <w:pPr>
-              <w:spacing w:after="0" w:line="280"/>
+              <w:top w:type="dxa" w:w="35"/>
+              <w:left w:type="dxa" w:w="100"/>
+              <w:bottom w:type="dxa" w:w="35"/>
+              <w:right w:type="dxa" w:w="100"/>
+            </w:tcMar>
+            <w:vAlign w:val="center"/>
+          </w:tcPr>
+          <w:p>
+            <w:pPr>
+              <w:spacing w:after="0" w:line="280" w:lineRule="exact"/>
               <w:jc w:val="right"/>
             </w:pPr>
             <w:r>
@@ -1197,16 +1304,16 @@
               <w:right w:val="single" w:color="777777" w:sz="4"/>
             </w:tcBorders>
             <w:tcMar>
-              <w:top w:type="dxa" w:w="50"/>
-              <w:left w:type="dxa" w:w="100"/>
-              <w:bottom w:type="dxa" w:w="50"/>
-              <w:right w:type="dxa" w:w="100"/>
-            </w:tcMar>
-            <w:vAlign w:val="center"/>
-          </w:tcPr>
-          <w:p>
-            <w:pPr>
-              <w:spacing w:after="0" w:line="280"/>
+              <w:top w:type="dxa" w:w="35"/>
+              <w:left w:type="dxa" w:w="100"/>
+              <w:bottom w:type="dxa" w:w="35"/>
+              <w:right w:type="dxa" w:w="100"/>
+            </w:tcMar>
+            <w:vAlign w:val="center"/>
+          </w:tcPr>
+          <w:p>
+            <w:pPr>
+              <w:spacing w:after="0" w:line="280" w:lineRule="exact"/>
               <w:jc w:val="right"/>
             </w:pPr>
             <w:r>
@@ -1234,16 +1341,16 @@
               <w:right w:val="single" w:color="777777" w:sz="4"/>
             </w:tcBorders>
             <w:tcMar>
-              <w:top w:type="dxa" w:w="50"/>
-              <w:left w:type="dxa" w:w="100"/>
-              <w:bottom w:type="dxa" w:w="50"/>
-              <w:right w:type="dxa" w:w="100"/>
-            </w:tcMar>
-            <w:vAlign w:val="center"/>
-          </w:tcPr>
-          <w:p>
-            <w:pPr>
-              <w:spacing w:after="0" w:line="280"/>
+              <w:top w:type="dxa" w:w="35"/>
+              <w:left w:type="dxa" w:w="100"/>
+              <w:bottom w:type="dxa" w:w="35"/>
+              <w:right w:type="dxa" w:w="100"/>
+            </w:tcMar>
+            <w:vAlign w:val="center"/>
+          </w:tcPr>
+          <w:p>
+            <w:pPr>
+              <w:spacing w:after="0" w:line="280" w:lineRule="exact"/>
               <w:jc w:val="left"/>
             </w:pPr>
             <w:r>
@@ -1266,16 +1373,16 @@
               <w:right w:val="single" w:color="777777" w:sz="4"/>
             </w:tcBorders>
             <w:tcMar>
-              <w:top w:type="dxa" w:w="50"/>
-              <w:left w:type="dxa" w:w="100"/>
-              <w:bottom w:type="dxa" w:w="50"/>
-              <w:right w:type="dxa" w:w="100"/>
-            </w:tcMar>
-            <w:vAlign w:val="center"/>
-          </w:tcPr>
-          <w:p>
-            <w:pPr>
-              <w:spacing w:after="0" w:line="280"/>
+              <w:top w:type="dxa" w:w="35"/>
+              <w:left w:type="dxa" w:w="100"/>
+              <w:bottom w:type="dxa" w:w="35"/>
+              <w:right w:type="dxa" w:w="100"/>
+            </w:tcMar>
+            <w:vAlign w:val="center"/>
+          </w:tcPr>
+          <w:p>
+            <w:pPr>
+              <w:spacing w:after="0" w:line="280" w:lineRule="exact"/>
               <w:jc w:val="right"/>
             </w:pPr>
             <w:r>
@@ -1298,16 +1405,16 @@
               <w:right w:val="single" w:color="777777" w:sz="4"/>
             </w:tcBorders>
             <w:tcMar>
-              <w:top w:type="dxa" w:w="50"/>
-              <w:left w:type="dxa" w:w="100"/>
-              <w:bottom w:type="dxa" w:w="50"/>
-              <w:right w:type="dxa" w:w="100"/>
-            </w:tcMar>
-            <w:vAlign w:val="center"/>
-          </w:tcPr>
-          <w:p>
-            <w:pPr>
-              <w:spacing w:after="0" w:line="280"/>
+              <w:top w:type="dxa" w:w="35"/>
+              <w:left w:type="dxa" w:w="100"/>
+              <w:bottom w:type="dxa" w:w="35"/>
+              <w:right w:type="dxa" w:w="100"/>
+            </w:tcMar>
+            <w:vAlign w:val="center"/>
+          </w:tcPr>
+          <w:p>
+            <w:pPr>
+              <w:spacing w:after="0" w:line="280" w:lineRule="exact"/>
               <w:jc w:val="right"/>
             </w:pPr>
             <w:r>
@@ -1330,16 +1437,16 @@
               <w:right w:val="single" w:color="777777" w:sz="4"/>
             </w:tcBorders>
             <w:tcMar>
-              <w:top w:type="dxa" w:w="50"/>
-              <w:left w:type="dxa" w:w="100"/>
-              <w:bottom w:type="dxa" w:w="50"/>
-              <w:right w:type="dxa" w:w="100"/>
-            </w:tcMar>
-            <w:vAlign w:val="center"/>
-          </w:tcPr>
-          <w:p>
-            <w:pPr>
-              <w:spacing w:after="0" w:line="280"/>
+              <w:top w:type="dxa" w:w="35"/>
+              <w:left w:type="dxa" w:w="100"/>
+              <w:bottom w:type="dxa" w:w="35"/>
+              <w:right w:type="dxa" w:w="100"/>
+            </w:tcMar>
+            <w:vAlign w:val="center"/>
+          </w:tcPr>
+          <w:p>
+            <w:pPr>
+              <w:spacing w:after="0" w:line="280" w:lineRule="exact"/>
               <w:jc w:val="right"/>
             </w:pPr>
             <w:r>
@@ -1362,16 +1469,16 @@
               <w:right w:val="single" w:color="777777" w:sz="4"/>
             </w:tcBorders>
             <w:tcMar>
-              <w:top w:type="dxa" w:w="50"/>
-              <w:left w:type="dxa" w:w="100"/>
-              <w:bottom w:type="dxa" w:w="50"/>
-              <w:right w:type="dxa" w:w="100"/>
-            </w:tcMar>
-            <w:vAlign w:val="center"/>
-          </w:tcPr>
-          <w:p>
-            <w:pPr>
-              <w:spacing w:after="0" w:line="280"/>
+              <w:top w:type="dxa" w:w="35"/>
+              <w:left w:type="dxa" w:w="100"/>
+              <w:bottom w:type="dxa" w:w="35"/>
+              <w:right w:type="dxa" w:w="100"/>
+            </w:tcMar>
+            <w:vAlign w:val="center"/>
+          </w:tcPr>
+          <w:p>
+            <w:pPr>
+              <w:spacing w:after="0" w:line="280" w:lineRule="exact"/>
               <w:jc w:val="right"/>
             </w:pPr>
             <w:r>
@@ -1394,16 +1501,16 @@
               <w:right w:val="single" w:color="777777" w:sz="4"/>
             </w:tcBorders>
             <w:tcMar>
-              <w:top w:type="dxa" w:w="50"/>
-              <w:left w:type="dxa" w:w="100"/>
-              <w:bottom w:type="dxa" w:w="50"/>
-              <w:right w:type="dxa" w:w="100"/>
-            </w:tcMar>
-            <w:vAlign w:val="center"/>
-          </w:tcPr>
-          <w:p>
-            <w:pPr>
-              <w:spacing w:after="0" w:line="280"/>
+              <w:top w:type="dxa" w:w="35"/>
+              <w:left w:type="dxa" w:w="100"/>
+              <w:bottom w:type="dxa" w:w="35"/>
+              <w:right w:type="dxa" w:w="100"/>
+            </w:tcMar>
+            <w:vAlign w:val="center"/>
+          </w:tcPr>
+          <w:p>
+            <w:pPr>
+              <w:spacing w:after="0" w:line="280" w:lineRule="exact"/>
               <w:jc w:val="right"/>
             </w:pPr>
             <w:r>
@@ -1431,16 +1538,16 @@
               <w:right w:val="single" w:color="777777" w:sz="4"/>
             </w:tcBorders>
             <w:tcMar>
-              <w:top w:type="dxa" w:w="50"/>
-              <w:left w:type="dxa" w:w="100"/>
-              <w:bottom w:type="dxa" w:w="50"/>
-              <w:right w:type="dxa" w:w="100"/>
-            </w:tcMar>
-            <w:vAlign w:val="center"/>
-          </w:tcPr>
-          <w:p>
-            <w:pPr>
-              <w:spacing w:after="0" w:line="280"/>
+              <w:top w:type="dxa" w:w="35"/>
+              <w:left w:type="dxa" w:w="100"/>
+              <w:bottom w:type="dxa" w:w="35"/>
+              <w:right w:type="dxa" w:w="100"/>
+            </w:tcMar>
+            <w:vAlign w:val="center"/>
+          </w:tcPr>
+          <w:p>
+            <w:pPr>
+              <w:spacing w:after="0" w:line="280" w:lineRule="exact"/>
               <w:jc w:val="left"/>
             </w:pPr>
             <w:r>
@@ -1463,16 +1570,16 @@
               <w:right w:val="single" w:color="777777" w:sz="4"/>
             </w:tcBorders>
             <w:tcMar>
-              <w:top w:type="dxa" w:w="50"/>
-              <w:left w:type="dxa" w:w="100"/>
-              <w:bottom w:type="dxa" w:w="50"/>
-              <w:right w:type="dxa" w:w="100"/>
-            </w:tcMar>
-            <w:vAlign w:val="center"/>
-          </w:tcPr>
-          <w:p>
-            <w:pPr>
-              <w:spacing w:after="0" w:line="280"/>
+              <w:top w:type="dxa" w:w="35"/>
+              <w:left w:type="dxa" w:w="100"/>
+              <w:bottom w:type="dxa" w:w="35"/>
+              <w:right w:type="dxa" w:w="100"/>
+            </w:tcMar>
+            <w:vAlign w:val="center"/>
+          </w:tcPr>
+          <w:p>
+            <w:pPr>
+              <w:spacing w:after="0" w:line="280" w:lineRule="exact"/>
               <w:jc w:val="right"/>
             </w:pPr>
             <w:r>
@@ -1495,16 +1602,16 @@
               <w:right w:val="single" w:color="777777" w:sz="4"/>
             </w:tcBorders>
             <w:tcMar>
-              <w:top w:type="dxa" w:w="50"/>
-              <w:left w:type="dxa" w:w="100"/>
-              <w:bottom w:type="dxa" w:w="50"/>
-              <w:right w:type="dxa" w:w="100"/>
-            </w:tcMar>
-            <w:vAlign w:val="center"/>
-          </w:tcPr>
-          <w:p>
-            <w:pPr>
-              <w:spacing w:after="0" w:line="280"/>
+              <w:top w:type="dxa" w:w="35"/>
+              <w:left w:type="dxa" w:w="100"/>
+              <w:bottom w:type="dxa" w:w="35"/>
+              <w:right w:type="dxa" w:w="100"/>
+            </w:tcMar>
+            <w:vAlign w:val="center"/>
+          </w:tcPr>
+          <w:p>
+            <w:pPr>
+              <w:spacing w:after="0" w:line="280" w:lineRule="exact"/>
               <w:jc w:val="right"/>
             </w:pPr>
             <w:r>
@@ -1527,16 +1634,16 @@
               <w:right w:val="single" w:color="777777" w:sz="4"/>
             </w:tcBorders>
             <w:tcMar>
-              <w:top w:type="dxa" w:w="50"/>
-              <w:left w:type="dxa" w:w="100"/>
-              <w:bottom w:type="dxa" w:w="50"/>
-              <w:right w:type="dxa" w:w="100"/>
-            </w:tcMar>
-            <w:vAlign w:val="center"/>
-          </w:tcPr>
-          <w:p>
-            <w:pPr>
-              <w:spacing w:after="0" w:line="280"/>
+              <w:top w:type="dxa" w:w="35"/>
+              <w:left w:type="dxa" w:w="100"/>
+              <w:bottom w:type="dxa" w:w="35"/>
+              <w:right w:type="dxa" w:w="100"/>
+            </w:tcMar>
+            <w:vAlign w:val="center"/>
+          </w:tcPr>
+          <w:p>
+            <w:pPr>
+              <w:spacing w:after="0" w:line="280" w:lineRule="exact"/>
               <w:jc w:val="right"/>
             </w:pPr>
             <w:r>
@@ -1559,16 +1666,16 @@
               <w:right w:val="single" w:color="777777" w:sz="4"/>
             </w:tcBorders>
             <w:tcMar>
-              <w:top w:type="dxa" w:w="50"/>
-              <w:left w:type="dxa" w:w="100"/>
-              <w:bottom w:type="dxa" w:w="50"/>
-              <w:right w:type="dxa" w:w="100"/>
-            </w:tcMar>
-            <w:vAlign w:val="center"/>
-          </w:tcPr>
-          <w:p>
-            <w:pPr>
-              <w:spacing w:after="0" w:line="280"/>
+              <w:top w:type="dxa" w:w="35"/>
+              <w:left w:type="dxa" w:w="100"/>
+              <w:bottom w:type="dxa" w:w="35"/>
+              <w:right w:type="dxa" w:w="100"/>
+            </w:tcMar>
+            <w:vAlign w:val="center"/>
+          </w:tcPr>
+          <w:p>
+            <w:pPr>
+              <w:spacing w:after="0" w:line="280" w:lineRule="exact"/>
               <w:jc w:val="right"/>
             </w:pPr>
             <w:r>
@@ -1591,16 +1698,16 @@
               <w:right w:val="single" w:color="777777" w:sz="4"/>
             </w:tcBorders>
             <w:tcMar>
-              <w:top w:type="dxa" w:w="50"/>
-              <w:left w:type="dxa" w:w="100"/>
-              <w:bottom w:type="dxa" w:w="50"/>
-              <w:right w:type="dxa" w:w="100"/>
-            </w:tcMar>
-            <w:vAlign w:val="center"/>
-          </w:tcPr>
-          <w:p>
-            <w:pPr>
-              <w:spacing w:after="0" w:line="280"/>
+              <w:top w:type="dxa" w:w="35"/>
+              <w:left w:type="dxa" w:w="100"/>
+              <w:bottom w:type="dxa" w:w="35"/>
+              <w:right w:type="dxa" w:w="100"/>
+            </w:tcMar>
+            <w:vAlign w:val="center"/>
+          </w:tcPr>
+          <w:p>
+            <w:pPr>
+              <w:spacing w:after="0" w:line="280" w:lineRule="exact"/>
               <w:jc w:val="right"/>
             </w:pPr>
             <w:r>
@@ -1628,16 +1735,16 @@
               <w:right w:val="single" w:color="777777" w:sz="4"/>
             </w:tcBorders>
             <w:tcMar>
-              <w:top w:type="dxa" w:w="50"/>
-              <w:left w:type="dxa" w:w="100"/>
-              <w:bottom w:type="dxa" w:w="50"/>
-              <w:right w:type="dxa" w:w="100"/>
-            </w:tcMar>
-            <w:vAlign w:val="center"/>
-          </w:tcPr>
-          <w:p>
-            <w:pPr>
-              <w:spacing w:after="0" w:line="280"/>
+              <w:top w:type="dxa" w:w="35"/>
+              <w:left w:type="dxa" w:w="100"/>
+              <w:bottom w:type="dxa" w:w="35"/>
+              <w:right w:type="dxa" w:w="100"/>
+            </w:tcMar>
+            <w:vAlign w:val="center"/>
+          </w:tcPr>
+          <w:p>
+            <w:pPr>
+              <w:spacing w:after="0" w:line="280" w:lineRule="exact"/>
               <w:jc w:val="left"/>
             </w:pPr>
             <w:r>
@@ -1660,16 +1767,16 @@
               <w:right w:val="single" w:color="777777" w:sz="4"/>
             </w:tcBorders>
             <w:tcMar>
-              <w:top w:type="dxa" w:w="50"/>
-              <w:left w:type="dxa" w:w="100"/>
-              <w:bottom w:type="dxa" w:w="50"/>
-              <w:right w:type="dxa" w:w="100"/>
-            </w:tcMar>
-            <w:vAlign w:val="center"/>
-          </w:tcPr>
-          <w:p>
-            <w:pPr>
-              <w:spacing w:after="0" w:line="280"/>
+              <w:top w:type="dxa" w:w="35"/>
+              <w:left w:type="dxa" w:w="100"/>
+              <w:bottom w:type="dxa" w:w="35"/>
+              <w:right w:type="dxa" w:w="100"/>
+            </w:tcMar>
+            <w:vAlign w:val="center"/>
+          </w:tcPr>
+          <w:p>
+            <w:pPr>
+              <w:spacing w:after="0" w:line="280" w:lineRule="exact"/>
               <w:jc w:val="right"/>
             </w:pPr>
             <w:r>
@@ -1692,16 +1799,16 @@
               <w:right w:val="single" w:color="777777" w:sz="4"/>
             </w:tcBorders>
             <w:tcMar>
-              <w:top w:type="dxa" w:w="50"/>
-              <w:left w:type="dxa" w:w="100"/>
-              <w:bottom w:type="dxa" w:w="50"/>
-              <w:right w:type="dxa" w:w="100"/>
-            </w:tcMar>
-            <w:vAlign w:val="center"/>
-          </w:tcPr>
-          <w:p>
-            <w:pPr>
-              <w:spacing w:after="0" w:line="280"/>
+              <w:top w:type="dxa" w:w="35"/>
+              <w:left w:type="dxa" w:w="100"/>
+              <w:bottom w:type="dxa" w:w="35"/>
+              <w:right w:type="dxa" w:w="100"/>
+            </w:tcMar>
+            <w:vAlign w:val="center"/>
+          </w:tcPr>
+          <w:p>
+            <w:pPr>
+              <w:spacing w:after="0" w:line="280" w:lineRule="exact"/>
               <w:jc w:val="right"/>
             </w:pPr>
             <w:r>
@@ -1724,16 +1831,16 @@
               <w:right w:val="single" w:color="777777" w:sz="4"/>
             </w:tcBorders>
             <w:tcMar>
-              <w:top w:type="dxa" w:w="50"/>
-              <w:left w:type="dxa" w:w="100"/>
-              <w:bottom w:type="dxa" w:w="50"/>
-              <w:right w:type="dxa" w:w="100"/>
-            </w:tcMar>
-            <w:vAlign w:val="center"/>
-          </w:tcPr>
-          <w:p>
-            <w:pPr>
-              <w:spacing w:after="0" w:line="280"/>
+              <w:top w:type="dxa" w:w="35"/>
+              <w:left w:type="dxa" w:w="100"/>
+              <w:bottom w:type="dxa" w:w="35"/>
+              <w:right w:type="dxa" w:w="100"/>
+            </w:tcMar>
+            <w:vAlign w:val="center"/>
+          </w:tcPr>
+          <w:p>
+            <w:pPr>
+              <w:spacing w:after="0" w:line="280" w:lineRule="exact"/>
               <w:jc w:val="right"/>
             </w:pPr>
             <w:r>
@@ -1756,16 +1863,16 @@
               <w:right w:val="single" w:color="777777" w:sz="4"/>
             </w:tcBorders>
             <w:tcMar>
-              <w:top w:type="dxa" w:w="50"/>
-              <w:left w:type="dxa" w:w="100"/>
-              <w:bottom w:type="dxa" w:w="50"/>
-              <w:right w:type="dxa" w:w="100"/>
-            </w:tcMar>
-            <w:vAlign w:val="center"/>
-          </w:tcPr>
-          <w:p>
-            <w:pPr>
-              <w:spacing w:after="0" w:line="280"/>
+              <w:top w:type="dxa" w:w="35"/>
+              <w:left w:type="dxa" w:w="100"/>
+              <w:bottom w:type="dxa" w:w="35"/>
+              <w:right w:type="dxa" w:w="100"/>
+            </w:tcMar>
+            <w:vAlign w:val="center"/>
+          </w:tcPr>
+          <w:p>
+            <w:pPr>
+              <w:spacing w:after="0" w:line="280" w:lineRule="exact"/>
               <w:jc w:val="right"/>
             </w:pPr>
             <w:r>
@@ -1788,16 +1895,16 @@
               <w:right w:val="single" w:color="777777" w:sz="4"/>
             </w:tcBorders>
             <w:tcMar>
-              <w:top w:type="dxa" w:w="50"/>
-              <w:left w:type="dxa" w:w="100"/>
-              <w:bottom w:type="dxa" w:w="50"/>
-              <w:right w:type="dxa" w:w="100"/>
-            </w:tcMar>
-            <w:vAlign w:val="center"/>
-          </w:tcPr>
-          <w:p>
-            <w:pPr>
-              <w:spacing w:after="0" w:line="280"/>
+              <w:top w:type="dxa" w:w="35"/>
+              <w:left w:type="dxa" w:w="100"/>
+              <w:bottom w:type="dxa" w:w="35"/>
+              <w:right w:type="dxa" w:w="100"/>
+            </w:tcMar>
+            <w:vAlign w:val="center"/>
+          </w:tcPr>
+          <w:p>
+            <w:pPr>
+              <w:spacing w:after="0" w:line="280" w:lineRule="exact"/>
               <w:jc w:val="right"/>
             </w:pPr>
             <w:r>
@@ -1825,16 +1932,16 @@
               <w:right w:val="single" w:color="777777" w:sz="4"/>
             </w:tcBorders>
             <w:tcMar>
-              <w:top w:type="dxa" w:w="50"/>
-              <w:left w:type="dxa" w:w="100"/>
-              <w:bottom w:type="dxa" w:w="50"/>
-              <w:right w:type="dxa" w:w="100"/>
-            </w:tcMar>
-            <w:vAlign w:val="center"/>
-          </w:tcPr>
-          <w:p>
-            <w:pPr>
-              <w:spacing w:after="0" w:line="280"/>
+              <w:top w:type="dxa" w:w="35"/>
+              <w:left w:type="dxa" w:w="100"/>
+              <w:bottom w:type="dxa" w:w="35"/>
+              <w:right w:type="dxa" w:w="100"/>
+            </w:tcMar>
+            <w:vAlign w:val="center"/>
+          </w:tcPr>
+          <w:p>
+            <w:pPr>
+              <w:spacing w:after="0" w:line="280" w:lineRule="exact"/>
               <w:jc w:val="left"/>
             </w:pPr>
             <w:r>
@@ -1857,16 +1964,16 @@
               <w:right w:val="single" w:color="777777" w:sz="4"/>
             </w:tcBorders>
             <w:tcMar>
-              <w:top w:type="dxa" w:w="50"/>
-              <w:left w:type="dxa" w:w="100"/>
-              <w:bottom w:type="dxa" w:w="50"/>
-              <w:right w:type="dxa" w:w="100"/>
-            </w:tcMar>
-            <w:vAlign w:val="center"/>
-          </w:tcPr>
-          <w:p>
-            <w:pPr>
-              <w:spacing w:after="0" w:line="280"/>
+              <w:top w:type="dxa" w:w="35"/>
+              <w:left w:type="dxa" w:w="100"/>
+              <w:bottom w:type="dxa" w:w="35"/>
+              <w:right w:type="dxa" w:w="100"/>
+            </w:tcMar>
+            <w:vAlign w:val="center"/>
+          </w:tcPr>
+          <w:p>
+            <w:pPr>
+              <w:spacing w:after="0" w:line="280" w:lineRule="exact"/>
               <w:jc w:val="right"/>
             </w:pPr>
             <w:r>
@@ -1889,16 +1996,16 @@
               <w:right w:val="single" w:color="777777" w:sz="4"/>
             </w:tcBorders>
             <w:tcMar>
-              <w:top w:type="dxa" w:w="50"/>
-              <w:left w:type="dxa" w:w="100"/>
-              <w:bottom w:type="dxa" w:w="50"/>
-              <w:right w:type="dxa" w:w="100"/>
-            </w:tcMar>
-            <w:vAlign w:val="center"/>
-          </w:tcPr>
-          <w:p>
-            <w:pPr>
-              <w:spacing w:after="0" w:line="280"/>
+              <w:top w:type="dxa" w:w="35"/>
+              <w:left w:type="dxa" w:w="100"/>
+              <w:bottom w:type="dxa" w:w="35"/>
+              <w:right w:type="dxa" w:w="100"/>
+            </w:tcMar>
+            <w:vAlign w:val="center"/>
+          </w:tcPr>
+          <w:p>
+            <w:pPr>
+              <w:spacing w:after="0" w:line="280" w:lineRule="exact"/>
               <w:jc w:val="right"/>
             </w:pPr>
             <w:r>
@@ -1921,16 +2028,16 @@
               <w:right w:val="single" w:color="777777" w:sz="4"/>
             </w:tcBorders>
             <w:tcMar>
-              <w:top w:type="dxa" w:w="50"/>
-              <w:left w:type="dxa" w:w="100"/>
-              <w:bottom w:type="dxa" w:w="50"/>
-              <w:right w:type="dxa" w:w="100"/>
-            </w:tcMar>
-            <w:vAlign w:val="center"/>
-          </w:tcPr>
-          <w:p>
-            <w:pPr>
-              <w:spacing w:after="0" w:line="280"/>
+              <w:top w:type="dxa" w:w="35"/>
+              <w:left w:type="dxa" w:w="100"/>
+              <w:bottom w:type="dxa" w:w="35"/>
+              <w:right w:type="dxa" w:w="100"/>
+            </w:tcMar>
+            <w:vAlign w:val="center"/>
+          </w:tcPr>
+          <w:p>
+            <w:pPr>
+              <w:spacing w:after="0" w:line="280" w:lineRule="exact"/>
               <w:jc w:val="right"/>
             </w:pPr>
             <w:r>
@@ -1953,16 +2060,16 @@
               <w:right w:val="single" w:color="777777" w:sz="4"/>
             </w:tcBorders>
             <w:tcMar>
-              <w:top w:type="dxa" w:w="50"/>
-              <w:left w:type="dxa" w:w="100"/>
-              <w:bottom w:type="dxa" w:w="50"/>
-              <w:right w:type="dxa" w:w="100"/>
-            </w:tcMar>
-            <w:vAlign w:val="center"/>
-          </w:tcPr>
-          <w:p>
-            <w:pPr>
-              <w:spacing w:after="0" w:line="280"/>
+              <w:top w:type="dxa" w:w="35"/>
+              <w:left w:type="dxa" w:w="100"/>
+              <w:bottom w:type="dxa" w:w="35"/>
+              <w:right w:type="dxa" w:w="100"/>
+            </w:tcMar>
+            <w:vAlign w:val="center"/>
+          </w:tcPr>
+          <w:p>
+            <w:pPr>
+              <w:spacing w:after="0" w:line="280" w:lineRule="exact"/>
               <w:jc w:val="right"/>
             </w:pPr>
             <w:r>
@@ -1985,16 +2092,16 @@
               <w:right w:val="single" w:color="777777" w:sz="4"/>
             </w:tcBorders>
             <w:tcMar>
-              <w:top w:type="dxa" w:w="50"/>
-              <w:left w:type="dxa" w:w="100"/>
-              <w:bottom w:type="dxa" w:w="50"/>
-              <w:right w:type="dxa" w:w="100"/>
-            </w:tcMar>
-            <w:vAlign w:val="center"/>
-          </w:tcPr>
-          <w:p>
-            <w:pPr>
-              <w:spacing w:after="0" w:line="280"/>
+              <w:top w:type="dxa" w:w="35"/>
+              <w:left w:type="dxa" w:w="100"/>
+              <w:bottom w:type="dxa" w:w="35"/>
+              <w:right w:type="dxa" w:w="100"/>
+            </w:tcMar>
+            <w:vAlign w:val="center"/>
+          </w:tcPr>
+          <w:p>
+            <w:pPr>
+              <w:spacing w:after="0" w:line="280" w:lineRule="exact"/>
               <w:jc w:val="right"/>
             </w:pPr>
             <w:r>
@@ -2022,16 +2129,16 @@
               <w:right w:val="single" w:color="777777" w:sz="4"/>
             </w:tcBorders>
             <w:tcMar>
-              <w:top w:type="dxa" w:w="50"/>
-              <w:left w:type="dxa" w:w="100"/>
-              <w:bottom w:type="dxa" w:w="50"/>
-              <w:right w:type="dxa" w:w="100"/>
-            </w:tcMar>
-            <w:vAlign w:val="center"/>
-          </w:tcPr>
-          <w:p>
-            <w:pPr>
-              <w:spacing w:after="0" w:line="280"/>
+              <w:top w:type="dxa" w:w="35"/>
+              <w:left w:type="dxa" w:w="100"/>
+              <w:bottom w:type="dxa" w:w="35"/>
+              <w:right w:type="dxa" w:w="100"/>
+            </w:tcMar>
+            <w:vAlign w:val="center"/>
+          </w:tcPr>
+          <w:p>
+            <w:pPr>
+              <w:spacing w:after="0" w:line="280" w:lineRule="exact"/>
               <w:jc w:val="left"/>
             </w:pPr>
             <w:r>
@@ -2054,16 +2161,16 @@
               <w:right w:val="single" w:color="777777" w:sz="4"/>
             </w:tcBorders>
             <w:tcMar>
-              <w:top w:type="dxa" w:w="50"/>
-              <w:left w:type="dxa" w:w="100"/>
-              <w:bottom w:type="dxa" w:w="50"/>
-              <w:right w:type="dxa" w:w="100"/>
-            </w:tcMar>
-            <w:vAlign w:val="center"/>
-          </w:tcPr>
-          <w:p>
-            <w:pPr>
-              <w:spacing w:after="0" w:line="280"/>
+              <w:top w:type="dxa" w:w="35"/>
+              <w:left w:type="dxa" w:w="100"/>
+              <w:bottom w:type="dxa" w:w="35"/>
+              <w:right w:type="dxa" w:w="100"/>
+            </w:tcMar>
+            <w:vAlign w:val="center"/>
+          </w:tcPr>
+          <w:p>
+            <w:pPr>
+              <w:spacing w:after="0" w:line="280" w:lineRule="exact"/>
               <w:jc w:val="right"/>
             </w:pPr>
             <w:r>
@@ -2086,16 +2193,16 @@
               <w:right w:val="single" w:color="777777" w:sz="4"/>
             </w:tcBorders>
             <w:tcMar>
-              <w:top w:type="dxa" w:w="50"/>
-              <w:left w:type="dxa" w:w="100"/>
-              <w:bottom w:type="dxa" w:w="50"/>
-              <w:right w:type="dxa" w:w="100"/>
-            </w:tcMar>
-            <w:vAlign w:val="center"/>
-          </w:tcPr>
-          <w:p>
-            <w:pPr>
-              <w:spacing w:after="0" w:line="280"/>
+              <w:top w:type="dxa" w:w="35"/>
+              <w:left w:type="dxa" w:w="100"/>
+              <w:bottom w:type="dxa" w:w="35"/>
+              <w:right w:type="dxa" w:w="100"/>
+            </w:tcMar>
+            <w:vAlign w:val="center"/>
+          </w:tcPr>
+          <w:p>
+            <w:pPr>
+              <w:spacing w:after="0" w:line="280" w:lineRule="exact"/>
               <w:jc w:val="right"/>
             </w:pPr>
             <w:r>
@@ -2118,16 +2225,16 @@
               <w:right w:val="single" w:color="777777" w:sz="4"/>
             </w:tcBorders>
             <w:tcMar>
-              <w:top w:type="dxa" w:w="50"/>
-              <w:left w:type="dxa" w:w="100"/>
-              <w:bottom w:type="dxa" w:w="50"/>
-              <w:right w:type="dxa" w:w="100"/>
-            </w:tcMar>
-            <w:vAlign w:val="center"/>
-          </w:tcPr>
-          <w:p>
-            <w:pPr>
-              <w:spacing w:after="0" w:line="280"/>
+              <w:top w:type="dxa" w:w="35"/>
+              <w:left w:type="dxa" w:w="100"/>
+              <w:bottom w:type="dxa" w:w="35"/>
+              <w:right w:type="dxa" w:w="100"/>
+            </w:tcMar>
+            <w:vAlign w:val="center"/>
+          </w:tcPr>
+          <w:p>
+            <w:pPr>
+              <w:spacing w:after="0" w:line="280" w:lineRule="exact"/>
               <w:jc w:val="right"/>
             </w:pPr>
             <w:r>
@@ -2150,16 +2257,16 @@
               <w:right w:val="single" w:color="777777" w:sz="4"/>
             </w:tcBorders>
             <w:tcMar>
-              <w:top w:type="dxa" w:w="50"/>
-              <w:left w:type="dxa" w:w="100"/>
-              <w:bottom w:type="dxa" w:w="50"/>
-              <w:right w:type="dxa" w:w="100"/>
-            </w:tcMar>
-            <w:vAlign w:val="center"/>
-          </w:tcPr>
-          <w:p>
-            <w:pPr>
-              <w:spacing w:after="0" w:line="280"/>
+              <w:top w:type="dxa" w:w="35"/>
+              <w:left w:type="dxa" w:w="100"/>
+              <w:bottom w:type="dxa" w:w="35"/>
+              <w:right w:type="dxa" w:w="100"/>
+            </w:tcMar>
+            <w:vAlign w:val="center"/>
+          </w:tcPr>
+          <w:p>
+            <w:pPr>
+              <w:spacing w:after="0" w:line="280" w:lineRule="exact"/>
               <w:jc w:val="right"/>
             </w:pPr>
             <w:r>
@@ -2182,16 +2289,16 @@
               <w:right w:val="single" w:color="777777" w:sz="4"/>
             </w:tcBorders>
             <w:tcMar>
-              <w:top w:type="dxa" w:w="50"/>
-              <w:left w:type="dxa" w:w="100"/>
-              <w:bottom w:type="dxa" w:w="50"/>
-              <w:right w:type="dxa" w:w="100"/>
-            </w:tcMar>
-            <w:vAlign w:val="center"/>
-          </w:tcPr>
-          <w:p>
-            <w:pPr>
-              <w:spacing w:after="0" w:line="280"/>
+              <w:top w:type="dxa" w:w="35"/>
+              <w:left w:type="dxa" w:w="100"/>
+              <w:bottom w:type="dxa" w:w="35"/>
+              <w:right w:type="dxa" w:w="100"/>
+            </w:tcMar>
+            <w:vAlign w:val="center"/>
+          </w:tcPr>
+          <w:p>
+            <w:pPr>
+              <w:spacing w:after="0" w:line="280" w:lineRule="exact"/>
               <w:jc w:val="right"/>
             </w:pPr>
             <w:r>
@@ -2208,7 +2315,7 @@
     </w:tbl>
     <w:p>
       <w:pPr>
-        <w:spacing w:after="80" w:before="40" w:line="300"/>
+        <w:spacing w:after="80" w:before="40" w:line="300" w:lineRule="exact"/>
       </w:pPr>
       <w:r>
         <w:rPr>
@@ -2319,7 +2426,7 @@
           <w:ilvl w:val="0"/>
           <w:numId w:val="2"/>
         </w:numPr>
-        <w:spacing w:after="60" w:before="0" w:line="300"/>
+        <w:spacing w:after="60" w:before="0" w:line="300" w:lineRule="exact"/>
       </w:pPr>
       <w:r>
         <w:rPr>
@@ -2347,7 +2454,7 @@
           <w:ilvl w:val="0"/>
           <w:numId w:val="2"/>
         </w:numPr>
-        <w:spacing w:after="60" w:before="0" w:line="300"/>
+        <w:spacing w:after="60" w:before="0" w:line="300" w:lineRule="exact"/>
       </w:pPr>
       <w:r>
         <w:rPr>
@@ -2369,17 +2476,13 @@
       </w:r>
     </w:p>
     <w:p>
-      <w:r>
-        <w:br w:type="page"/>
-      </w:r>
-    </w:p>
-    <w:p>
       <w:pPr>
         <w:keepNext/>
+        <w:pageBreakBefore/>
         <w:pBdr>
           <w:bottom w:val="single" w:color="444444" w:sz="8" w:space="2"/>
         </w:pBdr>
-        <w:spacing w:after="100" w:before="200"/>
+        <w:spacing w:after="100" w:before="200" w:line="340" w:lineRule="exact"/>
       </w:pPr>
       <w:r>
         <w:rPr>
@@ -2389,12 +2492,12 @@
           <w:sz w:val="24"/>
           <w:szCs w:val="24"/>
         </w:rPr>
-        <w:t xml:space="preserve">5. 料金の変更が利用者に与えた影響</w:t>
+        <w:t xml:space="preserve">6. 料金の変更が利用者に与えた影響</w:t>
       </w:r>
     </w:p>
     <w:p>
       <w:pPr>
-        <w:spacing w:after="80" w:before="0" w:line="300"/>
+        <w:spacing w:after="80" w:before="0" w:line="300" w:lineRule="exact"/>
       </w:pPr>
       <w:r>
         <w:rPr>
@@ -2440,16 +2543,16 @@
             </w:tcBorders>
             <w:shd w:fill="D9D9D9" w:color="auto" w:val="clear"/>
             <w:tcMar>
-              <w:top w:type="dxa" w:w="50"/>
-              <w:left w:type="dxa" w:w="100"/>
-              <w:bottom w:type="dxa" w:w="50"/>
-              <w:right w:type="dxa" w:w="100"/>
-            </w:tcMar>
-            <w:vAlign w:val="center"/>
-          </w:tcPr>
-          <w:p>
-            <w:pPr>
-              <w:spacing w:after="0" w:line="280"/>
+              <w:top w:type="dxa" w:w="35"/>
+              <w:left w:type="dxa" w:w="100"/>
+              <w:bottom w:type="dxa" w:w="35"/>
+              <w:right w:type="dxa" w:w="100"/>
+            </w:tcMar>
+            <w:vAlign w:val="center"/>
+          </w:tcPr>
+          <w:p>
+            <w:pPr>
+              <w:spacing w:after="0" w:line="280" w:lineRule="exact"/>
               <w:jc w:val="center"/>
             </w:pPr>
             <w:r>
@@ -2475,16 +2578,16 @@
             </w:tcBorders>
             <w:shd w:fill="D9D9D9" w:color="auto" w:val="clear"/>
             <w:tcMar>
-              <w:top w:type="dxa" w:w="50"/>
-              <w:left w:type="dxa" w:w="100"/>
-              <w:bottom w:type="dxa" w:w="50"/>
-              <w:right w:type="dxa" w:w="100"/>
-            </w:tcMar>
-            <w:vAlign w:val="center"/>
-          </w:tcPr>
-          <w:p>
-            <w:pPr>
-              <w:spacing w:after="0" w:line="280"/>
+              <w:top w:type="dxa" w:w="35"/>
+              <w:left w:type="dxa" w:w="100"/>
+              <w:bottom w:type="dxa" w:w="35"/>
+              <w:right w:type="dxa" w:w="100"/>
+            </w:tcMar>
+            <w:vAlign w:val="center"/>
+          </w:tcPr>
+          <w:p>
+            <w:pPr>
+              <w:spacing w:after="0" w:line="280" w:lineRule="exact"/>
               <w:jc w:val="center"/>
             </w:pPr>
             <w:r>
@@ -2510,16 +2613,16 @@
             </w:tcBorders>
             <w:shd w:fill="D9D9D9" w:color="auto" w:val="clear"/>
             <w:tcMar>
-              <w:top w:type="dxa" w:w="50"/>
-              <w:left w:type="dxa" w:w="100"/>
-              <w:bottom w:type="dxa" w:w="50"/>
-              <w:right w:type="dxa" w:w="100"/>
-            </w:tcMar>
-            <w:vAlign w:val="center"/>
-          </w:tcPr>
-          <w:p>
-            <w:pPr>
-              <w:spacing w:after="0" w:line="280"/>
+              <w:top w:type="dxa" w:w="35"/>
+              <w:left w:type="dxa" w:w="100"/>
+              <w:bottom w:type="dxa" w:w="35"/>
+              <w:right w:type="dxa" w:w="100"/>
+            </w:tcMar>
+            <w:vAlign w:val="center"/>
+          </w:tcPr>
+          <w:p>
+            <w:pPr>
+              <w:spacing w:after="0" w:line="280" w:lineRule="exact"/>
               <w:jc w:val="center"/>
             </w:pPr>
             <w:r>
@@ -2545,16 +2648,16 @@
             </w:tcBorders>
             <w:shd w:fill="D9D9D9" w:color="auto" w:val="clear"/>
             <w:tcMar>
-              <w:top w:type="dxa" w:w="50"/>
-              <w:left w:type="dxa" w:w="100"/>
-              <w:bottom w:type="dxa" w:w="50"/>
-              <w:right w:type="dxa" w:w="100"/>
-            </w:tcMar>
-            <w:vAlign w:val="center"/>
-          </w:tcPr>
-          <w:p>
-            <w:pPr>
-              <w:spacing w:after="0" w:line="280"/>
+              <w:top w:type="dxa" w:w="35"/>
+              <w:left w:type="dxa" w:w="100"/>
+              <w:bottom w:type="dxa" w:w="35"/>
+              <w:right w:type="dxa" w:w="100"/>
+            </w:tcMar>
+            <w:vAlign w:val="center"/>
+          </w:tcPr>
+          <w:p>
+            <w:pPr>
+              <w:spacing w:after="0" w:line="280" w:lineRule="exact"/>
               <w:jc w:val="center"/>
             </w:pPr>
             <w:r>
@@ -2580,16 +2683,16 @@
             </w:tcBorders>
             <w:shd w:fill="D9D9D9" w:color="auto" w:val="clear"/>
             <w:tcMar>
-              <w:top w:type="dxa" w:w="50"/>
-              <w:left w:type="dxa" w:w="100"/>
-              <w:bottom w:type="dxa" w:w="50"/>
-              <w:right w:type="dxa" w:w="100"/>
-            </w:tcMar>
-            <w:vAlign w:val="center"/>
-          </w:tcPr>
-          <w:p>
-            <w:pPr>
-              <w:spacing w:after="0" w:line="280"/>
+              <w:top w:type="dxa" w:w="35"/>
+              <w:left w:type="dxa" w:w="100"/>
+              <w:bottom w:type="dxa" w:w="35"/>
+              <w:right w:type="dxa" w:w="100"/>
+            </w:tcMar>
+            <w:vAlign w:val="center"/>
+          </w:tcPr>
+          <w:p>
+            <w:pPr>
+              <w:spacing w:after="0" w:line="280" w:lineRule="exact"/>
               <w:jc w:val="center"/>
             </w:pPr>
             <w:r>
@@ -2619,16 +2722,16 @@
               <w:right w:val="single" w:color="777777" w:sz="4"/>
             </w:tcBorders>
             <w:tcMar>
-              <w:top w:type="dxa" w:w="50"/>
-              <w:left w:type="dxa" w:w="100"/>
-              <w:bottom w:type="dxa" w:w="50"/>
-              <w:right w:type="dxa" w:w="100"/>
-            </w:tcMar>
-            <w:vAlign w:val="center"/>
-          </w:tcPr>
-          <w:p>
-            <w:pPr>
-              <w:spacing w:after="0" w:line="280"/>
+              <w:top w:type="dxa" w:w="35"/>
+              <w:left w:type="dxa" w:w="100"/>
+              <w:bottom w:type="dxa" w:w="35"/>
+              <w:right w:type="dxa" w:w="100"/>
+            </w:tcMar>
+            <w:vAlign w:val="center"/>
+          </w:tcPr>
+          <w:p>
+            <w:pPr>
+              <w:spacing w:after="0" w:line="280" w:lineRule="exact"/>
               <w:jc w:val="left"/>
             </w:pPr>
             <w:r>
@@ -2651,16 +2754,16 @@
               <w:right w:val="single" w:color="777777" w:sz="4"/>
             </w:tcBorders>
             <w:tcMar>
-              <w:top w:type="dxa" w:w="50"/>
-              <w:left w:type="dxa" w:w="100"/>
-              <w:bottom w:type="dxa" w:w="50"/>
-              <w:right w:type="dxa" w:w="100"/>
-            </w:tcMar>
-            <w:vAlign w:val="center"/>
-          </w:tcPr>
-          <w:p>
-            <w:pPr>
-              <w:spacing w:after="0" w:line="280"/>
+              <w:top w:type="dxa" w:w="35"/>
+              <w:left w:type="dxa" w:w="100"/>
+              <w:bottom w:type="dxa" w:w="35"/>
+              <w:right w:type="dxa" w:w="100"/>
+            </w:tcMar>
+            <w:vAlign w:val="center"/>
+          </w:tcPr>
+          <w:p>
+            <w:pPr>
+              <w:spacing w:after="0" w:line="280" w:lineRule="exact"/>
               <w:jc w:val="right"/>
             </w:pPr>
             <w:r>
@@ -2683,16 +2786,16 @@
               <w:right w:val="single" w:color="777777" w:sz="4"/>
             </w:tcBorders>
             <w:tcMar>
-              <w:top w:type="dxa" w:w="50"/>
-              <w:left w:type="dxa" w:w="100"/>
-              <w:bottom w:type="dxa" w:w="50"/>
-              <w:right w:type="dxa" w:w="100"/>
-            </w:tcMar>
-            <w:vAlign w:val="center"/>
-          </w:tcPr>
-          <w:p>
-            <w:pPr>
-              <w:spacing w:after="0" w:line="280"/>
+              <w:top w:type="dxa" w:w="35"/>
+              <w:left w:type="dxa" w:w="100"/>
+              <w:bottom w:type="dxa" w:w="35"/>
+              <w:right w:type="dxa" w:w="100"/>
+            </w:tcMar>
+            <w:vAlign w:val="center"/>
+          </w:tcPr>
+          <w:p>
+            <w:pPr>
+              <w:spacing w:after="0" w:line="280" w:lineRule="exact"/>
               <w:jc w:val="right"/>
             </w:pPr>
             <w:r>
@@ -2715,16 +2818,16 @@
               <w:right w:val="single" w:color="777777" w:sz="4"/>
             </w:tcBorders>
             <w:tcMar>
-              <w:top w:type="dxa" w:w="50"/>
-              <w:left w:type="dxa" w:w="100"/>
-              <w:bottom w:type="dxa" w:w="50"/>
-              <w:right w:type="dxa" w:w="100"/>
-            </w:tcMar>
-            <w:vAlign w:val="center"/>
-          </w:tcPr>
-          <w:p>
-            <w:pPr>
-              <w:spacing w:after="0" w:line="280"/>
+              <w:top w:type="dxa" w:w="35"/>
+              <w:left w:type="dxa" w:w="100"/>
+              <w:bottom w:type="dxa" w:w="35"/>
+              <w:right w:type="dxa" w:w="100"/>
+            </w:tcMar>
+            <w:vAlign w:val="center"/>
+          </w:tcPr>
+          <w:p>
+            <w:pPr>
+              <w:spacing w:after="0" w:line="280" w:lineRule="exact"/>
               <w:jc w:val="right"/>
             </w:pPr>
             <w:r>
@@ -2747,16 +2850,16 @@
               <w:right w:val="single" w:color="777777" w:sz="4"/>
             </w:tcBorders>
             <w:tcMar>
-              <w:top w:type="dxa" w:w="50"/>
-              <w:left w:type="dxa" w:w="100"/>
-              <w:bottom w:type="dxa" w:w="50"/>
-              <w:right w:type="dxa" w:w="100"/>
-            </w:tcMar>
-            <w:vAlign w:val="center"/>
-          </w:tcPr>
-          <w:p>
-            <w:pPr>
-              <w:spacing w:after="0" w:line="280"/>
+              <w:top w:type="dxa" w:w="35"/>
+              <w:left w:type="dxa" w:w="100"/>
+              <w:bottom w:type="dxa" w:w="35"/>
+              <w:right w:type="dxa" w:w="100"/>
+            </w:tcMar>
+            <w:vAlign w:val="center"/>
+          </w:tcPr>
+          <w:p>
+            <w:pPr>
+              <w:spacing w:after="0" w:line="280" w:lineRule="exact"/>
               <w:jc w:val="right"/>
             </w:pPr>
             <w:r>
@@ -2784,16 +2887,16 @@
               <w:right w:val="single" w:color="777777" w:sz="4"/>
             </w:tcBorders>
             <w:tcMar>
-              <w:top w:type="dxa" w:w="50"/>
-              <w:left w:type="dxa" w:w="100"/>
-              <w:bottom w:type="dxa" w:w="50"/>
-              <w:right w:type="dxa" w:w="100"/>
-            </w:tcMar>
-            <w:vAlign w:val="center"/>
-          </w:tcPr>
-          <w:p>
-            <w:pPr>
-              <w:spacing w:after="0" w:line="280"/>
+              <w:top w:type="dxa" w:w="35"/>
+              <w:left w:type="dxa" w:w="100"/>
+              <w:bottom w:type="dxa" w:w="35"/>
+              <w:right w:type="dxa" w:w="100"/>
+            </w:tcMar>
+            <w:vAlign w:val="center"/>
+          </w:tcPr>
+          <w:p>
+            <w:pPr>
+              <w:spacing w:after="0" w:line="280" w:lineRule="exact"/>
               <w:jc w:val="left"/>
             </w:pPr>
             <w:r>
@@ -2816,16 +2919,16 @@
               <w:right w:val="single" w:color="777777" w:sz="4"/>
             </w:tcBorders>
             <w:tcMar>
-              <w:top w:type="dxa" w:w="50"/>
-              <w:left w:type="dxa" w:w="100"/>
-              <w:bottom w:type="dxa" w:w="50"/>
-              <w:right w:type="dxa" w:w="100"/>
-            </w:tcMar>
-            <w:vAlign w:val="center"/>
-          </w:tcPr>
-          <w:p>
-            <w:pPr>
-              <w:spacing w:after="0" w:line="280"/>
+              <w:top w:type="dxa" w:w="35"/>
+              <w:left w:type="dxa" w:w="100"/>
+              <w:bottom w:type="dxa" w:w="35"/>
+              <w:right w:type="dxa" w:w="100"/>
+            </w:tcMar>
+            <w:vAlign w:val="center"/>
+          </w:tcPr>
+          <w:p>
+            <w:pPr>
+              <w:spacing w:after="0" w:line="280" w:lineRule="exact"/>
               <w:jc w:val="right"/>
             </w:pPr>
             <w:r>
@@ -2848,16 +2951,16 @@
               <w:right w:val="single" w:color="777777" w:sz="4"/>
             </w:tcBorders>
             <w:tcMar>
-              <w:top w:type="dxa" w:w="50"/>
-              <w:left w:type="dxa" w:w="100"/>
-              <w:bottom w:type="dxa" w:w="50"/>
-              <w:right w:type="dxa" w:w="100"/>
-            </w:tcMar>
-            <w:vAlign w:val="center"/>
-          </w:tcPr>
-          <w:p>
-            <w:pPr>
-              <w:spacing w:after="0" w:line="280"/>
+              <w:top w:type="dxa" w:w="35"/>
+              <w:left w:type="dxa" w:w="100"/>
+              <w:bottom w:type="dxa" w:w="35"/>
+              <w:right w:type="dxa" w:w="100"/>
+            </w:tcMar>
+            <w:vAlign w:val="center"/>
+          </w:tcPr>
+          <w:p>
+            <w:pPr>
+              <w:spacing w:after="0" w:line="280" w:lineRule="exact"/>
               <w:jc w:val="right"/>
             </w:pPr>
             <w:r>
@@ -2880,16 +2983,16 @@
               <w:right w:val="single" w:color="777777" w:sz="4"/>
             </w:tcBorders>
             <w:tcMar>
-              <w:top w:type="dxa" w:w="50"/>
-              <w:left w:type="dxa" w:w="100"/>
-              <w:bottom w:type="dxa" w:w="50"/>
-              <w:right w:type="dxa" w:w="100"/>
-            </w:tcMar>
-            <w:vAlign w:val="center"/>
-          </w:tcPr>
-          <w:p>
-            <w:pPr>
-              <w:spacing w:after="0" w:line="280"/>
+              <w:top w:type="dxa" w:w="35"/>
+              <w:left w:type="dxa" w:w="100"/>
+              <w:bottom w:type="dxa" w:w="35"/>
+              <w:right w:type="dxa" w:w="100"/>
+            </w:tcMar>
+            <w:vAlign w:val="center"/>
+          </w:tcPr>
+          <w:p>
+            <w:pPr>
+              <w:spacing w:after="0" w:line="280" w:lineRule="exact"/>
               <w:jc w:val="right"/>
             </w:pPr>
             <w:r>
@@ -2912,16 +3015,16 @@
               <w:right w:val="single" w:color="777777" w:sz="4"/>
             </w:tcBorders>
             <w:tcMar>
-              <w:top w:type="dxa" w:w="50"/>
-              <w:left w:type="dxa" w:w="100"/>
-              <w:bottom w:type="dxa" w:w="50"/>
-              <w:right w:type="dxa" w:w="100"/>
-            </w:tcMar>
-            <w:vAlign w:val="center"/>
-          </w:tcPr>
-          <w:p>
-            <w:pPr>
-              <w:spacing w:after="0" w:line="280"/>
+              <w:top w:type="dxa" w:w="35"/>
+              <w:left w:type="dxa" w:w="100"/>
+              <w:bottom w:type="dxa" w:w="35"/>
+              <w:right w:type="dxa" w:w="100"/>
+            </w:tcMar>
+            <w:vAlign w:val="center"/>
+          </w:tcPr>
+          <w:p>
+            <w:pPr>
+              <w:spacing w:after="0" w:line="280" w:lineRule="exact"/>
               <w:jc w:val="right"/>
             </w:pPr>
             <w:r>
@@ -2949,16 +3052,16 @@
               <w:right w:val="single" w:color="777777" w:sz="4"/>
             </w:tcBorders>
             <w:tcMar>
-              <w:top w:type="dxa" w:w="50"/>
-              <w:left w:type="dxa" w:w="100"/>
-              <w:bottom w:type="dxa" w:w="50"/>
-              <w:right w:type="dxa" w:w="100"/>
-            </w:tcMar>
-            <w:vAlign w:val="center"/>
-          </w:tcPr>
-          <w:p>
-            <w:pPr>
-              <w:spacing w:after="0" w:line="280"/>
+              <w:top w:type="dxa" w:w="35"/>
+              <w:left w:type="dxa" w:w="100"/>
+              <w:bottom w:type="dxa" w:w="35"/>
+              <w:right w:type="dxa" w:w="100"/>
+            </w:tcMar>
+            <w:vAlign w:val="center"/>
+          </w:tcPr>
+          <w:p>
+            <w:pPr>
+              <w:spacing w:after="0" w:line="280" w:lineRule="exact"/>
               <w:jc w:val="left"/>
             </w:pPr>
             <w:r>
@@ -2981,16 +3084,16 @@
               <w:right w:val="single" w:color="777777" w:sz="4"/>
             </w:tcBorders>
             <w:tcMar>
-              <w:top w:type="dxa" w:w="50"/>
-              <w:left w:type="dxa" w:w="100"/>
-              <w:bottom w:type="dxa" w:w="50"/>
-              <w:right w:type="dxa" w:w="100"/>
-            </w:tcMar>
-            <w:vAlign w:val="center"/>
-          </w:tcPr>
-          <w:p>
-            <w:pPr>
-              <w:spacing w:after="0" w:line="280"/>
+              <w:top w:type="dxa" w:w="35"/>
+              <w:left w:type="dxa" w:w="100"/>
+              <w:bottom w:type="dxa" w:w="35"/>
+              <w:right w:type="dxa" w:w="100"/>
+            </w:tcMar>
+            <w:vAlign w:val="center"/>
+          </w:tcPr>
+          <w:p>
+            <w:pPr>
+              <w:spacing w:after="0" w:line="280" w:lineRule="exact"/>
               <w:jc w:val="right"/>
             </w:pPr>
             <w:r>
@@ -3013,16 +3116,16 @@
               <w:right w:val="single" w:color="777777" w:sz="4"/>
             </w:tcBorders>
             <w:tcMar>
-              <w:top w:type="dxa" w:w="50"/>
-              <w:left w:type="dxa" w:w="100"/>
-              <w:bottom w:type="dxa" w:w="50"/>
-              <w:right w:type="dxa" w:w="100"/>
-            </w:tcMar>
-            <w:vAlign w:val="center"/>
-          </w:tcPr>
-          <w:p>
-            <w:pPr>
-              <w:spacing w:after="0" w:line="280"/>
+              <w:top w:type="dxa" w:w="35"/>
+              <w:left w:type="dxa" w:w="100"/>
+              <w:bottom w:type="dxa" w:w="35"/>
+              <w:right w:type="dxa" w:w="100"/>
+            </w:tcMar>
+            <w:vAlign w:val="center"/>
+          </w:tcPr>
+          <w:p>
+            <w:pPr>
+              <w:spacing w:after="0" w:line="280" w:lineRule="exact"/>
               <w:jc w:val="right"/>
             </w:pPr>
             <w:r>
@@ -3045,16 +3148,16 @@
               <w:right w:val="single" w:color="777777" w:sz="4"/>
             </w:tcBorders>
             <w:tcMar>
-              <w:top w:type="dxa" w:w="50"/>
-              <w:left w:type="dxa" w:w="100"/>
-              <w:bottom w:type="dxa" w:w="50"/>
-              <w:right w:type="dxa" w:w="100"/>
-            </w:tcMar>
-            <w:vAlign w:val="center"/>
-          </w:tcPr>
-          <w:p>
-            <w:pPr>
-              <w:spacing w:after="0" w:line="280"/>
+              <w:top w:type="dxa" w:w="35"/>
+              <w:left w:type="dxa" w:w="100"/>
+              <w:bottom w:type="dxa" w:w="35"/>
+              <w:right w:type="dxa" w:w="100"/>
+            </w:tcMar>
+            <w:vAlign w:val="center"/>
+          </w:tcPr>
+          <w:p>
+            <w:pPr>
+              <w:spacing w:after="0" w:line="280" w:lineRule="exact"/>
               <w:jc w:val="right"/>
             </w:pPr>
             <w:r>
@@ -3077,16 +3180,16 @@
               <w:right w:val="single" w:color="777777" w:sz="4"/>
             </w:tcBorders>
             <w:tcMar>
-              <w:top w:type="dxa" w:w="50"/>
-              <w:left w:type="dxa" w:w="100"/>
-              <w:bottom w:type="dxa" w:w="50"/>
-              <w:right w:type="dxa" w:w="100"/>
-            </w:tcMar>
-            <w:vAlign w:val="center"/>
-          </w:tcPr>
-          <w:p>
-            <w:pPr>
-              <w:spacing w:after="0" w:line="280"/>
+              <w:top w:type="dxa" w:w="35"/>
+              <w:left w:type="dxa" w:w="100"/>
+              <w:bottom w:type="dxa" w:w="35"/>
+              <w:right w:type="dxa" w:w="100"/>
+            </w:tcMar>
+            <w:vAlign w:val="center"/>
+          </w:tcPr>
+          <w:p>
+            <w:pPr>
+              <w:spacing w:after="0" w:line="280" w:lineRule="exact"/>
               <w:jc w:val="right"/>
             </w:pPr>
             <w:r>
@@ -3114,16 +3217,16 @@
               <w:right w:val="single" w:color="777777" w:sz="4"/>
             </w:tcBorders>
             <w:tcMar>
-              <w:top w:type="dxa" w:w="50"/>
-              <w:left w:type="dxa" w:w="100"/>
-              <w:bottom w:type="dxa" w:w="50"/>
-              <w:right w:type="dxa" w:w="100"/>
-            </w:tcMar>
-            <w:vAlign w:val="center"/>
-          </w:tcPr>
-          <w:p>
-            <w:pPr>
-              <w:spacing w:after="0" w:line="280"/>
+              <w:top w:type="dxa" w:w="35"/>
+              <w:left w:type="dxa" w:w="100"/>
+              <w:bottom w:type="dxa" w:w="35"/>
+              <w:right w:type="dxa" w:w="100"/>
+            </w:tcMar>
+            <w:vAlign w:val="center"/>
+          </w:tcPr>
+          <w:p>
+            <w:pPr>
+              <w:spacing w:after="0" w:line="280" w:lineRule="exact"/>
               <w:jc w:val="left"/>
             </w:pPr>
             <w:r>
@@ -3146,16 +3249,16 @@
               <w:right w:val="single" w:color="777777" w:sz="4"/>
             </w:tcBorders>
             <w:tcMar>
-              <w:top w:type="dxa" w:w="50"/>
-              <w:left w:type="dxa" w:w="100"/>
-              <w:bottom w:type="dxa" w:w="50"/>
-              <w:right w:type="dxa" w:w="100"/>
-            </w:tcMar>
-            <w:vAlign w:val="center"/>
-          </w:tcPr>
-          <w:p>
-            <w:pPr>
-              <w:spacing w:after="0" w:line="280"/>
+              <w:top w:type="dxa" w:w="35"/>
+              <w:left w:type="dxa" w:w="100"/>
+              <w:bottom w:type="dxa" w:w="35"/>
+              <w:right w:type="dxa" w:w="100"/>
+            </w:tcMar>
+            <w:vAlign w:val="center"/>
+          </w:tcPr>
+          <w:p>
+            <w:pPr>
+              <w:spacing w:after="0" w:line="280" w:lineRule="exact"/>
               <w:jc w:val="right"/>
             </w:pPr>
             <w:r>
@@ -3178,16 +3281,16 @@
               <w:right w:val="single" w:color="777777" w:sz="4"/>
             </w:tcBorders>
             <w:tcMar>
-              <w:top w:type="dxa" w:w="50"/>
-              <w:left w:type="dxa" w:w="100"/>
-              <w:bottom w:type="dxa" w:w="50"/>
-              <w:right w:type="dxa" w:w="100"/>
-            </w:tcMar>
-            <w:vAlign w:val="center"/>
-          </w:tcPr>
-          <w:p>
-            <w:pPr>
-              <w:spacing w:after="0" w:line="280"/>
+              <w:top w:type="dxa" w:w="35"/>
+              <w:left w:type="dxa" w:w="100"/>
+              <w:bottom w:type="dxa" w:w="35"/>
+              <w:right w:type="dxa" w:w="100"/>
+            </w:tcMar>
+            <w:vAlign w:val="center"/>
+          </w:tcPr>
+          <w:p>
+            <w:pPr>
+              <w:spacing w:after="0" w:line="280" w:lineRule="exact"/>
               <w:jc w:val="right"/>
             </w:pPr>
             <w:r>
@@ -3210,16 +3313,16 @@
               <w:right w:val="single" w:color="777777" w:sz="4"/>
             </w:tcBorders>
             <w:tcMar>
-              <w:top w:type="dxa" w:w="50"/>
-              <w:left w:type="dxa" w:w="100"/>
-              <w:bottom w:type="dxa" w:w="50"/>
-              <w:right w:type="dxa" w:w="100"/>
-            </w:tcMar>
-            <w:vAlign w:val="center"/>
-          </w:tcPr>
-          <w:p>
-            <w:pPr>
-              <w:spacing w:after="0" w:line="280"/>
+              <w:top w:type="dxa" w:w="35"/>
+              <w:left w:type="dxa" w:w="100"/>
+              <w:bottom w:type="dxa" w:w="35"/>
+              <w:right w:type="dxa" w:w="100"/>
+            </w:tcMar>
+            <w:vAlign w:val="center"/>
+          </w:tcPr>
+          <w:p>
+            <w:pPr>
+              <w:spacing w:after="0" w:line="280" w:lineRule="exact"/>
               <w:jc w:val="right"/>
             </w:pPr>
             <w:r>
@@ -3242,16 +3345,16 @@
               <w:right w:val="single" w:color="777777" w:sz="4"/>
             </w:tcBorders>
             <w:tcMar>
-              <w:top w:type="dxa" w:w="50"/>
-              <w:left w:type="dxa" w:w="100"/>
-              <w:bottom w:type="dxa" w:w="50"/>
-              <w:right w:type="dxa" w:w="100"/>
-            </w:tcMar>
-            <w:vAlign w:val="center"/>
-          </w:tcPr>
-          <w:p>
-            <w:pPr>
-              <w:spacing w:after="0" w:line="280"/>
+              <w:top w:type="dxa" w:w="35"/>
+              <w:left w:type="dxa" w:w="100"/>
+              <w:bottom w:type="dxa" w:w="35"/>
+              <w:right w:type="dxa" w:w="100"/>
+            </w:tcMar>
+            <w:vAlign w:val="center"/>
+          </w:tcPr>
+          <w:p>
+            <w:pPr>
+              <w:spacing w:after="0" w:line="280" w:lineRule="exact"/>
               <w:jc w:val="right"/>
             </w:pPr>
             <w:r>
@@ -3279,16 +3382,16 @@
               <w:right w:val="single" w:color="777777" w:sz="4"/>
             </w:tcBorders>
             <w:tcMar>
-              <w:top w:type="dxa" w:w="50"/>
-              <w:left w:type="dxa" w:w="100"/>
-              <w:bottom w:type="dxa" w:w="50"/>
-              <w:right w:type="dxa" w:w="100"/>
-            </w:tcMar>
-            <w:vAlign w:val="center"/>
-          </w:tcPr>
-          <w:p>
-            <w:pPr>
-              <w:spacing w:after="0" w:line="280"/>
+              <w:top w:type="dxa" w:w="35"/>
+              <w:left w:type="dxa" w:w="100"/>
+              <w:bottom w:type="dxa" w:w="35"/>
+              <w:right w:type="dxa" w:w="100"/>
+            </w:tcMar>
+            <w:vAlign w:val="center"/>
+          </w:tcPr>
+          <w:p>
+            <w:pPr>
+              <w:spacing w:after="0" w:line="280" w:lineRule="exact"/>
               <w:jc w:val="left"/>
             </w:pPr>
             <w:r>
@@ -3311,16 +3414,16 @@
               <w:right w:val="single" w:color="777777" w:sz="4"/>
             </w:tcBorders>
             <w:tcMar>
-              <w:top w:type="dxa" w:w="50"/>
-              <w:left w:type="dxa" w:w="100"/>
-              <w:bottom w:type="dxa" w:w="50"/>
-              <w:right w:type="dxa" w:w="100"/>
-            </w:tcMar>
-            <w:vAlign w:val="center"/>
-          </w:tcPr>
-          <w:p>
-            <w:pPr>
-              <w:spacing w:after="0" w:line="280"/>
+              <w:top w:type="dxa" w:w="35"/>
+              <w:left w:type="dxa" w:w="100"/>
+              <w:bottom w:type="dxa" w:w="35"/>
+              <w:right w:type="dxa" w:w="100"/>
+            </w:tcMar>
+            <w:vAlign w:val="center"/>
+          </w:tcPr>
+          <w:p>
+            <w:pPr>
+              <w:spacing w:after="0" w:line="280" w:lineRule="exact"/>
               <w:jc w:val="right"/>
             </w:pPr>
             <w:r>
@@ -3343,16 +3446,16 @@
               <w:right w:val="single" w:color="777777" w:sz="4"/>
             </w:tcBorders>
             <w:tcMar>
-              <w:top w:type="dxa" w:w="50"/>
-              <w:left w:type="dxa" w:w="100"/>
-              <w:bottom w:type="dxa" w:w="50"/>
-              <w:right w:type="dxa" w:w="100"/>
-            </w:tcMar>
-            <w:vAlign w:val="center"/>
-          </w:tcPr>
-          <w:p>
-            <w:pPr>
-              <w:spacing w:after="0" w:line="280"/>
+              <w:top w:type="dxa" w:w="35"/>
+              <w:left w:type="dxa" w:w="100"/>
+              <w:bottom w:type="dxa" w:w="35"/>
+              <w:right w:type="dxa" w:w="100"/>
+            </w:tcMar>
+            <w:vAlign w:val="center"/>
+          </w:tcPr>
+          <w:p>
+            <w:pPr>
+              <w:spacing w:after="0" w:line="280" w:lineRule="exact"/>
               <w:jc w:val="right"/>
             </w:pPr>
             <w:r>
@@ -3375,16 +3478,16 @@
               <w:right w:val="single" w:color="777777" w:sz="4"/>
             </w:tcBorders>
             <w:tcMar>
-              <w:top w:type="dxa" w:w="50"/>
-              <w:left w:type="dxa" w:w="100"/>
-              <w:bottom w:type="dxa" w:w="50"/>
-              <w:right w:type="dxa" w:w="100"/>
-            </w:tcMar>
-            <w:vAlign w:val="center"/>
-          </w:tcPr>
-          <w:p>
-            <w:pPr>
-              <w:spacing w:after="0" w:line="280"/>
+              <w:top w:type="dxa" w:w="35"/>
+              <w:left w:type="dxa" w:w="100"/>
+              <w:bottom w:type="dxa" w:w="35"/>
+              <w:right w:type="dxa" w:w="100"/>
+            </w:tcMar>
+            <w:vAlign w:val="center"/>
+          </w:tcPr>
+          <w:p>
+            <w:pPr>
+              <w:spacing w:after="0" w:line="280" w:lineRule="exact"/>
               <w:jc w:val="right"/>
             </w:pPr>
             <w:r>
@@ -3407,16 +3510,16 @@
               <w:right w:val="single" w:color="777777" w:sz="4"/>
             </w:tcBorders>
             <w:tcMar>
-              <w:top w:type="dxa" w:w="50"/>
-              <w:left w:type="dxa" w:w="100"/>
-              <w:bottom w:type="dxa" w:w="50"/>
-              <w:right w:type="dxa" w:w="100"/>
-            </w:tcMar>
-            <w:vAlign w:val="center"/>
-          </w:tcPr>
-          <w:p>
-            <w:pPr>
-              <w:spacing w:after="0" w:line="280"/>
+              <w:top w:type="dxa" w:w="35"/>
+              <w:left w:type="dxa" w:w="100"/>
+              <w:bottom w:type="dxa" w:w="35"/>
+              <w:right w:type="dxa" w:w="100"/>
+            </w:tcMar>
+            <w:vAlign w:val="center"/>
+          </w:tcPr>
+          <w:p>
+            <w:pPr>
+              <w:spacing w:after="0" w:line="280" w:lineRule="exact"/>
               <w:jc w:val="right"/>
             </w:pPr>
             <w:r>
@@ -3444,16 +3547,16 @@
               <w:right w:val="single" w:color="777777" w:sz="4"/>
             </w:tcBorders>
             <w:tcMar>
-              <w:top w:type="dxa" w:w="50"/>
-              <w:left w:type="dxa" w:w="100"/>
-              <w:bottom w:type="dxa" w:w="50"/>
-              <w:right w:type="dxa" w:w="100"/>
-            </w:tcMar>
-            <w:vAlign w:val="center"/>
-          </w:tcPr>
-          <w:p>
-            <w:pPr>
-              <w:spacing w:after="0" w:line="280"/>
+              <w:top w:type="dxa" w:w="35"/>
+              <w:left w:type="dxa" w:w="100"/>
+              <w:bottom w:type="dxa" w:w="35"/>
+              <w:right w:type="dxa" w:w="100"/>
+            </w:tcMar>
+            <w:vAlign w:val="center"/>
+          </w:tcPr>
+          <w:p>
+            <w:pPr>
+              <w:spacing w:after="0" w:line="280" w:lineRule="exact"/>
               <w:jc w:val="left"/>
             </w:pPr>
             <w:r>
@@ -3476,16 +3579,16 @@
               <w:right w:val="single" w:color="777777" w:sz="4"/>
             </w:tcBorders>
             <w:tcMar>
-              <w:top w:type="dxa" w:w="50"/>
-              <w:left w:type="dxa" w:w="100"/>
-              <w:bottom w:type="dxa" w:w="50"/>
-              <w:right w:type="dxa" w:w="100"/>
-            </w:tcMar>
-            <w:vAlign w:val="center"/>
-          </w:tcPr>
-          <w:p>
-            <w:pPr>
-              <w:spacing w:after="0" w:line="280"/>
+              <w:top w:type="dxa" w:w="35"/>
+              <w:left w:type="dxa" w:w="100"/>
+              <w:bottom w:type="dxa" w:w="35"/>
+              <w:right w:type="dxa" w:w="100"/>
+            </w:tcMar>
+            <w:vAlign w:val="center"/>
+          </w:tcPr>
+          <w:p>
+            <w:pPr>
+              <w:spacing w:after="0" w:line="280" w:lineRule="exact"/>
               <w:jc w:val="right"/>
             </w:pPr>
             <w:r>
@@ -3508,16 +3611,16 @@
               <w:right w:val="single" w:color="777777" w:sz="4"/>
             </w:tcBorders>
             <w:tcMar>
-              <w:top w:type="dxa" w:w="50"/>
-              <w:left w:type="dxa" w:w="100"/>
-              <w:bottom w:type="dxa" w:w="50"/>
-              <w:right w:type="dxa" w:w="100"/>
-            </w:tcMar>
-            <w:vAlign w:val="center"/>
-          </w:tcPr>
-          <w:p>
-            <w:pPr>
-              <w:spacing w:after="0" w:line="280"/>
+              <w:top w:type="dxa" w:w="35"/>
+              <w:left w:type="dxa" w:w="100"/>
+              <w:bottom w:type="dxa" w:w="35"/>
+              <w:right w:type="dxa" w:w="100"/>
+            </w:tcMar>
+            <w:vAlign w:val="center"/>
+          </w:tcPr>
+          <w:p>
+            <w:pPr>
+              <w:spacing w:after="0" w:line="280" w:lineRule="exact"/>
               <w:jc w:val="right"/>
             </w:pPr>
             <w:r>
@@ -3540,16 +3643,16 @@
               <w:right w:val="single" w:color="777777" w:sz="4"/>
             </w:tcBorders>
             <w:tcMar>
-              <w:top w:type="dxa" w:w="50"/>
-              <w:left w:type="dxa" w:w="100"/>
-              <w:bottom w:type="dxa" w:w="50"/>
-              <w:right w:type="dxa" w:w="100"/>
-            </w:tcMar>
-            <w:vAlign w:val="center"/>
-          </w:tcPr>
-          <w:p>
-            <w:pPr>
-              <w:spacing w:after="0" w:line="280"/>
+              <w:top w:type="dxa" w:w="35"/>
+              <w:left w:type="dxa" w:w="100"/>
+              <w:bottom w:type="dxa" w:w="35"/>
+              <w:right w:type="dxa" w:w="100"/>
+            </w:tcMar>
+            <w:vAlign w:val="center"/>
+          </w:tcPr>
+          <w:p>
+            <w:pPr>
+              <w:spacing w:after="0" w:line="280" w:lineRule="exact"/>
               <w:jc w:val="right"/>
             </w:pPr>
             <w:r>
@@ -3572,16 +3675,16 @@
               <w:right w:val="single" w:color="777777" w:sz="4"/>
             </w:tcBorders>
             <w:tcMar>
-              <w:top w:type="dxa" w:w="50"/>
-              <w:left w:type="dxa" w:w="100"/>
-              <w:bottom w:type="dxa" w:w="50"/>
-              <w:right w:type="dxa" w:w="100"/>
-            </w:tcMar>
-            <w:vAlign w:val="center"/>
-          </w:tcPr>
-          <w:p>
-            <w:pPr>
-              <w:spacing w:after="0" w:line="280"/>
+              <w:top w:type="dxa" w:w="35"/>
+              <w:left w:type="dxa" w:w="100"/>
+              <w:bottom w:type="dxa" w:w="35"/>
+              <w:right w:type="dxa" w:w="100"/>
+            </w:tcMar>
+            <w:vAlign w:val="center"/>
+          </w:tcPr>
+          <w:p>
+            <w:pPr>
+              <w:spacing w:after="0" w:line="280" w:lineRule="exact"/>
               <w:jc w:val="right"/>
             </w:pPr>
             <w:r>
@@ -3609,16 +3712,16 @@
               <w:right w:val="single" w:color="777777" w:sz="4"/>
             </w:tcBorders>
             <w:tcMar>
-              <w:top w:type="dxa" w:w="50"/>
-              <w:left w:type="dxa" w:w="100"/>
-              <w:bottom w:type="dxa" w:w="50"/>
-              <w:right w:type="dxa" w:w="100"/>
-            </w:tcMar>
-            <w:vAlign w:val="center"/>
-          </w:tcPr>
-          <w:p>
-            <w:pPr>
-              <w:spacing w:after="0" w:line="280"/>
+              <w:top w:type="dxa" w:w="35"/>
+              <w:left w:type="dxa" w:w="100"/>
+              <w:bottom w:type="dxa" w:w="35"/>
+              <w:right w:type="dxa" w:w="100"/>
+            </w:tcMar>
+            <w:vAlign w:val="center"/>
+          </w:tcPr>
+          <w:p>
+            <w:pPr>
+              <w:spacing w:after="0" w:line="280" w:lineRule="exact"/>
               <w:jc w:val="left"/>
             </w:pPr>
             <w:r>
@@ -3641,16 +3744,16 @@
               <w:right w:val="single" w:color="777777" w:sz="4"/>
             </w:tcBorders>
             <w:tcMar>
-              <w:top w:type="dxa" w:w="50"/>
-              <w:left w:type="dxa" w:w="100"/>
-              <w:bottom w:type="dxa" w:w="50"/>
-              <w:right w:type="dxa" w:w="100"/>
-            </w:tcMar>
-            <w:vAlign w:val="center"/>
-          </w:tcPr>
-          <w:p>
-            <w:pPr>
-              <w:spacing w:after="0" w:line="280"/>
+              <w:top w:type="dxa" w:w="35"/>
+              <w:left w:type="dxa" w:w="100"/>
+              <w:bottom w:type="dxa" w:w="35"/>
+              <w:right w:type="dxa" w:w="100"/>
+            </w:tcMar>
+            <w:vAlign w:val="center"/>
+          </w:tcPr>
+          <w:p>
+            <w:pPr>
+              <w:spacing w:after="0" w:line="280" w:lineRule="exact"/>
               <w:jc w:val="right"/>
             </w:pPr>
             <w:r>
@@ -3673,16 +3776,16 @@
               <w:right w:val="single" w:color="777777" w:sz="4"/>
             </w:tcBorders>
             <w:tcMar>
-              <w:top w:type="dxa" w:w="50"/>
-              <w:left w:type="dxa" w:w="100"/>
-              <w:bottom w:type="dxa" w:w="50"/>
-              <w:right w:type="dxa" w:w="100"/>
-            </w:tcMar>
-            <w:vAlign w:val="center"/>
-          </w:tcPr>
-          <w:p>
-            <w:pPr>
-              <w:spacing w:after="0" w:line="280"/>
+              <w:top w:type="dxa" w:w="35"/>
+              <w:left w:type="dxa" w:w="100"/>
+              <w:bottom w:type="dxa" w:w="35"/>
+              <w:right w:type="dxa" w:w="100"/>
+            </w:tcMar>
+            <w:vAlign w:val="center"/>
+          </w:tcPr>
+          <w:p>
+            <w:pPr>
+              <w:spacing w:after="0" w:line="280" w:lineRule="exact"/>
               <w:jc w:val="right"/>
             </w:pPr>
             <w:r>
@@ -3705,16 +3808,16 @@
               <w:right w:val="single" w:color="777777" w:sz="4"/>
             </w:tcBorders>
             <w:tcMar>
-              <w:top w:type="dxa" w:w="50"/>
-              <w:left w:type="dxa" w:w="100"/>
-              <w:bottom w:type="dxa" w:w="50"/>
-              <w:right w:type="dxa" w:w="100"/>
-            </w:tcMar>
-            <w:vAlign w:val="center"/>
-          </w:tcPr>
-          <w:p>
-            <w:pPr>
-              <w:spacing w:after="0" w:line="280"/>
+              <w:top w:type="dxa" w:w="35"/>
+              <w:left w:type="dxa" w:w="100"/>
+              <w:bottom w:type="dxa" w:w="35"/>
+              <w:right w:type="dxa" w:w="100"/>
+            </w:tcMar>
+            <w:vAlign w:val="center"/>
+          </w:tcPr>
+          <w:p>
+            <w:pPr>
+              <w:spacing w:after="0" w:line="280" w:lineRule="exact"/>
               <w:jc w:val="right"/>
             </w:pPr>
             <w:r>
@@ -3737,16 +3840,16 @@
               <w:right w:val="single" w:color="777777" w:sz="4"/>
             </w:tcBorders>
             <w:tcMar>
-              <w:top w:type="dxa" w:w="50"/>
-              <w:left w:type="dxa" w:w="100"/>
-              <w:bottom w:type="dxa" w:w="50"/>
-              <w:right w:type="dxa" w:w="100"/>
-            </w:tcMar>
-            <w:vAlign w:val="center"/>
-          </w:tcPr>
-          <w:p>
-            <w:pPr>
-              <w:spacing w:after="0" w:line="280"/>
+              <w:top w:type="dxa" w:w="35"/>
+              <w:left w:type="dxa" w:w="100"/>
+              <w:bottom w:type="dxa" w:w="35"/>
+              <w:right w:type="dxa" w:w="100"/>
+            </w:tcMar>
+            <w:vAlign w:val="center"/>
+          </w:tcPr>
+          <w:p>
+            <w:pPr>
+              <w:spacing w:after="0" w:line="280" w:lineRule="exact"/>
               <w:jc w:val="right"/>
             </w:pPr>
             <w:r>
@@ -3774,16 +3877,16 @@
               <w:right w:val="single" w:color="777777" w:sz="4"/>
             </w:tcBorders>
             <w:tcMar>
-              <w:top w:type="dxa" w:w="50"/>
-              <w:left w:type="dxa" w:w="100"/>
-              <w:bottom w:type="dxa" w:w="50"/>
-              <w:right w:type="dxa" w:w="100"/>
-            </w:tcMar>
-            <w:vAlign w:val="center"/>
-          </w:tcPr>
-          <w:p>
-            <w:pPr>
-              <w:spacing w:after="0" w:line="280"/>
+              <w:top w:type="dxa" w:w="35"/>
+              <w:left w:type="dxa" w:w="100"/>
+              <w:bottom w:type="dxa" w:w="35"/>
+              <w:right w:type="dxa" w:w="100"/>
+            </w:tcMar>
+            <w:vAlign w:val="center"/>
+          </w:tcPr>
+          <w:p>
+            <w:pPr>
+              <w:spacing w:after="0" w:line="280" w:lineRule="exact"/>
               <w:jc w:val="left"/>
             </w:pPr>
             <w:r>
@@ -3806,16 +3909,16 @@
               <w:right w:val="single" w:color="777777" w:sz="4"/>
             </w:tcBorders>
             <w:tcMar>
-              <w:top w:type="dxa" w:w="50"/>
-              <w:left w:type="dxa" w:w="100"/>
-              <w:bottom w:type="dxa" w:w="50"/>
-              <w:right w:type="dxa" w:w="100"/>
-            </w:tcMar>
-            <w:vAlign w:val="center"/>
-          </w:tcPr>
-          <w:p>
-            <w:pPr>
-              <w:spacing w:after="0" w:line="280"/>
+              <w:top w:type="dxa" w:w="35"/>
+              <w:left w:type="dxa" w:w="100"/>
+              <w:bottom w:type="dxa" w:w="35"/>
+              <w:right w:type="dxa" w:w="100"/>
+            </w:tcMar>
+            <w:vAlign w:val="center"/>
+          </w:tcPr>
+          <w:p>
+            <w:pPr>
+              <w:spacing w:after="0" w:line="280" w:lineRule="exact"/>
               <w:jc w:val="right"/>
             </w:pPr>
             <w:r>
@@ -3838,16 +3941,16 @@
               <w:right w:val="single" w:color="777777" w:sz="4"/>
             </w:tcBorders>
             <w:tcMar>
-              <w:top w:type="dxa" w:w="50"/>
-              <w:left w:type="dxa" w:w="100"/>
-              <w:bottom w:type="dxa" w:w="50"/>
-              <w:right w:type="dxa" w:w="100"/>
-            </w:tcMar>
-            <w:vAlign w:val="center"/>
-          </w:tcPr>
-          <w:p>
-            <w:pPr>
-              <w:spacing w:after="0" w:line="280"/>
+              <w:top w:type="dxa" w:w="35"/>
+              <w:left w:type="dxa" w:w="100"/>
+              <w:bottom w:type="dxa" w:w="35"/>
+              <w:right w:type="dxa" w:w="100"/>
+            </w:tcMar>
+            <w:vAlign w:val="center"/>
+          </w:tcPr>
+          <w:p>
+            <w:pPr>
+              <w:spacing w:after="0" w:line="280" w:lineRule="exact"/>
               <w:jc w:val="right"/>
             </w:pPr>
             <w:r>
@@ -3870,16 +3973,16 @@
               <w:right w:val="single" w:color="777777" w:sz="4"/>
             </w:tcBorders>
             <w:tcMar>
-              <w:top w:type="dxa" w:w="50"/>
-              <w:left w:type="dxa" w:w="100"/>
-              <w:bottom w:type="dxa" w:w="50"/>
-              <w:right w:type="dxa" w:w="100"/>
-            </w:tcMar>
-            <w:vAlign w:val="center"/>
-          </w:tcPr>
-          <w:p>
-            <w:pPr>
-              <w:spacing w:after="0" w:line="280"/>
+              <w:top w:type="dxa" w:w="35"/>
+              <w:left w:type="dxa" w:w="100"/>
+              <w:bottom w:type="dxa" w:w="35"/>
+              <w:right w:type="dxa" w:w="100"/>
+            </w:tcMar>
+            <w:vAlign w:val="center"/>
+          </w:tcPr>
+          <w:p>
+            <w:pPr>
+              <w:spacing w:after="0" w:line="280" w:lineRule="exact"/>
               <w:jc w:val="right"/>
             </w:pPr>
             <w:r>
@@ -3902,16 +4005,16 @@
               <w:right w:val="single" w:color="777777" w:sz="4"/>
             </w:tcBorders>
             <w:tcMar>
-              <w:top w:type="dxa" w:w="50"/>
-              <w:left w:type="dxa" w:w="100"/>
-              <w:bottom w:type="dxa" w:w="50"/>
-              <w:right w:type="dxa" w:w="100"/>
-            </w:tcMar>
-            <w:vAlign w:val="center"/>
-          </w:tcPr>
-          <w:p>
-            <w:pPr>
-              <w:spacing w:after="0" w:line="280"/>
+              <w:top w:type="dxa" w:w="35"/>
+              <w:left w:type="dxa" w:w="100"/>
+              <w:bottom w:type="dxa" w:w="35"/>
+              <w:right w:type="dxa" w:w="100"/>
+            </w:tcMar>
+            <w:vAlign w:val="center"/>
+          </w:tcPr>
+          <w:p>
+            <w:pPr>
+              <w:spacing w:after="0" w:line="280" w:lineRule="exact"/>
               <w:jc w:val="right"/>
             </w:pPr>
             <w:r>
@@ -3939,16 +4042,16 @@
               <w:right w:val="single" w:color="777777" w:sz="4"/>
             </w:tcBorders>
             <w:tcMar>
-              <w:top w:type="dxa" w:w="50"/>
-              <w:left w:type="dxa" w:w="100"/>
-              <w:bottom w:type="dxa" w:w="50"/>
-              <w:right w:type="dxa" w:w="100"/>
-            </w:tcMar>
-            <w:vAlign w:val="center"/>
-          </w:tcPr>
-          <w:p>
-            <w:pPr>
-              <w:spacing w:after="0" w:line="280"/>
+              <w:top w:type="dxa" w:w="35"/>
+              <w:left w:type="dxa" w:w="100"/>
+              <w:bottom w:type="dxa" w:w="35"/>
+              <w:right w:type="dxa" w:w="100"/>
+            </w:tcMar>
+            <w:vAlign w:val="center"/>
+          </w:tcPr>
+          <w:p>
+            <w:pPr>
+              <w:spacing w:after="0" w:line="280" w:lineRule="exact"/>
               <w:jc w:val="left"/>
             </w:pPr>
             <w:r>
@@ -3971,16 +4074,16 @@
               <w:right w:val="single" w:color="777777" w:sz="4"/>
             </w:tcBorders>
             <w:tcMar>
-              <w:top w:type="dxa" w:w="50"/>
-              <w:left w:type="dxa" w:w="100"/>
-              <w:bottom w:type="dxa" w:w="50"/>
-              <w:right w:type="dxa" w:w="100"/>
-            </w:tcMar>
-            <w:vAlign w:val="center"/>
-          </w:tcPr>
-          <w:p>
-            <w:pPr>
-              <w:spacing w:after="0" w:line="280"/>
+              <w:top w:type="dxa" w:w="35"/>
+              <w:left w:type="dxa" w:w="100"/>
+              <w:bottom w:type="dxa" w:w="35"/>
+              <w:right w:type="dxa" w:w="100"/>
+            </w:tcMar>
+            <w:vAlign w:val="center"/>
+          </w:tcPr>
+          <w:p>
+            <w:pPr>
+              <w:spacing w:after="0" w:line="280" w:lineRule="exact"/>
               <w:jc w:val="right"/>
             </w:pPr>
             <w:r>
@@ -4003,16 +4106,16 @@
               <w:right w:val="single" w:color="777777" w:sz="4"/>
             </w:tcBorders>
             <w:tcMar>
-              <w:top w:type="dxa" w:w="50"/>
-              <w:left w:type="dxa" w:w="100"/>
-              <w:bottom w:type="dxa" w:w="50"/>
-              <w:right w:type="dxa" w:w="100"/>
-            </w:tcMar>
-            <w:vAlign w:val="center"/>
-          </w:tcPr>
-          <w:p>
-            <w:pPr>
-              <w:spacing w:after="0" w:line="280"/>
+              <w:top w:type="dxa" w:w="35"/>
+              <w:left w:type="dxa" w:w="100"/>
+              <w:bottom w:type="dxa" w:w="35"/>
+              <w:right w:type="dxa" w:w="100"/>
+            </w:tcMar>
+            <w:vAlign w:val="center"/>
+          </w:tcPr>
+          <w:p>
+            <w:pPr>
+              <w:spacing w:after="0" w:line="280" w:lineRule="exact"/>
               <w:jc w:val="right"/>
             </w:pPr>
             <w:r>
@@ -4035,16 +4138,16 @@
               <w:right w:val="single" w:color="777777" w:sz="4"/>
             </w:tcBorders>
             <w:tcMar>
-              <w:top w:type="dxa" w:w="50"/>
-              <w:left w:type="dxa" w:w="100"/>
-              <w:bottom w:type="dxa" w:w="50"/>
-              <w:right w:type="dxa" w:w="100"/>
-            </w:tcMar>
-            <w:vAlign w:val="center"/>
-          </w:tcPr>
-          <w:p>
-            <w:pPr>
-              <w:spacing w:after="0" w:line="280"/>
+              <w:top w:type="dxa" w:w="35"/>
+              <w:left w:type="dxa" w:w="100"/>
+              <w:bottom w:type="dxa" w:w="35"/>
+              <w:right w:type="dxa" w:w="100"/>
+            </w:tcMar>
+            <w:vAlign w:val="center"/>
+          </w:tcPr>
+          <w:p>
+            <w:pPr>
+              <w:spacing w:after="0" w:line="280" w:lineRule="exact"/>
               <w:jc w:val="right"/>
             </w:pPr>
             <w:r>
@@ -4067,16 +4170,16 @@
               <w:right w:val="single" w:color="777777" w:sz="4"/>
             </w:tcBorders>
             <w:tcMar>
-              <w:top w:type="dxa" w:w="50"/>
-              <w:left w:type="dxa" w:w="100"/>
-              <w:bottom w:type="dxa" w:w="50"/>
-              <w:right w:type="dxa" w:w="100"/>
-            </w:tcMar>
-            <w:vAlign w:val="center"/>
-          </w:tcPr>
-          <w:p>
-            <w:pPr>
-              <w:spacing w:after="0" w:line="280"/>
+              <w:top w:type="dxa" w:w="35"/>
+              <w:left w:type="dxa" w:w="100"/>
+              <w:bottom w:type="dxa" w:w="35"/>
+              <w:right w:type="dxa" w:w="100"/>
+            </w:tcMar>
+            <w:vAlign w:val="center"/>
+          </w:tcPr>
+          <w:p>
+            <w:pPr>
+              <w:spacing w:after="0" w:line="280" w:lineRule="exact"/>
               <w:jc w:val="right"/>
             </w:pPr>
             <w:r>
@@ -4093,7 +4196,7 @@
     </w:tbl>
     <w:p>
       <w:pPr>
-        <w:spacing w:after="60" w:before="0" w:line="300"/>
+        <w:spacing w:after="60" w:before="0" w:line="300" w:lineRule="exact"/>
       </w:pPr>
       <w:r>
         <w:rPr>
@@ -4111,7 +4214,7 @@
           <w:ilvl w:val="0"/>
           <w:numId w:val="2"/>
         </w:numPr>
-        <w:spacing w:after="60" w:before="0" w:line="300"/>
+        <w:spacing w:after="60" w:before="0" w:line="300" w:lineRule="exact"/>
       </w:pPr>
       <w:r>
         <w:rPr>
@@ -4129,7 +4232,7 @@
           <w:ilvl w:val="0"/>
           <w:numId w:val="2"/>
         </w:numPr>
-        <w:spacing w:after="60" w:before="0" w:line="300"/>
+        <w:spacing w:after="60" w:before="0" w:line="300" w:lineRule="exact"/>
       </w:pPr>
       <w:r>
         <w:rPr>
@@ -4147,7 +4250,7 @@
           <w:ilvl w:val="0"/>
           <w:numId w:val="2"/>
         </w:numPr>
-        <w:spacing w:after="60" w:before="0" w:line="300"/>
+        <w:spacing w:after="60" w:before="0" w:line="300" w:lineRule="exact"/>
       </w:pPr>
       <w:r>
         <w:rPr>
@@ -4165,7 +4268,7 @@
           <w:ilvl w:val="0"/>
           <w:numId w:val="2"/>
         </w:numPr>
-        <w:spacing w:after="60" w:before="0" w:line="300"/>
+        <w:spacing w:after="60" w:before="0" w:line="300" w:lineRule="exact"/>
       </w:pPr>
       <w:r>
         <w:rPr>
@@ -4182,7 +4285,7 @@
         <w:pBdr>
           <w:bottom w:val="single" w:color="444444" w:sz="8" w:space="2"/>
         </w:pBdr>
-        <w:spacing w:after="100" w:before="200"/>
+        <w:spacing w:after="100" w:before="200" w:line="340" w:lineRule="exact"/>
       </w:pPr>
       <w:r>
         <w:rPr>
@@ -4192,117 +4295,854 @@
           <w:sz w:val="24"/>
           <w:szCs w:val="24"/>
         </w:rPr>
-        <w:t xml:space="preserve">6. この分析の限界と確認したいこと</w:t>
+        <w:t xml:space="preserve">7. 周辺の駐車場との比較(前回の調査)</w:t>
       </w:r>
     </w:p>
+    <w:tbl>
+      <w:tblPr>
+        <w:tblW w:type="dxa" w:w="9638"/>
+        <w:tblBorders>
+          <w:top w:val="single" w:color="auto" w:sz="4"/>
+          <w:left w:val="single" w:color="auto" w:sz="4"/>
+          <w:bottom w:val="single" w:color="auto" w:sz="4"/>
+          <w:right w:val="single" w:color="auto" w:sz="4"/>
+          <w:insideH w:val="single" w:color="auto" w:sz="4"/>
+          <w:insideV w:val="single" w:color="auto" w:sz="4"/>
+        </w:tblBorders>
+      </w:tblPr>
+      <w:tblGrid>
+        <w:gridCol w:w="3300"/>
+        <w:gridCol w:w="3438"/>
+        <w:gridCol w:w="2900"/>
+      </w:tblGrid>
+      <w:tr>
+        <w:trPr>
+          <w:cantSplit/>
+          <w:tblHeader/>
+        </w:trPr>
+        <w:tc>
+          <w:tcPr>
+            <w:tcW w:type="dxa" w:w="3300"/>
+            <w:tcBorders>
+              <w:top w:val="single" w:color="777777" w:sz="4"/>
+              <w:left w:val="single" w:color="777777" w:sz="4"/>
+              <w:bottom w:val="single" w:color="777777" w:sz="4"/>
+              <w:right w:val="single" w:color="777777" w:sz="4"/>
+            </w:tcBorders>
+            <w:shd w:fill="D9D9D9" w:color="auto" w:val="clear"/>
+            <w:tcMar>
+              <w:top w:type="dxa" w:w="35"/>
+              <w:left w:type="dxa" w:w="100"/>
+              <w:bottom w:type="dxa" w:w="35"/>
+              <w:right w:type="dxa" w:w="100"/>
+            </w:tcMar>
+            <w:vAlign w:val="center"/>
+          </w:tcPr>
+          <w:p>
+            <w:pPr>
+              <w:spacing w:after="0" w:line="280" w:lineRule="exact"/>
+              <w:jc w:val="center"/>
+            </w:pPr>
+            <w:r>
+              <w:rPr>
+                <w:rFonts w:ascii="Arial" w:cs="Arial" w:eastAsia="游ゴシック" w:hAnsi="Arial"/>
+                <w:b/>
+                <w:bCs/>
+                <w:sz w:val="19"/>
+                <w:szCs w:val="19"/>
+              </w:rPr>
+              <w:t xml:space="preserve">駐車場</w:t>
+            </w:r>
+          </w:p>
+        </w:tc>
+        <w:tc>
+          <w:tcPr>
+            <w:tcW w:type="dxa" w:w="3438"/>
+            <w:tcBorders>
+              <w:top w:val="single" w:color="777777" w:sz="4"/>
+              <w:left w:val="single" w:color="777777" w:sz="4"/>
+              <w:bottom w:val="single" w:color="777777" w:sz="4"/>
+              <w:right w:val="single" w:color="777777" w:sz="4"/>
+            </w:tcBorders>
+            <w:shd w:fill="D9D9D9" w:color="auto" w:val="clear"/>
+            <w:tcMar>
+              <w:top w:type="dxa" w:w="35"/>
+              <w:left w:type="dxa" w:w="100"/>
+              <w:bottom w:type="dxa" w:w="35"/>
+              <w:right w:type="dxa" w:w="100"/>
+            </w:tcMar>
+            <w:vAlign w:val="center"/>
+          </w:tcPr>
+          <w:p>
+            <w:pPr>
+              <w:spacing w:after="0" w:line="280" w:lineRule="exact"/>
+              <w:jc w:val="center"/>
+            </w:pPr>
+            <w:r>
+              <w:rPr>
+                <w:rFonts w:ascii="Arial" w:cs="Arial" w:eastAsia="游ゴシック" w:hAnsi="Arial"/>
+                <w:b/>
+                <w:bCs/>
+                <w:sz w:val="19"/>
+                <w:szCs w:val="19"/>
+              </w:rPr>
+              <w:t xml:space="preserve">基本料金</w:t>
+            </w:r>
+          </w:p>
+        </w:tc>
+        <w:tc>
+          <w:tcPr>
+            <w:tcW w:type="dxa" w:w="2900"/>
+            <w:tcBorders>
+              <w:top w:val="single" w:color="777777" w:sz="4"/>
+              <w:left w:val="single" w:color="777777" w:sz="4"/>
+              <w:bottom w:val="single" w:color="777777" w:sz="4"/>
+              <w:right w:val="single" w:color="777777" w:sz="4"/>
+            </w:tcBorders>
+            <w:shd w:fill="D9D9D9" w:color="auto" w:val="clear"/>
+            <w:tcMar>
+              <w:top w:type="dxa" w:w="35"/>
+              <w:left w:type="dxa" w:w="100"/>
+              <w:bottom w:type="dxa" w:w="35"/>
+              <w:right w:type="dxa" w:w="100"/>
+            </w:tcMar>
+            <w:vAlign w:val="center"/>
+          </w:tcPr>
+          <w:p>
+            <w:pPr>
+              <w:spacing w:after="0" w:line="280" w:lineRule="exact"/>
+              <w:jc w:val="center"/>
+            </w:pPr>
+            <w:r>
+              <w:rPr>
+                <w:rFonts w:ascii="Arial" w:cs="Arial" w:eastAsia="游ゴシック" w:hAnsi="Arial"/>
+                <w:b/>
+                <w:bCs/>
+                <w:sz w:val="19"/>
+                <w:szCs w:val="19"/>
+              </w:rPr>
+              <w:t xml:space="preserve">24時間の最大料金</w:t>
+            </w:r>
+          </w:p>
+        </w:tc>
+      </w:tr>
+      <w:tr>
+        <w:trPr>
+          <w:cantSplit/>
+        </w:trPr>
+        <w:tc>
+          <w:tcPr>
+            <w:tcW w:type="dxa" w:w="3300"/>
+            <w:tcBorders>
+              <w:top w:val="single" w:color="777777" w:sz="4"/>
+              <w:left w:val="single" w:color="777777" w:sz="4"/>
+              <w:bottom w:val="single" w:color="777777" w:sz="4"/>
+              <w:right w:val="single" w:color="777777" w:sz="4"/>
+            </w:tcBorders>
+            <w:tcMar>
+              <w:top w:type="dxa" w:w="35"/>
+              <w:left w:type="dxa" w:w="100"/>
+              <w:bottom w:type="dxa" w:w="35"/>
+              <w:right w:type="dxa" w:w="100"/>
+            </w:tcMar>
+            <w:vAlign w:val="center"/>
+          </w:tcPr>
+          <w:p>
+            <w:pPr>
+              <w:spacing w:after="0" w:line="280" w:lineRule="exact"/>
+              <w:jc w:val="left"/>
+            </w:pPr>
+            <w:r>
+              <w:rPr>
+                <w:rFonts w:ascii="Arial" w:cs="Arial" w:eastAsia="游ゴシック" w:hAnsi="Arial"/>
+                <w:b/>
+                <w:bCs/>
+                <w:sz w:val="19"/>
+                <w:szCs w:val="19"/>
+              </w:rPr>
+              <w:t xml:space="preserve">サカモト いずみ野(現行)</w:t>
+            </w:r>
+          </w:p>
+        </w:tc>
+        <w:tc>
+          <w:tcPr>
+            <w:tcW w:type="dxa" w:w="3438"/>
+            <w:tcBorders>
+              <w:top w:val="single" w:color="777777" w:sz="4"/>
+              <w:left w:val="single" w:color="777777" w:sz="4"/>
+              <w:bottom w:val="single" w:color="777777" w:sz="4"/>
+              <w:right w:val="single" w:color="777777" w:sz="4"/>
+            </w:tcBorders>
+            <w:tcMar>
+              <w:top w:type="dxa" w:w="35"/>
+              <w:left w:type="dxa" w:w="100"/>
+              <w:bottom w:type="dxa" w:w="35"/>
+              <w:right w:type="dxa" w:w="100"/>
+            </w:tcMar>
+            <w:vAlign w:val="center"/>
+          </w:tcPr>
+          <w:p>
+            <w:pPr>
+              <w:spacing w:after="0" w:line="280" w:lineRule="exact"/>
+              <w:jc w:val="center"/>
+            </w:pPr>
+            <w:r>
+              <w:rPr>
+                <w:rFonts w:ascii="Arial" w:cs="Arial" w:eastAsia="游ゴシック" w:hAnsi="Arial"/>
+                <w:b/>
+                <w:bCs/>
+                <w:sz w:val="19"/>
+                <w:szCs w:val="19"/>
+              </w:rPr>
+              <w:t xml:space="preserve">20分100円</w:t>
+            </w:r>
+          </w:p>
+        </w:tc>
+        <w:tc>
+          <w:tcPr>
+            <w:tcW w:type="dxa" w:w="2900"/>
+            <w:tcBorders>
+              <w:top w:val="single" w:color="777777" w:sz="4"/>
+              <w:left w:val="single" w:color="777777" w:sz="4"/>
+              <w:bottom w:val="single" w:color="777777" w:sz="4"/>
+              <w:right w:val="single" w:color="777777" w:sz="4"/>
+            </w:tcBorders>
+            <w:tcMar>
+              <w:top w:type="dxa" w:w="35"/>
+              <w:left w:type="dxa" w:w="100"/>
+              <w:bottom w:type="dxa" w:w="35"/>
+              <w:right w:type="dxa" w:w="100"/>
+            </w:tcMar>
+            <w:vAlign w:val="center"/>
+          </w:tcPr>
+          <w:p>
+            <w:pPr>
+              <w:spacing w:after="0" w:line="280" w:lineRule="exact"/>
+              <w:jc w:val="center"/>
+            </w:pPr>
+            <w:r>
+              <w:rPr>
+                <w:rFonts w:ascii="Arial" w:cs="Arial" w:eastAsia="游ゴシック" w:hAnsi="Arial"/>
+                <w:b/>
+                <w:bCs/>
+                <w:sz w:val="19"/>
+                <w:szCs w:val="19"/>
+              </w:rPr>
+              <w:t xml:space="preserve">1,600円</w:t>
+            </w:r>
+          </w:p>
+        </w:tc>
+      </w:tr>
+      <w:tr>
+        <w:trPr>
+          <w:cantSplit/>
+        </w:trPr>
+        <w:tc>
+          <w:tcPr>
+            <w:tcW w:type="dxa" w:w="3300"/>
+            <w:tcBorders>
+              <w:top w:val="single" w:color="777777" w:sz="4"/>
+              <w:left w:val="single" w:color="777777" w:sz="4"/>
+              <w:bottom w:val="single" w:color="777777" w:sz="4"/>
+              <w:right w:val="single" w:color="777777" w:sz="4"/>
+            </w:tcBorders>
+            <w:tcMar>
+              <w:top w:type="dxa" w:w="35"/>
+              <w:left w:type="dxa" w:w="100"/>
+              <w:bottom w:type="dxa" w:w="35"/>
+              <w:right w:type="dxa" w:w="100"/>
+            </w:tcMar>
+            <w:vAlign w:val="center"/>
+          </w:tcPr>
+          <w:p>
+            <w:pPr>
+              <w:spacing w:after="0" w:line="280" w:lineRule="exact"/>
+              <w:jc w:val="left"/>
+            </w:pPr>
+            <w:r>
+              <w:rPr>
+                <w:rFonts w:ascii="Arial" w:cs="Arial" w:eastAsia="游ゴシック" w:hAnsi="Arial"/>
+                <w:sz w:val="19"/>
+                <w:szCs w:val="19"/>
+              </w:rPr>
+              <w:t xml:space="preserve">サカモト いずみ野(提案)</w:t>
+            </w:r>
+          </w:p>
+        </w:tc>
+        <w:tc>
+          <w:tcPr>
+            <w:tcW w:type="dxa" w:w="3438"/>
+            <w:tcBorders>
+              <w:top w:val="single" w:color="777777" w:sz="4"/>
+              <w:left w:val="single" w:color="777777" w:sz="4"/>
+              <w:bottom w:val="single" w:color="777777" w:sz="4"/>
+              <w:right w:val="single" w:color="777777" w:sz="4"/>
+            </w:tcBorders>
+            <w:tcMar>
+              <w:top w:type="dxa" w:w="35"/>
+              <w:left w:type="dxa" w:w="100"/>
+              <w:bottom w:type="dxa" w:w="35"/>
+              <w:right w:type="dxa" w:w="100"/>
+            </w:tcMar>
+            <w:vAlign w:val="center"/>
+          </w:tcPr>
+          <w:p>
+            <w:pPr>
+              <w:spacing w:after="0" w:line="280" w:lineRule="exact"/>
+              <w:jc w:val="center"/>
+            </w:pPr>
+            <w:r>
+              <w:rPr>
+                <w:rFonts w:ascii="Arial" w:cs="Arial" w:eastAsia="游ゴシック" w:hAnsi="Arial"/>
+                <w:sz w:val="19"/>
+                <w:szCs w:val="19"/>
+              </w:rPr>
+              <w:t xml:space="preserve">20分100円</w:t>
+            </w:r>
+          </w:p>
+        </w:tc>
+        <w:tc>
+          <w:tcPr>
+            <w:tcW w:type="dxa" w:w="2900"/>
+            <w:tcBorders>
+              <w:top w:val="single" w:color="777777" w:sz="4"/>
+              <w:left w:val="single" w:color="777777" w:sz="4"/>
+              <w:bottom w:val="single" w:color="777777" w:sz="4"/>
+              <w:right w:val="single" w:color="777777" w:sz="4"/>
+            </w:tcBorders>
+            <w:tcMar>
+              <w:top w:type="dxa" w:w="35"/>
+              <w:left w:type="dxa" w:w="100"/>
+              <w:bottom w:type="dxa" w:w="35"/>
+              <w:right w:type="dxa" w:w="100"/>
+            </w:tcMar>
+            <w:vAlign w:val="center"/>
+          </w:tcPr>
+          <w:p>
+            <w:pPr>
+              <w:spacing w:after="0" w:line="280" w:lineRule="exact"/>
+              <w:jc w:val="center"/>
+            </w:pPr>
+            <w:r>
+              <w:rPr>
+                <w:rFonts w:ascii="Arial" w:cs="Arial" w:eastAsia="游ゴシック" w:hAnsi="Arial"/>
+                <w:sz w:val="19"/>
+                <w:szCs w:val="19"/>
+              </w:rPr>
+              <w:t xml:space="preserve">1,400円</w:t>
+            </w:r>
+          </w:p>
+        </w:tc>
+      </w:tr>
+      <w:tr>
+        <w:trPr>
+          <w:cantSplit/>
+        </w:trPr>
+        <w:tc>
+          <w:tcPr>
+            <w:tcW w:type="dxa" w:w="3300"/>
+            <w:tcBorders>
+              <w:top w:val="single" w:color="777777" w:sz="4"/>
+              <w:left w:val="single" w:color="777777" w:sz="4"/>
+              <w:bottom w:val="single" w:color="777777" w:sz="4"/>
+              <w:right w:val="single" w:color="777777" w:sz="4"/>
+            </w:tcBorders>
+            <w:tcMar>
+              <w:top w:type="dxa" w:w="35"/>
+              <w:left w:type="dxa" w:w="100"/>
+              <w:bottom w:type="dxa" w:w="35"/>
+              <w:right w:type="dxa" w:w="100"/>
+            </w:tcMar>
+            <w:vAlign w:val="center"/>
+          </w:tcPr>
+          <w:p>
+            <w:pPr>
+              <w:spacing w:after="0" w:line="280" w:lineRule="exact"/>
+              <w:jc w:val="left"/>
+            </w:pPr>
+            <w:r>
+              <w:rPr>
+                <w:rFonts w:ascii="Arial" w:cs="Arial" w:eastAsia="游ゴシック" w:hAnsi="Arial"/>
+                <w:sz w:val="19"/>
+                <w:szCs w:val="19"/>
+              </w:rPr>
+              <w:t xml:space="preserve">相鉄ライフいずみ野(駅から約109m)</w:t>
+            </w:r>
+          </w:p>
+        </w:tc>
+        <w:tc>
+          <w:tcPr>
+            <w:tcW w:type="dxa" w:w="3438"/>
+            <w:tcBorders>
+              <w:top w:val="single" w:color="777777" w:sz="4"/>
+              <w:left w:val="single" w:color="777777" w:sz="4"/>
+              <w:bottom w:val="single" w:color="777777" w:sz="4"/>
+              <w:right w:val="single" w:color="777777" w:sz="4"/>
+            </w:tcBorders>
+            <w:tcMar>
+              <w:top w:type="dxa" w:w="35"/>
+              <w:left w:type="dxa" w:w="100"/>
+              <w:bottom w:type="dxa" w:w="35"/>
+              <w:right w:type="dxa" w:w="100"/>
+            </w:tcMar>
+            <w:vAlign w:val="center"/>
+          </w:tcPr>
+          <w:p>
+            <w:pPr>
+              <w:spacing w:after="0" w:line="280" w:lineRule="exact"/>
+              <w:jc w:val="center"/>
+            </w:pPr>
+            <w:r>
+              <w:rPr>
+                <w:rFonts w:ascii="Arial" w:cs="Arial" w:eastAsia="游ゴシック" w:hAnsi="Arial"/>
+                <w:sz w:val="19"/>
+                <w:szCs w:val="19"/>
+              </w:rPr>
+              <w:t xml:space="preserve">初回30分無料、以降30分200円(昼)</w:t>
+            </w:r>
+          </w:p>
+        </w:tc>
+        <w:tc>
+          <w:tcPr>
+            <w:tcW w:type="dxa" w:w="2900"/>
+            <w:tcBorders>
+              <w:top w:val="single" w:color="777777" w:sz="4"/>
+              <w:left w:val="single" w:color="777777" w:sz="4"/>
+              <w:bottom w:val="single" w:color="777777" w:sz="4"/>
+              <w:right w:val="single" w:color="777777" w:sz="4"/>
+            </w:tcBorders>
+            <w:tcMar>
+              <w:top w:type="dxa" w:w="35"/>
+              <w:left w:type="dxa" w:w="100"/>
+              <w:bottom w:type="dxa" w:w="35"/>
+              <w:right w:type="dxa" w:w="100"/>
+            </w:tcMar>
+            <w:vAlign w:val="center"/>
+          </w:tcPr>
+          <w:p>
+            <w:pPr>
+              <w:spacing w:after="0" w:line="280" w:lineRule="exact"/>
+              <w:jc w:val="center"/>
+            </w:pPr>
+            <w:r>
+              <w:rPr>
+                <w:rFonts w:ascii="Arial" w:cs="Arial" w:eastAsia="游ゴシック" w:hAnsi="Arial"/>
+                <w:sz w:val="19"/>
+                <w:szCs w:val="19"/>
+              </w:rPr>
+              <w:t xml:space="preserve">1,000円</w:t>
+            </w:r>
+          </w:p>
+        </w:tc>
+      </w:tr>
+      <w:tr>
+        <w:trPr>
+          <w:cantSplit/>
+        </w:trPr>
+        <w:tc>
+          <w:tcPr>
+            <w:tcW w:type="dxa" w:w="3300"/>
+            <w:tcBorders>
+              <w:top w:val="single" w:color="777777" w:sz="4"/>
+              <w:left w:val="single" w:color="777777" w:sz="4"/>
+              <w:bottom w:val="single" w:color="777777" w:sz="4"/>
+              <w:right w:val="single" w:color="777777" w:sz="4"/>
+            </w:tcBorders>
+            <w:tcMar>
+              <w:top w:type="dxa" w:w="35"/>
+              <w:left w:type="dxa" w:w="100"/>
+              <w:bottom w:type="dxa" w:w="35"/>
+              <w:right w:type="dxa" w:w="100"/>
+            </w:tcMar>
+            <w:vAlign w:val="center"/>
+          </w:tcPr>
+          <w:p>
+            <w:pPr>
+              <w:spacing w:after="0" w:line="280" w:lineRule="exact"/>
+              <w:jc w:val="left"/>
+            </w:pPr>
+            <w:r>
+              <w:rPr>
+                <w:rFonts w:ascii="Arial" w:cs="Arial" w:eastAsia="游ゴシック" w:hAnsi="Arial"/>
+                <w:sz w:val="19"/>
+                <w:szCs w:val="19"/>
+              </w:rPr>
+              <w:t xml:space="preserve">タイムズ横浜中田町</w:t>
+            </w:r>
+          </w:p>
+        </w:tc>
+        <w:tc>
+          <w:tcPr>
+            <w:tcW w:type="dxa" w:w="3438"/>
+            <w:tcBorders>
+              <w:top w:val="single" w:color="777777" w:sz="4"/>
+              <w:left w:val="single" w:color="777777" w:sz="4"/>
+              <w:bottom w:val="single" w:color="777777" w:sz="4"/>
+              <w:right w:val="single" w:color="777777" w:sz="4"/>
+            </w:tcBorders>
+            <w:tcMar>
+              <w:top w:type="dxa" w:w="35"/>
+              <w:left w:type="dxa" w:w="100"/>
+              <w:bottom w:type="dxa" w:w="35"/>
+              <w:right w:type="dxa" w:w="100"/>
+            </w:tcMar>
+            <w:vAlign w:val="center"/>
+          </w:tcPr>
+          <w:p>
+            <w:pPr>
+              <w:spacing w:after="0" w:line="280" w:lineRule="exact"/>
+              <w:jc w:val="center"/>
+            </w:pPr>
+            <w:r>
+              <w:rPr>
+                <w:rFonts w:ascii="Arial" w:cs="Arial" w:eastAsia="游ゴシック" w:hAnsi="Arial"/>
+                <w:sz w:val="19"/>
+                <w:szCs w:val="19"/>
+              </w:rPr>
+              <w:t xml:space="preserve">20分110円</w:t>
+            </w:r>
+          </w:p>
+        </w:tc>
+        <w:tc>
+          <w:tcPr>
+            <w:tcW w:type="dxa" w:w="2900"/>
+            <w:tcBorders>
+              <w:top w:val="single" w:color="777777" w:sz="4"/>
+              <w:left w:val="single" w:color="777777" w:sz="4"/>
+              <w:bottom w:val="single" w:color="777777" w:sz="4"/>
+              <w:right w:val="single" w:color="777777" w:sz="4"/>
+            </w:tcBorders>
+            <w:tcMar>
+              <w:top w:type="dxa" w:w="35"/>
+              <w:left w:type="dxa" w:w="100"/>
+              <w:bottom w:type="dxa" w:w="35"/>
+              <w:right w:type="dxa" w:w="100"/>
+            </w:tcMar>
+            <w:vAlign w:val="center"/>
+          </w:tcPr>
+          <w:p>
+            <w:pPr>
+              <w:spacing w:after="0" w:line="280" w:lineRule="exact"/>
+              <w:jc w:val="center"/>
+            </w:pPr>
+            <w:r>
+              <w:rPr>
+                <w:rFonts w:ascii="Arial" w:cs="Arial" w:eastAsia="游ゴシック" w:hAnsi="Arial"/>
+                <w:sz w:val="19"/>
+                <w:szCs w:val="19"/>
+              </w:rPr>
+              <w:t xml:space="preserve">550円</w:t>
+            </w:r>
+          </w:p>
+        </w:tc>
+      </w:tr>
+      <w:tr>
+        <w:trPr>
+          <w:cantSplit/>
+        </w:trPr>
+        <w:tc>
+          <w:tcPr>
+            <w:tcW w:type="dxa" w:w="3300"/>
+            <w:tcBorders>
+              <w:top w:val="single" w:color="777777" w:sz="4"/>
+              <w:left w:val="single" w:color="777777" w:sz="4"/>
+              <w:bottom w:val="single" w:color="777777" w:sz="4"/>
+              <w:right w:val="single" w:color="777777" w:sz="4"/>
+            </w:tcBorders>
+            <w:tcMar>
+              <w:top w:type="dxa" w:w="35"/>
+              <w:left w:type="dxa" w:w="100"/>
+              <w:bottom w:type="dxa" w:w="35"/>
+              <w:right w:type="dxa" w:w="100"/>
+            </w:tcMar>
+            <w:vAlign w:val="center"/>
+          </w:tcPr>
+          <w:p>
+            <w:pPr>
+              <w:spacing w:after="0" w:line="280" w:lineRule="exact"/>
+              <w:jc w:val="left"/>
+            </w:pPr>
+            <w:r>
+              <w:rPr>
+                <w:rFonts w:ascii="Arial" w:cs="Arial" w:eastAsia="游ゴシック" w:hAnsi="Arial"/>
+                <w:sz w:val="19"/>
+                <w:szCs w:val="19"/>
+              </w:rPr>
+              <w:t xml:space="preserve">タイムズ(別の1か所)</w:t>
+            </w:r>
+          </w:p>
+        </w:tc>
+        <w:tc>
+          <w:tcPr>
+            <w:tcW w:type="dxa" w:w="3438"/>
+            <w:tcBorders>
+              <w:top w:val="single" w:color="777777" w:sz="4"/>
+              <w:left w:val="single" w:color="777777" w:sz="4"/>
+              <w:bottom w:val="single" w:color="777777" w:sz="4"/>
+              <w:right w:val="single" w:color="777777" w:sz="4"/>
+            </w:tcBorders>
+            <w:tcMar>
+              <w:top w:type="dxa" w:w="35"/>
+              <w:left w:type="dxa" w:w="100"/>
+              <w:bottom w:type="dxa" w:w="35"/>
+              <w:right w:type="dxa" w:w="100"/>
+            </w:tcMar>
+            <w:vAlign w:val="center"/>
+          </w:tcPr>
+          <w:p>
+            <w:pPr>
+              <w:spacing w:after="0" w:line="280" w:lineRule="exact"/>
+              <w:jc w:val="center"/>
+            </w:pPr>
+            <w:r>
+              <w:rPr>
+                <w:rFonts w:ascii="Arial" w:cs="Arial" w:eastAsia="游ゴシック" w:hAnsi="Arial"/>
+                <w:sz w:val="19"/>
+                <w:szCs w:val="19"/>
+              </w:rPr>
+              <w:t xml:space="preserve">昼60分220円、夜60分110円</w:t>
+            </w:r>
+          </w:p>
+        </w:tc>
+        <w:tc>
+          <w:tcPr>
+            <w:tcW w:type="dxa" w:w="2900"/>
+            <w:tcBorders>
+              <w:top w:val="single" w:color="777777" w:sz="4"/>
+              <w:left w:val="single" w:color="777777" w:sz="4"/>
+              <w:bottom w:val="single" w:color="777777" w:sz="4"/>
+              <w:right w:val="single" w:color="777777" w:sz="4"/>
+            </w:tcBorders>
+            <w:tcMar>
+              <w:top w:type="dxa" w:w="35"/>
+              <w:left w:type="dxa" w:w="100"/>
+              <w:bottom w:type="dxa" w:w="35"/>
+              <w:right w:type="dxa" w:w="100"/>
+            </w:tcMar>
+            <w:vAlign w:val="center"/>
+          </w:tcPr>
+          <w:p>
+            <w:pPr>
+              <w:spacing w:after="0" w:line="280" w:lineRule="exact"/>
+              <w:jc w:val="center"/>
+            </w:pPr>
+            <w:r>
+              <w:rPr>
+                <w:rFonts w:ascii="Arial" w:cs="Arial" w:eastAsia="游ゴシック" w:hAnsi="Arial"/>
+                <w:sz w:val="19"/>
+                <w:szCs w:val="19"/>
+              </w:rPr>
+              <w:t xml:space="preserve">660円</w:t>
+            </w:r>
+          </w:p>
+        </w:tc>
+      </w:tr>
+      <w:tr>
+        <w:trPr>
+          <w:cantSplit/>
+        </w:trPr>
+        <w:tc>
+          <w:tcPr>
+            <w:tcW w:type="dxa" w:w="3300"/>
+            <w:tcBorders>
+              <w:top w:val="single" w:color="777777" w:sz="4"/>
+              <w:left w:val="single" w:color="777777" w:sz="4"/>
+              <w:bottom w:val="single" w:color="777777" w:sz="4"/>
+              <w:right w:val="single" w:color="777777" w:sz="4"/>
+            </w:tcBorders>
+            <w:tcMar>
+              <w:top w:type="dxa" w:w="35"/>
+              <w:left w:type="dxa" w:w="100"/>
+              <w:bottom w:type="dxa" w:w="35"/>
+              <w:right w:type="dxa" w:w="100"/>
+            </w:tcMar>
+            <w:vAlign w:val="center"/>
+          </w:tcPr>
+          <w:p>
+            <w:pPr>
+              <w:spacing w:after="0" w:line="280" w:lineRule="exact"/>
+              <w:jc w:val="left"/>
+            </w:pPr>
+            <w:r>
+              <w:rPr>
+                <w:rFonts w:ascii="Arial" w:cs="Arial" w:eastAsia="游ゴシック" w:hAnsi="Arial"/>
+                <w:sz w:val="19"/>
+                <w:szCs w:val="19"/>
+              </w:rPr>
+              <w:t xml:space="preserve">横浜和泉町(前払い式)</w:t>
+            </w:r>
+          </w:p>
+        </w:tc>
+        <w:tc>
+          <w:tcPr>
+            <w:tcW w:type="dxa" w:w="3438"/>
+            <w:tcBorders>
+              <w:top w:val="single" w:color="777777" w:sz="4"/>
+              <w:left w:val="single" w:color="777777" w:sz="4"/>
+              <w:bottom w:val="single" w:color="777777" w:sz="4"/>
+              <w:right w:val="single" w:color="777777" w:sz="4"/>
+            </w:tcBorders>
+            <w:tcMar>
+              <w:top w:type="dxa" w:w="35"/>
+              <w:left w:type="dxa" w:w="100"/>
+              <w:bottom w:type="dxa" w:w="35"/>
+              <w:right w:type="dxa" w:w="100"/>
+            </w:tcMar>
+            <w:vAlign w:val="center"/>
+          </w:tcPr>
+          <w:p>
+            <w:pPr>
+              <w:spacing w:after="0" w:line="280" w:lineRule="exact"/>
+              <w:jc w:val="center"/>
+            </w:pPr>
+            <w:r>
+              <w:rPr>
+                <w:rFonts w:ascii="Arial" w:cs="Arial" w:eastAsia="游ゴシック" w:hAnsi="Arial"/>
+                <w:sz w:val="19"/>
+                <w:szCs w:val="19"/>
+              </w:rPr>
+              <w:t xml:space="preserve">—</w:t>
+            </w:r>
+          </w:p>
+        </w:tc>
+        <w:tc>
+          <w:tcPr>
+            <w:tcW w:type="dxa" w:w="2900"/>
+            <w:tcBorders>
+              <w:top w:val="single" w:color="777777" w:sz="4"/>
+              <w:left w:val="single" w:color="777777" w:sz="4"/>
+              <w:bottom w:val="single" w:color="777777" w:sz="4"/>
+              <w:right w:val="single" w:color="777777" w:sz="4"/>
+            </w:tcBorders>
+            <w:tcMar>
+              <w:top w:type="dxa" w:w="35"/>
+              <w:left w:type="dxa" w:w="100"/>
+              <w:bottom w:type="dxa" w:w="35"/>
+              <w:right w:type="dxa" w:w="100"/>
+            </w:tcMar>
+            <w:vAlign w:val="center"/>
+          </w:tcPr>
+          <w:p>
+            <w:pPr>
+              <w:spacing w:after="0" w:line="280" w:lineRule="exact"/>
+              <w:jc w:val="center"/>
+            </w:pPr>
+            <w:r>
+              <w:rPr>
+                <w:rFonts w:ascii="Arial" w:cs="Arial" w:eastAsia="游ゴシック" w:hAnsi="Arial"/>
+                <w:sz w:val="19"/>
+                <w:szCs w:val="19"/>
+              </w:rPr>
+              <w:t xml:space="preserve">500円</w:t>
+            </w:r>
+          </w:p>
+        </w:tc>
+      </w:tr>
+      <w:tr>
+        <w:trPr>
+          <w:cantSplit/>
+        </w:trPr>
+        <w:tc>
+          <w:tcPr>
+            <w:tcW w:type="dxa" w:w="3300"/>
+            <w:tcBorders>
+              <w:top w:val="single" w:color="777777" w:sz="4"/>
+              <w:left w:val="single" w:color="777777" w:sz="4"/>
+              <w:bottom w:val="single" w:color="777777" w:sz="4"/>
+              <w:right w:val="single" w:color="777777" w:sz="4"/>
+            </w:tcBorders>
+            <w:tcMar>
+              <w:top w:type="dxa" w:w="35"/>
+              <w:left w:type="dxa" w:w="100"/>
+              <w:bottom w:type="dxa" w:w="35"/>
+              <w:right w:type="dxa" w:w="100"/>
+            </w:tcMar>
+            <w:vAlign w:val="center"/>
+          </w:tcPr>
+          <w:p>
+            <w:pPr>
+              <w:spacing w:after="0" w:line="280" w:lineRule="exact"/>
+              <w:jc w:val="left"/>
+            </w:pPr>
+            <w:r>
+              <w:rPr>
+                <w:rFonts w:ascii="Arial" w:cs="Arial" w:eastAsia="游ゴシック" w:hAnsi="Arial"/>
+                <w:sz w:val="19"/>
+                <w:szCs w:val="19"/>
+              </w:rPr>
+              <w:t xml:space="preserve">エコロパーク2か所</w:t>
+            </w:r>
+          </w:p>
+        </w:tc>
+        <w:tc>
+          <w:tcPr>
+            <w:tcW w:type="dxa" w:w="3438"/>
+            <w:tcBorders>
+              <w:top w:val="single" w:color="777777" w:sz="4"/>
+              <w:left w:val="single" w:color="777777" w:sz="4"/>
+              <w:bottom w:val="single" w:color="777777" w:sz="4"/>
+              <w:right w:val="single" w:color="777777" w:sz="4"/>
+            </w:tcBorders>
+            <w:tcMar>
+              <w:top w:type="dxa" w:w="35"/>
+              <w:left w:type="dxa" w:w="100"/>
+              <w:bottom w:type="dxa" w:w="35"/>
+              <w:right w:type="dxa" w:w="100"/>
+            </w:tcMar>
+            <w:vAlign w:val="center"/>
+          </w:tcPr>
+          <w:p>
+            <w:pPr>
+              <w:spacing w:after="0" w:line="280" w:lineRule="exact"/>
+              <w:jc w:val="center"/>
+            </w:pPr>
+            <w:r>
+              <w:rPr>
+                <w:rFonts w:ascii="Arial" w:cs="Arial" w:eastAsia="游ゴシック" w:hAnsi="Arial"/>
+                <w:sz w:val="19"/>
+                <w:szCs w:val="19"/>
+              </w:rPr>
+              <w:t xml:space="preserve">—</w:t>
+            </w:r>
+          </w:p>
+        </w:tc>
+        <w:tc>
+          <w:tcPr>
+            <w:tcW w:type="dxa" w:w="2900"/>
+            <w:tcBorders>
+              <w:top w:val="single" w:color="777777" w:sz="4"/>
+              <w:left w:val="single" w:color="777777" w:sz="4"/>
+              <w:bottom w:val="single" w:color="777777" w:sz="4"/>
+              <w:right w:val="single" w:color="777777" w:sz="4"/>
+            </w:tcBorders>
+            <w:tcMar>
+              <w:top w:type="dxa" w:w="35"/>
+              <w:left w:type="dxa" w:w="100"/>
+              <w:bottom w:type="dxa" w:w="35"/>
+              <w:right w:type="dxa" w:w="100"/>
+            </w:tcMar>
+            <w:vAlign w:val="center"/>
+          </w:tcPr>
+          <w:p>
+            <w:pPr>
+              <w:spacing w:after="0" w:line="280" w:lineRule="exact"/>
+              <w:jc w:val="center"/>
+            </w:pPr>
+            <w:r>
+              <w:rPr>
+                <w:rFonts w:ascii="Arial" w:cs="Arial" w:eastAsia="游ゴシック" w:hAnsi="Arial"/>
+                <w:sz w:val="19"/>
+                <w:szCs w:val="19"/>
+              </w:rPr>
+              <w:t xml:space="preserve">400円</w:t>
+            </w:r>
+          </w:p>
+        </w:tc>
+      </w:tr>
+    </w:tbl>
     <w:p>
       <w:pPr>
-        <w:pStyle w:val="ListParagraph"/>
-        <w:numPr>
-          <w:ilvl w:val="0"/>
-          <w:numId w:val="2"/>
-        </w:numPr>
-        <w:spacing w:after="60" w:before="0" w:line="300"/>
-      </w:pPr>
-      <w:r>
-        <w:rPr>
-          <w:rFonts w:ascii="Arial" w:cs="Arial" w:eastAsia="游ゴシック" w:hAnsi="Arial"/>
-          <w:sz w:val="20"/>
-          <w:szCs w:val="20"/>
-        </w:rPr>
-        <w:t xml:space="preserve">売上は金額だけで、台数と単価は分けられません。「昼間の利用が減った」という原因は推定です。</w:t>
-      </w:r>
-    </w:p>
-    <w:p>
-      <w:pPr>
-        <w:pStyle w:val="ListParagraph"/>
-        <w:numPr>
-          <w:ilvl w:val="0"/>
-          <w:numId w:val="2"/>
-        </w:numPr>
-        <w:spacing w:after="60" w:before="0" w:line="300"/>
-      </w:pPr>
-      <w:r>
-        <w:rPr>
-          <w:rFonts w:ascii="Arial" w:cs="Arial" w:eastAsia="游ゴシック" w:hAnsi="Arial"/>
-          <w:sz w:val="20"/>
-          <w:szCs w:val="20"/>
-        </w:rPr>
-        <w:t xml:space="preserve">改定直後に売上が増え、数か月後から減った理由は、今回のデータでは分かりません。</w:t>
-      </w:r>
-    </w:p>
-    <w:p>
-      <w:pPr>
-        <w:spacing w:after="60" w:before="0" w:line="300"/>
-        <w:ind w:left="360" w:hanging="260"/>
-      </w:pPr>
-      <w:r>
-        <w:rPr>
-          <w:rFonts w:ascii="Arial" w:cs="Arial" w:eastAsia="游ゴシック" w:hAnsi="Arial"/>
-          <w:sz w:val="20"/>
-          <w:szCs w:val="20"/>
-        </w:rPr>
-        <w:t xml:space="preserve">① 精算機の入庫台数と平均滞在時間(昼夜別)。どの利用が減ったかが分かります。</w:t>
-      </w:r>
-    </w:p>
-    <w:p>
-      <w:pPr>
-        <w:spacing w:after="60" w:before="0" w:line="300"/>
-        <w:ind w:left="360" w:hanging="260"/>
-      </w:pPr>
-      <w:r>
-        <w:rPr>
-          <w:rFonts w:ascii="Arial" w:cs="Arial" w:eastAsia="游ゴシック" w:hAnsi="Arial"/>
-          <w:sz w:val="20"/>
-          <w:szCs w:val="20"/>
-        </w:rPr>
-        <w:t xml:space="preserve">② ピーク時に満車になるか。満車が多いなら、値下げの余地は小さくなります。</w:t>
-      </w:r>
-    </w:p>
-    <w:p>
-      <w:pPr>
-        <w:spacing w:after="60" w:before="0" w:line="300"/>
-        <w:ind w:left="360" w:hanging="260"/>
-      </w:pPr>
-      <w:r>
-        <w:rPr>
-          <w:rFonts w:ascii="Arial" w:cs="Arial" w:eastAsia="游ゴシック" w:hAnsi="Arial"/>
-          <w:sz w:val="20"/>
-          <w:szCs w:val="20"/>
-        </w:rPr>
-        <w:t xml:space="preserve">③ R7.2〜R7.4前後に、近隣で競合駐車場の新設や料金変更がなかったか。</w:t>
-      </w:r>
-    </w:p>
-    <w:p>
-      <w:pPr>
-        <w:spacing w:after="60" w:before="0" w:line="300"/>
-        <w:ind w:left="360" w:hanging="260"/>
-      </w:pPr>
-      <w:r>
-        <w:rPr>
-          <w:rFonts w:ascii="Arial" w:cs="Arial" w:eastAsia="游ゴシック" w:hAnsi="Arial"/>
-          <w:sz w:val="20"/>
-          <w:szCs w:val="20"/>
-        </w:rPr>
-        <w:t xml:space="preserve">④ 基本料金を60分200円から20分100円に変えた時期。</w:t>
-      </w:r>
-    </w:p>
-    <w:p>
-      <w:pPr>
-        <w:spacing w:after="40" w:before="0" w:line="300"/>
-      </w:pPr>
-      <w:r>
-        <w:rPr>
-          <w:rFonts w:ascii="Arial" w:cs="Arial" w:eastAsia="游ゴシック" w:hAnsi="Arial"/>
-          <w:sz w:val="20"/>
-          <w:szCs w:val="20"/>
-        </w:rPr>
-        <w:t xml:space="preserve"/>
-      </w:r>
-    </w:p>
-    <w:p>
-      <w:pPr>
-        <w:spacing w:after="80" w:before="0" w:line="300"/>
+        <w:spacing w:after="80" w:before="40" w:line="300" w:lineRule="exact"/>
       </w:pPr>
       <w:r>
         <w:rPr>
@@ -4311,13 +5151,81 @@
           <w:sz w:val="17"/>
           <w:szCs w:val="17"/>
         </w:rPr>
-        <w:t xml:space="preserve">資料:コインパーキング売上の帳票(R5.10〜R8.9、写真6枚)、いずみ野駐車場の看板写真2枚(改定前と現行)、R6.11.9に料金を改定したとのご連絡。</w:t>
+        <w:t xml:space="preserve">出典:三井のリパーク、特P、NAVITIME、akippaの掲載情報(2026年10月13日時点)。現地の最新料金と異なる場合があります。当駐車場は昼と夜の最大料金の合計、相鉄ライフは平日の入庫当日24時までの上限です。</w:t>
+      </w:r>
+    </w:p>
+    <w:p>
+      <w:pPr>
+        <w:pStyle w:val="ListParagraph"/>
+        <w:numPr>
+          <w:ilvl w:val="0"/>
+          <w:numId w:val="2"/>
+        </w:numPr>
+        <w:spacing w:after="60" w:before="0" w:line="300" w:lineRule="exact"/>
+      </w:pPr>
+      <w:r>
+        <w:rPr>
+          <w:rFonts w:ascii="Arial" w:cs="Arial" w:eastAsia="游ゴシック" w:hAnsi="Arial"/>
+          <w:sz w:val="20"/>
+          <w:szCs w:val="20"/>
+        </w:rPr>
+        <w:t xml:space="preserve">調べた5か所の24時間最大料金は400〜1,000円で、当駐車場の1,600円(提案後でも1,400円)が最も高くなっています。</w:t>
+      </w:r>
+    </w:p>
+    <w:p>
+      <w:pPr>
+        <w:pStyle w:val="ListParagraph"/>
+        <w:numPr>
+          <w:ilvl w:val="0"/>
+          <w:numId w:val="2"/>
+        </w:numPr>
+        <w:spacing w:after="60" w:before="0" w:line="300" w:lineRule="exact"/>
+      </w:pPr>
+      <w:r>
+        <w:rPr>
+          <w:rFonts w:ascii="Arial" w:cs="Arial" w:eastAsia="游ゴシック" w:hAnsi="Arial"/>
+          <w:sz w:val="20"/>
+          <w:szCs w:val="20"/>
+        </w:rPr>
+        <w:t xml:space="preserve">基本料金(1時間300円)は、周辺のタイムズ(1時間220〜330円)の範囲内です。ただし、初回30分が無料の相鉄ライフより、2時間までは高くなります。</w:t>
+      </w:r>
+    </w:p>
+    <w:p>
+      <w:pPr>
+        <w:pStyle w:val="ListParagraph"/>
+        <w:numPr>
+          <w:ilvl w:val="0"/>
+          <w:numId w:val="2"/>
+        </w:numPr>
+        <w:spacing w:after="60" w:before="0" w:line="300" w:lineRule="exact"/>
+      </w:pPr>
+      <w:r>
+        <w:rPr>
+          <w:rFonts w:ascii="Arial" w:cs="Arial" w:eastAsia="游ゴシック" w:hAnsi="Arial"/>
+          <w:sz w:val="20"/>
+          <w:szCs w:val="20"/>
+        </w:rPr>
+        <w:t xml:space="preserve">昼間だけの最大料金は、現行の1,000円が相鉄ライフと同額です。提案の800円は、これより200円安くなります。</w:t>
+      </w:r>
+    </w:p>
+    <w:p>
+      <w:pPr>
+        <w:spacing w:after="80" w:before="0" w:line="300" w:lineRule="exact"/>
+      </w:pPr>
+      <w:r>
+        <w:rPr>
+          <w:rFonts w:ascii="Arial" w:cs="Arial" w:eastAsia="游ゴシック" w:hAnsi="Arial"/>
+          <w:color w:val="444444"/>
+          <w:sz w:val="17"/>
+          <w:szCs w:val="17"/>
+        </w:rPr>
+        <w:t xml:space="preserve">資料:コインパーキング売上の帳票(R5.10〜R8.9、写真6枚)、いずみ野駐車場の看板写真2枚(改定前と現行)、R6.11.9に最大料金と基本料金を同時に改定したとのご連絡、前回の周辺料金の調査。</w:t>
       </w:r>
     </w:p>
     <w:sectPr>
       <w:footerReference w:type="default" r:id="rId7"/>
       <w:pgSz w:w="11906" w:h="16838" w:orient="portrait"/>
-      <w:pgMar w:top="1000" w:right="1134" w:bottom="1000" w:left="1134" w:header="708" w:footer="708" w:gutter="0"/>
+      <w:pgMar w:top="900" w:right="1134" w:bottom="900" w:left="1134" w:header="708" w:footer="708" w:gutter="0"/>
       <w:pgNumType/>
       <w:docGrid w:linePitch="360"/>
     </w:sectPr>

--- a/いずみ野駐車場_料金見直し提案.docx
+++ b/いずみ野駐車場_料金見直し提案.docx
@@ -37,7 +37,7 @@
         <w:pBdr>
           <w:bottom w:val="single" w:color="444444" w:sz="8" w:space="2"/>
         </w:pBdr>
-        <w:spacing w:after="100" w:before="200" w:line="340" w:lineRule="exact"/>
+        <w:spacing w:after="90" w:before="160" w:line="340" w:lineRule="exact"/>
       </w:pPr>
       <w:r>
         <w:rPr>
@@ -90,10 +90,20 @@
       <w:r>
         <w:rPr>
           <w:rFonts w:ascii="Arial" w:cs="Arial" w:eastAsia="游ゴシック" w:hAnsi="Arial"/>
+          <w:b/>
+          <w:bCs/>
           <w:sz w:val="20"/>
           <w:szCs w:val="20"/>
         </w:rPr>
-        <w:t xml:space="preserve">自社の他6駐車場は同じ期間で1.0%の減少にとどまり、ほぼ横ばいです。いずみ野だけが落ちているため、料金改定の影響が大きいと見ています。</w:t>
+        <w:t xml:space="preserve">料金の変更:</w:t>
+      </w:r>
+      <w:r>
+        <w:rPr>
+          <w:rFonts w:ascii="Arial" w:cs="Arial" w:eastAsia="游ゴシック" w:hAnsi="Arial"/>
+          <w:sz w:val="20"/>
+          <w:szCs w:val="20"/>
+        </w:rPr>
+        <w:t xml:space="preserve">R6.11.9に、24時間の最大800円・基本料金60分200円から、昼12時間の最大1,000円・夜12時間の最大600円・基本料金20分100円に変えました。</w:t>
       </w:r>
     </w:p>
     <w:p>
@@ -111,7 +121,25 @@
           <w:sz w:val="20"/>
           <w:szCs w:val="20"/>
         </w:rPr>
-        <w:t xml:space="preserve">ただし、改定直後の3か月(R6.11〜R7.1)は前年同月より売上が増えています。落ち込みがはっきりしたのはR7.4以降で、影響が遅れて出た可能性があります。周辺の変化など他の要因は、今回の資料では確認できていません。</w:t>
+        <w:t xml:space="preserve">自社の他6駐車場は同じ期間で1.0%の減少にとどまり、ほぼ横ばいです。いずみ野だけが落ちているため、料金改定の影響が大きいと見ています。</w:t>
+      </w:r>
+    </w:p>
+    <w:p>
+      <w:pPr>
+        <w:pStyle w:val="ListParagraph"/>
+        <w:numPr>
+          <w:ilvl w:val="0"/>
+          <w:numId w:val="2"/>
+        </w:numPr>
+        <w:spacing w:after="60" w:before="0" w:line="300" w:lineRule="exact"/>
+      </w:pPr>
+      <w:r>
+        <w:rPr>
+          <w:rFonts w:ascii="Arial" w:cs="Arial" w:eastAsia="游ゴシック" w:hAnsi="Arial"/>
+          <w:sz w:val="20"/>
+          <w:szCs w:val="20"/>
+        </w:rPr>
+        <w:t xml:space="preserve">ただし、改定直後の3か月(R6.11〜R7.1)は前年同月より売上が増え、落ち込みがはっきりしたのはR7.4以降です。影響が遅れて出た可能性があります。周辺の変化など他の要因は確認できていません。</w:t>
       </w:r>
     </w:p>
     <w:p>
@@ -148,7 +176,7 @@
         <w:pBdr>
           <w:bottom w:val="single" w:color="444444" w:sz="8" w:space="2"/>
         </w:pBdr>
-        <w:spacing w:after="100" w:before="200" w:line="340" w:lineRule="exact"/>
+        <w:spacing w:after="90" w:before="160" w:line="340" w:lineRule="exact"/>
       </w:pPr>
       <w:r>
         <w:rPr>
@@ -607,7 +635,7 @@
           <w:sz w:val="17"/>
           <w:szCs w:val="17"/>
         </w:rPr>
-        <w:t xml:space="preserve">注:最大料金と基本料金は、R6.11.9に同時に変更しています。改定前の料金は、改定前の看板写真(撮影時期不明)で確認しました。</w:t>
+        <w:t xml:space="preserve">注:改定前の料金は、改定前の看板写真(撮影時期不明)で確認しました。</w:t>
       </w:r>
     </w:p>
     <w:p>
@@ -639,7 +667,7 @@
         <w:pBdr>
           <w:bottom w:val="single" w:color="444444" w:sz="8" w:space="2"/>
         </w:pBdr>
-        <w:spacing w:after="100" w:before="200" w:line="340" w:lineRule="exact"/>
+        <w:spacing w:after="90" w:before="160" w:line="340" w:lineRule="exact"/>
       </w:pPr>
       <w:r>
         <w:rPr>
@@ -756,7 +784,7 @@
         <w:pBdr>
           <w:bottom w:val="single" w:color="444444" w:sz="8" w:space="2"/>
         </w:pBdr>
-        <w:spacing w:after="100" w:before="200" w:line="340" w:lineRule="exact"/>
+        <w:spacing w:after="90" w:before="160" w:line="340" w:lineRule="exact"/>
       </w:pPr>
       <w:r>
         <w:rPr>
@@ -868,7 +896,7 @@
         <w:pBdr>
           <w:bottom w:val="single" w:color="444444" w:sz="8" w:space="2"/>
         </w:pBdr>
-        <w:spacing w:after="100" w:before="200" w:line="340" w:lineRule="exact"/>
+        <w:spacing w:after="90" w:before="160" w:line="340" w:lineRule="exact"/>
       </w:pPr>
       <w:r>
         <w:rPr>
@@ -2482,7 +2510,7 @@
         <w:pBdr>
           <w:bottom w:val="single" w:color="444444" w:sz="8" w:space="2"/>
         </w:pBdr>
-        <w:spacing w:after="100" w:before="200" w:line="340" w:lineRule="exact"/>
+        <w:spacing w:after="90" w:before="160" w:line="340" w:lineRule="exact"/>
       </w:pPr>
       <w:r>
         <w:rPr>
@@ -2505,7 +2533,7 @@
           <w:sz w:val="19"/>
           <w:szCs w:val="19"/>
         </w:rPr>
-        <w:t xml:space="preserve">同じ時間停めたときの料金(円)を、改定前、現行、提案で比べました。1回の入庫が1つの時間帯の中に収まるものとして計算しています。</w:t>
+        <w:t xml:space="preserve">同じ時間停めたときの料金(円)です。1回の入庫が1つの時間帯に収まるものとして計算しています。</w:t>
       </w:r>
     </w:p>
     <w:tbl>
@@ -4285,7 +4313,7 @@
         <w:pBdr>
           <w:bottom w:val="single" w:color="444444" w:sz="8" w:space="2"/>
         </w:pBdr>
-        <w:spacing w:after="100" w:before="200" w:line="340" w:lineRule="exact"/>
+        <w:spacing w:after="90" w:before="160" w:line="340" w:lineRule="exact"/>
       </w:pPr>
       <w:r>
         <w:rPr>
@@ -4565,6 +4593,107 @@
                 <w:sz w:val="19"/>
                 <w:szCs w:val="19"/>
               </w:rPr>
+              <w:t xml:space="preserve">サカモト いずみ野(改定前・R6.11.8まで)</w:t>
+            </w:r>
+          </w:p>
+        </w:tc>
+        <w:tc>
+          <w:tcPr>
+            <w:tcW w:type="dxa" w:w="3438"/>
+            <w:tcBorders>
+              <w:top w:val="single" w:color="777777" w:sz="4"/>
+              <w:left w:val="single" w:color="777777" w:sz="4"/>
+              <w:bottom w:val="single" w:color="777777" w:sz="4"/>
+              <w:right w:val="single" w:color="777777" w:sz="4"/>
+            </w:tcBorders>
+            <w:tcMar>
+              <w:top w:type="dxa" w:w="35"/>
+              <w:left w:type="dxa" w:w="100"/>
+              <w:bottom w:type="dxa" w:w="35"/>
+              <w:right w:type="dxa" w:w="100"/>
+            </w:tcMar>
+            <w:vAlign w:val="center"/>
+          </w:tcPr>
+          <w:p>
+            <w:pPr>
+              <w:spacing w:after="0" w:line="280" w:lineRule="exact"/>
+              <w:jc w:val="center"/>
+            </w:pPr>
+            <w:r>
+              <w:rPr>
+                <w:rFonts w:ascii="Arial" w:cs="Arial" w:eastAsia="游ゴシック" w:hAnsi="Arial"/>
+                <w:sz w:val="19"/>
+                <w:szCs w:val="19"/>
+              </w:rPr>
+              <w:t xml:space="preserve">60分200円</w:t>
+            </w:r>
+          </w:p>
+        </w:tc>
+        <w:tc>
+          <w:tcPr>
+            <w:tcW w:type="dxa" w:w="2900"/>
+            <w:tcBorders>
+              <w:top w:val="single" w:color="777777" w:sz="4"/>
+              <w:left w:val="single" w:color="777777" w:sz="4"/>
+              <w:bottom w:val="single" w:color="777777" w:sz="4"/>
+              <w:right w:val="single" w:color="777777" w:sz="4"/>
+            </w:tcBorders>
+            <w:tcMar>
+              <w:top w:type="dxa" w:w="35"/>
+              <w:left w:type="dxa" w:w="100"/>
+              <w:bottom w:type="dxa" w:w="35"/>
+              <w:right w:type="dxa" w:w="100"/>
+            </w:tcMar>
+            <w:vAlign w:val="center"/>
+          </w:tcPr>
+          <w:p>
+            <w:pPr>
+              <w:spacing w:after="0" w:line="280" w:lineRule="exact"/>
+              <w:jc w:val="center"/>
+            </w:pPr>
+            <w:r>
+              <w:rPr>
+                <w:rFonts w:ascii="Arial" w:cs="Arial" w:eastAsia="游ゴシック" w:hAnsi="Arial"/>
+                <w:sz w:val="19"/>
+                <w:szCs w:val="19"/>
+              </w:rPr>
+              <w:t xml:space="preserve">800円</w:t>
+            </w:r>
+          </w:p>
+        </w:tc>
+      </w:tr>
+      <w:tr>
+        <w:trPr>
+          <w:cantSplit/>
+        </w:trPr>
+        <w:tc>
+          <w:tcPr>
+            <w:tcW w:type="dxa" w:w="3300"/>
+            <w:tcBorders>
+              <w:top w:val="single" w:color="777777" w:sz="4"/>
+              <w:left w:val="single" w:color="777777" w:sz="4"/>
+              <w:bottom w:val="single" w:color="777777" w:sz="4"/>
+              <w:right w:val="single" w:color="777777" w:sz="4"/>
+            </w:tcBorders>
+            <w:tcMar>
+              <w:top w:type="dxa" w:w="35"/>
+              <w:left w:type="dxa" w:w="100"/>
+              <w:bottom w:type="dxa" w:w="35"/>
+              <w:right w:type="dxa" w:w="100"/>
+            </w:tcMar>
+            <w:vAlign w:val="center"/>
+          </w:tcPr>
+          <w:p>
+            <w:pPr>
+              <w:spacing w:after="0" w:line="280" w:lineRule="exact"/>
+              <w:jc w:val="left"/>
+            </w:pPr>
+            <w:r>
+              <w:rPr>
+                <w:rFonts w:ascii="Arial" w:cs="Arial" w:eastAsia="游ゴシック" w:hAnsi="Arial"/>
+                <w:sz w:val="19"/>
+                <w:szCs w:val="19"/>
+              </w:rPr>
               <w:t xml:space="preserve">サカモト いずみ野(提案)</w:t>
             </w:r>
           </w:p>
@@ -5205,7 +5334,7 @@
           <w:sz w:val="20"/>
           <w:szCs w:val="20"/>
         </w:rPr>
-        <w:t xml:space="preserve">昼間だけの最大料金は、現行の1,000円が相鉄ライフと同額です。提案の800円は、これより200円安くなります。</w:t>
+        <w:t xml:space="preserve">昼間だけの最大料金は、現行の1,000円が相鉄ライフと同額で、提案の800円はそれより200円安くなります。</w:t>
       </w:r>
     </w:p>
     <w:p>
@@ -5219,7 +5348,7 @@
           <w:sz w:val="17"/>
           <w:szCs w:val="17"/>
         </w:rPr>
-        <w:t xml:space="preserve">資料:コインパーキング売上の帳票(R5.10〜R8.9、写真6枚)、いずみ野駐車場の看板写真2枚(改定前と現行)、R6.11.9に最大料金と基本料金を同時に改定したとのご連絡、前回の周辺料金の調査。</w:t>
+        <w:t xml:space="preserve">資料:コインパーキング売上の帳票(写真6枚)、看板写真2枚(改定前と現行)、R6.11.9の料金改定のご連絡、前回の周辺料金の調査。</w:t>
       </w:r>
     </w:p>
     <w:sectPr>

--- a/いずみ野駐車場_料金見直し提案.docx
+++ b/いずみ野駐車場_料金見直し提案.docx
@@ -28,7 +28,7 @@
           <w:sz w:val="18"/>
           <w:szCs w:val="18"/>
         </w:rPr>
-        <w:t xml:space="preserve">令和8年10月14日 | サカモトいずみ野駐車場(いずみ野駅前) | 令和6年11月9日の料金改定の効果分析と見直し案</w:t>
+        <w:t xml:space="preserve">令和8年10月16日 | サカモトいずみ野駐車場(いずみ野駅前) | 令和6年11月9日の料金改定の効果分析と見直し案</w:t>
       </w:r>
     </w:p>
     <w:p>
@@ -118,28 +118,20 @@
       <w:r>
         <w:rPr>
           <w:rFonts w:ascii="Arial" w:cs="Arial" w:eastAsia="游ゴシック" w:hAnsi="Arial"/>
+          <w:b/>
+          <w:bCs/>
           <w:sz w:val="20"/>
           <w:szCs w:val="20"/>
         </w:rPr>
-        <w:t xml:space="preserve">自社の他6駐車場は同じ期間で1.0%の減少にとどまり、ほぼ横ばいです。いずみ野だけが落ちているため、料金改定の影響が大きいと見ています。</w:t>
+        <w:t xml:space="preserve">原因は、一日中停める人が減ったことです。</w:t>
       </w:r>
-    </w:p>
-    <w:p>
-      <w:pPr>
-        <w:pStyle w:val="ListParagraph"/>
-        <w:numPr>
-          <w:ilvl w:val="0"/>
-          <w:numId w:val="2"/>
-        </w:numPr>
-        <w:spacing w:after="60" w:before="0" w:line="300" w:lineRule="exact"/>
-      </w:pPr>
       <w:r>
         <w:rPr>
           <w:rFonts w:ascii="Arial" w:cs="Arial" w:eastAsia="游ゴシック" w:hAnsi="Arial"/>
           <w:sz w:val="20"/>
           <w:szCs w:val="20"/>
         </w:rPr>
-        <w:t xml:space="preserve">ただし、改定直後の3か月(R6.11〜R7.1)は前年同月より売上が増え、落ち込みがはっきりしたのはR7.4以降です。影響が遅れて出た可能性があります。周辺の変化など他の要因は確認できていません。</w:t>
+        <w:t xml:space="preserve">精算機のデータでは、8時間以上停める車が1日23.5台から8.9台に減りました。自社の二俣川では変化がなく、いずみ野だけの現象です。減り始めたのは改定の約3か月後(R7.2)です。</w:t>
       </w:r>
     </w:p>
     <w:p>
@@ -159,7 +151,7 @@
           <w:sz w:val="20"/>
           <w:szCs w:val="20"/>
         </w:rPr>
-        <w:t xml:space="preserve">提案:昼間(6〜18時)の最大料金を1,000円から800円に下げ、3か月で効果を確認します。</w:t>
+        <w:t xml:space="preserve">提案:昼夜通し(6時〜翌6時)の最大料金を1,000円にします。</w:t>
       </w:r>
       <w:r>
         <w:rPr>
@@ -167,7 +159,7 @@
           <w:sz w:val="20"/>
           <w:szCs w:val="20"/>
         </w:rPr>
-        <w:t xml:space="preserve">夜間の最大料金(600円)と基本料金(20分100円)は据え置きます。</w:t>
+        <w:t xml:space="preserve">昼1,000円・夜600円と、基本料金20分100円は据え置きます。1か月で、8時間以上の台数が戻るかを確認します。</w:t>
       </w:r>
     </w:p>
     <w:p>
@@ -202,10 +194,10 @@
         </w:tblBorders>
       </w:tblPr>
       <w:tblGrid>
-        <w:gridCol w:w="2200"/>
-        <w:gridCol w:w="2480"/>
-        <w:gridCol w:w="2480"/>
-        <w:gridCol w:w="2478"/>
+        <w:gridCol w:w="2500"/>
+        <w:gridCol w:w="2300"/>
+        <w:gridCol w:w="2438"/>
+        <w:gridCol w:w="2400"/>
       </w:tblGrid>
       <w:tr>
         <w:trPr>
@@ -214,7 +206,7 @@
         </w:trPr>
         <w:tc>
           <w:tcPr>
-            <w:tcW w:type="dxa" w:w="2200"/>
+            <w:tcW w:type="dxa" w:w="2500"/>
             <w:tcBorders>
               <w:top w:val="single" w:color="777777" w:sz="4"/>
               <w:left w:val="single" w:color="777777" w:sz="4"/>
@@ -249,7 +241,7 @@
         </w:tc>
         <w:tc>
           <w:tcPr>
-            <w:tcW w:type="dxa" w:w="2480"/>
+            <w:tcW w:type="dxa" w:w="2300"/>
             <w:tcBorders>
               <w:top w:val="single" w:color="777777" w:sz="4"/>
               <w:left w:val="single" w:color="777777" w:sz="4"/>
@@ -284,7 +276,7 @@
         </w:tc>
         <w:tc>
           <w:tcPr>
-            <w:tcW w:type="dxa" w:w="2480"/>
+            <w:tcW w:type="dxa" w:w="2438"/>
             <w:tcBorders>
               <w:top w:val="single" w:color="777777" w:sz="4"/>
               <w:left w:val="single" w:color="777777" w:sz="4"/>
@@ -319,7 +311,7 @@
         </w:tc>
         <w:tc>
           <w:tcPr>
-            <w:tcW w:type="dxa" w:w="2478"/>
+            <w:tcW w:type="dxa" w:w="2400"/>
             <w:tcBorders>
               <w:top w:val="single" w:color="777777" w:sz="4"/>
               <w:left w:val="single" w:color="777777" w:sz="4"/>
@@ -359,7 +351,7 @@
         </w:trPr>
         <w:tc>
           <w:tcPr>
-            <w:tcW w:type="dxa" w:w="2200"/>
+            <w:tcW w:type="dxa" w:w="2500"/>
             <w:tcBorders>
               <w:top w:val="single" w:color="777777" w:sz="4"/>
               <w:left w:val="single" w:color="777777" w:sz="4"/>
@@ -385,13 +377,13 @@
                 <w:sz w:val="19"/>
                 <w:szCs w:val="19"/>
               </w:rPr>
-              <w:t xml:space="preserve">最大料金</w:t>
-            </w:r>
-          </w:p>
-        </w:tc>
-        <w:tc>
-          <w:tcPr>
-            <w:tcW w:type="dxa" w:w="2480"/>
+              <w:t xml:space="preserve">昼夜通し(6時〜翌6時)の最大</w:t>
+            </w:r>
+          </w:p>
+        </w:tc>
+        <w:tc>
+          <w:tcPr>
+            <w:tcW w:type="dxa" w:w="2300"/>
             <w:tcBorders>
               <w:top w:val="single" w:color="777777" w:sz="4"/>
               <w:left w:val="single" w:color="777777" w:sz="4"/>
@@ -417,13 +409,13 @@
                 <w:sz w:val="19"/>
                 <w:szCs w:val="19"/>
               </w:rPr>
-              <w:t xml:space="preserve">24時間(6時〜翌6時) 800円</w:t>
-            </w:r>
-          </w:p>
-        </w:tc>
-        <w:tc>
-          <w:tcPr>
-            <w:tcW w:type="dxa" w:w="2480"/>
+              <w:t xml:space="preserve">800円</w:t>
+            </w:r>
+          </w:p>
+        </w:tc>
+        <w:tc>
+          <w:tcPr>
+            <w:tcW w:type="dxa" w:w="2438"/>
             <w:tcBorders>
               <w:top w:val="single" w:color="777777" w:sz="4"/>
               <w:left w:val="single" w:color="777777" w:sz="4"/>
@@ -449,13 +441,13 @@
                 <w:sz w:val="19"/>
                 <w:szCs w:val="19"/>
               </w:rPr>
-              <w:t xml:space="preserve">昼(6〜18時)1,000円 / 夜(18〜6時)600円</w:t>
-            </w:r>
-          </w:p>
-        </w:tc>
-        <w:tc>
-          <w:tcPr>
-            <w:tcW w:type="dxa" w:w="2478"/>
+              <w:t xml:space="preserve">1,600円(昼1,000円+夜600円)</w:t>
+            </w:r>
+          </w:p>
+        </w:tc>
+        <w:tc>
+          <w:tcPr>
+            <w:tcW w:type="dxa" w:w="2400"/>
             <w:tcBorders>
               <w:top w:val="single" w:color="777777" w:sz="4"/>
               <w:left w:val="single" w:color="777777" w:sz="4"/>
@@ -483,7 +475,7 @@
                 <w:sz w:val="19"/>
                 <w:szCs w:val="19"/>
               </w:rPr>
-              <w:t xml:space="preserve">昼(6〜18時)800円 / 夜(18〜6時)600円</w:t>
+              <w:t xml:space="preserve">1,000円</w:t>
             </w:r>
           </w:p>
         </w:tc>
@@ -494,7 +486,7 @@
         </w:trPr>
         <w:tc>
           <w:tcPr>
-            <w:tcW w:type="dxa" w:w="2200"/>
+            <w:tcW w:type="dxa" w:w="2500"/>
             <w:tcBorders>
               <w:top w:val="single" w:color="777777" w:sz="4"/>
               <w:left w:val="single" w:color="777777" w:sz="4"/>
@@ -520,13 +512,279 @@
                 <w:sz w:val="19"/>
                 <w:szCs w:val="19"/>
               </w:rPr>
+              <w:t xml:space="preserve">昼間(6〜18時)の最大</w:t>
+            </w:r>
+          </w:p>
+        </w:tc>
+        <w:tc>
+          <w:tcPr>
+            <w:tcW w:type="dxa" w:w="2300"/>
+            <w:tcBorders>
+              <w:top w:val="single" w:color="777777" w:sz="4"/>
+              <w:left w:val="single" w:color="777777" w:sz="4"/>
+              <w:bottom w:val="single" w:color="777777" w:sz="4"/>
+              <w:right w:val="single" w:color="777777" w:sz="4"/>
+            </w:tcBorders>
+            <w:tcMar>
+              <w:top w:type="dxa" w:w="35"/>
+              <w:left w:type="dxa" w:w="100"/>
+              <w:bottom w:type="dxa" w:w="35"/>
+              <w:right w:type="dxa" w:w="100"/>
+            </w:tcMar>
+            <w:vAlign w:val="center"/>
+          </w:tcPr>
+          <w:p>
+            <w:pPr>
+              <w:spacing w:after="0" w:line="280" w:lineRule="exact"/>
+              <w:jc w:val="center"/>
+            </w:pPr>
+            <w:r>
+              <w:rPr>
+                <w:rFonts w:ascii="Arial" w:cs="Arial" w:eastAsia="游ゴシック" w:hAnsi="Arial"/>
+                <w:sz w:val="19"/>
+                <w:szCs w:val="19"/>
+              </w:rPr>
+              <w:t xml:space="preserve">—</w:t>
+            </w:r>
+          </w:p>
+        </w:tc>
+        <w:tc>
+          <w:tcPr>
+            <w:tcW w:type="dxa" w:w="2438"/>
+            <w:tcBorders>
+              <w:top w:val="single" w:color="777777" w:sz="4"/>
+              <w:left w:val="single" w:color="777777" w:sz="4"/>
+              <w:bottom w:val="single" w:color="777777" w:sz="4"/>
+              <w:right w:val="single" w:color="777777" w:sz="4"/>
+            </w:tcBorders>
+            <w:tcMar>
+              <w:top w:type="dxa" w:w="35"/>
+              <w:left w:type="dxa" w:w="100"/>
+              <w:bottom w:type="dxa" w:w="35"/>
+              <w:right w:type="dxa" w:w="100"/>
+            </w:tcMar>
+            <w:vAlign w:val="center"/>
+          </w:tcPr>
+          <w:p>
+            <w:pPr>
+              <w:spacing w:after="0" w:line="280" w:lineRule="exact"/>
+              <w:jc w:val="center"/>
+            </w:pPr>
+            <w:r>
+              <w:rPr>
+                <w:rFonts w:ascii="Arial" w:cs="Arial" w:eastAsia="游ゴシック" w:hAnsi="Arial"/>
+                <w:sz w:val="19"/>
+                <w:szCs w:val="19"/>
+              </w:rPr>
+              <w:t xml:space="preserve">1,000円</w:t>
+            </w:r>
+          </w:p>
+        </w:tc>
+        <w:tc>
+          <w:tcPr>
+            <w:tcW w:type="dxa" w:w="2400"/>
+            <w:tcBorders>
+              <w:top w:val="single" w:color="777777" w:sz="4"/>
+              <w:left w:val="single" w:color="777777" w:sz="4"/>
+              <w:bottom w:val="single" w:color="777777" w:sz="4"/>
+              <w:right w:val="single" w:color="777777" w:sz="4"/>
+            </w:tcBorders>
+            <w:tcMar>
+              <w:top w:type="dxa" w:w="35"/>
+              <w:left w:type="dxa" w:w="100"/>
+              <w:bottom w:type="dxa" w:w="35"/>
+              <w:right w:type="dxa" w:w="100"/>
+            </w:tcMar>
+            <w:vAlign w:val="center"/>
+          </w:tcPr>
+          <w:p>
+            <w:pPr>
+              <w:spacing w:after="0" w:line="280" w:lineRule="exact"/>
+              <w:jc w:val="center"/>
+            </w:pPr>
+            <w:r>
+              <w:rPr>
+                <w:rFonts w:ascii="Arial" w:cs="Arial" w:eastAsia="游ゴシック" w:hAnsi="Arial"/>
+                <w:sz w:val="19"/>
+                <w:szCs w:val="19"/>
+              </w:rPr>
+              <w:t xml:space="preserve">1,000円(据え置き)</w:t>
+            </w:r>
+          </w:p>
+        </w:tc>
+      </w:tr>
+      <w:tr>
+        <w:trPr>
+          <w:cantSplit/>
+        </w:trPr>
+        <w:tc>
+          <w:tcPr>
+            <w:tcW w:type="dxa" w:w="2500"/>
+            <w:tcBorders>
+              <w:top w:val="single" w:color="777777" w:sz="4"/>
+              <w:left w:val="single" w:color="777777" w:sz="4"/>
+              <w:bottom w:val="single" w:color="777777" w:sz="4"/>
+              <w:right w:val="single" w:color="777777" w:sz="4"/>
+            </w:tcBorders>
+            <w:tcMar>
+              <w:top w:type="dxa" w:w="35"/>
+              <w:left w:type="dxa" w:w="100"/>
+              <w:bottom w:type="dxa" w:w="35"/>
+              <w:right w:type="dxa" w:w="100"/>
+            </w:tcMar>
+            <w:vAlign w:val="center"/>
+          </w:tcPr>
+          <w:p>
+            <w:pPr>
+              <w:spacing w:after="0" w:line="280" w:lineRule="exact"/>
+              <w:jc w:val="left"/>
+            </w:pPr>
+            <w:r>
+              <w:rPr>
+                <w:rFonts w:ascii="Arial" w:cs="Arial" w:eastAsia="游ゴシック" w:hAnsi="Arial"/>
+                <w:sz w:val="19"/>
+                <w:szCs w:val="19"/>
+              </w:rPr>
+              <w:t xml:space="preserve">夜間(18〜6時)の最大</w:t>
+            </w:r>
+          </w:p>
+        </w:tc>
+        <w:tc>
+          <w:tcPr>
+            <w:tcW w:type="dxa" w:w="2300"/>
+            <w:tcBorders>
+              <w:top w:val="single" w:color="777777" w:sz="4"/>
+              <w:left w:val="single" w:color="777777" w:sz="4"/>
+              <w:bottom w:val="single" w:color="777777" w:sz="4"/>
+              <w:right w:val="single" w:color="777777" w:sz="4"/>
+            </w:tcBorders>
+            <w:tcMar>
+              <w:top w:type="dxa" w:w="35"/>
+              <w:left w:type="dxa" w:w="100"/>
+              <w:bottom w:type="dxa" w:w="35"/>
+              <w:right w:type="dxa" w:w="100"/>
+            </w:tcMar>
+            <w:vAlign w:val="center"/>
+          </w:tcPr>
+          <w:p>
+            <w:pPr>
+              <w:spacing w:after="0" w:line="280" w:lineRule="exact"/>
+              <w:jc w:val="center"/>
+            </w:pPr>
+            <w:r>
+              <w:rPr>
+                <w:rFonts w:ascii="Arial" w:cs="Arial" w:eastAsia="游ゴシック" w:hAnsi="Arial"/>
+                <w:sz w:val="19"/>
+                <w:szCs w:val="19"/>
+              </w:rPr>
+              <w:t xml:space="preserve">—</w:t>
+            </w:r>
+          </w:p>
+        </w:tc>
+        <w:tc>
+          <w:tcPr>
+            <w:tcW w:type="dxa" w:w="2438"/>
+            <w:tcBorders>
+              <w:top w:val="single" w:color="777777" w:sz="4"/>
+              <w:left w:val="single" w:color="777777" w:sz="4"/>
+              <w:bottom w:val="single" w:color="777777" w:sz="4"/>
+              <w:right w:val="single" w:color="777777" w:sz="4"/>
+            </w:tcBorders>
+            <w:tcMar>
+              <w:top w:type="dxa" w:w="35"/>
+              <w:left w:type="dxa" w:w="100"/>
+              <w:bottom w:type="dxa" w:w="35"/>
+              <w:right w:type="dxa" w:w="100"/>
+            </w:tcMar>
+            <w:vAlign w:val="center"/>
+          </w:tcPr>
+          <w:p>
+            <w:pPr>
+              <w:spacing w:after="0" w:line="280" w:lineRule="exact"/>
+              <w:jc w:val="center"/>
+            </w:pPr>
+            <w:r>
+              <w:rPr>
+                <w:rFonts w:ascii="Arial" w:cs="Arial" w:eastAsia="游ゴシック" w:hAnsi="Arial"/>
+                <w:sz w:val="19"/>
+                <w:szCs w:val="19"/>
+              </w:rPr>
+              <w:t xml:space="preserve">600円</w:t>
+            </w:r>
+          </w:p>
+        </w:tc>
+        <w:tc>
+          <w:tcPr>
+            <w:tcW w:type="dxa" w:w="2400"/>
+            <w:tcBorders>
+              <w:top w:val="single" w:color="777777" w:sz="4"/>
+              <w:left w:val="single" w:color="777777" w:sz="4"/>
+              <w:bottom w:val="single" w:color="777777" w:sz="4"/>
+              <w:right w:val="single" w:color="777777" w:sz="4"/>
+            </w:tcBorders>
+            <w:tcMar>
+              <w:top w:type="dxa" w:w="35"/>
+              <w:left w:type="dxa" w:w="100"/>
+              <w:bottom w:type="dxa" w:w="35"/>
+              <w:right w:type="dxa" w:w="100"/>
+            </w:tcMar>
+            <w:vAlign w:val="center"/>
+          </w:tcPr>
+          <w:p>
+            <w:pPr>
+              <w:spacing w:after="0" w:line="280" w:lineRule="exact"/>
+              <w:jc w:val="center"/>
+            </w:pPr>
+            <w:r>
+              <w:rPr>
+                <w:rFonts w:ascii="Arial" w:cs="Arial" w:eastAsia="游ゴシック" w:hAnsi="Arial"/>
+                <w:sz w:val="19"/>
+                <w:szCs w:val="19"/>
+              </w:rPr>
+              <w:t xml:space="preserve">600円(据え置き)</w:t>
+            </w:r>
+          </w:p>
+        </w:tc>
+      </w:tr>
+      <w:tr>
+        <w:trPr>
+          <w:cantSplit/>
+        </w:trPr>
+        <w:tc>
+          <w:tcPr>
+            <w:tcW w:type="dxa" w:w="2500"/>
+            <w:tcBorders>
+              <w:top w:val="single" w:color="777777" w:sz="4"/>
+              <w:left w:val="single" w:color="777777" w:sz="4"/>
+              <w:bottom w:val="single" w:color="777777" w:sz="4"/>
+              <w:right w:val="single" w:color="777777" w:sz="4"/>
+            </w:tcBorders>
+            <w:tcMar>
+              <w:top w:type="dxa" w:w="35"/>
+              <w:left w:type="dxa" w:w="100"/>
+              <w:bottom w:type="dxa" w:w="35"/>
+              <w:right w:type="dxa" w:w="100"/>
+            </w:tcMar>
+            <w:vAlign w:val="center"/>
+          </w:tcPr>
+          <w:p>
+            <w:pPr>
+              <w:spacing w:after="0" w:line="280" w:lineRule="exact"/>
+              <w:jc w:val="left"/>
+            </w:pPr>
+            <w:r>
+              <w:rPr>
+                <w:rFonts w:ascii="Arial" w:cs="Arial" w:eastAsia="游ゴシック" w:hAnsi="Arial"/>
+                <w:sz w:val="19"/>
+                <w:szCs w:val="19"/>
+              </w:rPr>
               <w:t xml:space="preserve">基本料金</w:t>
             </w:r>
           </w:p>
         </w:tc>
         <w:tc>
           <w:tcPr>
-            <w:tcW w:type="dxa" w:w="2480"/>
+            <w:tcW w:type="dxa" w:w="2300"/>
             <w:tcBorders>
               <w:top w:val="single" w:color="777777" w:sz="4"/>
               <w:left w:val="single" w:color="777777" w:sz="4"/>
@@ -558,7 +816,7 @@
         </w:tc>
         <w:tc>
           <w:tcPr>
-            <w:tcW w:type="dxa" w:w="2480"/>
+            <w:tcW w:type="dxa" w:w="2438"/>
             <w:tcBorders>
               <w:top w:val="single" w:color="777777" w:sz="4"/>
               <w:left w:val="single" w:color="777777" w:sz="4"/>
@@ -590,7 +848,7 @@
         </w:tc>
         <w:tc>
           <w:tcPr>
-            <w:tcW w:type="dxa" w:w="2478"/>
+            <w:tcW w:type="dxa" w:w="2400"/>
             <w:tcBorders>
               <w:top w:val="single" w:color="777777" w:sz="4"/>
               <w:left w:val="single" w:color="777777" w:sz="4"/>
@@ -613,8 +871,6 @@
             <w:r>
               <w:rPr>
                 <w:rFonts w:ascii="Arial" w:cs="Arial" w:eastAsia="游ゴシック" w:hAnsi="Arial"/>
-                <w:b/>
-                <w:bCs/>
                 <w:sz w:val="19"/>
                 <w:szCs w:val="19"/>
               </w:rPr>
@@ -635,7 +891,7 @@
           <w:sz w:val="17"/>
           <w:szCs w:val="17"/>
         </w:rPr>
-        <w:t xml:space="preserve">注:改定前の料金は、改定前の看板写真(撮影時期不明)で確認しました。</w:t>
+        <w:t xml:space="preserve">改定前の料金は、改定前の看板写真(撮影時期不明)とご連絡によります。</w:t>
       </w:r>
     </w:p>
     <w:p>
@@ -658,7 +914,7 @@
           <w:sz w:val="20"/>
           <w:szCs w:val="20"/>
         </w:rPr>
-        <w:t xml:space="preserve">現状の約78.0万円から、月約13.2万円(約17%)の増収になります。</w:t>
+        <w:t xml:space="preserve">現状の約78.0万円から、月約13.2万円(約17%)の増収です。</w:t>
       </w:r>
     </w:p>
     <w:p>
@@ -677,7 +933,7 @@
           <w:sz w:val="24"/>
           <w:szCs w:val="24"/>
         </w:rPr>
-        <w:t xml:space="preserve">3. 進め方と損益の目安</w:t>
+        <w:t xml:space="preserve">3. 進め方と判断基準</w:t>
       </w:r>
     </w:p>
     <w:p>
@@ -691,7 +947,7 @@
           <w:sz w:val="20"/>
           <w:szCs w:val="20"/>
         </w:rPr>
-        <w:t xml:space="preserve">① 昼間の最大料金だけを変更し、3か月間は他の料金を変えません。</w:t>
+        <w:t xml:space="preserve">① 昼夜通しの最大料金だけを変更し、1か月間は他の料金を変えません。</w:t>
       </w:r>
     </w:p>
     <w:p>
@@ -705,7 +961,7 @@
           <w:sz w:val="20"/>
           <w:szCs w:val="20"/>
         </w:rPr>
-        <w:t xml:space="preserve">② 毎月、改定前の同じ月との比較と、他6駐車場との差(現在は約13〜18ポイントの減)を確認します。</w:t>
+        <w:t xml:space="preserve">② 毎週、精算機のデータで「8時間以上の台数(1日あたり)」を確認します。改定前は23.5台、現在は8.9台です。</w:t>
       </w:r>
     </w:p>
     <w:p>
@@ -719,7 +975,7 @@
           <w:sz w:val="20"/>
           <w:szCs w:val="20"/>
         </w:rPr>
-        <w:t xml:space="preserve">③ 月平均が改定前の約91万円に近づけば継続します。戻りが弱ければ、基本料金を30分100円(60分200円。改定前と同額)に戻すか、昼夜通しの上限を設けることを検討します。</w:t>
+        <w:t xml:space="preserve">③ 1日14台以上に戻れば、続けます(売上が改定前に並ぶ目安)。11〜14台なら、もう1か月続けます。11台を下回れば、昼夜通しの最大を800円(改定前と同額)に下げます。</w:t>
       </w:r>
     </w:p>
     <w:p>
@@ -733,7 +989,7 @@
           <w:sz w:val="20"/>
           <w:szCs w:val="20"/>
         </w:rPr>
-        <w:t xml:space="preserve">④ 並行して、精算機の台数・時間帯別・滞在時間別のデータで、どの利用が減ったかを確かめます。</w:t>
+        <w:t xml:space="preserve">④ 毎月、改定前の同じ月との売上の比較も確認します。</w:t>
       </w:r>
     </w:p>
     <w:p>
@@ -749,38 +1005,728 @@
           <w:sz w:val="20"/>
           <w:szCs w:val="20"/>
         </w:rPr>
-        <w:t xml:space="preserve">値下げの損益の目安</w:t>
+        <w:t xml:space="preserve">損益の目安</w:t>
       </w:r>
     </w:p>
+    <w:tbl>
+      <w:tblPr>
+        <w:tblW w:type="dxa" w:w="9638"/>
+        <w:tblBorders>
+          <w:top w:val="single" w:color="auto" w:sz="4"/>
+          <w:left w:val="single" w:color="auto" w:sz="4"/>
+          <w:bottom w:val="single" w:color="auto" w:sz="4"/>
+          <w:right w:val="single" w:color="auto" w:sz="4"/>
+          <w:insideH w:val="single" w:color="auto" w:sz="4"/>
+          <w:insideV w:val="single" w:color="auto" w:sz="4"/>
+        </w:tblBorders>
+      </w:tblPr>
+      <w:tblGrid>
+        <w:gridCol w:w="2700"/>
+        <w:gridCol w:w="1700"/>
+        <w:gridCol w:w="1700"/>
+        <w:gridCol w:w="1900"/>
+        <w:gridCol w:w="1638"/>
+      </w:tblGrid>
+      <w:tr>
+        <w:trPr>
+          <w:cantSplit/>
+          <w:tblHeader/>
+        </w:trPr>
+        <w:tc>
+          <w:tcPr>
+            <w:tcW w:type="dxa" w:w="2700"/>
+            <w:tcBorders>
+              <w:top w:val="single" w:color="777777" w:sz="4"/>
+              <w:left w:val="single" w:color="777777" w:sz="4"/>
+              <w:bottom w:val="single" w:color="777777" w:sz="4"/>
+              <w:right w:val="single" w:color="777777" w:sz="4"/>
+            </w:tcBorders>
+            <w:shd w:fill="D9D9D9" w:color="auto" w:val="clear"/>
+            <w:tcMar>
+              <w:top w:type="dxa" w:w="35"/>
+              <w:left w:type="dxa" w:w="100"/>
+              <w:bottom w:type="dxa" w:w="35"/>
+              <w:right w:type="dxa" w:w="100"/>
+            </w:tcMar>
+            <w:vAlign w:val="center"/>
+          </w:tcPr>
+          <w:p>
+            <w:pPr>
+              <w:spacing w:after="0" w:line="280" w:lineRule="exact"/>
+              <w:jc w:val="center"/>
+            </w:pPr>
+            <w:r>
+              <w:rPr>
+                <w:rFonts w:ascii="Arial" w:cs="Arial" w:eastAsia="游ゴシック" w:hAnsi="Arial"/>
+                <w:b/>
+                <w:bCs/>
+                <w:sz w:val="19"/>
+                <w:szCs w:val="19"/>
+              </w:rPr>
+              <w:t xml:space="preserve">戻る割合</w:t>
+            </w:r>
+          </w:p>
+        </w:tc>
+        <w:tc>
+          <w:tcPr>
+            <w:tcW w:type="dxa" w:w="1700"/>
+            <w:tcBorders>
+              <w:top w:val="single" w:color="777777" w:sz="4"/>
+              <w:left w:val="single" w:color="777777" w:sz="4"/>
+              <w:bottom w:val="single" w:color="777777" w:sz="4"/>
+              <w:right w:val="single" w:color="777777" w:sz="4"/>
+            </w:tcBorders>
+            <w:shd w:fill="D9D9D9" w:color="auto" w:val="clear"/>
+            <w:tcMar>
+              <w:top w:type="dxa" w:w="35"/>
+              <w:left w:type="dxa" w:w="100"/>
+              <w:bottom w:type="dxa" w:w="35"/>
+              <w:right w:type="dxa" w:w="100"/>
+            </w:tcMar>
+            <w:vAlign w:val="center"/>
+          </w:tcPr>
+          <w:p>
+            <w:pPr>
+              <w:spacing w:after="0" w:line="280" w:lineRule="exact"/>
+              <w:jc w:val="center"/>
+            </w:pPr>
+            <w:r>
+              <w:rPr>
+                <w:rFonts w:ascii="Arial" w:cs="Arial" w:eastAsia="游ゴシック" w:hAnsi="Arial"/>
+                <w:b/>
+                <w:bCs/>
+                <w:sz w:val="19"/>
+                <w:szCs w:val="19"/>
+              </w:rPr>
+              <w:t xml:space="preserve">戻る台数(月)</w:t>
+            </w:r>
+          </w:p>
+        </w:tc>
+        <w:tc>
+          <w:tcPr>
+            <w:tcW w:type="dxa" w:w="1700"/>
+            <w:tcBorders>
+              <w:top w:val="single" w:color="777777" w:sz="4"/>
+              <w:left w:val="single" w:color="777777" w:sz="4"/>
+              <w:bottom w:val="single" w:color="777777" w:sz="4"/>
+              <w:right w:val="single" w:color="777777" w:sz="4"/>
+            </w:tcBorders>
+            <w:shd w:fill="D9D9D9" w:color="auto" w:val="clear"/>
+            <w:tcMar>
+              <w:top w:type="dxa" w:w="35"/>
+              <w:left w:type="dxa" w:w="100"/>
+              <w:bottom w:type="dxa" w:w="35"/>
+              <w:right w:type="dxa" w:w="100"/>
+            </w:tcMar>
+            <w:vAlign w:val="center"/>
+          </w:tcPr>
+          <w:p>
+            <w:pPr>
+              <w:spacing w:after="0" w:line="280" w:lineRule="exact"/>
+              <w:jc w:val="center"/>
+            </w:pPr>
+            <w:r>
+              <w:rPr>
+                <w:rFonts w:ascii="Arial" w:cs="Arial" w:eastAsia="游ゴシック" w:hAnsi="Arial"/>
+                <w:b/>
+                <w:bCs/>
+                <w:sz w:val="19"/>
+                <w:szCs w:val="19"/>
+              </w:rPr>
+              <w:t xml:space="preserve">増える売上(1台1,000円)</w:t>
+            </w:r>
+          </w:p>
+        </w:tc>
+        <w:tc>
+          <w:tcPr>
+            <w:tcW w:type="dxa" w:w="1900"/>
+            <w:tcBorders>
+              <w:top w:val="single" w:color="777777" w:sz="4"/>
+              <w:left w:val="single" w:color="777777" w:sz="4"/>
+              <w:bottom w:val="single" w:color="777777" w:sz="4"/>
+              <w:right w:val="single" w:color="777777" w:sz="4"/>
+            </w:tcBorders>
+            <w:shd w:fill="D9D9D9" w:color="auto" w:val="clear"/>
+            <w:tcMar>
+              <w:top w:type="dxa" w:w="35"/>
+              <w:left w:type="dxa" w:w="100"/>
+              <w:bottom w:type="dxa" w:w="35"/>
+              <w:right w:type="dxa" w:w="100"/>
+            </w:tcMar>
+            <w:vAlign w:val="center"/>
+          </w:tcPr>
+          <w:p>
+            <w:pPr>
+              <w:spacing w:after="0" w:line="280" w:lineRule="exact"/>
+              <w:jc w:val="center"/>
+            </w:pPr>
+            <w:r>
+              <w:rPr>
+                <w:rFonts w:ascii="Arial" w:cs="Arial" w:eastAsia="游ゴシック" w:hAnsi="Arial"/>
+                <w:b/>
+                <w:bCs/>
+                <w:sz w:val="19"/>
+                <w:szCs w:val="19"/>
+              </w:rPr>
+              <w:t xml:space="preserve">既存客の値下げ分(仮定)</w:t>
+            </w:r>
+          </w:p>
+        </w:tc>
+        <w:tc>
+          <w:tcPr>
+            <w:tcW w:type="dxa" w:w="1638"/>
+            <w:tcBorders>
+              <w:top w:val="single" w:color="777777" w:sz="4"/>
+              <w:left w:val="single" w:color="777777" w:sz="4"/>
+              <w:bottom w:val="single" w:color="777777" w:sz="4"/>
+              <w:right w:val="single" w:color="777777" w:sz="4"/>
+            </w:tcBorders>
+            <w:shd w:fill="D9D9D9" w:color="auto" w:val="clear"/>
+            <w:tcMar>
+              <w:top w:type="dxa" w:w="35"/>
+              <w:left w:type="dxa" w:w="100"/>
+              <w:bottom w:type="dxa" w:w="35"/>
+              <w:right w:type="dxa" w:w="100"/>
+            </w:tcMar>
+            <w:vAlign w:val="center"/>
+          </w:tcPr>
+          <w:p>
+            <w:pPr>
+              <w:spacing w:after="0" w:line="280" w:lineRule="exact"/>
+              <w:jc w:val="center"/>
+            </w:pPr>
+            <w:r>
+              <w:rPr>
+                <w:rFonts w:ascii="Arial" w:cs="Arial" w:eastAsia="游ゴシック" w:hAnsi="Arial"/>
+                <w:b/>
+                <w:bCs/>
+                <w:sz w:val="19"/>
+                <w:szCs w:val="19"/>
+              </w:rPr>
+              <w:t xml:space="preserve">差し引き(月)</w:t>
+            </w:r>
+          </w:p>
+        </w:tc>
+      </w:tr>
+      <w:tr>
+        <w:trPr>
+          <w:cantSplit/>
+        </w:trPr>
+        <w:tc>
+          <w:tcPr>
+            <w:tcW w:type="dxa" w:w="2700"/>
+            <w:tcBorders>
+              <w:top w:val="single" w:color="777777" w:sz="4"/>
+              <w:left w:val="single" w:color="777777" w:sz="4"/>
+              <w:bottom w:val="single" w:color="777777" w:sz="4"/>
+              <w:right w:val="single" w:color="777777" w:sz="4"/>
+            </w:tcBorders>
+            <w:tcMar>
+              <w:top w:type="dxa" w:w="35"/>
+              <w:left w:type="dxa" w:w="100"/>
+              <w:bottom w:type="dxa" w:w="35"/>
+              <w:right w:type="dxa" w:w="100"/>
+            </w:tcMar>
+            <w:vAlign w:val="center"/>
+          </w:tcPr>
+          <w:p>
+            <w:pPr>
+              <w:spacing w:after="0" w:line="280" w:lineRule="exact"/>
+              <w:jc w:val="left"/>
+            </w:pPr>
+            <w:r>
+              <w:rPr>
+                <w:rFonts w:ascii="Arial" w:cs="Arial" w:eastAsia="游ゴシック" w:hAnsi="Arial"/>
+                <w:sz w:val="19"/>
+                <w:szCs w:val="19"/>
+              </w:rPr>
+              <w:t xml:space="preserve">減った台数の25%</w:t>
+            </w:r>
+          </w:p>
+        </w:tc>
+        <w:tc>
+          <w:tcPr>
+            <w:tcW w:type="dxa" w:w="1700"/>
+            <w:tcBorders>
+              <w:top w:val="single" w:color="777777" w:sz="4"/>
+              <w:left w:val="single" w:color="777777" w:sz="4"/>
+              <w:bottom w:val="single" w:color="777777" w:sz="4"/>
+              <w:right w:val="single" w:color="777777" w:sz="4"/>
+            </w:tcBorders>
+            <w:tcMar>
+              <w:top w:type="dxa" w:w="35"/>
+              <w:left w:type="dxa" w:w="100"/>
+              <w:bottom w:type="dxa" w:w="35"/>
+              <w:right w:type="dxa" w:w="100"/>
+            </w:tcMar>
+            <w:vAlign w:val="center"/>
+          </w:tcPr>
+          <w:p>
+            <w:pPr>
+              <w:spacing w:after="0" w:line="280" w:lineRule="exact"/>
+              <w:jc w:val="center"/>
+            </w:pPr>
+            <w:r>
+              <w:rPr>
+                <w:rFonts w:ascii="Arial" w:cs="Arial" w:eastAsia="游ゴシック" w:hAnsi="Arial"/>
+                <w:sz w:val="19"/>
+                <w:szCs w:val="19"/>
+              </w:rPr>
+              <w:t xml:space="preserve">約111台</w:t>
+            </w:r>
+          </w:p>
+        </w:tc>
+        <w:tc>
+          <w:tcPr>
+            <w:tcW w:type="dxa" w:w="1700"/>
+            <w:tcBorders>
+              <w:top w:val="single" w:color="777777" w:sz="4"/>
+              <w:left w:val="single" w:color="777777" w:sz="4"/>
+              <w:bottom w:val="single" w:color="777777" w:sz="4"/>
+              <w:right w:val="single" w:color="777777" w:sz="4"/>
+            </w:tcBorders>
+            <w:tcMar>
+              <w:top w:type="dxa" w:w="35"/>
+              <w:left w:type="dxa" w:w="100"/>
+              <w:bottom w:type="dxa" w:w="35"/>
+              <w:right w:type="dxa" w:w="100"/>
+            </w:tcMar>
+            <w:vAlign w:val="center"/>
+          </w:tcPr>
+          <w:p>
+            <w:pPr>
+              <w:spacing w:after="0" w:line="280" w:lineRule="exact"/>
+              <w:jc w:val="center"/>
+            </w:pPr>
+            <w:r>
+              <w:rPr>
+                <w:rFonts w:ascii="Arial" w:cs="Arial" w:eastAsia="游ゴシック" w:hAnsi="Arial"/>
+                <w:sz w:val="19"/>
+                <w:szCs w:val="19"/>
+              </w:rPr>
+              <w:t xml:space="preserve">+11.1万円</w:t>
+            </w:r>
+          </w:p>
+        </w:tc>
+        <w:tc>
+          <w:tcPr>
+            <w:tcW w:type="dxa" w:w="1900"/>
+            <w:tcBorders>
+              <w:top w:val="single" w:color="777777" w:sz="4"/>
+              <w:left w:val="single" w:color="777777" w:sz="4"/>
+              <w:bottom w:val="single" w:color="777777" w:sz="4"/>
+              <w:right w:val="single" w:color="777777" w:sz="4"/>
+            </w:tcBorders>
+            <w:tcMar>
+              <w:top w:type="dxa" w:w="35"/>
+              <w:left w:type="dxa" w:w="100"/>
+              <w:bottom w:type="dxa" w:w="35"/>
+              <w:right w:type="dxa" w:w="100"/>
+            </w:tcMar>
+            <w:vAlign w:val="center"/>
+          </w:tcPr>
+          <w:p>
+            <w:pPr>
+              <w:spacing w:after="0" w:line="280" w:lineRule="exact"/>
+              <w:jc w:val="center"/>
+            </w:pPr>
+            <w:r>
+              <w:rPr>
+                <w:rFonts w:ascii="Arial" w:cs="Arial" w:eastAsia="游ゴシック" w:hAnsi="Arial"/>
+                <w:sz w:val="19"/>
+                <w:szCs w:val="19"/>
+              </w:rPr>
+              <w:t xml:space="preserve">−6.5万円</w:t>
+            </w:r>
+          </w:p>
+        </w:tc>
+        <w:tc>
+          <w:tcPr>
+            <w:tcW w:type="dxa" w:w="1638"/>
+            <w:tcBorders>
+              <w:top w:val="single" w:color="777777" w:sz="4"/>
+              <w:left w:val="single" w:color="777777" w:sz="4"/>
+              <w:bottom w:val="single" w:color="777777" w:sz="4"/>
+              <w:right w:val="single" w:color="777777" w:sz="4"/>
+            </w:tcBorders>
+            <w:tcMar>
+              <w:top w:type="dxa" w:w="35"/>
+              <w:left w:type="dxa" w:w="100"/>
+              <w:bottom w:type="dxa" w:w="35"/>
+              <w:right w:type="dxa" w:w="100"/>
+            </w:tcMar>
+            <w:vAlign w:val="center"/>
+          </w:tcPr>
+          <w:p>
+            <w:pPr>
+              <w:spacing w:after="0" w:line="280" w:lineRule="exact"/>
+              <w:jc w:val="center"/>
+            </w:pPr>
+            <w:r>
+              <w:rPr>
+                <w:rFonts w:ascii="Arial" w:cs="Arial" w:eastAsia="游ゴシック" w:hAnsi="Arial"/>
+                <w:b/>
+                <w:bCs/>
+                <w:sz w:val="19"/>
+                <w:szCs w:val="19"/>
+              </w:rPr>
+              <w:t xml:space="preserve">+約5万円</w:t>
+            </w:r>
+          </w:p>
+        </w:tc>
+      </w:tr>
+      <w:tr>
+        <w:trPr>
+          <w:cantSplit/>
+        </w:trPr>
+        <w:tc>
+          <w:tcPr>
+            <w:tcW w:type="dxa" w:w="2700"/>
+            <w:tcBorders>
+              <w:top w:val="single" w:color="777777" w:sz="4"/>
+              <w:left w:val="single" w:color="777777" w:sz="4"/>
+              <w:bottom w:val="single" w:color="777777" w:sz="4"/>
+              <w:right w:val="single" w:color="777777" w:sz="4"/>
+            </w:tcBorders>
+            <w:tcMar>
+              <w:top w:type="dxa" w:w="35"/>
+              <w:left w:type="dxa" w:w="100"/>
+              <w:bottom w:type="dxa" w:w="35"/>
+              <w:right w:type="dxa" w:w="100"/>
+            </w:tcMar>
+            <w:vAlign w:val="center"/>
+          </w:tcPr>
+          <w:p>
+            <w:pPr>
+              <w:spacing w:after="0" w:line="280" w:lineRule="exact"/>
+              <w:jc w:val="left"/>
+            </w:pPr>
+            <w:r>
+              <w:rPr>
+                <w:rFonts w:ascii="Arial" w:cs="Arial" w:eastAsia="游ゴシック" w:hAnsi="Arial"/>
+                <w:sz w:val="19"/>
+                <w:szCs w:val="19"/>
+              </w:rPr>
+              <w:t xml:space="preserve">減った台数の50%</w:t>
+            </w:r>
+          </w:p>
+        </w:tc>
+        <w:tc>
+          <w:tcPr>
+            <w:tcW w:type="dxa" w:w="1700"/>
+            <w:tcBorders>
+              <w:top w:val="single" w:color="777777" w:sz="4"/>
+              <w:left w:val="single" w:color="777777" w:sz="4"/>
+              <w:bottom w:val="single" w:color="777777" w:sz="4"/>
+              <w:right w:val="single" w:color="777777" w:sz="4"/>
+            </w:tcBorders>
+            <w:tcMar>
+              <w:top w:type="dxa" w:w="35"/>
+              <w:left w:type="dxa" w:w="100"/>
+              <w:bottom w:type="dxa" w:w="35"/>
+              <w:right w:type="dxa" w:w="100"/>
+            </w:tcMar>
+            <w:vAlign w:val="center"/>
+          </w:tcPr>
+          <w:p>
+            <w:pPr>
+              <w:spacing w:after="0" w:line="280" w:lineRule="exact"/>
+              <w:jc w:val="center"/>
+            </w:pPr>
+            <w:r>
+              <w:rPr>
+                <w:rFonts w:ascii="Arial" w:cs="Arial" w:eastAsia="游ゴシック" w:hAnsi="Arial"/>
+                <w:sz w:val="19"/>
+                <w:szCs w:val="19"/>
+              </w:rPr>
+              <w:t xml:space="preserve">約221台</w:t>
+            </w:r>
+          </w:p>
+        </w:tc>
+        <w:tc>
+          <w:tcPr>
+            <w:tcW w:type="dxa" w:w="1700"/>
+            <w:tcBorders>
+              <w:top w:val="single" w:color="777777" w:sz="4"/>
+              <w:left w:val="single" w:color="777777" w:sz="4"/>
+              <w:bottom w:val="single" w:color="777777" w:sz="4"/>
+              <w:right w:val="single" w:color="777777" w:sz="4"/>
+            </w:tcBorders>
+            <w:tcMar>
+              <w:top w:type="dxa" w:w="35"/>
+              <w:left w:type="dxa" w:w="100"/>
+              <w:bottom w:type="dxa" w:w="35"/>
+              <w:right w:type="dxa" w:w="100"/>
+            </w:tcMar>
+            <w:vAlign w:val="center"/>
+          </w:tcPr>
+          <w:p>
+            <w:pPr>
+              <w:spacing w:after="0" w:line="280" w:lineRule="exact"/>
+              <w:jc w:val="center"/>
+            </w:pPr>
+            <w:r>
+              <w:rPr>
+                <w:rFonts w:ascii="Arial" w:cs="Arial" w:eastAsia="游ゴシック" w:hAnsi="Arial"/>
+                <w:sz w:val="19"/>
+                <w:szCs w:val="19"/>
+              </w:rPr>
+              <w:t xml:space="preserve">+22.1万円</w:t>
+            </w:r>
+          </w:p>
+        </w:tc>
+        <w:tc>
+          <w:tcPr>
+            <w:tcW w:type="dxa" w:w="1900"/>
+            <w:tcBorders>
+              <w:top w:val="single" w:color="777777" w:sz="4"/>
+              <w:left w:val="single" w:color="777777" w:sz="4"/>
+              <w:bottom w:val="single" w:color="777777" w:sz="4"/>
+              <w:right w:val="single" w:color="777777" w:sz="4"/>
+            </w:tcBorders>
+            <w:tcMar>
+              <w:top w:type="dxa" w:w="35"/>
+              <w:left w:type="dxa" w:w="100"/>
+              <w:bottom w:type="dxa" w:w="35"/>
+              <w:right w:type="dxa" w:w="100"/>
+            </w:tcMar>
+            <w:vAlign w:val="center"/>
+          </w:tcPr>
+          <w:p>
+            <w:pPr>
+              <w:spacing w:after="0" w:line="280" w:lineRule="exact"/>
+              <w:jc w:val="center"/>
+            </w:pPr>
+            <w:r>
+              <w:rPr>
+                <w:rFonts w:ascii="Arial" w:cs="Arial" w:eastAsia="游ゴシック" w:hAnsi="Arial"/>
+                <w:sz w:val="19"/>
+                <w:szCs w:val="19"/>
+              </w:rPr>
+              <w:t xml:space="preserve">−6.5万円</w:t>
+            </w:r>
+          </w:p>
+        </w:tc>
+        <w:tc>
+          <w:tcPr>
+            <w:tcW w:type="dxa" w:w="1638"/>
+            <w:tcBorders>
+              <w:top w:val="single" w:color="777777" w:sz="4"/>
+              <w:left w:val="single" w:color="777777" w:sz="4"/>
+              <w:bottom w:val="single" w:color="777777" w:sz="4"/>
+              <w:right w:val="single" w:color="777777" w:sz="4"/>
+            </w:tcBorders>
+            <w:tcMar>
+              <w:top w:type="dxa" w:w="35"/>
+              <w:left w:type="dxa" w:w="100"/>
+              <w:bottom w:type="dxa" w:w="35"/>
+              <w:right w:type="dxa" w:w="100"/>
+            </w:tcMar>
+            <w:vAlign w:val="center"/>
+          </w:tcPr>
+          <w:p>
+            <w:pPr>
+              <w:spacing w:after="0" w:line="280" w:lineRule="exact"/>
+              <w:jc w:val="center"/>
+            </w:pPr>
+            <w:r>
+              <w:rPr>
+                <w:rFonts w:ascii="Arial" w:cs="Arial" w:eastAsia="游ゴシック" w:hAnsi="Arial"/>
+                <w:b/>
+                <w:bCs/>
+                <w:sz w:val="19"/>
+                <w:szCs w:val="19"/>
+              </w:rPr>
+              <w:t xml:space="preserve">+約16万円</w:t>
+            </w:r>
+          </w:p>
+        </w:tc>
+      </w:tr>
+      <w:tr>
+        <w:trPr>
+          <w:cantSplit/>
+        </w:trPr>
+        <w:tc>
+          <w:tcPr>
+            <w:tcW w:type="dxa" w:w="2700"/>
+            <w:tcBorders>
+              <w:top w:val="single" w:color="777777" w:sz="4"/>
+              <w:left w:val="single" w:color="777777" w:sz="4"/>
+              <w:bottom w:val="single" w:color="777777" w:sz="4"/>
+              <w:right w:val="single" w:color="777777" w:sz="4"/>
+            </w:tcBorders>
+            <w:tcMar>
+              <w:top w:type="dxa" w:w="35"/>
+              <w:left w:type="dxa" w:w="100"/>
+              <w:bottom w:type="dxa" w:w="35"/>
+              <w:right w:type="dxa" w:w="100"/>
+            </w:tcMar>
+            <w:vAlign w:val="center"/>
+          </w:tcPr>
+          <w:p>
+            <w:pPr>
+              <w:spacing w:after="0" w:line="280" w:lineRule="exact"/>
+              <w:jc w:val="left"/>
+            </w:pPr>
+            <w:r>
+              <w:rPr>
+                <w:rFonts w:ascii="Arial" w:cs="Arial" w:eastAsia="游ゴシック" w:hAnsi="Arial"/>
+                <w:sz w:val="19"/>
+                <w:szCs w:val="19"/>
+              </w:rPr>
+              <w:t xml:space="preserve">減った台数の75%</w:t>
+            </w:r>
+          </w:p>
+        </w:tc>
+        <w:tc>
+          <w:tcPr>
+            <w:tcW w:type="dxa" w:w="1700"/>
+            <w:tcBorders>
+              <w:top w:val="single" w:color="777777" w:sz="4"/>
+              <w:left w:val="single" w:color="777777" w:sz="4"/>
+              <w:bottom w:val="single" w:color="777777" w:sz="4"/>
+              <w:right w:val="single" w:color="777777" w:sz="4"/>
+            </w:tcBorders>
+            <w:tcMar>
+              <w:top w:type="dxa" w:w="35"/>
+              <w:left w:type="dxa" w:w="100"/>
+              <w:bottom w:type="dxa" w:w="35"/>
+              <w:right w:type="dxa" w:w="100"/>
+            </w:tcMar>
+            <w:vAlign w:val="center"/>
+          </w:tcPr>
+          <w:p>
+            <w:pPr>
+              <w:spacing w:after="0" w:line="280" w:lineRule="exact"/>
+              <w:jc w:val="center"/>
+            </w:pPr>
+            <w:r>
+              <w:rPr>
+                <w:rFonts w:ascii="Arial" w:cs="Arial" w:eastAsia="游ゴシック" w:hAnsi="Arial"/>
+                <w:sz w:val="19"/>
+                <w:szCs w:val="19"/>
+              </w:rPr>
+              <w:t xml:space="preserve">約332台</w:t>
+            </w:r>
+          </w:p>
+        </w:tc>
+        <w:tc>
+          <w:tcPr>
+            <w:tcW w:type="dxa" w:w="1700"/>
+            <w:tcBorders>
+              <w:top w:val="single" w:color="777777" w:sz="4"/>
+              <w:left w:val="single" w:color="777777" w:sz="4"/>
+              <w:bottom w:val="single" w:color="777777" w:sz="4"/>
+              <w:right w:val="single" w:color="777777" w:sz="4"/>
+            </w:tcBorders>
+            <w:tcMar>
+              <w:top w:type="dxa" w:w="35"/>
+              <w:left w:type="dxa" w:w="100"/>
+              <w:bottom w:type="dxa" w:w="35"/>
+              <w:right w:type="dxa" w:w="100"/>
+            </w:tcMar>
+            <w:vAlign w:val="center"/>
+          </w:tcPr>
+          <w:p>
+            <w:pPr>
+              <w:spacing w:after="0" w:line="280" w:lineRule="exact"/>
+              <w:jc w:val="center"/>
+            </w:pPr>
+            <w:r>
+              <w:rPr>
+                <w:rFonts w:ascii="Arial" w:cs="Arial" w:eastAsia="游ゴシック" w:hAnsi="Arial"/>
+                <w:sz w:val="19"/>
+                <w:szCs w:val="19"/>
+              </w:rPr>
+              <w:t xml:space="preserve">+33.2万円</w:t>
+            </w:r>
+          </w:p>
+        </w:tc>
+        <w:tc>
+          <w:tcPr>
+            <w:tcW w:type="dxa" w:w="1900"/>
+            <w:tcBorders>
+              <w:top w:val="single" w:color="777777" w:sz="4"/>
+              <w:left w:val="single" w:color="777777" w:sz="4"/>
+              <w:bottom w:val="single" w:color="777777" w:sz="4"/>
+              <w:right w:val="single" w:color="777777" w:sz="4"/>
+            </w:tcBorders>
+            <w:tcMar>
+              <w:top w:type="dxa" w:w="35"/>
+              <w:left w:type="dxa" w:w="100"/>
+              <w:bottom w:type="dxa" w:w="35"/>
+              <w:right w:type="dxa" w:w="100"/>
+            </w:tcMar>
+            <w:vAlign w:val="center"/>
+          </w:tcPr>
+          <w:p>
+            <w:pPr>
+              <w:spacing w:after="0" w:line="280" w:lineRule="exact"/>
+              <w:jc w:val="center"/>
+            </w:pPr>
+            <w:r>
+              <w:rPr>
+                <w:rFonts w:ascii="Arial" w:cs="Arial" w:eastAsia="游ゴシック" w:hAnsi="Arial"/>
+                <w:sz w:val="19"/>
+                <w:szCs w:val="19"/>
+              </w:rPr>
+              <w:t xml:space="preserve">−6.5万円</w:t>
+            </w:r>
+          </w:p>
+        </w:tc>
+        <w:tc>
+          <w:tcPr>
+            <w:tcW w:type="dxa" w:w="1638"/>
+            <w:tcBorders>
+              <w:top w:val="single" w:color="777777" w:sz="4"/>
+              <w:left w:val="single" w:color="777777" w:sz="4"/>
+              <w:bottom w:val="single" w:color="777777" w:sz="4"/>
+              <w:right w:val="single" w:color="777777" w:sz="4"/>
+            </w:tcBorders>
+            <w:tcMar>
+              <w:top w:type="dxa" w:w="35"/>
+              <w:left w:type="dxa" w:w="100"/>
+              <w:bottom w:type="dxa" w:w="35"/>
+              <w:right w:type="dxa" w:w="100"/>
+            </w:tcMar>
+            <w:vAlign w:val="center"/>
+          </w:tcPr>
+          <w:p>
+            <w:pPr>
+              <w:spacing w:after="0" w:line="280" w:lineRule="exact"/>
+              <w:jc w:val="center"/>
+            </w:pPr>
+            <w:r>
+              <w:rPr>
+                <w:rFonts w:ascii="Arial" w:cs="Arial" w:eastAsia="游ゴシック" w:hAnsi="Arial"/>
+                <w:b/>
+                <w:bCs/>
+                <w:sz w:val="19"/>
+                <w:szCs w:val="19"/>
+              </w:rPr>
+              <w:t xml:space="preserve">+約27万円</w:t>
+            </w:r>
+          </w:p>
+        </w:tc>
+      </w:tr>
+    </w:tbl>
     <w:p>
       <w:pPr>
-        <w:spacing w:after="40" w:before="0" w:line="300" w:lineRule="exact"/>
+        <w:spacing w:after="0" w:before="40" w:line="300" w:lineRule="exact"/>
       </w:pPr>
       <w:r>
         <w:rPr>
           <w:rFonts w:ascii="Arial" w:cs="Arial" w:eastAsia="游ゴシック" w:hAnsi="Arial"/>
-          <w:sz w:val="20"/>
-          <w:szCs w:val="20"/>
+          <w:sz w:val="18"/>
+          <w:szCs w:val="18"/>
         </w:rPr>
-        <w:t xml:space="preserve">昼間の最大料金を払う利用は、1台あたり200円(20%)減ります。その利用が25%以上増えないと、その部分は減収になります。</w:t>
-      </w:r>
-    </w:p>
-    <w:p>
-      <w:pPr>
-        <w:spacing w:after="40" w:before="0" w:line="300" w:lineRule="exact"/>
-      </w:pPr>
-      <w:r>
-        <w:rPr>
-          <w:rFonts w:ascii="Arial" w:cs="Arial" w:eastAsia="游ゴシック" w:hAnsi="Arial"/>
-          <w:sz w:val="20"/>
-          <w:szCs w:val="20"/>
-        </w:rPr>
-        <w:t xml:space="preserve">仮に現在の売上(月約78.0万円)の3〜5割がこの利用で、客が全く戻らなかった場合、減収は月約4.7〜7.8万円です。この割合は精算機のデータがないため仮定です。</w:t>
+        <w:t xml:space="preserve">減った8時間以上の車は、1日約14.6台(月約443台)です。改定前の売上に並ぶには月13.2万円の増収が必要で、約4割が戻れば届きます。誰も戻らなかった場合の減収は、既存の長時間利用者の値下げ分として月5〜8万円程度と仮定しています。</w:t>
       </w:r>
     </w:p>
     <w:p>
       <w:pPr>
         <w:keepNext/>
+        <w:pageBreakBefore/>
         <w:pBdr>
           <w:bottom w:val="single" w:color="444444" w:sz="8" w:space="2"/>
         </w:pBdr>
@@ -794,7 +1740,1092 @@
           <w:sz w:val="24"/>
           <w:szCs w:val="24"/>
         </w:rPr>
-        <w:t xml:space="preserve">4. この分析の限界と確認したいこと</w:t>
+        <w:t xml:space="preserve">4. 精算機データ:滞在時間別の入庫台数(根拠)</w:t>
+      </w:r>
+    </w:p>
+    <w:p>
+      <w:pPr>
+        <w:spacing w:after="80" w:before="0" w:line="300" w:lineRule="exact"/>
+      </w:pPr>
+      <w:r>
+        <w:rPr>
+          <w:rFonts w:ascii="Arial" w:cs="Arial" w:eastAsia="游ゴシック" w:hAnsi="Arial"/>
+          <w:sz w:val="19"/>
+          <w:szCs w:val="19"/>
+        </w:rPr>
+        <w:t xml:space="preserve">精算機の入庫台数を、滞在時間別に集計した資料(R6.10.9〜R8.10.16)です。期間の日数が違うため、1日あたりの台数で比べています。</w:t>
+      </w:r>
+    </w:p>
+    <w:tbl>
+      <w:tblPr>
+        <w:tblW w:type="dxa" w:w="9638"/>
+        <w:tblBorders>
+          <w:top w:val="single" w:color="auto" w:sz="4"/>
+          <w:left w:val="single" w:color="auto" w:sz="4"/>
+          <w:bottom w:val="single" w:color="auto" w:sz="4"/>
+          <w:right w:val="single" w:color="auto" w:sz="4"/>
+          <w:insideH w:val="single" w:color="auto" w:sz="4"/>
+          <w:insideV w:val="single" w:color="auto" w:sz="4"/>
+        </w:tblBorders>
+      </w:tblPr>
+      <w:tblGrid>
+        <w:gridCol w:w="3250"/>
+        <w:gridCol w:w="900"/>
+        <w:gridCol w:w="1100"/>
+        <w:gridCol w:w="1100"/>
+        <w:gridCol w:w="1100"/>
+        <w:gridCol w:w="1100"/>
+        <w:gridCol w:w="1088"/>
+      </w:tblGrid>
+      <w:tr>
+        <w:trPr>
+          <w:cantSplit/>
+          <w:tblHeader/>
+        </w:trPr>
+        <w:tc>
+          <w:tcPr>
+            <w:tcW w:type="dxa" w:w="3250"/>
+            <w:tcBorders>
+              <w:top w:val="single" w:color="777777" w:sz="4"/>
+              <w:left w:val="single" w:color="777777" w:sz="4"/>
+              <w:bottom w:val="single" w:color="777777" w:sz="4"/>
+              <w:right w:val="single" w:color="777777" w:sz="4"/>
+            </w:tcBorders>
+            <w:shd w:fill="D9D9D9" w:color="auto" w:val="clear"/>
+            <w:tcMar>
+              <w:top w:type="dxa" w:w="35"/>
+              <w:left w:type="dxa" w:w="100"/>
+              <w:bottom w:type="dxa" w:w="35"/>
+              <w:right w:type="dxa" w:w="100"/>
+            </w:tcMar>
+            <w:vAlign w:val="center"/>
+          </w:tcPr>
+          <w:p>
+            <w:pPr>
+              <w:spacing w:after="0" w:line="280" w:lineRule="exact"/>
+              <w:jc w:val="center"/>
+            </w:pPr>
+            <w:r>
+              <w:rPr>
+                <w:rFonts w:ascii="Arial" w:cs="Arial" w:eastAsia="游ゴシック" w:hAnsi="Arial"/>
+                <w:b/>
+                <w:bCs/>
+                <w:sz w:val="19"/>
+                <w:szCs w:val="19"/>
+              </w:rPr>
+              <w:t xml:space="preserve">期間</w:t>
+            </w:r>
+          </w:p>
+        </w:tc>
+        <w:tc>
+          <w:tcPr>
+            <w:tcW w:type="dxa" w:w="900"/>
+            <w:tcBorders>
+              <w:top w:val="single" w:color="777777" w:sz="4"/>
+              <w:left w:val="single" w:color="777777" w:sz="4"/>
+              <w:bottom w:val="single" w:color="777777" w:sz="4"/>
+              <w:right w:val="single" w:color="777777" w:sz="4"/>
+            </w:tcBorders>
+            <w:shd w:fill="D9D9D9" w:color="auto" w:val="clear"/>
+            <w:tcMar>
+              <w:top w:type="dxa" w:w="35"/>
+              <w:left w:type="dxa" w:w="100"/>
+              <w:bottom w:type="dxa" w:w="35"/>
+              <w:right w:type="dxa" w:w="100"/>
+            </w:tcMar>
+            <w:vAlign w:val="center"/>
+          </w:tcPr>
+          <w:p>
+            <w:pPr>
+              <w:spacing w:after="0" w:line="280" w:lineRule="exact"/>
+              <w:jc w:val="center"/>
+            </w:pPr>
+            <w:r>
+              <w:rPr>
+                <w:rFonts w:ascii="Arial" w:cs="Arial" w:eastAsia="游ゴシック" w:hAnsi="Arial"/>
+                <w:b/>
+                <w:bCs/>
+                <w:sz w:val="19"/>
+                <w:szCs w:val="19"/>
+              </w:rPr>
+              <w:t xml:space="preserve">全体</w:t>
+            </w:r>
+          </w:p>
+        </w:tc>
+        <w:tc>
+          <w:tcPr>
+            <w:tcW w:type="dxa" w:w="1100"/>
+            <w:tcBorders>
+              <w:top w:val="single" w:color="777777" w:sz="4"/>
+              <w:left w:val="single" w:color="777777" w:sz="4"/>
+              <w:bottom w:val="single" w:color="777777" w:sz="4"/>
+              <w:right w:val="single" w:color="777777" w:sz="4"/>
+            </w:tcBorders>
+            <w:shd w:fill="D9D9D9" w:color="auto" w:val="clear"/>
+            <w:tcMar>
+              <w:top w:type="dxa" w:w="35"/>
+              <w:left w:type="dxa" w:w="100"/>
+              <w:bottom w:type="dxa" w:w="35"/>
+              <w:right w:type="dxa" w:w="100"/>
+            </w:tcMar>
+            <w:vAlign w:val="center"/>
+          </w:tcPr>
+          <w:p>
+            <w:pPr>
+              <w:spacing w:after="0" w:line="280" w:lineRule="exact"/>
+              <w:jc w:val="center"/>
+            </w:pPr>
+            <w:r>
+              <w:rPr>
+                <w:rFonts w:ascii="Arial" w:cs="Arial" w:eastAsia="游ゴシック" w:hAnsi="Arial"/>
+                <w:b/>
+                <w:bCs/>
+                <w:sz w:val="19"/>
+                <w:szCs w:val="19"/>
+              </w:rPr>
+              <w:t xml:space="preserve">3時間未満</w:t>
+            </w:r>
+          </w:p>
+        </w:tc>
+        <w:tc>
+          <w:tcPr>
+            <w:tcW w:type="dxa" w:w="1100"/>
+            <w:tcBorders>
+              <w:top w:val="single" w:color="777777" w:sz="4"/>
+              <w:left w:val="single" w:color="777777" w:sz="4"/>
+              <w:bottom w:val="single" w:color="777777" w:sz="4"/>
+              <w:right w:val="single" w:color="777777" w:sz="4"/>
+            </w:tcBorders>
+            <w:shd w:fill="D9D9D9" w:color="auto" w:val="clear"/>
+            <w:tcMar>
+              <w:top w:type="dxa" w:w="35"/>
+              <w:left w:type="dxa" w:w="100"/>
+              <w:bottom w:type="dxa" w:w="35"/>
+              <w:right w:type="dxa" w:w="100"/>
+            </w:tcMar>
+            <w:vAlign w:val="center"/>
+          </w:tcPr>
+          <w:p>
+            <w:pPr>
+              <w:spacing w:after="0" w:line="280" w:lineRule="exact"/>
+              <w:jc w:val="center"/>
+            </w:pPr>
+            <w:r>
+              <w:rPr>
+                <w:rFonts w:ascii="Arial" w:cs="Arial" w:eastAsia="游ゴシック" w:hAnsi="Arial"/>
+                <w:b/>
+                <w:bCs/>
+                <w:sz w:val="19"/>
+                <w:szCs w:val="19"/>
+              </w:rPr>
+              <w:t xml:space="preserve">3〜8時間</w:t>
+            </w:r>
+          </w:p>
+        </w:tc>
+        <w:tc>
+          <w:tcPr>
+            <w:tcW w:type="dxa" w:w="1100"/>
+            <w:tcBorders>
+              <w:top w:val="single" w:color="777777" w:sz="4"/>
+              <w:left w:val="single" w:color="777777" w:sz="4"/>
+              <w:bottom w:val="single" w:color="777777" w:sz="4"/>
+              <w:right w:val="single" w:color="777777" w:sz="4"/>
+            </w:tcBorders>
+            <w:shd w:fill="D9D9D9" w:color="auto" w:val="clear"/>
+            <w:tcMar>
+              <w:top w:type="dxa" w:w="35"/>
+              <w:left w:type="dxa" w:w="100"/>
+              <w:bottom w:type="dxa" w:w="35"/>
+              <w:right w:type="dxa" w:w="100"/>
+            </w:tcMar>
+            <w:vAlign w:val="center"/>
+          </w:tcPr>
+          <w:p>
+            <w:pPr>
+              <w:spacing w:after="0" w:line="280" w:lineRule="exact"/>
+              <w:jc w:val="center"/>
+            </w:pPr>
+            <w:r>
+              <w:rPr>
+                <w:rFonts w:ascii="Arial" w:cs="Arial" w:eastAsia="游ゴシック" w:hAnsi="Arial"/>
+                <w:b/>
+                <w:bCs/>
+                <w:sz w:val="19"/>
+                <w:szCs w:val="19"/>
+              </w:rPr>
+              <w:t xml:space="preserve">8〜12時間</w:t>
+            </w:r>
+          </w:p>
+        </w:tc>
+        <w:tc>
+          <w:tcPr>
+            <w:tcW w:type="dxa" w:w="1100"/>
+            <w:tcBorders>
+              <w:top w:val="single" w:color="777777" w:sz="4"/>
+              <w:left w:val="single" w:color="777777" w:sz="4"/>
+              <w:bottom w:val="single" w:color="777777" w:sz="4"/>
+              <w:right w:val="single" w:color="777777" w:sz="4"/>
+            </w:tcBorders>
+            <w:shd w:fill="D9D9D9" w:color="auto" w:val="clear"/>
+            <w:tcMar>
+              <w:top w:type="dxa" w:w="35"/>
+              <w:left w:type="dxa" w:w="100"/>
+              <w:bottom w:type="dxa" w:w="35"/>
+              <w:right w:type="dxa" w:w="100"/>
+            </w:tcMar>
+            <w:vAlign w:val="center"/>
+          </w:tcPr>
+          <w:p>
+            <w:pPr>
+              <w:spacing w:after="0" w:line="280" w:lineRule="exact"/>
+              <w:jc w:val="center"/>
+            </w:pPr>
+            <w:r>
+              <w:rPr>
+                <w:rFonts w:ascii="Arial" w:cs="Arial" w:eastAsia="游ゴシック" w:hAnsi="Arial"/>
+                <w:b/>
+                <w:bCs/>
+                <w:sz w:val="19"/>
+                <w:szCs w:val="19"/>
+              </w:rPr>
+              <w:t xml:space="preserve">12時間以上</w:t>
+            </w:r>
+          </w:p>
+        </w:tc>
+        <w:tc>
+          <w:tcPr>
+            <w:tcW w:type="dxa" w:w="1088"/>
+            <w:tcBorders>
+              <w:top w:val="single" w:color="777777" w:sz="4"/>
+              <w:left w:val="single" w:color="777777" w:sz="4"/>
+              <w:bottom w:val="single" w:color="777777" w:sz="4"/>
+              <w:right w:val="single" w:color="777777" w:sz="4"/>
+            </w:tcBorders>
+            <w:shd w:fill="D9D9D9" w:color="auto" w:val="clear"/>
+            <w:tcMar>
+              <w:top w:type="dxa" w:w="35"/>
+              <w:left w:type="dxa" w:w="100"/>
+              <w:bottom w:type="dxa" w:w="35"/>
+              <w:right w:type="dxa" w:w="100"/>
+            </w:tcMar>
+            <w:vAlign w:val="center"/>
+          </w:tcPr>
+          <w:p>
+            <w:pPr>
+              <w:spacing w:after="0" w:line="280" w:lineRule="exact"/>
+              <w:jc w:val="center"/>
+            </w:pPr>
+            <w:r>
+              <w:rPr>
+                <w:rFonts w:ascii="Arial" w:cs="Arial" w:eastAsia="游ゴシック" w:hAnsi="Arial"/>
+                <w:b/>
+                <w:bCs/>
+                <w:sz w:val="19"/>
+                <w:szCs w:val="19"/>
+              </w:rPr>
+              <w:t xml:space="preserve">8時間以上(計)</w:t>
+            </w:r>
+          </w:p>
+        </w:tc>
+      </w:tr>
+      <w:tr>
+        <w:trPr>
+          <w:cantSplit/>
+        </w:trPr>
+        <w:tc>
+          <w:tcPr>
+            <w:tcW w:type="dxa" w:w="3250"/>
+            <w:tcBorders>
+              <w:top w:val="single" w:color="777777" w:sz="4"/>
+              <w:left w:val="single" w:color="777777" w:sz="4"/>
+              <w:bottom w:val="single" w:color="777777" w:sz="4"/>
+              <w:right w:val="single" w:color="777777" w:sz="4"/>
+            </w:tcBorders>
+            <w:tcMar>
+              <w:top w:type="dxa" w:w="35"/>
+              <w:left w:type="dxa" w:w="100"/>
+              <w:bottom w:type="dxa" w:w="35"/>
+              <w:right w:type="dxa" w:w="100"/>
+            </w:tcMar>
+            <w:vAlign w:val="center"/>
+          </w:tcPr>
+          <w:p>
+            <w:pPr>
+              <w:spacing w:after="0" w:line="280" w:lineRule="exact"/>
+              <w:jc w:val="left"/>
+            </w:pPr>
+            <w:r>
+              <w:rPr>
+                <w:rFonts w:ascii="Arial" w:cs="Arial" w:eastAsia="游ゴシック" w:hAnsi="Arial"/>
+                <w:sz w:val="19"/>
+                <w:szCs w:val="19"/>
+              </w:rPr>
+              <w:t xml:space="preserve">改定前 R6.10.9〜11.8(31日)</w:t>
+            </w:r>
+          </w:p>
+        </w:tc>
+        <w:tc>
+          <w:tcPr>
+            <w:tcW w:type="dxa" w:w="900"/>
+            <w:tcBorders>
+              <w:top w:val="single" w:color="777777" w:sz="4"/>
+              <w:left w:val="single" w:color="777777" w:sz="4"/>
+              <w:bottom w:val="single" w:color="777777" w:sz="4"/>
+              <w:right w:val="single" w:color="777777" w:sz="4"/>
+            </w:tcBorders>
+            <w:tcMar>
+              <w:top w:type="dxa" w:w="35"/>
+              <w:left w:type="dxa" w:w="100"/>
+              <w:bottom w:type="dxa" w:w="35"/>
+              <w:right w:type="dxa" w:w="100"/>
+            </w:tcMar>
+            <w:vAlign w:val="center"/>
+          </w:tcPr>
+          <w:p>
+            <w:pPr>
+              <w:spacing w:after="0" w:line="280" w:lineRule="exact"/>
+              <w:jc w:val="right"/>
+            </w:pPr>
+            <w:r>
+              <w:rPr>
+                <w:rFonts w:ascii="Arial" w:cs="Arial" w:eastAsia="游ゴシック" w:hAnsi="Arial"/>
+                <w:sz w:val="19"/>
+                <w:szCs w:val="19"/>
+              </w:rPr>
+              <w:t xml:space="preserve">41.8</w:t>
+            </w:r>
+          </w:p>
+        </w:tc>
+        <w:tc>
+          <w:tcPr>
+            <w:tcW w:type="dxa" w:w="1100"/>
+            <w:tcBorders>
+              <w:top w:val="single" w:color="777777" w:sz="4"/>
+              <w:left w:val="single" w:color="777777" w:sz="4"/>
+              <w:bottom w:val="single" w:color="777777" w:sz="4"/>
+              <w:right w:val="single" w:color="777777" w:sz="4"/>
+            </w:tcBorders>
+            <w:tcMar>
+              <w:top w:type="dxa" w:w="35"/>
+              <w:left w:type="dxa" w:w="100"/>
+              <w:bottom w:type="dxa" w:w="35"/>
+              <w:right w:type="dxa" w:w="100"/>
+            </w:tcMar>
+            <w:vAlign w:val="center"/>
+          </w:tcPr>
+          <w:p>
+            <w:pPr>
+              <w:spacing w:after="0" w:line="280" w:lineRule="exact"/>
+              <w:jc w:val="right"/>
+            </w:pPr>
+            <w:r>
+              <w:rPr>
+                <w:rFonts w:ascii="Arial" w:cs="Arial" w:eastAsia="游ゴシック" w:hAnsi="Arial"/>
+                <w:sz w:val="19"/>
+                <w:szCs w:val="19"/>
+              </w:rPr>
+              <w:t xml:space="preserve">8.8</w:t>
+            </w:r>
+          </w:p>
+        </w:tc>
+        <w:tc>
+          <w:tcPr>
+            <w:tcW w:type="dxa" w:w="1100"/>
+            <w:tcBorders>
+              <w:top w:val="single" w:color="777777" w:sz="4"/>
+              <w:left w:val="single" w:color="777777" w:sz="4"/>
+              <w:bottom w:val="single" w:color="777777" w:sz="4"/>
+              <w:right w:val="single" w:color="777777" w:sz="4"/>
+            </w:tcBorders>
+            <w:tcMar>
+              <w:top w:type="dxa" w:w="35"/>
+              <w:left w:type="dxa" w:w="100"/>
+              <w:bottom w:type="dxa" w:w="35"/>
+              <w:right w:type="dxa" w:w="100"/>
+            </w:tcMar>
+            <w:vAlign w:val="center"/>
+          </w:tcPr>
+          <w:p>
+            <w:pPr>
+              <w:spacing w:after="0" w:line="280" w:lineRule="exact"/>
+              <w:jc w:val="right"/>
+            </w:pPr>
+            <w:r>
+              <w:rPr>
+                <w:rFonts w:ascii="Arial" w:cs="Arial" w:eastAsia="游ゴシック" w:hAnsi="Arial"/>
+                <w:sz w:val="19"/>
+                <w:szCs w:val="19"/>
+              </w:rPr>
+              <w:t xml:space="preserve">9.5</w:t>
+            </w:r>
+          </w:p>
+        </w:tc>
+        <w:tc>
+          <w:tcPr>
+            <w:tcW w:type="dxa" w:w="1100"/>
+            <w:tcBorders>
+              <w:top w:val="single" w:color="777777" w:sz="4"/>
+              <w:left w:val="single" w:color="777777" w:sz="4"/>
+              <w:bottom w:val="single" w:color="777777" w:sz="4"/>
+              <w:right w:val="single" w:color="777777" w:sz="4"/>
+            </w:tcBorders>
+            <w:tcMar>
+              <w:top w:type="dxa" w:w="35"/>
+              <w:left w:type="dxa" w:w="100"/>
+              <w:bottom w:type="dxa" w:w="35"/>
+              <w:right w:type="dxa" w:w="100"/>
+            </w:tcMar>
+            <w:vAlign w:val="center"/>
+          </w:tcPr>
+          <w:p>
+            <w:pPr>
+              <w:spacing w:after="0" w:line="280" w:lineRule="exact"/>
+              <w:jc w:val="right"/>
+            </w:pPr>
+            <w:r>
+              <w:rPr>
+                <w:rFonts w:ascii="Arial" w:cs="Arial" w:eastAsia="游ゴシック" w:hAnsi="Arial"/>
+                <w:sz w:val="19"/>
+                <w:szCs w:val="19"/>
+              </w:rPr>
+              <w:t xml:space="preserve">17.9</w:t>
+            </w:r>
+          </w:p>
+        </w:tc>
+        <w:tc>
+          <w:tcPr>
+            <w:tcW w:type="dxa" w:w="1100"/>
+            <w:tcBorders>
+              <w:top w:val="single" w:color="777777" w:sz="4"/>
+              <w:left w:val="single" w:color="777777" w:sz="4"/>
+              <w:bottom w:val="single" w:color="777777" w:sz="4"/>
+              <w:right w:val="single" w:color="777777" w:sz="4"/>
+            </w:tcBorders>
+            <w:tcMar>
+              <w:top w:type="dxa" w:w="35"/>
+              <w:left w:type="dxa" w:w="100"/>
+              <w:bottom w:type="dxa" w:w="35"/>
+              <w:right w:type="dxa" w:w="100"/>
+            </w:tcMar>
+            <w:vAlign w:val="center"/>
+          </w:tcPr>
+          <w:p>
+            <w:pPr>
+              <w:spacing w:after="0" w:line="280" w:lineRule="exact"/>
+              <w:jc w:val="right"/>
+            </w:pPr>
+            <w:r>
+              <w:rPr>
+                <w:rFonts w:ascii="Arial" w:cs="Arial" w:eastAsia="游ゴシック" w:hAnsi="Arial"/>
+                <w:sz w:val="19"/>
+                <w:szCs w:val="19"/>
+              </w:rPr>
+              <w:t xml:space="preserve">5.6</w:t>
+            </w:r>
+          </w:p>
+        </w:tc>
+        <w:tc>
+          <w:tcPr>
+            <w:tcW w:type="dxa" w:w="1088"/>
+            <w:tcBorders>
+              <w:top w:val="single" w:color="777777" w:sz="4"/>
+              <w:left w:val="single" w:color="777777" w:sz="4"/>
+              <w:bottom w:val="single" w:color="777777" w:sz="4"/>
+              <w:right w:val="single" w:color="777777" w:sz="4"/>
+            </w:tcBorders>
+            <w:tcMar>
+              <w:top w:type="dxa" w:w="35"/>
+              <w:left w:type="dxa" w:w="100"/>
+              <w:bottom w:type="dxa" w:w="35"/>
+              <w:right w:type="dxa" w:w="100"/>
+            </w:tcMar>
+            <w:vAlign w:val="center"/>
+          </w:tcPr>
+          <w:p>
+            <w:pPr>
+              <w:spacing w:after="0" w:line="280" w:lineRule="exact"/>
+              <w:jc w:val="right"/>
+            </w:pPr>
+            <w:r>
+              <w:rPr>
+                <w:rFonts w:ascii="Arial" w:cs="Arial" w:eastAsia="游ゴシック" w:hAnsi="Arial"/>
+                <w:b/>
+                <w:bCs/>
+                <w:sz w:val="19"/>
+                <w:szCs w:val="19"/>
+              </w:rPr>
+              <w:t xml:space="preserve">23.5</w:t>
+            </w:r>
+          </w:p>
+        </w:tc>
+      </w:tr>
+      <w:tr>
+        <w:trPr>
+          <w:cantSplit/>
+        </w:trPr>
+        <w:tc>
+          <w:tcPr>
+            <w:tcW w:type="dxa" w:w="3250"/>
+            <w:tcBorders>
+              <w:top w:val="single" w:color="777777" w:sz="4"/>
+              <w:left w:val="single" w:color="777777" w:sz="4"/>
+              <w:bottom w:val="single" w:color="777777" w:sz="4"/>
+              <w:right w:val="single" w:color="777777" w:sz="4"/>
+            </w:tcBorders>
+            <w:tcMar>
+              <w:top w:type="dxa" w:w="35"/>
+              <w:left w:type="dxa" w:w="100"/>
+              <w:bottom w:type="dxa" w:w="35"/>
+              <w:right w:type="dxa" w:w="100"/>
+            </w:tcMar>
+            <w:vAlign w:val="center"/>
+          </w:tcPr>
+          <w:p>
+            <w:pPr>
+              <w:spacing w:after="0" w:line="280" w:lineRule="exact"/>
+              <w:jc w:val="left"/>
+            </w:pPr>
+            <w:r>
+              <w:rPr>
+                <w:rFonts w:ascii="Arial" w:cs="Arial" w:eastAsia="游ゴシック" w:hAnsi="Arial"/>
+                <w:sz w:val="19"/>
+                <w:szCs w:val="19"/>
+              </w:rPr>
+              <w:t xml:space="preserve">改定後 R6.11.9〜R7.1(87日)</w:t>
+            </w:r>
+          </w:p>
+        </w:tc>
+        <w:tc>
+          <w:tcPr>
+            <w:tcW w:type="dxa" w:w="900"/>
+            <w:tcBorders>
+              <w:top w:val="single" w:color="777777" w:sz="4"/>
+              <w:left w:val="single" w:color="777777" w:sz="4"/>
+              <w:bottom w:val="single" w:color="777777" w:sz="4"/>
+              <w:right w:val="single" w:color="777777" w:sz="4"/>
+            </w:tcBorders>
+            <w:tcMar>
+              <w:top w:type="dxa" w:w="35"/>
+              <w:left w:type="dxa" w:w="100"/>
+              <w:bottom w:type="dxa" w:w="35"/>
+              <w:right w:type="dxa" w:w="100"/>
+            </w:tcMar>
+            <w:vAlign w:val="center"/>
+          </w:tcPr>
+          <w:p>
+            <w:pPr>
+              <w:spacing w:after="0" w:line="280" w:lineRule="exact"/>
+              <w:jc w:val="right"/>
+            </w:pPr>
+            <w:r>
+              <w:rPr>
+                <w:rFonts w:ascii="Arial" w:cs="Arial" w:eastAsia="游ゴシック" w:hAnsi="Arial"/>
+                <w:sz w:val="19"/>
+                <w:szCs w:val="19"/>
+              </w:rPr>
+              <w:t xml:space="preserve">40.5</w:t>
+            </w:r>
+          </w:p>
+        </w:tc>
+        <w:tc>
+          <w:tcPr>
+            <w:tcW w:type="dxa" w:w="1100"/>
+            <w:tcBorders>
+              <w:top w:val="single" w:color="777777" w:sz="4"/>
+              <w:left w:val="single" w:color="777777" w:sz="4"/>
+              <w:bottom w:val="single" w:color="777777" w:sz="4"/>
+              <w:right w:val="single" w:color="777777" w:sz="4"/>
+            </w:tcBorders>
+            <w:tcMar>
+              <w:top w:type="dxa" w:w="35"/>
+              <w:left w:type="dxa" w:w="100"/>
+              <w:bottom w:type="dxa" w:w="35"/>
+              <w:right w:type="dxa" w:w="100"/>
+            </w:tcMar>
+            <w:vAlign w:val="center"/>
+          </w:tcPr>
+          <w:p>
+            <w:pPr>
+              <w:spacing w:after="0" w:line="280" w:lineRule="exact"/>
+              <w:jc w:val="right"/>
+            </w:pPr>
+            <w:r>
+              <w:rPr>
+                <w:rFonts w:ascii="Arial" w:cs="Arial" w:eastAsia="游ゴシック" w:hAnsi="Arial"/>
+                <w:sz w:val="19"/>
+                <w:szCs w:val="19"/>
+              </w:rPr>
+              <w:t xml:space="preserve">11.2</w:t>
+            </w:r>
+          </w:p>
+        </w:tc>
+        <w:tc>
+          <w:tcPr>
+            <w:tcW w:type="dxa" w:w="1100"/>
+            <w:tcBorders>
+              <w:top w:val="single" w:color="777777" w:sz="4"/>
+              <w:left w:val="single" w:color="777777" w:sz="4"/>
+              <w:bottom w:val="single" w:color="777777" w:sz="4"/>
+              <w:right w:val="single" w:color="777777" w:sz="4"/>
+            </w:tcBorders>
+            <w:tcMar>
+              <w:top w:type="dxa" w:w="35"/>
+              <w:left w:type="dxa" w:w="100"/>
+              <w:bottom w:type="dxa" w:w="35"/>
+              <w:right w:type="dxa" w:w="100"/>
+            </w:tcMar>
+            <w:vAlign w:val="center"/>
+          </w:tcPr>
+          <w:p>
+            <w:pPr>
+              <w:spacing w:after="0" w:line="280" w:lineRule="exact"/>
+              <w:jc w:val="right"/>
+            </w:pPr>
+            <w:r>
+              <w:rPr>
+                <w:rFonts w:ascii="Arial" w:cs="Arial" w:eastAsia="游ゴシック" w:hAnsi="Arial"/>
+                <w:sz w:val="19"/>
+                <w:szCs w:val="19"/>
+              </w:rPr>
+              <w:t xml:space="preserve">9.7</w:t>
+            </w:r>
+          </w:p>
+        </w:tc>
+        <w:tc>
+          <w:tcPr>
+            <w:tcW w:type="dxa" w:w="1100"/>
+            <w:tcBorders>
+              <w:top w:val="single" w:color="777777" w:sz="4"/>
+              <w:left w:val="single" w:color="777777" w:sz="4"/>
+              <w:bottom w:val="single" w:color="777777" w:sz="4"/>
+              <w:right w:val="single" w:color="777777" w:sz="4"/>
+            </w:tcBorders>
+            <w:tcMar>
+              <w:top w:type="dxa" w:w="35"/>
+              <w:left w:type="dxa" w:w="100"/>
+              <w:bottom w:type="dxa" w:w="35"/>
+              <w:right w:type="dxa" w:w="100"/>
+            </w:tcMar>
+            <w:vAlign w:val="center"/>
+          </w:tcPr>
+          <w:p>
+            <w:pPr>
+              <w:spacing w:after="0" w:line="280" w:lineRule="exact"/>
+              <w:jc w:val="right"/>
+            </w:pPr>
+            <w:r>
+              <w:rPr>
+                <w:rFonts w:ascii="Arial" w:cs="Arial" w:eastAsia="游ゴシック" w:hAnsi="Arial"/>
+                <w:sz w:val="19"/>
+                <w:szCs w:val="19"/>
+              </w:rPr>
+              <w:t xml:space="preserve">16.2</w:t>
+            </w:r>
+          </w:p>
+        </w:tc>
+        <w:tc>
+          <w:tcPr>
+            <w:tcW w:type="dxa" w:w="1100"/>
+            <w:tcBorders>
+              <w:top w:val="single" w:color="777777" w:sz="4"/>
+              <w:left w:val="single" w:color="777777" w:sz="4"/>
+              <w:bottom w:val="single" w:color="777777" w:sz="4"/>
+              <w:right w:val="single" w:color="777777" w:sz="4"/>
+            </w:tcBorders>
+            <w:tcMar>
+              <w:top w:type="dxa" w:w="35"/>
+              <w:left w:type="dxa" w:w="100"/>
+              <w:bottom w:type="dxa" w:w="35"/>
+              <w:right w:type="dxa" w:w="100"/>
+            </w:tcMar>
+            <w:vAlign w:val="center"/>
+          </w:tcPr>
+          <w:p>
+            <w:pPr>
+              <w:spacing w:after="0" w:line="280" w:lineRule="exact"/>
+              <w:jc w:val="right"/>
+            </w:pPr>
+            <w:r>
+              <w:rPr>
+                <w:rFonts w:ascii="Arial" w:cs="Arial" w:eastAsia="游ゴシック" w:hAnsi="Arial"/>
+                <w:sz w:val="19"/>
+                <w:szCs w:val="19"/>
+              </w:rPr>
+              <w:t xml:space="preserve">3.4</w:t>
+            </w:r>
+          </w:p>
+        </w:tc>
+        <w:tc>
+          <w:tcPr>
+            <w:tcW w:type="dxa" w:w="1088"/>
+            <w:tcBorders>
+              <w:top w:val="single" w:color="777777" w:sz="4"/>
+              <w:left w:val="single" w:color="777777" w:sz="4"/>
+              <w:bottom w:val="single" w:color="777777" w:sz="4"/>
+              <w:right w:val="single" w:color="777777" w:sz="4"/>
+            </w:tcBorders>
+            <w:tcMar>
+              <w:top w:type="dxa" w:w="35"/>
+              <w:left w:type="dxa" w:w="100"/>
+              <w:bottom w:type="dxa" w:w="35"/>
+              <w:right w:type="dxa" w:w="100"/>
+            </w:tcMar>
+            <w:vAlign w:val="center"/>
+          </w:tcPr>
+          <w:p>
+            <w:pPr>
+              <w:spacing w:after="0" w:line="280" w:lineRule="exact"/>
+              <w:jc w:val="right"/>
+            </w:pPr>
+            <w:r>
+              <w:rPr>
+                <w:rFonts w:ascii="Arial" w:cs="Arial" w:eastAsia="游ゴシック" w:hAnsi="Arial"/>
+                <w:b/>
+                <w:bCs/>
+                <w:sz w:val="19"/>
+                <w:szCs w:val="19"/>
+              </w:rPr>
+              <w:t xml:space="preserve">19.6</w:t>
+            </w:r>
+          </w:p>
+        </w:tc>
+      </w:tr>
+      <w:tr>
+        <w:trPr>
+          <w:cantSplit/>
+        </w:trPr>
+        <w:tc>
+          <w:tcPr>
+            <w:tcW w:type="dxa" w:w="3250"/>
+            <w:tcBorders>
+              <w:top w:val="single" w:color="777777" w:sz="4"/>
+              <w:left w:val="single" w:color="777777" w:sz="4"/>
+              <w:bottom w:val="single" w:color="777777" w:sz="4"/>
+              <w:right w:val="single" w:color="777777" w:sz="4"/>
+            </w:tcBorders>
+            <w:tcMar>
+              <w:top w:type="dxa" w:w="35"/>
+              <w:left w:type="dxa" w:w="100"/>
+              <w:bottom w:type="dxa" w:w="35"/>
+              <w:right w:type="dxa" w:w="100"/>
+            </w:tcMar>
+            <w:vAlign w:val="center"/>
+          </w:tcPr>
+          <w:p>
+            <w:pPr>
+              <w:spacing w:after="0" w:line="280" w:lineRule="exact"/>
+              <w:jc w:val="left"/>
+            </w:pPr>
+            <w:r>
+              <w:rPr>
+                <w:rFonts w:ascii="Arial" w:cs="Arial" w:eastAsia="游ゴシック" w:hAnsi="Arial"/>
+                <w:sz w:val="19"/>
+                <w:szCs w:val="19"/>
+              </w:rPr>
+              <w:t xml:space="preserve">現在まで R7.2〜R8.10(616日)</w:t>
+            </w:r>
+          </w:p>
+        </w:tc>
+        <w:tc>
+          <w:tcPr>
+            <w:tcW w:type="dxa" w:w="900"/>
+            <w:tcBorders>
+              <w:top w:val="single" w:color="777777" w:sz="4"/>
+              <w:left w:val="single" w:color="777777" w:sz="4"/>
+              <w:bottom w:val="single" w:color="777777" w:sz="4"/>
+              <w:right w:val="single" w:color="777777" w:sz="4"/>
+            </w:tcBorders>
+            <w:tcMar>
+              <w:top w:type="dxa" w:w="35"/>
+              <w:left w:type="dxa" w:w="100"/>
+              <w:bottom w:type="dxa" w:w="35"/>
+              <w:right w:type="dxa" w:w="100"/>
+            </w:tcMar>
+            <w:vAlign w:val="center"/>
+          </w:tcPr>
+          <w:p>
+            <w:pPr>
+              <w:spacing w:after="0" w:line="280" w:lineRule="exact"/>
+              <w:jc w:val="right"/>
+            </w:pPr>
+            <w:r>
+              <w:rPr>
+                <w:rFonts w:ascii="Arial" w:cs="Arial" w:eastAsia="游ゴシック" w:hAnsi="Arial"/>
+                <w:sz w:val="19"/>
+                <w:szCs w:val="19"/>
+              </w:rPr>
+              <w:t xml:space="preserve">32.4</w:t>
+            </w:r>
+          </w:p>
+        </w:tc>
+        <w:tc>
+          <w:tcPr>
+            <w:tcW w:type="dxa" w:w="1100"/>
+            <w:tcBorders>
+              <w:top w:val="single" w:color="777777" w:sz="4"/>
+              <w:left w:val="single" w:color="777777" w:sz="4"/>
+              <w:bottom w:val="single" w:color="777777" w:sz="4"/>
+              <w:right w:val="single" w:color="777777" w:sz="4"/>
+            </w:tcBorders>
+            <w:tcMar>
+              <w:top w:type="dxa" w:w="35"/>
+              <w:left w:type="dxa" w:w="100"/>
+              <w:bottom w:type="dxa" w:w="35"/>
+              <w:right w:type="dxa" w:w="100"/>
+            </w:tcMar>
+            <w:vAlign w:val="center"/>
+          </w:tcPr>
+          <w:p>
+            <w:pPr>
+              <w:spacing w:after="0" w:line="280" w:lineRule="exact"/>
+              <w:jc w:val="right"/>
+            </w:pPr>
+            <w:r>
+              <w:rPr>
+                <w:rFonts w:ascii="Arial" w:cs="Arial" w:eastAsia="游ゴシック" w:hAnsi="Arial"/>
+                <w:sz w:val="19"/>
+                <w:szCs w:val="19"/>
+              </w:rPr>
+              <w:t xml:space="preserve">14.4</w:t>
+            </w:r>
+          </w:p>
+        </w:tc>
+        <w:tc>
+          <w:tcPr>
+            <w:tcW w:type="dxa" w:w="1100"/>
+            <w:tcBorders>
+              <w:top w:val="single" w:color="777777" w:sz="4"/>
+              <w:left w:val="single" w:color="777777" w:sz="4"/>
+              <w:bottom w:val="single" w:color="777777" w:sz="4"/>
+              <w:right w:val="single" w:color="777777" w:sz="4"/>
+            </w:tcBorders>
+            <w:tcMar>
+              <w:top w:type="dxa" w:w="35"/>
+              <w:left w:type="dxa" w:w="100"/>
+              <w:bottom w:type="dxa" w:w="35"/>
+              <w:right w:type="dxa" w:w="100"/>
+            </w:tcMar>
+            <w:vAlign w:val="center"/>
+          </w:tcPr>
+          <w:p>
+            <w:pPr>
+              <w:spacing w:after="0" w:line="280" w:lineRule="exact"/>
+              <w:jc w:val="right"/>
+            </w:pPr>
+            <w:r>
+              <w:rPr>
+                <w:rFonts w:ascii="Arial" w:cs="Arial" w:eastAsia="游ゴシック" w:hAnsi="Arial"/>
+                <w:sz w:val="19"/>
+                <w:szCs w:val="19"/>
+              </w:rPr>
+              <w:t xml:space="preserve">9.1</w:t>
+            </w:r>
+          </w:p>
+        </w:tc>
+        <w:tc>
+          <w:tcPr>
+            <w:tcW w:type="dxa" w:w="1100"/>
+            <w:tcBorders>
+              <w:top w:val="single" w:color="777777" w:sz="4"/>
+              <w:left w:val="single" w:color="777777" w:sz="4"/>
+              <w:bottom w:val="single" w:color="777777" w:sz="4"/>
+              <w:right w:val="single" w:color="777777" w:sz="4"/>
+            </w:tcBorders>
+            <w:tcMar>
+              <w:top w:type="dxa" w:w="35"/>
+              <w:left w:type="dxa" w:w="100"/>
+              <w:bottom w:type="dxa" w:w="35"/>
+              <w:right w:type="dxa" w:w="100"/>
+            </w:tcMar>
+            <w:vAlign w:val="center"/>
+          </w:tcPr>
+          <w:p>
+            <w:pPr>
+              <w:spacing w:after="0" w:line="280" w:lineRule="exact"/>
+              <w:jc w:val="right"/>
+            </w:pPr>
+            <w:r>
+              <w:rPr>
+                <w:rFonts w:ascii="Arial" w:cs="Arial" w:eastAsia="游ゴシック" w:hAnsi="Arial"/>
+                <w:sz w:val="19"/>
+                <w:szCs w:val="19"/>
+              </w:rPr>
+              <w:t xml:space="preserve">6.1</w:t>
+            </w:r>
+          </w:p>
+        </w:tc>
+        <w:tc>
+          <w:tcPr>
+            <w:tcW w:type="dxa" w:w="1100"/>
+            <w:tcBorders>
+              <w:top w:val="single" w:color="777777" w:sz="4"/>
+              <w:left w:val="single" w:color="777777" w:sz="4"/>
+              <w:bottom w:val="single" w:color="777777" w:sz="4"/>
+              <w:right w:val="single" w:color="777777" w:sz="4"/>
+            </w:tcBorders>
+            <w:tcMar>
+              <w:top w:type="dxa" w:w="35"/>
+              <w:left w:type="dxa" w:w="100"/>
+              <w:bottom w:type="dxa" w:w="35"/>
+              <w:right w:type="dxa" w:w="100"/>
+            </w:tcMar>
+            <w:vAlign w:val="center"/>
+          </w:tcPr>
+          <w:p>
+            <w:pPr>
+              <w:spacing w:after="0" w:line="280" w:lineRule="exact"/>
+              <w:jc w:val="right"/>
+            </w:pPr>
+            <w:r>
+              <w:rPr>
+                <w:rFonts w:ascii="Arial" w:cs="Arial" w:eastAsia="游ゴシック" w:hAnsi="Arial"/>
+                <w:sz w:val="19"/>
+                <w:szCs w:val="19"/>
+              </w:rPr>
+              <w:t xml:space="preserve">2.8</w:t>
+            </w:r>
+          </w:p>
+        </w:tc>
+        <w:tc>
+          <w:tcPr>
+            <w:tcW w:type="dxa" w:w="1088"/>
+            <w:tcBorders>
+              <w:top w:val="single" w:color="777777" w:sz="4"/>
+              <w:left w:val="single" w:color="777777" w:sz="4"/>
+              <w:bottom w:val="single" w:color="777777" w:sz="4"/>
+              <w:right w:val="single" w:color="777777" w:sz="4"/>
+            </w:tcBorders>
+            <w:tcMar>
+              <w:top w:type="dxa" w:w="35"/>
+              <w:left w:type="dxa" w:w="100"/>
+              <w:bottom w:type="dxa" w:w="35"/>
+              <w:right w:type="dxa" w:w="100"/>
+            </w:tcMar>
+            <w:vAlign w:val="center"/>
+          </w:tcPr>
+          <w:p>
+            <w:pPr>
+              <w:spacing w:after="0" w:line="280" w:lineRule="exact"/>
+              <w:jc w:val="right"/>
+            </w:pPr>
+            <w:r>
+              <w:rPr>
+                <w:rFonts w:ascii="Arial" w:cs="Arial" w:eastAsia="游ゴシック" w:hAnsi="Arial"/>
+                <w:b/>
+                <w:bCs/>
+                <w:sz w:val="19"/>
+                <w:szCs w:val="19"/>
+              </w:rPr>
+              <w:t xml:space="preserve">8.9</w:t>
+            </w:r>
+          </w:p>
+        </w:tc>
+      </w:tr>
+    </w:tbl>
+    <w:p>
+      <w:pPr>
+        <w:spacing w:after="60" w:before="40" w:line="300" w:lineRule="exact"/>
+      </w:pPr>
+      <w:r>
+        <w:rPr>
+          <w:rFonts w:ascii="Arial" w:cs="Arial" w:eastAsia="游ゴシック" w:hAnsi="Arial"/>
+          <w:color w:val="444444"/>
+          <w:sz w:val="17"/>
+          <w:szCs w:val="17"/>
+        </w:rPr>
+        <w:t xml:space="preserve">単位:台/日。「8時間以上(計)」は8〜12時間と12時間以上の合計です。</w:t>
+      </w:r>
+    </w:p>
+    <w:p>
+      <w:pPr>
+        <w:spacing w:after="60" w:before="60"/>
+        <w:jc w:val="center"/>
+      </w:pPr>
+      <w:r>
+        <w:drawing>
+          <wp:inline distT="0" distB="0" distL="0" distR="0">
+            <wp:extent cx="5476875" cy="2371725"/>
+            <wp:effectExtent t="0" r="0" b="0" l="0"/>
+            <wp:docPr id="1" name="滞在時間別の入庫台数(月別)" descr="滞在時間別の入庫台数(月別)" title="滞在時間別の入庫台数(月別)"/>
+            <wp:cNvGraphicFramePr>
+              <a:graphicFrameLocks xmlns:a="http://schemas.openxmlformats.org/drawingml/2006/main" noChangeAspect="1"/>
+            </wp:cNvGraphicFramePr>
+            <a:graphic xmlns:a="http://schemas.openxmlformats.org/drawingml/2006/main">
+              <a:graphicData uri="http://schemas.openxmlformats.org/drawingml/2006/picture">
+                <pic:pic xmlns:pic="http://schemas.openxmlformats.org/drawingml/2006/picture">
+                  <pic:nvPicPr>
+                    <pic:cNvPr id="0" name="" descr=""/>
+                    <pic:cNvPicPr>
+                      <a:picLocks noChangeAspect="1" noChangeArrowheads="1"/>
+                    </pic:cNvPicPr>
+                  </pic:nvPicPr>
+                  <pic:blipFill>
+                    <a:blip r:embed="rId8" cstate="none"/>
+                    <a:srcRect/>
+                    <a:stretch>
+                      <a:fillRect/>
+                    </a:stretch>
+                  </pic:blipFill>
+                  <pic:spPr bwMode="auto">
+                    <a:xfrm>
+                      <a:off x="0" y="0"/>
+                      <a:ext cx="5476875" cy="2371725"/>
+                    </a:xfrm>
+                    <a:prstGeom prst="rect">
+                      <a:avLst/>
+                    </a:prstGeom>
+                  </pic:spPr>
+                </pic:pic>
+              </a:graphicData>
+            </a:graphic>
+          </wp:inline>
+        </w:drawing>
+      </w:r>
+    </w:p>
+    <w:p>
+      <w:pPr>
+        <w:spacing w:after="60" w:before="60"/>
+        <w:jc w:val="center"/>
+      </w:pPr>
+      <w:r>
+        <w:drawing>
+          <wp:inline distT="0" distB="0" distL="0" distR="0">
+            <wp:extent cx="5476875" cy="2143125"/>
+            <wp:effectExtent t="0" r="0" b="0" l="0"/>
+            <wp:docPr id="1" name="滞在時間の分布" descr="滞在時間の分布" title="滞在時間の分布"/>
+            <wp:cNvGraphicFramePr>
+              <a:graphicFrameLocks xmlns:a="http://schemas.openxmlformats.org/drawingml/2006/main" noChangeAspect="1"/>
+            </wp:cNvGraphicFramePr>
+            <a:graphic xmlns:a="http://schemas.openxmlformats.org/drawingml/2006/main">
+              <a:graphicData uri="http://schemas.openxmlformats.org/drawingml/2006/picture">
+                <pic:pic xmlns:pic="http://schemas.openxmlformats.org/drawingml/2006/picture">
+                  <pic:nvPicPr>
+                    <pic:cNvPr id="0" name="" descr=""/>
+                    <pic:cNvPicPr>
+                      <a:picLocks noChangeAspect="1" noChangeArrowheads="1"/>
+                    </pic:cNvPicPr>
+                  </pic:nvPicPr>
+                  <pic:blipFill>
+                    <a:blip r:embed="rId9" cstate="none"/>
+                    <a:srcRect/>
+                    <a:stretch>
+                      <a:fillRect/>
+                    </a:stretch>
+                  </pic:blipFill>
+                  <pic:spPr bwMode="auto">
+                    <a:xfrm>
+                      <a:off x="0" y="0"/>
+                      <a:ext cx="5476875" cy="2143125"/>
+                    </a:xfrm>
+                    <a:prstGeom prst="rect">
+                      <a:avLst/>
+                    </a:prstGeom>
+                  </pic:spPr>
+                </pic:pic>
+              </a:graphicData>
+            </a:graphic>
+          </wp:inline>
+        </w:drawing>
       </w:r>
     </w:p>
     <w:p>
@@ -809,10 +2840,20 @@
       <w:r>
         <w:rPr>
           <w:rFonts w:ascii="Arial" w:cs="Arial" w:eastAsia="游ゴシック" w:hAnsi="Arial"/>
+          <w:b/>
+          <w:bCs/>
           <w:sz w:val="20"/>
           <w:szCs w:val="20"/>
         </w:rPr>
-        <w:t xml:space="preserve">売上は金額だけで、台数と単価は分けられません。「昼間の利用が減った」という原因は推定です。</w:t>
+        <w:t xml:space="preserve">減ったのは、8時間以上停める車です。</w:t>
+      </w:r>
+      <w:r>
+        <w:rPr>
+          <w:rFonts w:ascii="Arial" w:cs="Arial" w:eastAsia="游ゴシック" w:hAnsi="Arial"/>
+          <w:sz w:val="20"/>
+          <w:szCs w:val="20"/>
+        </w:rPr>
+        <w:t xml:space="preserve">1日23.5台から8.9台になりました。改定直後の3か月は19.6台で、台数が保たれたまま料金が上がったため売上は増えました。R7.2に約3週間で一気に減っています。</w:t>
       </w:r>
     </w:p>
     <w:p>
@@ -827,66 +2868,62 @@
       <w:r>
         <w:rPr>
           <w:rFonts w:ascii="Arial" w:cs="Arial" w:eastAsia="游ゴシック" w:hAnsi="Arial"/>
+          <w:b/>
+          <w:bCs/>
           <w:sz w:val="20"/>
           <w:szCs w:val="20"/>
         </w:rPr>
-        <w:t xml:space="preserve">最大料金と基本料金を同時に変えたため、どちらの影響が大きいかは分けられません。</w:t>
+        <w:t xml:space="preserve">一番減ったのは、9〜12時間の利用です。</w:t>
       </w:r>
-    </w:p>
-    <w:p>
-      <w:pPr>
-        <w:spacing w:after="60" w:before="0" w:line="300" w:lineRule="exact"/>
-        <w:ind w:left="360" w:hanging="260"/>
-      </w:pPr>
       <w:r>
         <w:rPr>
           <w:rFonts w:ascii="Arial" w:cs="Arial" w:eastAsia="游ゴシック" w:hAnsi="Arial"/>
           <w:sz w:val="20"/>
           <w:szCs w:val="20"/>
         </w:rPr>
-        <w:t xml:space="preserve">① 精算機の入庫台数と平均滞在時間(昼夜別)。どの利用が減ったかが分かります。</w:t>
+        <w:t xml:space="preserve">1日15.0台から4.5台になりました。朝出勤して夕方〜夜に戻る通勤の利用と考えられます。18時をまたぐと、昼夜の合計(最大1,600円)になっていたはずです(推定)。</w:t>
       </w:r>
     </w:p>
     <w:p>
       <w:pPr>
+        <w:pStyle w:val="ListParagraph"/>
+        <w:numPr>
+          <w:ilvl w:val="0"/>
+          <w:numId w:val="2"/>
+        </w:numPr>
         <w:spacing w:after="60" w:before="0" w:line="300" w:lineRule="exact"/>
-        <w:ind w:left="360" w:hanging="260"/>
       </w:pPr>
+      <w:r>
+        <w:rPr>
+          <w:rFonts w:ascii="Arial" w:cs="Arial" w:eastAsia="游ゴシック" w:hAnsi="Arial"/>
+          <w:b/>
+          <w:bCs/>
+          <w:sz w:val="20"/>
+          <w:szCs w:val="20"/>
+        </w:rPr>
+        <w:t xml:space="preserve">自社の二俣川では、8時間以上が1日9〜10台で変わっていません。</w:t>
+      </w:r>
       <w:r>
         <w:rPr>
           <w:rFonts w:ascii="Arial" w:cs="Arial" w:eastAsia="游ゴシック" w:hAnsi="Arial"/>
           <w:sz w:val="20"/>
           <w:szCs w:val="20"/>
         </w:rPr>
-        <w:t xml:space="preserve">② ピーク時に満車になるか。満車が多いなら、値下げの余地は小さくなります。</w:t>
+        <w:t xml:space="preserve">いずみ野だけの変化です。一方、3時間未満の短い利用は、いずみ野で1日8.8台から14.4台に増えました。20分以内の料金が安くなった影響と考えられます(推定)。</w:t>
       </w:r>
     </w:p>
     <w:p>
       <w:pPr>
-        <w:spacing w:after="60" w:before="0" w:line="300" w:lineRule="exact"/>
-        <w:ind w:left="360" w:hanging="260"/>
+        <w:spacing w:after="0" w:before="40" w:line="300" w:lineRule="exact"/>
       </w:pPr>
       <w:r>
         <w:rPr>
           <w:rFonts w:ascii="Arial" w:cs="Arial" w:eastAsia="游ゴシック" w:hAnsi="Arial"/>
-          <w:sz w:val="20"/>
-          <w:szCs w:val="20"/>
+          <w:color w:val="444444"/>
+          <w:sz w:val="17"/>
+          <w:szCs w:val="17"/>
         </w:rPr>
-        <w:t xml:space="preserve">③ R7.2〜R7.4前後に、近隣で競合駐車場の新設や料金変更がなかったか。</w:t>
-      </w:r>
-    </w:p>
-    <w:p>
-      <w:pPr>
-        <w:spacing w:after="60" w:before="0" w:line="300" w:lineRule="exact"/>
-        <w:ind w:left="360" w:hanging="260"/>
-      </w:pPr>
-      <w:r>
-        <w:rPr>
-          <w:rFonts w:ascii="Arial" w:cs="Arial" w:eastAsia="游ゴシック" w:hAnsi="Arial"/>
-          <w:sz w:val="20"/>
-          <w:szCs w:val="20"/>
-        </w:rPr>
-        <w:t xml:space="preserve">④ 周辺の料金は前回調査のままです。現地の看板などで、最新の料金を確認します。</w:t>
+        <w:t xml:space="preserve">精算機データのうち、R8.7.14〜21は表記が重複していたため7/17〜21として扱い、R8.8.25〜28はデータがないため除いています。</w:t>
       </w:r>
     </w:p>
     <w:p>
@@ -2379,7 +4416,7 @@
                     </pic:cNvPicPr>
                   </pic:nvPicPr>
                   <pic:blipFill>
-                    <a:blip r:embed="rId8" cstate="none"/>
+                    <a:blip r:embed="rId10" cstate="none"/>
                     <a:srcRect/>
                     <a:stretch>
                       <a:fillRect/>
@@ -2425,7 +4462,7 @@
                     </pic:cNvPicPr>
                   </pic:nvPicPr>
                   <pic:blipFill>
-                    <a:blip r:embed="rId9" cstate="none"/>
+                    <a:blip r:embed="rId11" cstate="none"/>
                     <a:srcRect/>
                     <a:stretch>
                       <a:fillRect/>
@@ -2472,7 +4509,7 @@
           <w:sz w:val="20"/>
           <w:szCs w:val="20"/>
         </w:rPr>
-        <w:t xml:space="preserve">前年同月比はR6.11が+18.8%、R6.12が+12.4%、R7.1が+32.8%です。1台あたりの料金が上がった利用(昼の長時間、24時間)が、一時的に売上を押し上げた可能性があります。</w:t>
+        <w:t xml:space="preserve">前年同月比はR6.11が+18.8%、R6.12が+12.4%、R7.1が+32.8%です。台数が保たれたまま、1台あたりの料金が上がったためと考えられます。</w:t>
       </w:r>
     </w:p>
     <w:p>
@@ -2492,7 +4529,7 @@
           <w:sz w:val="20"/>
           <w:szCs w:val="20"/>
         </w:rPr>
-        <w:t xml:space="preserve">R7.2以降は前年を下回り、R7.4以降は他6駐車場との差が続いています。</w:t>
+        <w:t xml:space="preserve">R7.2以降は前年を下回り、他6駐車場との差が続いています。</w:t>
       </w:r>
       <w:r>
         <w:rPr>
@@ -2500,7 +4537,7 @@
           <w:sz w:val="20"/>
           <w:szCs w:val="20"/>
         </w:rPr>
-        <w:t xml:space="preserve">半期でみると、他6駐車場との差は−18.3、−13.7、−13.3ポイントです。</w:t>
+        <w:t xml:space="preserve">半期でみると、他6駐車場との差は−18.3、−13.7、−13.3ポイントです。滞在時間のデータと同じ時期に、同じ形で落ちています。</w:t>
       </w:r>
     </w:p>
     <w:p>
@@ -2533,7 +4570,7 @@
           <w:sz w:val="19"/>
           <w:szCs w:val="19"/>
         </w:rPr>
-        <w:t xml:space="preserve">同じ時間停めたときの料金(円)です。1回の入庫が1つの時間帯に収まるものとして計算しています。</w:t>
+        <w:t xml:space="preserve">同じ時間停めたときの料金(円)です。1回の入庫は、記載の時間帯に収まるものとして計算しています。</w:t>
       </w:r>
     </w:p>
     <w:tbl>
@@ -2549,11 +4586,11 @@
         </w:tblBorders>
       </w:tblPr>
       <w:tblGrid>
-        <w:gridCol w:w="3038"/>
-        <w:gridCol w:w="1650"/>
-        <w:gridCol w:w="1650"/>
-        <w:gridCol w:w="1650"/>
-        <w:gridCol w:w="1650"/>
+        <w:gridCol w:w="3238"/>
+        <w:gridCol w:w="1600"/>
+        <w:gridCol w:w="1600"/>
+        <w:gridCol w:w="1600"/>
+        <w:gridCol w:w="1600"/>
       </w:tblGrid>
       <w:tr>
         <w:trPr>
@@ -2562,7 +4599,7 @@
         </w:trPr>
         <w:tc>
           <w:tcPr>
-            <w:tcW w:type="dxa" w:w="3038"/>
+            <w:tcW w:type="dxa" w:w="3238"/>
             <w:tcBorders>
               <w:top w:val="single" w:color="777777" w:sz="4"/>
               <w:left w:val="single" w:color="777777" w:sz="4"/>
@@ -2591,13 +4628,13 @@
                 <w:sz w:val="19"/>
                 <w:szCs w:val="19"/>
               </w:rPr>
-              <w:t xml:space="preserve">利用時間</w:t>
-            </w:r>
-          </w:p>
-        </w:tc>
-        <w:tc>
-          <w:tcPr>
-            <w:tcW w:type="dxa" w:w="1650"/>
+              <w:t xml:space="preserve">利用例</w:t>
+            </w:r>
+          </w:p>
+        </w:tc>
+        <w:tc>
+          <w:tcPr>
+            <w:tcW w:type="dxa" w:w="1600"/>
             <w:tcBorders>
               <w:top w:val="single" w:color="777777" w:sz="4"/>
               <w:left w:val="single" w:color="777777" w:sz="4"/>
@@ -2632,7 +4669,7 @@
         </w:tc>
         <w:tc>
           <w:tcPr>
-            <w:tcW w:type="dxa" w:w="1650"/>
+            <w:tcW w:type="dxa" w:w="1600"/>
             <w:tcBorders>
               <w:top w:val="single" w:color="777777" w:sz="4"/>
               <w:left w:val="single" w:color="777777" w:sz="4"/>
@@ -2667,7 +4704,7 @@
         </w:tc>
         <w:tc>
           <w:tcPr>
-            <w:tcW w:type="dxa" w:w="1650"/>
+            <w:tcW w:type="dxa" w:w="1600"/>
             <w:tcBorders>
               <w:top w:val="single" w:color="777777" w:sz="4"/>
               <w:left w:val="single" w:color="777777" w:sz="4"/>
@@ -2702,7 +4739,7 @@
         </w:tc>
         <w:tc>
           <w:tcPr>
-            <w:tcW w:type="dxa" w:w="1650"/>
+            <w:tcW w:type="dxa" w:w="1600"/>
             <w:tcBorders>
               <w:top w:val="single" w:color="777777" w:sz="4"/>
               <w:left w:val="single" w:color="777777" w:sz="4"/>
@@ -2731,7 +4768,7 @@
                 <w:sz w:val="19"/>
                 <w:szCs w:val="19"/>
               </w:rPr>
-              <w:t xml:space="preserve">現行−改定前</w:t>
+              <w:t xml:space="preserve">提案−現行</w:t>
             </w:r>
           </w:p>
         </w:tc>
@@ -2742,7 +4779,7 @@
         </w:trPr>
         <w:tc>
           <w:tcPr>
-            <w:tcW w:type="dxa" w:w="3038"/>
+            <w:tcW w:type="dxa" w:w="3238"/>
             <w:tcBorders>
               <w:top w:val="single" w:color="777777" w:sz="4"/>
               <w:left w:val="single" w:color="777777" w:sz="4"/>
@@ -2774,7 +4811,7 @@
         </w:tc>
         <w:tc>
           <w:tcPr>
-            <w:tcW w:type="dxa" w:w="1650"/>
+            <w:tcW w:type="dxa" w:w="1600"/>
             <w:tcBorders>
               <w:top w:val="single" w:color="777777" w:sz="4"/>
               <w:left w:val="single" w:color="777777" w:sz="4"/>
@@ -2806,7 +4843,7 @@
         </w:tc>
         <w:tc>
           <w:tcPr>
-            <w:tcW w:type="dxa" w:w="1650"/>
+            <w:tcW w:type="dxa" w:w="1600"/>
             <w:tcBorders>
               <w:top w:val="single" w:color="777777" w:sz="4"/>
               <w:left w:val="single" w:color="777777" w:sz="4"/>
@@ -2838,29 +4875,31 @@
         </w:tc>
         <w:tc>
           <w:tcPr>
-            <w:tcW w:type="dxa" w:w="1650"/>
-            <w:tcBorders>
-              <w:top w:val="single" w:color="777777" w:sz="4"/>
-              <w:left w:val="single" w:color="777777" w:sz="4"/>
-              <w:bottom w:val="single" w:color="777777" w:sz="4"/>
-              <w:right w:val="single" w:color="777777" w:sz="4"/>
-            </w:tcBorders>
-            <w:tcMar>
-              <w:top w:type="dxa" w:w="35"/>
-              <w:left w:type="dxa" w:w="100"/>
-              <w:bottom w:type="dxa" w:w="35"/>
-              <w:right w:type="dxa" w:w="100"/>
-            </w:tcMar>
-            <w:vAlign w:val="center"/>
-          </w:tcPr>
-          <w:p>
-            <w:pPr>
-              <w:spacing w:after="0" w:line="280" w:lineRule="exact"/>
-              <w:jc w:val="right"/>
-            </w:pPr>
-            <w:r>
-              <w:rPr>
-                <w:rFonts w:ascii="Arial" w:cs="Arial" w:eastAsia="游ゴシック" w:hAnsi="Arial"/>
+            <w:tcW w:type="dxa" w:w="1600"/>
+            <w:tcBorders>
+              <w:top w:val="single" w:color="777777" w:sz="4"/>
+              <w:left w:val="single" w:color="777777" w:sz="4"/>
+              <w:bottom w:val="single" w:color="777777" w:sz="4"/>
+              <w:right w:val="single" w:color="777777" w:sz="4"/>
+            </w:tcBorders>
+            <w:tcMar>
+              <w:top w:type="dxa" w:w="35"/>
+              <w:left w:type="dxa" w:w="100"/>
+              <w:bottom w:type="dxa" w:w="35"/>
+              <w:right w:type="dxa" w:w="100"/>
+            </w:tcMar>
+            <w:vAlign w:val="center"/>
+          </w:tcPr>
+          <w:p>
+            <w:pPr>
+              <w:spacing w:after="0" w:line="280" w:lineRule="exact"/>
+              <w:jc w:val="right"/>
+            </w:pPr>
+            <w:r>
+              <w:rPr>
+                <w:rFonts w:ascii="Arial" w:cs="Arial" w:eastAsia="游ゴシック" w:hAnsi="Arial"/>
+                <w:b/>
+                <w:bCs/>
                 <w:sz w:val="19"/>
                 <w:szCs w:val="19"/>
               </w:rPr>
@@ -2870,33 +4909,33 @@
         </w:tc>
         <w:tc>
           <w:tcPr>
-            <w:tcW w:type="dxa" w:w="1650"/>
-            <w:tcBorders>
-              <w:top w:val="single" w:color="777777" w:sz="4"/>
-              <w:left w:val="single" w:color="777777" w:sz="4"/>
-              <w:bottom w:val="single" w:color="777777" w:sz="4"/>
-              <w:right w:val="single" w:color="777777" w:sz="4"/>
-            </w:tcBorders>
-            <w:tcMar>
-              <w:top w:type="dxa" w:w="35"/>
-              <w:left w:type="dxa" w:w="100"/>
-              <w:bottom w:type="dxa" w:w="35"/>
-              <w:right w:type="dxa" w:w="100"/>
-            </w:tcMar>
-            <w:vAlign w:val="center"/>
-          </w:tcPr>
-          <w:p>
-            <w:pPr>
-              <w:spacing w:after="0" w:line="280" w:lineRule="exact"/>
-              <w:jc w:val="right"/>
-            </w:pPr>
-            <w:r>
-              <w:rPr>
-                <w:rFonts w:ascii="Arial" w:cs="Arial" w:eastAsia="游ゴシック" w:hAnsi="Arial"/>
-                <w:sz w:val="19"/>
-                <w:szCs w:val="19"/>
-              </w:rPr>
-              <w:t xml:space="preserve">−100</w:t>
+            <w:tcW w:type="dxa" w:w="1600"/>
+            <w:tcBorders>
+              <w:top w:val="single" w:color="777777" w:sz="4"/>
+              <w:left w:val="single" w:color="777777" w:sz="4"/>
+              <w:bottom w:val="single" w:color="777777" w:sz="4"/>
+              <w:right w:val="single" w:color="777777" w:sz="4"/>
+            </w:tcBorders>
+            <w:tcMar>
+              <w:top w:type="dxa" w:w="35"/>
+              <w:left w:type="dxa" w:w="100"/>
+              <w:bottom w:type="dxa" w:w="35"/>
+              <w:right w:type="dxa" w:w="100"/>
+            </w:tcMar>
+            <w:vAlign w:val="center"/>
+          </w:tcPr>
+          <w:p>
+            <w:pPr>
+              <w:spacing w:after="0" w:line="280" w:lineRule="exact"/>
+              <w:jc w:val="right"/>
+            </w:pPr>
+            <w:r>
+              <w:rPr>
+                <w:rFonts w:ascii="Arial" w:cs="Arial" w:eastAsia="游ゴシック" w:hAnsi="Arial"/>
+                <w:sz w:val="19"/>
+                <w:szCs w:val="19"/>
+              </w:rPr>
+              <w:t xml:space="preserve">同額</w:t>
             </w:r>
           </w:p>
         </w:tc>
@@ -2907,7 +4946,7 @@
         </w:trPr>
         <w:tc>
           <w:tcPr>
-            <w:tcW w:type="dxa" w:w="3038"/>
+            <w:tcW w:type="dxa" w:w="3238"/>
             <w:tcBorders>
               <w:top w:val="single" w:color="777777" w:sz="4"/>
               <w:left w:val="single" w:color="777777" w:sz="4"/>
@@ -2933,13 +4972,13 @@
                 <w:sz w:val="19"/>
                 <w:szCs w:val="19"/>
               </w:rPr>
-              <w:t xml:space="preserve">30分</w:t>
-            </w:r>
-          </w:p>
-        </w:tc>
-        <w:tc>
-          <w:tcPr>
-            <w:tcW w:type="dxa" w:w="1650"/>
+              <w:t xml:space="preserve">1時間</w:t>
+            </w:r>
+          </w:p>
+        </w:tc>
+        <w:tc>
+          <w:tcPr>
+            <w:tcW w:type="dxa" w:w="1600"/>
             <w:tcBorders>
               <w:top w:val="single" w:color="777777" w:sz="4"/>
               <w:left w:val="single" w:color="777777" w:sz="4"/>
@@ -2971,71 +5010,73 @@
         </w:tc>
         <w:tc>
           <w:tcPr>
-            <w:tcW w:type="dxa" w:w="1650"/>
-            <w:tcBorders>
-              <w:top w:val="single" w:color="777777" w:sz="4"/>
-              <w:left w:val="single" w:color="777777" w:sz="4"/>
-              <w:bottom w:val="single" w:color="777777" w:sz="4"/>
-              <w:right w:val="single" w:color="777777" w:sz="4"/>
-            </w:tcBorders>
-            <w:tcMar>
-              <w:top w:type="dxa" w:w="35"/>
-              <w:left w:type="dxa" w:w="100"/>
-              <w:bottom w:type="dxa" w:w="35"/>
-              <w:right w:type="dxa" w:w="100"/>
-            </w:tcMar>
-            <w:vAlign w:val="center"/>
-          </w:tcPr>
-          <w:p>
-            <w:pPr>
-              <w:spacing w:after="0" w:line="280" w:lineRule="exact"/>
-              <w:jc w:val="right"/>
-            </w:pPr>
-            <w:r>
-              <w:rPr>
-                <w:rFonts w:ascii="Arial" w:cs="Arial" w:eastAsia="游ゴシック" w:hAnsi="Arial"/>
-                <w:sz w:val="19"/>
-                <w:szCs w:val="19"/>
-              </w:rPr>
-              <w:t xml:space="preserve">200</w:t>
-            </w:r>
-          </w:p>
-        </w:tc>
-        <w:tc>
-          <w:tcPr>
-            <w:tcW w:type="dxa" w:w="1650"/>
-            <w:tcBorders>
-              <w:top w:val="single" w:color="777777" w:sz="4"/>
-              <w:left w:val="single" w:color="777777" w:sz="4"/>
-              <w:bottom w:val="single" w:color="777777" w:sz="4"/>
-              <w:right w:val="single" w:color="777777" w:sz="4"/>
-            </w:tcBorders>
-            <w:tcMar>
-              <w:top w:type="dxa" w:w="35"/>
-              <w:left w:type="dxa" w:w="100"/>
-              <w:bottom w:type="dxa" w:w="35"/>
-              <w:right w:type="dxa" w:w="100"/>
-            </w:tcMar>
-            <w:vAlign w:val="center"/>
-          </w:tcPr>
-          <w:p>
-            <w:pPr>
-              <w:spacing w:after="0" w:line="280" w:lineRule="exact"/>
-              <w:jc w:val="right"/>
-            </w:pPr>
-            <w:r>
-              <w:rPr>
-                <w:rFonts w:ascii="Arial" w:cs="Arial" w:eastAsia="游ゴシック" w:hAnsi="Arial"/>
-                <w:sz w:val="19"/>
-                <w:szCs w:val="19"/>
-              </w:rPr>
-              <w:t xml:space="preserve">200</w:t>
-            </w:r>
-          </w:p>
-        </w:tc>
-        <w:tc>
-          <w:tcPr>
-            <w:tcW w:type="dxa" w:w="1650"/>
+            <w:tcW w:type="dxa" w:w="1600"/>
+            <w:tcBorders>
+              <w:top w:val="single" w:color="777777" w:sz="4"/>
+              <w:left w:val="single" w:color="777777" w:sz="4"/>
+              <w:bottom w:val="single" w:color="777777" w:sz="4"/>
+              <w:right w:val="single" w:color="777777" w:sz="4"/>
+            </w:tcBorders>
+            <w:tcMar>
+              <w:top w:type="dxa" w:w="35"/>
+              <w:left w:type="dxa" w:w="100"/>
+              <w:bottom w:type="dxa" w:w="35"/>
+              <w:right w:type="dxa" w:w="100"/>
+            </w:tcMar>
+            <w:vAlign w:val="center"/>
+          </w:tcPr>
+          <w:p>
+            <w:pPr>
+              <w:spacing w:after="0" w:line="280" w:lineRule="exact"/>
+              <w:jc w:val="right"/>
+            </w:pPr>
+            <w:r>
+              <w:rPr>
+                <w:rFonts w:ascii="Arial" w:cs="Arial" w:eastAsia="游ゴシック" w:hAnsi="Arial"/>
+                <w:sz w:val="19"/>
+                <w:szCs w:val="19"/>
+              </w:rPr>
+              <w:t xml:space="preserve">300</w:t>
+            </w:r>
+          </w:p>
+        </w:tc>
+        <w:tc>
+          <w:tcPr>
+            <w:tcW w:type="dxa" w:w="1600"/>
+            <w:tcBorders>
+              <w:top w:val="single" w:color="777777" w:sz="4"/>
+              <w:left w:val="single" w:color="777777" w:sz="4"/>
+              <w:bottom w:val="single" w:color="777777" w:sz="4"/>
+              <w:right w:val="single" w:color="777777" w:sz="4"/>
+            </w:tcBorders>
+            <w:tcMar>
+              <w:top w:type="dxa" w:w="35"/>
+              <w:left w:type="dxa" w:w="100"/>
+              <w:bottom w:type="dxa" w:w="35"/>
+              <w:right w:type="dxa" w:w="100"/>
+            </w:tcMar>
+            <w:vAlign w:val="center"/>
+          </w:tcPr>
+          <w:p>
+            <w:pPr>
+              <w:spacing w:after="0" w:line="280" w:lineRule="exact"/>
+              <w:jc w:val="right"/>
+            </w:pPr>
+            <w:r>
+              <w:rPr>
+                <w:rFonts w:ascii="Arial" w:cs="Arial" w:eastAsia="游ゴシック" w:hAnsi="Arial"/>
+                <w:b/>
+                <w:bCs/>
+                <w:sz w:val="19"/>
+                <w:szCs w:val="19"/>
+              </w:rPr>
+              <w:t xml:space="preserve">300</w:t>
+            </w:r>
+          </w:p>
+        </w:tc>
+        <w:tc>
+          <w:tcPr>
+            <w:tcW w:type="dxa" w:w="1600"/>
             <w:tcBorders>
               <w:top w:val="single" w:color="777777" w:sz="4"/>
               <w:left w:val="single" w:color="777777" w:sz="4"/>
@@ -3072,7 +5113,7 @@
         </w:trPr>
         <w:tc>
           <w:tcPr>
-            <w:tcW w:type="dxa" w:w="3038"/>
+            <w:tcW w:type="dxa" w:w="3238"/>
             <w:tcBorders>
               <w:top w:val="single" w:color="777777" w:sz="4"/>
               <w:left w:val="single" w:color="777777" w:sz="4"/>
@@ -3098,135 +5139,137 @@
                 <w:sz w:val="19"/>
                 <w:szCs w:val="19"/>
               </w:rPr>
-              <w:t xml:space="preserve">1時間</w:t>
-            </w:r>
-          </w:p>
-        </w:tc>
-        <w:tc>
-          <w:tcPr>
-            <w:tcW w:type="dxa" w:w="1650"/>
-            <w:tcBorders>
-              <w:top w:val="single" w:color="777777" w:sz="4"/>
-              <w:left w:val="single" w:color="777777" w:sz="4"/>
-              <w:bottom w:val="single" w:color="777777" w:sz="4"/>
-              <w:right w:val="single" w:color="777777" w:sz="4"/>
-            </w:tcBorders>
-            <w:tcMar>
-              <w:top w:type="dxa" w:w="35"/>
-              <w:left w:type="dxa" w:w="100"/>
-              <w:bottom w:type="dxa" w:w="35"/>
-              <w:right w:type="dxa" w:w="100"/>
-            </w:tcMar>
-            <w:vAlign w:val="center"/>
-          </w:tcPr>
-          <w:p>
-            <w:pPr>
-              <w:spacing w:after="0" w:line="280" w:lineRule="exact"/>
-              <w:jc w:val="right"/>
-            </w:pPr>
-            <w:r>
-              <w:rPr>
-                <w:rFonts w:ascii="Arial" w:cs="Arial" w:eastAsia="游ゴシック" w:hAnsi="Arial"/>
-                <w:sz w:val="19"/>
-                <w:szCs w:val="19"/>
-              </w:rPr>
-              <w:t xml:space="preserve">200</w:t>
-            </w:r>
-          </w:p>
-        </w:tc>
-        <w:tc>
-          <w:tcPr>
-            <w:tcW w:type="dxa" w:w="1650"/>
-            <w:tcBorders>
-              <w:top w:val="single" w:color="777777" w:sz="4"/>
-              <w:left w:val="single" w:color="777777" w:sz="4"/>
-              <w:bottom w:val="single" w:color="777777" w:sz="4"/>
-              <w:right w:val="single" w:color="777777" w:sz="4"/>
-            </w:tcBorders>
-            <w:tcMar>
-              <w:top w:type="dxa" w:w="35"/>
-              <w:left w:type="dxa" w:w="100"/>
-              <w:bottom w:type="dxa" w:w="35"/>
-              <w:right w:type="dxa" w:w="100"/>
-            </w:tcMar>
-            <w:vAlign w:val="center"/>
-          </w:tcPr>
-          <w:p>
-            <w:pPr>
-              <w:spacing w:after="0" w:line="280" w:lineRule="exact"/>
-              <w:jc w:val="right"/>
-            </w:pPr>
-            <w:r>
-              <w:rPr>
-                <w:rFonts w:ascii="Arial" w:cs="Arial" w:eastAsia="游ゴシック" w:hAnsi="Arial"/>
-                <w:sz w:val="19"/>
-                <w:szCs w:val="19"/>
-              </w:rPr>
-              <w:t xml:space="preserve">300</w:t>
-            </w:r>
-          </w:p>
-        </w:tc>
-        <w:tc>
-          <w:tcPr>
-            <w:tcW w:type="dxa" w:w="1650"/>
-            <w:tcBorders>
-              <w:top w:val="single" w:color="777777" w:sz="4"/>
-              <w:left w:val="single" w:color="777777" w:sz="4"/>
-              <w:bottom w:val="single" w:color="777777" w:sz="4"/>
-              <w:right w:val="single" w:color="777777" w:sz="4"/>
-            </w:tcBorders>
-            <w:tcMar>
-              <w:top w:type="dxa" w:w="35"/>
-              <w:left w:type="dxa" w:w="100"/>
-              <w:bottom w:type="dxa" w:w="35"/>
-              <w:right w:type="dxa" w:w="100"/>
-            </w:tcMar>
-            <w:vAlign w:val="center"/>
-          </w:tcPr>
-          <w:p>
-            <w:pPr>
-              <w:spacing w:after="0" w:line="280" w:lineRule="exact"/>
-              <w:jc w:val="right"/>
-            </w:pPr>
-            <w:r>
-              <w:rPr>
-                <w:rFonts w:ascii="Arial" w:cs="Arial" w:eastAsia="游ゴシック" w:hAnsi="Arial"/>
-                <w:sz w:val="19"/>
-                <w:szCs w:val="19"/>
-              </w:rPr>
-              <w:t xml:space="preserve">300</w:t>
-            </w:r>
-          </w:p>
-        </w:tc>
-        <w:tc>
-          <w:tcPr>
-            <w:tcW w:type="dxa" w:w="1650"/>
-            <w:tcBorders>
-              <w:top w:val="single" w:color="777777" w:sz="4"/>
-              <w:left w:val="single" w:color="777777" w:sz="4"/>
-              <w:bottom w:val="single" w:color="777777" w:sz="4"/>
-              <w:right w:val="single" w:color="777777" w:sz="4"/>
-            </w:tcBorders>
-            <w:tcMar>
-              <w:top w:type="dxa" w:w="35"/>
-              <w:left w:type="dxa" w:w="100"/>
-              <w:bottom w:type="dxa" w:w="35"/>
-              <w:right w:type="dxa" w:w="100"/>
-            </w:tcMar>
-            <w:vAlign w:val="center"/>
-          </w:tcPr>
-          <w:p>
-            <w:pPr>
-              <w:spacing w:after="0" w:line="280" w:lineRule="exact"/>
-              <w:jc w:val="right"/>
-            </w:pPr>
-            <w:r>
-              <w:rPr>
-                <w:rFonts w:ascii="Arial" w:cs="Arial" w:eastAsia="游ゴシック" w:hAnsi="Arial"/>
-                <w:sz w:val="19"/>
-                <w:szCs w:val="19"/>
-              </w:rPr>
-              <w:t xml:space="preserve">+100</w:t>
+              <w:t xml:space="preserve">2時間</w:t>
+            </w:r>
+          </w:p>
+        </w:tc>
+        <w:tc>
+          <w:tcPr>
+            <w:tcW w:type="dxa" w:w="1600"/>
+            <w:tcBorders>
+              <w:top w:val="single" w:color="777777" w:sz="4"/>
+              <w:left w:val="single" w:color="777777" w:sz="4"/>
+              <w:bottom w:val="single" w:color="777777" w:sz="4"/>
+              <w:right w:val="single" w:color="777777" w:sz="4"/>
+            </w:tcBorders>
+            <w:tcMar>
+              <w:top w:type="dxa" w:w="35"/>
+              <w:left w:type="dxa" w:w="100"/>
+              <w:bottom w:type="dxa" w:w="35"/>
+              <w:right w:type="dxa" w:w="100"/>
+            </w:tcMar>
+            <w:vAlign w:val="center"/>
+          </w:tcPr>
+          <w:p>
+            <w:pPr>
+              <w:spacing w:after="0" w:line="280" w:lineRule="exact"/>
+              <w:jc w:val="right"/>
+            </w:pPr>
+            <w:r>
+              <w:rPr>
+                <w:rFonts w:ascii="Arial" w:cs="Arial" w:eastAsia="游ゴシック" w:hAnsi="Arial"/>
+                <w:sz w:val="19"/>
+                <w:szCs w:val="19"/>
+              </w:rPr>
+              <w:t xml:space="preserve">400</w:t>
+            </w:r>
+          </w:p>
+        </w:tc>
+        <w:tc>
+          <w:tcPr>
+            <w:tcW w:type="dxa" w:w="1600"/>
+            <w:tcBorders>
+              <w:top w:val="single" w:color="777777" w:sz="4"/>
+              <w:left w:val="single" w:color="777777" w:sz="4"/>
+              <w:bottom w:val="single" w:color="777777" w:sz="4"/>
+              <w:right w:val="single" w:color="777777" w:sz="4"/>
+            </w:tcBorders>
+            <w:tcMar>
+              <w:top w:type="dxa" w:w="35"/>
+              <w:left w:type="dxa" w:w="100"/>
+              <w:bottom w:type="dxa" w:w="35"/>
+              <w:right w:type="dxa" w:w="100"/>
+            </w:tcMar>
+            <w:vAlign w:val="center"/>
+          </w:tcPr>
+          <w:p>
+            <w:pPr>
+              <w:spacing w:after="0" w:line="280" w:lineRule="exact"/>
+              <w:jc w:val="right"/>
+            </w:pPr>
+            <w:r>
+              <w:rPr>
+                <w:rFonts w:ascii="Arial" w:cs="Arial" w:eastAsia="游ゴシック" w:hAnsi="Arial"/>
+                <w:sz w:val="19"/>
+                <w:szCs w:val="19"/>
+              </w:rPr>
+              <w:t xml:space="preserve">600</w:t>
+            </w:r>
+          </w:p>
+        </w:tc>
+        <w:tc>
+          <w:tcPr>
+            <w:tcW w:type="dxa" w:w="1600"/>
+            <w:tcBorders>
+              <w:top w:val="single" w:color="777777" w:sz="4"/>
+              <w:left w:val="single" w:color="777777" w:sz="4"/>
+              <w:bottom w:val="single" w:color="777777" w:sz="4"/>
+              <w:right w:val="single" w:color="777777" w:sz="4"/>
+            </w:tcBorders>
+            <w:tcMar>
+              <w:top w:type="dxa" w:w="35"/>
+              <w:left w:type="dxa" w:w="100"/>
+              <w:bottom w:type="dxa" w:w="35"/>
+              <w:right w:type="dxa" w:w="100"/>
+            </w:tcMar>
+            <w:vAlign w:val="center"/>
+          </w:tcPr>
+          <w:p>
+            <w:pPr>
+              <w:spacing w:after="0" w:line="280" w:lineRule="exact"/>
+              <w:jc w:val="right"/>
+            </w:pPr>
+            <w:r>
+              <w:rPr>
+                <w:rFonts w:ascii="Arial" w:cs="Arial" w:eastAsia="游ゴシック" w:hAnsi="Arial"/>
+                <w:b/>
+                <w:bCs/>
+                <w:sz w:val="19"/>
+                <w:szCs w:val="19"/>
+              </w:rPr>
+              <w:t xml:space="preserve">600</w:t>
+            </w:r>
+          </w:p>
+        </w:tc>
+        <w:tc>
+          <w:tcPr>
+            <w:tcW w:type="dxa" w:w="1600"/>
+            <w:tcBorders>
+              <w:top w:val="single" w:color="777777" w:sz="4"/>
+              <w:left w:val="single" w:color="777777" w:sz="4"/>
+              <w:bottom w:val="single" w:color="777777" w:sz="4"/>
+              <w:right w:val="single" w:color="777777" w:sz="4"/>
+            </w:tcBorders>
+            <w:tcMar>
+              <w:top w:type="dxa" w:w="35"/>
+              <w:left w:type="dxa" w:w="100"/>
+              <w:bottom w:type="dxa" w:w="35"/>
+              <w:right w:type="dxa" w:w="100"/>
+            </w:tcMar>
+            <w:vAlign w:val="center"/>
+          </w:tcPr>
+          <w:p>
+            <w:pPr>
+              <w:spacing w:after="0" w:line="280" w:lineRule="exact"/>
+              <w:jc w:val="right"/>
+            </w:pPr>
+            <w:r>
+              <w:rPr>
+                <w:rFonts w:ascii="Arial" w:cs="Arial" w:eastAsia="游ゴシック" w:hAnsi="Arial"/>
+                <w:sz w:val="19"/>
+                <w:szCs w:val="19"/>
+              </w:rPr>
+              <w:t xml:space="preserve">同額</w:t>
             </w:r>
           </w:p>
         </w:tc>
@@ -3237,7 +5280,7 @@
         </w:trPr>
         <w:tc>
           <w:tcPr>
-            <w:tcW w:type="dxa" w:w="3038"/>
+            <w:tcW w:type="dxa" w:w="3238"/>
             <w:tcBorders>
               <w:top w:val="single" w:color="777777" w:sz="4"/>
               <w:left w:val="single" w:color="777777" w:sz="4"/>
@@ -3263,135 +5306,137 @@
                 <w:sz w:val="19"/>
                 <w:szCs w:val="19"/>
               </w:rPr>
-              <w:t xml:space="preserve">2時間</w:t>
-            </w:r>
-          </w:p>
-        </w:tc>
-        <w:tc>
-          <w:tcPr>
-            <w:tcW w:type="dxa" w:w="1650"/>
-            <w:tcBorders>
-              <w:top w:val="single" w:color="777777" w:sz="4"/>
-              <w:left w:val="single" w:color="777777" w:sz="4"/>
-              <w:bottom w:val="single" w:color="777777" w:sz="4"/>
-              <w:right w:val="single" w:color="777777" w:sz="4"/>
-            </w:tcBorders>
-            <w:tcMar>
-              <w:top w:type="dxa" w:w="35"/>
-              <w:left w:type="dxa" w:w="100"/>
-              <w:bottom w:type="dxa" w:w="35"/>
-              <w:right w:type="dxa" w:w="100"/>
-            </w:tcMar>
-            <w:vAlign w:val="center"/>
-          </w:tcPr>
-          <w:p>
-            <w:pPr>
-              <w:spacing w:after="0" w:line="280" w:lineRule="exact"/>
-              <w:jc w:val="right"/>
-            </w:pPr>
-            <w:r>
-              <w:rPr>
-                <w:rFonts w:ascii="Arial" w:cs="Arial" w:eastAsia="游ゴシック" w:hAnsi="Arial"/>
-                <w:sz w:val="19"/>
-                <w:szCs w:val="19"/>
-              </w:rPr>
-              <w:t xml:space="preserve">400</w:t>
-            </w:r>
-          </w:p>
-        </w:tc>
-        <w:tc>
-          <w:tcPr>
-            <w:tcW w:type="dxa" w:w="1650"/>
-            <w:tcBorders>
-              <w:top w:val="single" w:color="777777" w:sz="4"/>
-              <w:left w:val="single" w:color="777777" w:sz="4"/>
-              <w:bottom w:val="single" w:color="777777" w:sz="4"/>
-              <w:right w:val="single" w:color="777777" w:sz="4"/>
-            </w:tcBorders>
-            <w:tcMar>
-              <w:top w:type="dxa" w:w="35"/>
-              <w:left w:type="dxa" w:w="100"/>
-              <w:bottom w:type="dxa" w:w="35"/>
-              <w:right w:type="dxa" w:w="100"/>
-            </w:tcMar>
-            <w:vAlign w:val="center"/>
-          </w:tcPr>
-          <w:p>
-            <w:pPr>
-              <w:spacing w:after="0" w:line="280" w:lineRule="exact"/>
-              <w:jc w:val="right"/>
-            </w:pPr>
-            <w:r>
-              <w:rPr>
-                <w:rFonts w:ascii="Arial" w:cs="Arial" w:eastAsia="游ゴシック" w:hAnsi="Arial"/>
-                <w:sz w:val="19"/>
-                <w:szCs w:val="19"/>
-              </w:rPr>
-              <w:t xml:space="preserve">600</w:t>
-            </w:r>
-          </w:p>
-        </w:tc>
-        <w:tc>
-          <w:tcPr>
-            <w:tcW w:type="dxa" w:w="1650"/>
-            <w:tcBorders>
-              <w:top w:val="single" w:color="777777" w:sz="4"/>
-              <w:left w:val="single" w:color="777777" w:sz="4"/>
-              <w:bottom w:val="single" w:color="777777" w:sz="4"/>
-              <w:right w:val="single" w:color="777777" w:sz="4"/>
-            </w:tcBorders>
-            <w:tcMar>
-              <w:top w:type="dxa" w:w="35"/>
-              <w:left w:type="dxa" w:w="100"/>
-              <w:bottom w:type="dxa" w:w="35"/>
-              <w:right w:type="dxa" w:w="100"/>
-            </w:tcMar>
-            <w:vAlign w:val="center"/>
-          </w:tcPr>
-          <w:p>
-            <w:pPr>
-              <w:spacing w:after="0" w:line="280" w:lineRule="exact"/>
-              <w:jc w:val="right"/>
-            </w:pPr>
-            <w:r>
-              <w:rPr>
-                <w:rFonts w:ascii="Arial" w:cs="Arial" w:eastAsia="游ゴシック" w:hAnsi="Arial"/>
-                <w:sz w:val="19"/>
-                <w:szCs w:val="19"/>
-              </w:rPr>
-              <w:t xml:space="preserve">600</w:t>
-            </w:r>
-          </w:p>
-        </w:tc>
-        <w:tc>
-          <w:tcPr>
-            <w:tcW w:type="dxa" w:w="1650"/>
-            <w:tcBorders>
-              <w:top w:val="single" w:color="777777" w:sz="4"/>
-              <w:left w:val="single" w:color="777777" w:sz="4"/>
-              <w:bottom w:val="single" w:color="777777" w:sz="4"/>
-              <w:right w:val="single" w:color="777777" w:sz="4"/>
-            </w:tcBorders>
-            <w:tcMar>
-              <w:top w:type="dxa" w:w="35"/>
-              <w:left w:type="dxa" w:w="100"/>
-              <w:bottom w:type="dxa" w:w="35"/>
-              <w:right w:type="dxa" w:w="100"/>
-            </w:tcMar>
-            <w:vAlign w:val="center"/>
-          </w:tcPr>
-          <w:p>
-            <w:pPr>
-              <w:spacing w:after="0" w:line="280" w:lineRule="exact"/>
-              <w:jc w:val="right"/>
-            </w:pPr>
-            <w:r>
-              <w:rPr>
-                <w:rFonts w:ascii="Arial" w:cs="Arial" w:eastAsia="游ゴシック" w:hAnsi="Arial"/>
-                <w:sz w:val="19"/>
-                <w:szCs w:val="19"/>
-              </w:rPr>
-              <w:t xml:space="preserve">+200</w:t>
+              <w:t xml:space="preserve">4時間(昼)</w:t>
+            </w:r>
+          </w:p>
+        </w:tc>
+        <w:tc>
+          <w:tcPr>
+            <w:tcW w:type="dxa" w:w="1600"/>
+            <w:tcBorders>
+              <w:top w:val="single" w:color="777777" w:sz="4"/>
+              <w:left w:val="single" w:color="777777" w:sz="4"/>
+              <w:bottom w:val="single" w:color="777777" w:sz="4"/>
+              <w:right w:val="single" w:color="777777" w:sz="4"/>
+            </w:tcBorders>
+            <w:tcMar>
+              <w:top w:type="dxa" w:w="35"/>
+              <w:left w:type="dxa" w:w="100"/>
+              <w:bottom w:type="dxa" w:w="35"/>
+              <w:right w:type="dxa" w:w="100"/>
+            </w:tcMar>
+            <w:vAlign w:val="center"/>
+          </w:tcPr>
+          <w:p>
+            <w:pPr>
+              <w:spacing w:after="0" w:line="280" w:lineRule="exact"/>
+              <w:jc w:val="right"/>
+            </w:pPr>
+            <w:r>
+              <w:rPr>
+                <w:rFonts w:ascii="Arial" w:cs="Arial" w:eastAsia="游ゴシック" w:hAnsi="Arial"/>
+                <w:sz w:val="19"/>
+                <w:szCs w:val="19"/>
+              </w:rPr>
+              <w:t xml:space="preserve">800</w:t>
+            </w:r>
+          </w:p>
+        </w:tc>
+        <w:tc>
+          <w:tcPr>
+            <w:tcW w:type="dxa" w:w="1600"/>
+            <w:tcBorders>
+              <w:top w:val="single" w:color="777777" w:sz="4"/>
+              <w:left w:val="single" w:color="777777" w:sz="4"/>
+              <w:bottom w:val="single" w:color="777777" w:sz="4"/>
+              <w:right w:val="single" w:color="777777" w:sz="4"/>
+            </w:tcBorders>
+            <w:tcMar>
+              <w:top w:type="dxa" w:w="35"/>
+              <w:left w:type="dxa" w:w="100"/>
+              <w:bottom w:type="dxa" w:w="35"/>
+              <w:right w:type="dxa" w:w="100"/>
+            </w:tcMar>
+            <w:vAlign w:val="center"/>
+          </w:tcPr>
+          <w:p>
+            <w:pPr>
+              <w:spacing w:after="0" w:line="280" w:lineRule="exact"/>
+              <w:jc w:val="right"/>
+            </w:pPr>
+            <w:r>
+              <w:rPr>
+                <w:rFonts w:ascii="Arial" w:cs="Arial" w:eastAsia="游ゴシック" w:hAnsi="Arial"/>
+                <w:sz w:val="19"/>
+                <w:szCs w:val="19"/>
+              </w:rPr>
+              <w:t xml:space="preserve">1,000</w:t>
+            </w:r>
+          </w:p>
+        </w:tc>
+        <w:tc>
+          <w:tcPr>
+            <w:tcW w:type="dxa" w:w="1600"/>
+            <w:tcBorders>
+              <w:top w:val="single" w:color="777777" w:sz="4"/>
+              <w:left w:val="single" w:color="777777" w:sz="4"/>
+              <w:bottom w:val="single" w:color="777777" w:sz="4"/>
+              <w:right w:val="single" w:color="777777" w:sz="4"/>
+            </w:tcBorders>
+            <w:tcMar>
+              <w:top w:type="dxa" w:w="35"/>
+              <w:left w:type="dxa" w:w="100"/>
+              <w:bottom w:type="dxa" w:w="35"/>
+              <w:right w:type="dxa" w:w="100"/>
+            </w:tcMar>
+            <w:vAlign w:val="center"/>
+          </w:tcPr>
+          <w:p>
+            <w:pPr>
+              <w:spacing w:after="0" w:line="280" w:lineRule="exact"/>
+              <w:jc w:val="right"/>
+            </w:pPr>
+            <w:r>
+              <w:rPr>
+                <w:rFonts w:ascii="Arial" w:cs="Arial" w:eastAsia="游ゴシック" w:hAnsi="Arial"/>
+                <w:b/>
+                <w:bCs/>
+                <w:sz w:val="19"/>
+                <w:szCs w:val="19"/>
+              </w:rPr>
+              <w:t xml:space="preserve">1,000</w:t>
+            </w:r>
+          </w:p>
+        </w:tc>
+        <w:tc>
+          <w:tcPr>
+            <w:tcW w:type="dxa" w:w="1600"/>
+            <w:tcBorders>
+              <w:top w:val="single" w:color="777777" w:sz="4"/>
+              <w:left w:val="single" w:color="777777" w:sz="4"/>
+              <w:bottom w:val="single" w:color="777777" w:sz="4"/>
+              <w:right w:val="single" w:color="777777" w:sz="4"/>
+            </w:tcBorders>
+            <w:tcMar>
+              <w:top w:type="dxa" w:w="35"/>
+              <w:left w:type="dxa" w:w="100"/>
+              <w:bottom w:type="dxa" w:w="35"/>
+              <w:right w:type="dxa" w:w="100"/>
+            </w:tcMar>
+            <w:vAlign w:val="center"/>
+          </w:tcPr>
+          <w:p>
+            <w:pPr>
+              <w:spacing w:after="0" w:line="280" w:lineRule="exact"/>
+              <w:jc w:val="right"/>
+            </w:pPr>
+            <w:r>
+              <w:rPr>
+                <w:rFonts w:ascii="Arial" w:cs="Arial" w:eastAsia="游ゴシック" w:hAnsi="Arial"/>
+                <w:sz w:val="19"/>
+                <w:szCs w:val="19"/>
+              </w:rPr>
+              <w:t xml:space="preserve">同額</w:t>
             </w:r>
           </w:p>
         </w:tc>
@@ -3402,7 +5447,7 @@
         </w:trPr>
         <w:tc>
           <w:tcPr>
-            <w:tcW w:type="dxa" w:w="3038"/>
+            <w:tcW w:type="dxa" w:w="3238"/>
             <w:tcBorders>
               <w:top w:val="single" w:color="777777" w:sz="4"/>
               <w:left w:val="single" w:color="777777" w:sz="4"/>
@@ -3428,77 +5473,13 @@
                 <w:sz w:val="19"/>
                 <w:szCs w:val="19"/>
               </w:rPr>
-              <w:t xml:space="preserve">3時間</w:t>
-            </w:r>
-          </w:p>
-        </w:tc>
-        <w:tc>
-          <w:tcPr>
-            <w:tcW w:type="dxa" w:w="1650"/>
-            <w:tcBorders>
-              <w:top w:val="single" w:color="777777" w:sz="4"/>
-              <w:left w:val="single" w:color="777777" w:sz="4"/>
-              <w:bottom w:val="single" w:color="777777" w:sz="4"/>
-              <w:right w:val="single" w:color="777777" w:sz="4"/>
-            </w:tcBorders>
-            <w:tcMar>
-              <w:top w:type="dxa" w:w="35"/>
-              <w:left w:type="dxa" w:w="100"/>
-              <w:bottom w:type="dxa" w:w="35"/>
-              <w:right w:type="dxa" w:w="100"/>
-            </w:tcMar>
-            <w:vAlign w:val="center"/>
-          </w:tcPr>
-          <w:p>
-            <w:pPr>
-              <w:spacing w:after="0" w:line="280" w:lineRule="exact"/>
-              <w:jc w:val="right"/>
-            </w:pPr>
-            <w:r>
-              <w:rPr>
-                <w:rFonts w:ascii="Arial" w:cs="Arial" w:eastAsia="游ゴシック" w:hAnsi="Arial"/>
-                <w:sz w:val="19"/>
-                <w:szCs w:val="19"/>
-              </w:rPr>
-              <w:t xml:space="preserve">600</w:t>
-            </w:r>
-          </w:p>
-        </w:tc>
-        <w:tc>
-          <w:tcPr>
-            <w:tcW w:type="dxa" w:w="1650"/>
-            <w:tcBorders>
-              <w:top w:val="single" w:color="777777" w:sz="4"/>
-              <w:left w:val="single" w:color="777777" w:sz="4"/>
-              <w:bottom w:val="single" w:color="777777" w:sz="4"/>
-              <w:right w:val="single" w:color="777777" w:sz="4"/>
-            </w:tcBorders>
-            <w:tcMar>
-              <w:top w:type="dxa" w:w="35"/>
-              <w:left w:type="dxa" w:w="100"/>
-              <w:bottom w:type="dxa" w:w="35"/>
-              <w:right w:type="dxa" w:w="100"/>
-            </w:tcMar>
-            <w:vAlign w:val="center"/>
-          </w:tcPr>
-          <w:p>
-            <w:pPr>
-              <w:spacing w:after="0" w:line="280" w:lineRule="exact"/>
-              <w:jc w:val="right"/>
-            </w:pPr>
-            <w:r>
-              <w:rPr>
-                <w:rFonts w:ascii="Arial" w:cs="Arial" w:eastAsia="游ゴシック" w:hAnsi="Arial"/>
-                <w:sz w:val="19"/>
-                <w:szCs w:val="19"/>
-              </w:rPr>
-              <w:t xml:space="preserve">900</w:t>
-            </w:r>
-          </w:p>
-        </w:tc>
-        <w:tc>
-          <w:tcPr>
-            <w:tcW w:type="dxa" w:w="1650"/>
+              <w:t xml:space="preserve">昼12時間(6〜18時)</w:t>
+            </w:r>
+          </w:p>
+        </w:tc>
+        <w:tc>
+          <w:tcPr>
+            <w:tcW w:type="dxa" w:w="1600"/>
             <w:tcBorders>
               <w:top w:val="single" w:color="777777" w:sz="4"/>
               <w:left w:val="single" w:color="777777" w:sz="4"/>
@@ -3530,33 +5511,99 @@
         </w:tc>
         <w:tc>
           <w:tcPr>
-            <w:tcW w:type="dxa" w:w="1650"/>
-            <w:tcBorders>
-              <w:top w:val="single" w:color="777777" w:sz="4"/>
-              <w:left w:val="single" w:color="777777" w:sz="4"/>
-              <w:bottom w:val="single" w:color="777777" w:sz="4"/>
-              <w:right w:val="single" w:color="777777" w:sz="4"/>
-            </w:tcBorders>
-            <w:tcMar>
-              <w:top w:type="dxa" w:w="35"/>
-              <w:left w:type="dxa" w:w="100"/>
-              <w:bottom w:type="dxa" w:w="35"/>
-              <w:right w:type="dxa" w:w="100"/>
-            </w:tcMar>
-            <w:vAlign w:val="center"/>
-          </w:tcPr>
-          <w:p>
-            <w:pPr>
-              <w:spacing w:after="0" w:line="280" w:lineRule="exact"/>
-              <w:jc w:val="right"/>
-            </w:pPr>
-            <w:r>
-              <w:rPr>
-                <w:rFonts w:ascii="Arial" w:cs="Arial" w:eastAsia="游ゴシック" w:hAnsi="Arial"/>
-                <w:sz w:val="19"/>
-                <w:szCs w:val="19"/>
-              </w:rPr>
-              <w:t xml:space="preserve">+300</w:t>
+            <w:tcW w:type="dxa" w:w="1600"/>
+            <w:tcBorders>
+              <w:top w:val="single" w:color="777777" w:sz="4"/>
+              <w:left w:val="single" w:color="777777" w:sz="4"/>
+              <w:bottom w:val="single" w:color="777777" w:sz="4"/>
+              <w:right w:val="single" w:color="777777" w:sz="4"/>
+            </w:tcBorders>
+            <w:tcMar>
+              <w:top w:type="dxa" w:w="35"/>
+              <w:left w:type="dxa" w:w="100"/>
+              <w:bottom w:type="dxa" w:w="35"/>
+              <w:right w:type="dxa" w:w="100"/>
+            </w:tcMar>
+            <w:vAlign w:val="center"/>
+          </w:tcPr>
+          <w:p>
+            <w:pPr>
+              <w:spacing w:after="0" w:line="280" w:lineRule="exact"/>
+              <w:jc w:val="right"/>
+            </w:pPr>
+            <w:r>
+              <w:rPr>
+                <w:rFonts w:ascii="Arial" w:cs="Arial" w:eastAsia="游ゴシック" w:hAnsi="Arial"/>
+                <w:sz w:val="19"/>
+                <w:szCs w:val="19"/>
+              </w:rPr>
+              <w:t xml:space="preserve">1,000</w:t>
+            </w:r>
+          </w:p>
+        </w:tc>
+        <w:tc>
+          <w:tcPr>
+            <w:tcW w:type="dxa" w:w="1600"/>
+            <w:tcBorders>
+              <w:top w:val="single" w:color="777777" w:sz="4"/>
+              <w:left w:val="single" w:color="777777" w:sz="4"/>
+              <w:bottom w:val="single" w:color="777777" w:sz="4"/>
+              <w:right w:val="single" w:color="777777" w:sz="4"/>
+            </w:tcBorders>
+            <w:tcMar>
+              <w:top w:type="dxa" w:w="35"/>
+              <w:left w:type="dxa" w:w="100"/>
+              <w:bottom w:type="dxa" w:w="35"/>
+              <w:right w:type="dxa" w:w="100"/>
+            </w:tcMar>
+            <w:vAlign w:val="center"/>
+          </w:tcPr>
+          <w:p>
+            <w:pPr>
+              <w:spacing w:after="0" w:line="280" w:lineRule="exact"/>
+              <w:jc w:val="right"/>
+            </w:pPr>
+            <w:r>
+              <w:rPr>
+                <w:rFonts w:ascii="Arial" w:cs="Arial" w:eastAsia="游ゴシック" w:hAnsi="Arial"/>
+                <w:b/>
+                <w:bCs/>
+                <w:sz w:val="19"/>
+                <w:szCs w:val="19"/>
+              </w:rPr>
+              <w:t xml:space="preserve">1,000</w:t>
+            </w:r>
+          </w:p>
+        </w:tc>
+        <w:tc>
+          <w:tcPr>
+            <w:tcW w:type="dxa" w:w="1600"/>
+            <w:tcBorders>
+              <w:top w:val="single" w:color="777777" w:sz="4"/>
+              <w:left w:val="single" w:color="777777" w:sz="4"/>
+              <w:bottom w:val="single" w:color="777777" w:sz="4"/>
+              <w:right w:val="single" w:color="777777" w:sz="4"/>
+            </w:tcBorders>
+            <w:tcMar>
+              <w:top w:type="dxa" w:w="35"/>
+              <w:left w:type="dxa" w:w="100"/>
+              <w:bottom w:type="dxa" w:w="35"/>
+              <w:right w:type="dxa" w:w="100"/>
+            </w:tcMar>
+            <w:vAlign w:val="center"/>
+          </w:tcPr>
+          <w:p>
+            <w:pPr>
+              <w:spacing w:after="0" w:line="280" w:lineRule="exact"/>
+              <w:jc w:val="right"/>
+            </w:pPr>
+            <w:r>
+              <w:rPr>
+                <w:rFonts w:ascii="Arial" w:cs="Arial" w:eastAsia="游ゴシック" w:hAnsi="Arial"/>
+                <w:sz w:val="19"/>
+                <w:szCs w:val="19"/>
+              </w:rPr>
+              <w:t xml:space="preserve">同額</w:t>
             </w:r>
           </w:p>
         </w:tc>
@@ -3567,7 +5614,7 @@
         </w:trPr>
         <w:tc>
           <w:tcPr>
-            <w:tcW w:type="dxa" w:w="3038"/>
+            <w:tcW w:type="dxa" w:w="3238"/>
             <w:tcBorders>
               <w:top w:val="single" w:color="777777" w:sz="4"/>
               <w:left w:val="single" w:color="777777" w:sz="4"/>
@@ -3593,13 +5640,13 @@
                 <w:sz w:val="19"/>
                 <w:szCs w:val="19"/>
               </w:rPr>
-              <w:t xml:space="preserve">4時間</w:t>
-            </w:r>
-          </w:p>
-        </w:tc>
-        <w:tc>
-          <w:tcPr>
-            <w:tcW w:type="dxa" w:w="1650"/>
+              <w:t xml:space="preserve">通勤 8時〜19時30分(11.5時間)</w:t>
+            </w:r>
+          </w:p>
+        </w:tc>
+        <w:tc>
+          <w:tcPr>
+            <w:tcW w:type="dxa" w:w="1600"/>
             <w:tcBorders>
               <w:top w:val="single" w:color="777777" w:sz="4"/>
               <w:left w:val="single" w:color="777777" w:sz="4"/>
@@ -3631,29 +5678,63 @@
         </w:tc>
         <w:tc>
           <w:tcPr>
-            <w:tcW w:type="dxa" w:w="1650"/>
-            <w:tcBorders>
-              <w:top w:val="single" w:color="777777" w:sz="4"/>
-              <w:left w:val="single" w:color="777777" w:sz="4"/>
-              <w:bottom w:val="single" w:color="777777" w:sz="4"/>
-              <w:right w:val="single" w:color="777777" w:sz="4"/>
-            </w:tcBorders>
-            <w:tcMar>
-              <w:top w:type="dxa" w:w="35"/>
-              <w:left w:type="dxa" w:w="100"/>
-              <w:bottom w:type="dxa" w:w="35"/>
-              <w:right w:type="dxa" w:w="100"/>
-            </w:tcMar>
-            <w:vAlign w:val="center"/>
-          </w:tcPr>
-          <w:p>
-            <w:pPr>
-              <w:spacing w:after="0" w:line="280" w:lineRule="exact"/>
-              <w:jc w:val="right"/>
-            </w:pPr>
-            <w:r>
-              <w:rPr>
-                <w:rFonts w:ascii="Arial" w:cs="Arial" w:eastAsia="游ゴシック" w:hAnsi="Arial"/>
+            <w:tcW w:type="dxa" w:w="1600"/>
+            <w:tcBorders>
+              <w:top w:val="single" w:color="777777" w:sz="4"/>
+              <w:left w:val="single" w:color="777777" w:sz="4"/>
+              <w:bottom w:val="single" w:color="777777" w:sz="4"/>
+              <w:right w:val="single" w:color="777777" w:sz="4"/>
+            </w:tcBorders>
+            <w:tcMar>
+              <w:top w:type="dxa" w:w="35"/>
+              <w:left w:type="dxa" w:w="100"/>
+              <w:bottom w:type="dxa" w:w="35"/>
+              <w:right w:type="dxa" w:w="100"/>
+            </w:tcMar>
+            <w:vAlign w:val="center"/>
+          </w:tcPr>
+          <w:p>
+            <w:pPr>
+              <w:spacing w:after="0" w:line="280" w:lineRule="exact"/>
+              <w:jc w:val="right"/>
+            </w:pPr>
+            <w:r>
+              <w:rPr>
+                <w:rFonts w:ascii="Arial" w:cs="Arial" w:eastAsia="游ゴシック" w:hAnsi="Arial"/>
+                <w:sz w:val="19"/>
+                <w:szCs w:val="19"/>
+              </w:rPr>
+              <w:t xml:space="preserve">1,500</w:t>
+            </w:r>
+          </w:p>
+        </w:tc>
+        <w:tc>
+          <w:tcPr>
+            <w:tcW w:type="dxa" w:w="1600"/>
+            <w:tcBorders>
+              <w:top w:val="single" w:color="777777" w:sz="4"/>
+              <w:left w:val="single" w:color="777777" w:sz="4"/>
+              <w:bottom w:val="single" w:color="777777" w:sz="4"/>
+              <w:right w:val="single" w:color="777777" w:sz="4"/>
+            </w:tcBorders>
+            <w:tcMar>
+              <w:top w:type="dxa" w:w="35"/>
+              <w:left w:type="dxa" w:w="100"/>
+              <w:bottom w:type="dxa" w:w="35"/>
+              <w:right w:type="dxa" w:w="100"/>
+            </w:tcMar>
+            <w:vAlign w:val="center"/>
+          </w:tcPr>
+          <w:p>
+            <w:pPr>
+              <w:spacing w:after="0" w:line="280" w:lineRule="exact"/>
+              <w:jc w:val="right"/>
+            </w:pPr>
+            <w:r>
+              <w:rPr>
+                <w:rFonts w:ascii="Arial" w:cs="Arial" w:eastAsia="游ゴシック" w:hAnsi="Arial"/>
+                <w:b/>
+                <w:bCs/>
                 <w:sz w:val="19"/>
                 <w:szCs w:val="19"/>
               </w:rPr>
@@ -3663,65 +5744,33 @@
         </w:tc>
         <w:tc>
           <w:tcPr>
-            <w:tcW w:type="dxa" w:w="1650"/>
-            <w:tcBorders>
-              <w:top w:val="single" w:color="777777" w:sz="4"/>
-              <w:left w:val="single" w:color="777777" w:sz="4"/>
-              <w:bottom w:val="single" w:color="777777" w:sz="4"/>
-              <w:right w:val="single" w:color="777777" w:sz="4"/>
-            </w:tcBorders>
-            <w:tcMar>
-              <w:top w:type="dxa" w:w="35"/>
-              <w:left w:type="dxa" w:w="100"/>
-              <w:bottom w:type="dxa" w:w="35"/>
-              <w:right w:type="dxa" w:w="100"/>
-            </w:tcMar>
-            <w:vAlign w:val="center"/>
-          </w:tcPr>
-          <w:p>
-            <w:pPr>
-              <w:spacing w:after="0" w:line="280" w:lineRule="exact"/>
-              <w:jc w:val="right"/>
-            </w:pPr>
-            <w:r>
-              <w:rPr>
-                <w:rFonts w:ascii="Arial" w:cs="Arial" w:eastAsia="游ゴシック" w:hAnsi="Arial"/>
-                <w:sz w:val="19"/>
-                <w:szCs w:val="19"/>
-              </w:rPr>
-              <w:t xml:space="preserve">800</w:t>
-            </w:r>
-          </w:p>
-        </w:tc>
-        <w:tc>
-          <w:tcPr>
-            <w:tcW w:type="dxa" w:w="1650"/>
-            <w:tcBorders>
-              <w:top w:val="single" w:color="777777" w:sz="4"/>
-              <w:left w:val="single" w:color="777777" w:sz="4"/>
-              <w:bottom w:val="single" w:color="777777" w:sz="4"/>
-              <w:right w:val="single" w:color="777777" w:sz="4"/>
-            </w:tcBorders>
-            <w:tcMar>
-              <w:top w:type="dxa" w:w="35"/>
-              <w:left w:type="dxa" w:w="100"/>
-              <w:bottom w:type="dxa" w:w="35"/>
-              <w:right w:type="dxa" w:w="100"/>
-            </w:tcMar>
-            <w:vAlign w:val="center"/>
-          </w:tcPr>
-          <w:p>
-            <w:pPr>
-              <w:spacing w:after="0" w:line="280" w:lineRule="exact"/>
-              <w:jc w:val="right"/>
-            </w:pPr>
-            <w:r>
-              <w:rPr>
-                <w:rFonts w:ascii="Arial" w:cs="Arial" w:eastAsia="游ゴシック" w:hAnsi="Arial"/>
-                <w:sz w:val="19"/>
-                <w:szCs w:val="19"/>
-              </w:rPr>
-              <w:t xml:space="preserve">+200</w:t>
+            <w:tcW w:type="dxa" w:w="1600"/>
+            <w:tcBorders>
+              <w:top w:val="single" w:color="777777" w:sz="4"/>
+              <w:left w:val="single" w:color="777777" w:sz="4"/>
+              <w:bottom w:val="single" w:color="777777" w:sz="4"/>
+              <w:right w:val="single" w:color="777777" w:sz="4"/>
+            </w:tcBorders>
+            <w:tcMar>
+              <w:top w:type="dxa" w:w="35"/>
+              <w:left w:type="dxa" w:w="100"/>
+              <w:bottom w:type="dxa" w:w="35"/>
+              <w:right w:type="dxa" w:w="100"/>
+            </w:tcMar>
+            <w:vAlign w:val="center"/>
+          </w:tcPr>
+          <w:p>
+            <w:pPr>
+              <w:spacing w:after="0" w:line="280" w:lineRule="exact"/>
+              <w:jc w:val="right"/>
+            </w:pPr>
+            <w:r>
+              <w:rPr>
+                <w:rFonts w:ascii="Arial" w:cs="Arial" w:eastAsia="游ゴシック" w:hAnsi="Arial"/>
+                <w:sz w:val="19"/>
+                <w:szCs w:val="19"/>
+              </w:rPr>
+              <w:t xml:space="preserve">−500</w:t>
             </w:r>
           </w:p>
         </w:tc>
@@ -3732,7 +5781,7 @@
         </w:trPr>
         <w:tc>
           <w:tcPr>
-            <w:tcW w:type="dxa" w:w="3038"/>
+            <w:tcW w:type="dxa" w:w="3238"/>
             <w:tcBorders>
               <w:top w:val="single" w:color="777777" w:sz="4"/>
               <w:left w:val="single" w:color="777777" w:sz="4"/>
@@ -3758,13 +5807,13 @@
                 <w:sz w:val="19"/>
                 <w:szCs w:val="19"/>
               </w:rPr>
-              <w:t xml:space="preserve">昼12時間(6〜18時)</w:t>
-            </w:r>
-          </w:p>
-        </w:tc>
-        <w:tc>
-          <w:tcPr>
-            <w:tcW w:type="dxa" w:w="1650"/>
+              <w:t xml:space="preserve">通勤 8時〜20時(12時間)</w:t>
+            </w:r>
+          </w:p>
+        </w:tc>
+        <w:tc>
+          <w:tcPr>
+            <w:tcW w:type="dxa" w:w="1600"/>
             <w:tcBorders>
               <w:top w:val="single" w:color="777777" w:sz="4"/>
               <w:left w:val="single" w:color="777777" w:sz="4"/>
@@ -3796,29 +5845,63 @@
         </w:tc>
         <w:tc>
           <w:tcPr>
-            <w:tcW w:type="dxa" w:w="1650"/>
-            <w:tcBorders>
-              <w:top w:val="single" w:color="777777" w:sz="4"/>
-              <w:left w:val="single" w:color="777777" w:sz="4"/>
-              <w:bottom w:val="single" w:color="777777" w:sz="4"/>
-              <w:right w:val="single" w:color="777777" w:sz="4"/>
-            </w:tcBorders>
-            <w:tcMar>
-              <w:top w:type="dxa" w:w="35"/>
-              <w:left w:type="dxa" w:w="100"/>
-              <w:bottom w:type="dxa" w:w="35"/>
-              <w:right w:type="dxa" w:w="100"/>
-            </w:tcMar>
-            <w:vAlign w:val="center"/>
-          </w:tcPr>
-          <w:p>
-            <w:pPr>
-              <w:spacing w:after="0" w:line="280" w:lineRule="exact"/>
-              <w:jc w:val="right"/>
-            </w:pPr>
-            <w:r>
-              <w:rPr>
-                <w:rFonts w:ascii="Arial" w:cs="Arial" w:eastAsia="游ゴシック" w:hAnsi="Arial"/>
+            <w:tcW w:type="dxa" w:w="1600"/>
+            <w:tcBorders>
+              <w:top w:val="single" w:color="777777" w:sz="4"/>
+              <w:left w:val="single" w:color="777777" w:sz="4"/>
+              <w:bottom w:val="single" w:color="777777" w:sz="4"/>
+              <w:right w:val="single" w:color="777777" w:sz="4"/>
+            </w:tcBorders>
+            <w:tcMar>
+              <w:top w:type="dxa" w:w="35"/>
+              <w:left w:type="dxa" w:w="100"/>
+              <w:bottom w:type="dxa" w:w="35"/>
+              <w:right w:type="dxa" w:w="100"/>
+            </w:tcMar>
+            <w:vAlign w:val="center"/>
+          </w:tcPr>
+          <w:p>
+            <w:pPr>
+              <w:spacing w:after="0" w:line="280" w:lineRule="exact"/>
+              <w:jc w:val="right"/>
+            </w:pPr>
+            <w:r>
+              <w:rPr>
+                <w:rFonts w:ascii="Arial" w:cs="Arial" w:eastAsia="游ゴシック" w:hAnsi="Arial"/>
+                <w:sz w:val="19"/>
+                <w:szCs w:val="19"/>
+              </w:rPr>
+              <w:t xml:space="preserve">1,600</w:t>
+            </w:r>
+          </w:p>
+        </w:tc>
+        <w:tc>
+          <w:tcPr>
+            <w:tcW w:type="dxa" w:w="1600"/>
+            <w:tcBorders>
+              <w:top w:val="single" w:color="777777" w:sz="4"/>
+              <w:left w:val="single" w:color="777777" w:sz="4"/>
+              <w:bottom w:val="single" w:color="777777" w:sz="4"/>
+              <w:right w:val="single" w:color="777777" w:sz="4"/>
+            </w:tcBorders>
+            <w:tcMar>
+              <w:top w:type="dxa" w:w="35"/>
+              <w:left w:type="dxa" w:w="100"/>
+              <w:bottom w:type="dxa" w:w="35"/>
+              <w:right w:type="dxa" w:w="100"/>
+            </w:tcMar>
+            <w:vAlign w:val="center"/>
+          </w:tcPr>
+          <w:p>
+            <w:pPr>
+              <w:spacing w:after="0" w:line="280" w:lineRule="exact"/>
+              <w:jc w:val="right"/>
+            </w:pPr>
+            <w:r>
+              <w:rPr>
+                <w:rFonts w:ascii="Arial" w:cs="Arial" w:eastAsia="游ゴシック" w:hAnsi="Arial"/>
+                <w:b/>
+                <w:bCs/>
                 <w:sz w:val="19"/>
                 <w:szCs w:val="19"/>
               </w:rPr>
@@ -3828,65 +5911,33 @@
         </w:tc>
         <w:tc>
           <w:tcPr>
-            <w:tcW w:type="dxa" w:w="1650"/>
-            <w:tcBorders>
-              <w:top w:val="single" w:color="777777" w:sz="4"/>
-              <w:left w:val="single" w:color="777777" w:sz="4"/>
-              <w:bottom w:val="single" w:color="777777" w:sz="4"/>
-              <w:right w:val="single" w:color="777777" w:sz="4"/>
-            </w:tcBorders>
-            <w:tcMar>
-              <w:top w:type="dxa" w:w="35"/>
-              <w:left w:type="dxa" w:w="100"/>
-              <w:bottom w:type="dxa" w:w="35"/>
-              <w:right w:type="dxa" w:w="100"/>
-            </w:tcMar>
-            <w:vAlign w:val="center"/>
-          </w:tcPr>
-          <w:p>
-            <w:pPr>
-              <w:spacing w:after="0" w:line="280" w:lineRule="exact"/>
-              <w:jc w:val="right"/>
-            </w:pPr>
-            <w:r>
-              <w:rPr>
-                <w:rFonts w:ascii="Arial" w:cs="Arial" w:eastAsia="游ゴシック" w:hAnsi="Arial"/>
-                <w:sz w:val="19"/>
-                <w:szCs w:val="19"/>
-              </w:rPr>
-              <w:t xml:space="preserve">800</w:t>
-            </w:r>
-          </w:p>
-        </w:tc>
-        <w:tc>
-          <w:tcPr>
-            <w:tcW w:type="dxa" w:w="1650"/>
-            <w:tcBorders>
-              <w:top w:val="single" w:color="777777" w:sz="4"/>
-              <w:left w:val="single" w:color="777777" w:sz="4"/>
-              <w:bottom w:val="single" w:color="777777" w:sz="4"/>
-              <w:right w:val="single" w:color="777777" w:sz="4"/>
-            </w:tcBorders>
-            <w:tcMar>
-              <w:top w:type="dxa" w:w="35"/>
-              <w:left w:type="dxa" w:w="100"/>
-              <w:bottom w:type="dxa" w:w="35"/>
-              <w:right w:type="dxa" w:w="100"/>
-            </w:tcMar>
-            <w:vAlign w:val="center"/>
-          </w:tcPr>
-          <w:p>
-            <w:pPr>
-              <w:spacing w:after="0" w:line="280" w:lineRule="exact"/>
-              <w:jc w:val="right"/>
-            </w:pPr>
-            <w:r>
-              <w:rPr>
-                <w:rFonts w:ascii="Arial" w:cs="Arial" w:eastAsia="游ゴシック" w:hAnsi="Arial"/>
-                <w:sz w:val="19"/>
-                <w:szCs w:val="19"/>
-              </w:rPr>
-              <w:t xml:space="preserve">+200</w:t>
+            <w:tcW w:type="dxa" w:w="1600"/>
+            <w:tcBorders>
+              <w:top w:val="single" w:color="777777" w:sz="4"/>
+              <w:left w:val="single" w:color="777777" w:sz="4"/>
+              <w:bottom w:val="single" w:color="777777" w:sz="4"/>
+              <w:right w:val="single" w:color="777777" w:sz="4"/>
+            </w:tcBorders>
+            <w:tcMar>
+              <w:top w:type="dxa" w:w="35"/>
+              <w:left w:type="dxa" w:w="100"/>
+              <w:bottom w:type="dxa" w:w="35"/>
+              <w:right w:type="dxa" w:w="100"/>
+            </w:tcMar>
+            <w:vAlign w:val="center"/>
+          </w:tcPr>
+          <w:p>
+            <w:pPr>
+              <w:spacing w:after="0" w:line="280" w:lineRule="exact"/>
+              <w:jc w:val="right"/>
+            </w:pPr>
+            <w:r>
+              <w:rPr>
+                <w:rFonts w:ascii="Arial" w:cs="Arial" w:eastAsia="游ゴシック" w:hAnsi="Arial"/>
+                <w:sz w:val="19"/>
+                <w:szCs w:val="19"/>
+              </w:rPr>
+              <w:t xml:space="preserve">−600</w:t>
             </w:r>
           </w:p>
         </w:tc>
@@ -3897,7 +5948,7 @@
         </w:trPr>
         <w:tc>
           <w:tcPr>
-            <w:tcW w:type="dxa" w:w="3038"/>
+            <w:tcW w:type="dxa" w:w="3238"/>
             <w:tcBorders>
               <w:top w:val="single" w:color="777777" w:sz="4"/>
               <w:left w:val="single" w:color="777777" w:sz="4"/>
@@ -3923,13 +5974,13 @@
                 <w:sz w:val="19"/>
                 <w:szCs w:val="19"/>
               </w:rPr>
-              <w:t xml:space="preserve">夜間12時間(18〜6時)</w:t>
-            </w:r>
-          </w:p>
-        </w:tc>
-        <w:tc>
-          <w:tcPr>
-            <w:tcW w:type="dxa" w:w="1650"/>
+              <w:t xml:space="preserve">夜12時間(18〜6時)</w:t>
+            </w:r>
+          </w:p>
+        </w:tc>
+        <w:tc>
+          <w:tcPr>
+            <w:tcW w:type="dxa" w:w="1600"/>
             <w:tcBorders>
               <w:top w:val="single" w:color="777777" w:sz="4"/>
               <w:left w:val="single" w:color="777777" w:sz="4"/>
@@ -3961,7 +6012,7 @@
         </w:tc>
         <w:tc>
           <w:tcPr>
-            <w:tcW w:type="dxa" w:w="1650"/>
+            <w:tcW w:type="dxa" w:w="1600"/>
             <w:tcBorders>
               <w:top w:val="single" w:color="777777" w:sz="4"/>
               <w:left w:val="single" w:color="777777" w:sz="4"/>
@@ -3993,29 +6044,31 @@
         </w:tc>
         <w:tc>
           <w:tcPr>
-            <w:tcW w:type="dxa" w:w="1650"/>
-            <w:tcBorders>
-              <w:top w:val="single" w:color="777777" w:sz="4"/>
-              <w:left w:val="single" w:color="777777" w:sz="4"/>
-              <w:bottom w:val="single" w:color="777777" w:sz="4"/>
-              <w:right w:val="single" w:color="777777" w:sz="4"/>
-            </w:tcBorders>
-            <w:tcMar>
-              <w:top w:type="dxa" w:w="35"/>
-              <w:left w:type="dxa" w:w="100"/>
-              <w:bottom w:type="dxa" w:w="35"/>
-              <w:right w:type="dxa" w:w="100"/>
-            </w:tcMar>
-            <w:vAlign w:val="center"/>
-          </w:tcPr>
-          <w:p>
-            <w:pPr>
-              <w:spacing w:after="0" w:line="280" w:lineRule="exact"/>
-              <w:jc w:val="right"/>
-            </w:pPr>
-            <w:r>
-              <w:rPr>
-                <w:rFonts w:ascii="Arial" w:cs="Arial" w:eastAsia="游ゴシック" w:hAnsi="Arial"/>
+            <w:tcW w:type="dxa" w:w="1600"/>
+            <w:tcBorders>
+              <w:top w:val="single" w:color="777777" w:sz="4"/>
+              <w:left w:val="single" w:color="777777" w:sz="4"/>
+              <w:bottom w:val="single" w:color="777777" w:sz="4"/>
+              <w:right w:val="single" w:color="777777" w:sz="4"/>
+            </w:tcBorders>
+            <w:tcMar>
+              <w:top w:type="dxa" w:w="35"/>
+              <w:left w:type="dxa" w:w="100"/>
+              <w:bottom w:type="dxa" w:w="35"/>
+              <w:right w:type="dxa" w:w="100"/>
+            </w:tcMar>
+            <w:vAlign w:val="center"/>
+          </w:tcPr>
+          <w:p>
+            <w:pPr>
+              <w:spacing w:after="0" w:line="280" w:lineRule="exact"/>
+              <w:jc w:val="right"/>
+            </w:pPr>
+            <w:r>
+              <w:rPr>
+                <w:rFonts w:ascii="Arial" w:cs="Arial" w:eastAsia="游ゴシック" w:hAnsi="Arial"/>
+                <w:b/>
+                <w:bCs/>
                 <w:sz w:val="19"/>
                 <w:szCs w:val="19"/>
               </w:rPr>
@@ -4025,33 +6078,33 @@
         </w:tc>
         <w:tc>
           <w:tcPr>
-            <w:tcW w:type="dxa" w:w="1650"/>
-            <w:tcBorders>
-              <w:top w:val="single" w:color="777777" w:sz="4"/>
-              <w:left w:val="single" w:color="777777" w:sz="4"/>
-              <w:bottom w:val="single" w:color="777777" w:sz="4"/>
-              <w:right w:val="single" w:color="777777" w:sz="4"/>
-            </w:tcBorders>
-            <w:tcMar>
-              <w:top w:type="dxa" w:w="35"/>
-              <w:left w:type="dxa" w:w="100"/>
-              <w:bottom w:type="dxa" w:w="35"/>
-              <w:right w:type="dxa" w:w="100"/>
-            </w:tcMar>
-            <w:vAlign w:val="center"/>
-          </w:tcPr>
-          <w:p>
-            <w:pPr>
-              <w:spacing w:after="0" w:line="280" w:lineRule="exact"/>
-              <w:jc w:val="right"/>
-            </w:pPr>
-            <w:r>
-              <w:rPr>
-                <w:rFonts w:ascii="Arial" w:cs="Arial" w:eastAsia="游ゴシック" w:hAnsi="Arial"/>
-                <w:sz w:val="19"/>
-                <w:szCs w:val="19"/>
-              </w:rPr>
-              <w:t xml:space="preserve">−200</w:t>
+            <w:tcW w:type="dxa" w:w="1600"/>
+            <w:tcBorders>
+              <w:top w:val="single" w:color="777777" w:sz="4"/>
+              <w:left w:val="single" w:color="777777" w:sz="4"/>
+              <w:bottom w:val="single" w:color="777777" w:sz="4"/>
+              <w:right w:val="single" w:color="777777" w:sz="4"/>
+            </w:tcBorders>
+            <w:tcMar>
+              <w:top w:type="dxa" w:w="35"/>
+              <w:left w:type="dxa" w:w="100"/>
+              <w:bottom w:type="dxa" w:w="35"/>
+              <w:right w:type="dxa" w:w="100"/>
+            </w:tcMar>
+            <w:vAlign w:val="center"/>
+          </w:tcPr>
+          <w:p>
+            <w:pPr>
+              <w:spacing w:after="0" w:line="280" w:lineRule="exact"/>
+              <w:jc w:val="right"/>
+            </w:pPr>
+            <w:r>
+              <w:rPr>
+                <w:rFonts w:ascii="Arial" w:cs="Arial" w:eastAsia="游ゴシック" w:hAnsi="Arial"/>
+                <w:sz w:val="19"/>
+                <w:szCs w:val="19"/>
+              </w:rPr>
+              <w:t xml:space="preserve">同額</w:t>
             </w:r>
           </w:p>
         </w:tc>
@@ -4062,7 +6115,7 @@
         </w:trPr>
         <w:tc>
           <w:tcPr>
-            <w:tcW w:type="dxa" w:w="3038"/>
+            <w:tcW w:type="dxa" w:w="3238"/>
             <w:tcBorders>
               <w:top w:val="single" w:color="777777" w:sz="4"/>
               <w:left w:val="single" w:color="777777" w:sz="4"/>
@@ -4094,7 +6147,7 @@
         </w:tc>
         <w:tc>
           <w:tcPr>
-            <w:tcW w:type="dxa" w:w="1650"/>
+            <w:tcW w:type="dxa" w:w="1600"/>
             <w:tcBorders>
               <w:top w:val="single" w:color="777777" w:sz="4"/>
               <w:left w:val="single" w:color="777777" w:sz="4"/>
@@ -4126,7 +6179,7 @@
         </w:tc>
         <w:tc>
           <w:tcPr>
-            <w:tcW w:type="dxa" w:w="1650"/>
+            <w:tcW w:type="dxa" w:w="1600"/>
             <w:tcBorders>
               <w:top w:val="single" w:color="777777" w:sz="4"/>
               <w:left w:val="single" w:color="777777" w:sz="4"/>
@@ -4158,65 +6211,67 @@
         </w:tc>
         <w:tc>
           <w:tcPr>
-            <w:tcW w:type="dxa" w:w="1650"/>
-            <w:tcBorders>
-              <w:top w:val="single" w:color="777777" w:sz="4"/>
-              <w:left w:val="single" w:color="777777" w:sz="4"/>
-              <w:bottom w:val="single" w:color="777777" w:sz="4"/>
-              <w:right w:val="single" w:color="777777" w:sz="4"/>
-            </w:tcBorders>
-            <w:tcMar>
-              <w:top w:type="dxa" w:w="35"/>
-              <w:left w:type="dxa" w:w="100"/>
-              <w:bottom w:type="dxa" w:w="35"/>
-              <w:right w:type="dxa" w:w="100"/>
-            </w:tcMar>
-            <w:vAlign w:val="center"/>
-          </w:tcPr>
-          <w:p>
-            <w:pPr>
-              <w:spacing w:after="0" w:line="280" w:lineRule="exact"/>
-              <w:jc w:val="right"/>
-            </w:pPr>
-            <w:r>
-              <w:rPr>
-                <w:rFonts w:ascii="Arial" w:cs="Arial" w:eastAsia="游ゴシック" w:hAnsi="Arial"/>
-                <w:sz w:val="19"/>
-                <w:szCs w:val="19"/>
-              </w:rPr>
-              <w:t xml:space="preserve">1,400</w:t>
-            </w:r>
-          </w:p>
-        </w:tc>
-        <w:tc>
-          <w:tcPr>
-            <w:tcW w:type="dxa" w:w="1650"/>
-            <w:tcBorders>
-              <w:top w:val="single" w:color="777777" w:sz="4"/>
-              <w:left w:val="single" w:color="777777" w:sz="4"/>
-              <w:bottom w:val="single" w:color="777777" w:sz="4"/>
-              <w:right w:val="single" w:color="777777" w:sz="4"/>
-            </w:tcBorders>
-            <w:tcMar>
-              <w:top w:type="dxa" w:w="35"/>
-              <w:left w:type="dxa" w:w="100"/>
-              <w:bottom w:type="dxa" w:w="35"/>
-              <w:right w:type="dxa" w:w="100"/>
-            </w:tcMar>
-            <w:vAlign w:val="center"/>
-          </w:tcPr>
-          <w:p>
-            <w:pPr>
-              <w:spacing w:after="0" w:line="280" w:lineRule="exact"/>
-              <w:jc w:val="right"/>
-            </w:pPr>
-            <w:r>
-              <w:rPr>
-                <w:rFonts w:ascii="Arial" w:cs="Arial" w:eastAsia="游ゴシック" w:hAnsi="Arial"/>
-                <w:sz w:val="19"/>
-                <w:szCs w:val="19"/>
-              </w:rPr>
-              <w:t xml:space="preserve">+800</w:t>
+            <w:tcW w:type="dxa" w:w="1600"/>
+            <w:tcBorders>
+              <w:top w:val="single" w:color="777777" w:sz="4"/>
+              <w:left w:val="single" w:color="777777" w:sz="4"/>
+              <w:bottom w:val="single" w:color="777777" w:sz="4"/>
+              <w:right w:val="single" w:color="777777" w:sz="4"/>
+            </w:tcBorders>
+            <w:tcMar>
+              <w:top w:type="dxa" w:w="35"/>
+              <w:left w:type="dxa" w:w="100"/>
+              <w:bottom w:type="dxa" w:w="35"/>
+              <w:right w:type="dxa" w:w="100"/>
+            </w:tcMar>
+            <w:vAlign w:val="center"/>
+          </w:tcPr>
+          <w:p>
+            <w:pPr>
+              <w:spacing w:after="0" w:line="280" w:lineRule="exact"/>
+              <w:jc w:val="right"/>
+            </w:pPr>
+            <w:r>
+              <w:rPr>
+                <w:rFonts w:ascii="Arial" w:cs="Arial" w:eastAsia="游ゴシック" w:hAnsi="Arial"/>
+                <w:b/>
+                <w:bCs/>
+                <w:sz w:val="19"/>
+                <w:szCs w:val="19"/>
+              </w:rPr>
+              <w:t xml:space="preserve">1,000</w:t>
+            </w:r>
+          </w:p>
+        </w:tc>
+        <w:tc>
+          <w:tcPr>
+            <w:tcW w:type="dxa" w:w="1600"/>
+            <w:tcBorders>
+              <w:top w:val="single" w:color="777777" w:sz="4"/>
+              <w:left w:val="single" w:color="777777" w:sz="4"/>
+              <w:bottom w:val="single" w:color="777777" w:sz="4"/>
+              <w:right w:val="single" w:color="777777" w:sz="4"/>
+            </w:tcBorders>
+            <w:tcMar>
+              <w:top w:type="dxa" w:w="35"/>
+              <w:left w:type="dxa" w:w="100"/>
+              <w:bottom w:type="dxa" w:w="35"/>
+              <w:right w:type="dxa" w:w="100"/>
+            </w:tcMar>
+            <w:vAlign w:val="center"/>
+          </w:tcPr>
+          <w:p>
+            <w:pPr>
+              <w:spacing w:after="0" w:line="280" w:lineRule="exact"/>
+              <w:jc w:val="right"/>
+            </w:pPr>
+            <w:r>
+              <w:rPr>
+                <w:rFonts w:ascii="Arial" w:cs="Arial" w:eastAsia="游ゴシック" w:hAnsi="Arial"/>
+                <w:sz w:val="19"/>
+                <w:szCs w:val="19"/>
+              </w:rPr>
+              <w:t xml:space="preserve">−600</w:t>
             </w:r>
           </w:p>
         </w:tc>
@@ -4224,7 +6279,7 @@
     </w:tbl>
     <w:p>
       <w:pPr>
-        <w:spacing w:after="60" w:before="0" w:line="300" w:lineRule="exact"/>
+        <w:spacing w:after="0" w:before="0" w:line="120" w:lineRule="exact"/>
       </w:pPr>
       <w:r>
         <w:rPr>
@@ -4250,61 +6305,7 @@
           <w:sz w:val="20"/>
           <w:szCs w:val="20"/>
         </w:rPr>
-        <w:t xml:space="preserve">昼の終日(4時間以上)は800円から1,000円(+25%)、24時間は800円から1,600円(2倍)になりました。</w:t>
-      </w:r>
-    </w:p>
-    <w:p>
-      <w:pPr>
-        <w:pStyle w:val="ListParagraph"/>
-        <w:numPr>
-          <w:ilvl w:val="0"/>
-          <w:numId w:val="2"/>
-        </w:numPr>
-        <w:spacing w:after="60" w:before="0" w:line="300" w:lineRule="exact"/>
-      </w:pPr>
-      <w:r>
-        <w:rPr>
-          <w:rFonts w:ascii="Arial" w:cs="Arial" w:eastAsia="游ゴシック" w:hAnsi="Arial"/>
-          <w:sz w:val="20"/>
-          <w:szCs w:val="20"/>
-        </w:rPr>
-        <w:t xml:space="preserve">1時間は200円から300円、2時間は400円から600円(どちらも+50%)になりました。20分以内は200円から100円に下がっています。</w:t>
-      </w:r>
-    </w:p>
-    <w:p>
-      <w:pPr>
-        <w:pStyle w:val="ListParagraph"/>
-        <w:numPr>
-          <w:ilvl w:val="0"/>
-          <w:numId w:val="2"/>
-        </w:numPr>
-        <w:spacing w:after="60" w:before="0" w:line="300" w:lineRule="exact"/>
-      </w:pPr>
-      <w:r>
-        <w:rPr>
-          <w:rFonts w:ascii="Arial" w:cs="Arial" w:eastAsia="游ゴシック" w:hAnsi="Arial"/>
-          <w:sz w:val="20"/>
-          <w:szCs w:val="20"/>
-        </w:rPr>
-        <w:t xml:space="preserve">夜間だけの利用は、最大800円から600円に下がっています。</w:t>
-      </w:r>
-    </w:p>
-    <w:p>
-      <w:pPr>
-        <w:pStyle w:val="ListParagraph"/>
-        <w:numPr>
-          <w:ilvl w:val="0"/>
-          <w:numId w:val="2"/>
-        </w:numPr>
-        <w:spacing w:after="60" w:before="0" w:line="300" w:lineRule="exact"/>
-      </w:pPr>
-      <w:r>
-        <w:rPr>
-          <w:rFonts w:ascii="Arial" w:cs="Arial" w:eastAsia="游ゴシック" w:hAnsi="Arial"/>
-          <w:sz w:val="20"/>
-          <w:szCs w:val="20"/>
-        </w:rPr>
-        <w:t xml:space="preserve">提案(昼の最大800円)では、昼の終日と3時間以上の昼間利用が改定前と同額になります。一方で、2時間以内の料金は現行のままで改定前より高く、24時間は1,400円(改定前800円)です。</w:t>
+        <w:t xml:space="preserve">18時をまたぐ通勤の利用(8時〜19時30分、8時〜20時)は、現行の1,500〜1,600円から1,000円になります。改定前の800円よりは200円高く、18時前に出る人と短い利用の料金は変わりません。</w:t>
       </w:r>
     </w:p>
     <w:p>
@@ -4488,7 +6489,7 @@
                 <w:sz w:val="19"/>
                 <w:szCs w:val="19"/>
               </w:rPr>
-              <w:t xml:space="preserve">サカモト いずみ野(現行)</w:t>
+              <w:t xml:space="preserve">サカモト いずみ野(提案)</w:t>
             </w:r>
           </w:p>
         </w:tc>
@@ -4556,7 +6557,7 @@
                 <w:sz w:val="19"/>
                 <w:szCs w:val="19"/>
               </w:rPr>
-              <w:t xml:space="preserve">1,600円</w:t>
+              <w:t xml:space="preserve">1,000円</w:t>
             </w:r>
           </w:p>
         </w:tc>
@@ -4593,7 +6594,7 @@
                 <w:sz w:val="19"/>
                 <w:szCs w:val="19"/>
               </w:rPr>
-              <w:t xml:space="preserve">サカモト いずみ野(改定前・R6.11.8まで)</w:t>
+              <w:t xml:space="preserve">サカモト いずみ野(現行)</w:t>
             </w:r>
           </w:p>
         </w:tc>
@@ -4625,7 +6626,7 @@
                 <w:sz w:val="19"/>
                 <w:szCs w:val="19"/>
               </w:rPr>
-              <w:t xml:space="preserve">60分200円</w:t>
+              <w:t xml:space="preserve">20分100円</w:t>
             </w:r>
           </w:p>
         </w:tc>
@@ -4657,7 +6658,7 @@
                 <w:sz w:val="19"/>
                 <w:szCs w:val="19"/>
               </w:rPr>
-              <w:t xml:space="preserve">800円</w:t>
+              <w:t xml:space="preserve">1,600円</w:t>
             </w:r>
           </w:p>
         </w:tc>
@@ -4694,7 +6695,7 @@
                 <w:sz w:val="19"/>
                 <w:szCs w:val="19"/>
               </w:rPr>
-              <w:t xml:space="preserve">サカモト いずみ野(提案)</w:t>
+              <w:t xml:space="preserve">サカモト いずみ野(改定前・R6.11.8まで)</w:t>
             </w:r>
           </w:p>
         </w:tc>
@@ -4726,7 +6727,7 @@
                 <w:sz w:val="19"/>
                 <w:szCs w:val="19"/>
               </w:rPr>
-              <w:t xml:space="preserve">20分100円</w:t>
+              <w:t xml:space="preserve">60分200円</w:t>
             </w:r>
           </w:p>
         </w:tc>
@@ -4758,7 +6759,7 @@
                 <w:sz w:val="19"/>
                 <w:szCs w:val="19"/>
               </w:rPr>
-              <w:t xml:space="preserve">1,400円</w:t>
+              <w:t xml:space="preserve">800円</w:t>
             </w:r>
           </w:p>
         </w:tc>
@@ -5280,7 +7281,7 @@
           <w:sz w:val="17"/>
           <w:szCs w:val="17"/>
         </w:rPr>
-        <w:t xml:space="preserve">出典:三井のリパーク、特P、NAVITIME、akippaの掲載情報(2026年10月13日時点)。現地の最新料金と異なる場合があります。当駐車場は昼と夜の最大料金の合計、相鉄ライフは平日の入庫当日24時までの上限です。</w:t>
+        <w:t xml:space="preserve">出典:三井のリパーク、特P、NAVITIME、akippaの掲載情報(2026年10月13日時点)。現地の最新料金と異なる場合があります。当駐車場の現行は昼と夜の最大料金の合計、相鉄ライフは平日の入庫当日24時までの上限です。</w:t>
       </w:r>
     </w:p>
     <w:p>
@@ -5298,7 +7299,26 @@
           <w:sz w:val="20"/>
           <w:szCs w:val="20"/>
         </w:rPr>
-        <w:t xml:space="preserve">調べた5か所の24時間最大料金は400〜1,000円で、当駐車場の1,600円(提案後でも1,400円)が最も高くなっています。</w:t>
+        <w:t xml:space="preserve">提案の1,000円は、調べた5か所の24時間最大(400〜1,000円)の最高額、相鉄ライフの平日上限と同額です。改定前の800円は、それより200円安い設定でした。相鉄ライフは駅から約109mと近いため、戻りが弱ければ800円に下げます。</w:t>
+      </w:r>
+    </w:p>
+    <w:p>
+      <w:pPr>
+        <w:keepNext/>
+        <w:pBdr>
+          <w:bottom w:val="single" w:color="444444" w:sz="8" w:space="2"/>
+        </w:pBdr>
+        <w:spacing w:after="90" w:before="160" w:line="340" w:lineRule="exact"/>
+      </w:pPr>
+      <w:r>
+        <w:rPr>
+          <w:rFonts w:ascii="Arial" w:cs="Arial" w:eastAsia="游ゴシック" w:hAnsi="Arial"/>
+          <w:b/>
+          <w:bCs/>
+          <w:sz w:val="24"/>
+          <w:szCs w:val="24"/>
+        </w:rPr>
+        <w:t xml:space="preserve">8. この分析の限界と確認したいこと</w:t>
       </w:r>
     </w:p>
     <w:p>
@@ -5316,7 +7336,7 @@
           <w:sz w:val="20"/>
           <w:szCs w:val="20"/>
         </w:rPr>
-        <w:t xml:space="preserve">基本料金(1時間300円)は、周辺のタイムズ(1時間220〜330円)の範囲内です。ただし、初回30分が無料の相鉄ライフより、2時間までは高くなります。</w:t>
+        <w:t xml:space="preserve">精算機のデータには入庫・出庫の時刻がなく、18時をまたぐ人の割合は推定です。時刻のデータがあれば、効果をより正確に見積もれます。</w:t>
       </w:r>
     </w:p>
     <w:p>
@@ -5334,12 +7354,48 @@
           <w:sz w:val="20"/>
           <w:szCs w:val="20"/>
         </w:rPr>
-        <w:t xml:space="preserve">昼間だけの最大料金は、現行の1,000円が相鉄ライフと同額で、提案の800円はそれより200円安くなります。</w:t>
+        <w:t xml:space="preserve">改定前の精算機データは、R6.10.9〜11.8の1か月分だけです。季節の違いは除けていません。</w:t>
       </w:r>
     </w:p>
     <w:p>
       <w:pPr>
-        <w:spacing w:after="80" w:before="0" w:line="300" w:lineRule="exact"/>
+        <w:pStyle w:val="ListParagraph"/>
+        <w:numPr>
+          <w:ilvl w:val="0"/>
+          <w:numId w:val="2"/>
+        </w:numPr>
+        <w:spacing w:after="60" w:before="0" w:line="300" w:lineRule="exact"/>
+      </w:pPr>
+      <w:r>
+        <w:rPr>
+          <w:rFonts w:ascii="Arial" w:cs="Arial" w:eastAsia="游ゴシック" w:hAnsi="Arial"/>
+          <w:sz w:val="20"/>
+          <w:szCs w:val="20"/>
+        </w:rPr>
+        <w:t xml:space="preserve">R7.2に急に減った理由は、分かっていません。改定の約3か月後なので、3か月単位の契約(月極・回数券など)があったか、ご確認ください。</w:t>
+      </w:r>
+    </w:p>
+    <w:p>
+      <w:pPr>
+        <w:pStyle w:val="ListParagraph"/>
+        <w:numPr>
+          <w:ilvl w:val="0"/>
+          <w:numId w:val="2"/>
+        </w:numPr>
+        <w:spacing w:after="60" w:before="0" w:line="300" w:lineRule="exact"/>
+      </w:pPr>
+      <w:r>
+        <w:rPr>
+          <w:rFonts w:ascii="Arial" w:cs="Arial" w:eastAsia="游ゴシック" w:hAnsi="Arial"/>
+          <w:sz w:val="20"/>
+          <w:szCs w:val="20"/>
+        </w:rPr>
+        <w:t xml:space="preserve">周辺の料金は前回調査のままなので、現地の看板などで最新を確認します。</w:t>
+      </w:r>
+    </w:p>
+    <w:p>
+      <w:pPr>
+        <w:spacing w:after="80" w:before="40" w:line="300" w:lineRule="exact"/>
       </w:pPr>
       <w:r>
         <w:rPr>
@@ -5348,7 +7404,7 @@
           <w:sz w:val="17"/>
           <w:szCs w:val="17"/>
         </w:rPr>
-        <w:t xml:space="preserve">資料:コインパーキング売上の帳票(写真6枚)、看板写真2枚(改定前と現行)、R6.11.9の料金改定のご連絡、前回の周辺料金の調査。</w:t>
+        <w:t xml:space="preserve">資料:売上帳票(写真6枚)、精算機の滞在時間別入庫台数、看板写真2枚、R6.11.9の改定のご連絡、前回の周辺料金調査。</w:t>
       </w:r>
     </w:p>
     <w:sectPr>

--- a/いずみ野駐車場_料金見直し提案.docx
+++ b/いずみ野駐車場_料金見直し提案.docx
@@ -131,7 +131,7 @@
           <w:sz w:val="20"/>
           <w:szCs w:val="20"/>
         </w:rPr>
-        <w:t xml:space="preserve">(改定前は800円、現行は1,600円です。)</w:t>
+        <w:t xml:space="preserve">夜間(18時〜翌6時)の最大料金600円と、基本料金は、いまのままです。</w:t>
       </w:r>
     </w:p>
     <w:p>
@@ -166,10 +166,10 @@
         </w:tblBorders>
       </w:tblPr>
       <w:tblGrid>
-        <w:gridCol w:w="2900"/>
-        <w:gridCol w:w="2200"/>
-        <w:gridCol w:w="2200"/>
-        <w:gridCol w:w="2338"/>
+        <w:gridCol w:w="3000"/>
+        <w:gridCol w:w="2100"/>
+        <w:gridCol w:w="2100"/>
+        <w:gridCol w:w="2438"/>
       </w:tblGrid>
       <w:tr>
         <w:trPr>
@@ -178,7 +178,7 @@
         </w:trPr>
         <w:tc>
           <w:tcPr>
-            <w:tcW w:type="dxa" w:w="2900"/>
+            <w:tcW w:type="dxa" w:w="3000"/>
             <w:tcBorders>
               <w:top w:val="single" w:color="777777" w:sz="4"/>
               <w:left w:val="single" w:color="777777" w:sz="4"/>
@@ -213,7 +213,7 @@
         </w:tc>
         <w:tc>
           <w:tcPr>
-            <w:tcW w:type="dxa" w:w="2200"/>
+            <w:tcW w:type="dxa" w:w="2100"/>
             <w:tcBorders>
               <w:top w:val="single" w:color="777777" w:sz="4"/>
               <w:left w:val="single" w:color="777777" w:sz="4"/>
@@ -248,7 +248,7 @@
         </w:tc>
         <w:tc>
           <w:tcPr>
-            <w:tcW w:type="dxa" w:w="2200"/>
+            <w:tcW w:type="dxa" w:w="2100"/>
             <w:tcBorders>
               <w:top w:val="single" w:color="777777" w:sz="4"/>
               <w:left w:val="single" w:color="777777" w:sz="4"/>
@@ -283,7 +283,7 @@
         </w:tc>
         <w:tc>
           <w:tcPr>
-            <w:tcW w:type="dxa" w:w="2338"/>
+            <w:tcW w:type="dxa" w:w="2438"/>
             <w:tcBorders>
               <w:top w:val="single" w:color="777777" w:sz="4"/>
               <w:left w:val="single" w:color="777777" w:sz="4"/>
@@ -323,7 +323,7 @@
         </w:trPr>
         <w:tc>
           <w:tcPr>
-            <w:tcW w:type="dxa" w:w="2900"/>
+            <w:tcW w:type="dxa" w:w="3000"/>
             <w:tcBorders>
               <w:top w:val="single" w:color="777777" w:sz="4"/>
               <w:left w:val="single" w:color="777777" w:sz="4"/>
@@ -357,7 +357,7 @@
         </w:tc>
         <w:tc>
           <w:tcPr>
-            <w:tcW w:type="dxa" w:w="2200"/>
+            <w:tcW w:type="dxa" w:w="2100"/>
             <w:tcBorders>
               <w:top w:val="single" w:color="777777" w:sz="4"/>
               <w:left w:val="single" w:color="777777" w:sz="4"/>
@@ -389,7 +389,7 @@
         </w:tc>
         <w:tc>
           <w:tcPr>
-            <w:tcW w:type="dxa" w:w="2200"/>
+            <w:tcW w:type="dxa" w:w="2100"/>
             <w:tcBorders>
               <w:top w:val="single" w:color="777777" w:sz="4"/>
               <w:left w:val="single" w:color="777777" w:sz="4"/>
@@ -421,7 +421,7 @@
         </w:tc>
         <w:tc>
           <w:tcPr>
-            <w:tcW w:type="dxa" w:w="2338"/>
+            <w:tcW w:type="dxa" w:w="2438"/>
             <w:tcBorders>
               <w:top w:val="single" w:color="777777" w:sz="4"/>
               <w:left w:val="single" w:color="777777" w:sz="4"/>
@@ -460,7 +460,7 @@
         </w:trPr>
         <w:tc>
           <w:tcPr>
-            <w:tcW w:type="dxa" w:w="2900"/>
+            <w:tcW w:type="dxa" w:w="3000"/>
             <w:tcBorders>
               <w:top w:val="single" w:color="777777" w:sz="4"/>
               <w:left w:val="single" w:color="777777" w:sz="4"/>
@@ -488,13 +488,148 @@
                 <w:sz w:val="19"/>
                 <w:szCs w:val="19"/>
               </w:rPr>
+              <w:t xml:space="preserve">夜間(18時〜翌6時)の最大料金</w:t>
+            </w:r>
+          </w:p>
+        </w:tc>
+        <w:tc>
+          <w:tcPr>
+            <w:tcW w:type="dxa" w:w="2100"/>
+            <w:tcBorders>
+              <w:top w:val="single" w:color="777777" w:sz="4"/>
+              <w:left w:val="single" w:color="777777" w:sz="4"/>
+              <w:bottom w:val="single" w:color="777777" w:sz="4"/>
+              <w:right w:val="single" w:color="777777" w:sz="4"/>
+            </w:tcBorders>
+            <w:tcMar>
+              <w:top w:type="dxa" w:w="35"/>
+              <w:left w:type="dxa" w:w="100"/>
+              <w:bottom w:type="dxa" w:w="35"/>
+              <w:right w:type="dxa" w:w="100"/>
+            </w:tcMar>
+            <w:vAlign w:val="center"/>
+          </w:tcPr>
+          <w:p>
+            <w:pPr>
+              <w:spacing w:after="0" w:line="280" w:lineRule="exact"/>
+              <w:jc w:val="center"/>
+            </w:pPr>
+            <w:r>
+              <w:rPr>
+                <w:rFonts w:ascii="Arial" w:cs="Arial" w:eastAsia="游ゴシック" w:hAnsi="Arial"/>
+                <w:sz w:val="19"/>
+                <w:szCs w:val="19"/>
+              </w:rPr>
+              <w:t xml:space="preserve">—</w:t>
+            </w:r>
+          </w:p>
+        </w:tc>
+        <w:tc>
+          <w:tcPr>
+            <w:tcW w:type="dxa" w:w="2100"/>
+            <w:tcBorders>
+              <w:top w:val="single" w:color="777777" w:sz="4"/>
+              <w:left w:val="single" w:color="777777" w:sz="4"/>
+              <w:bottom w:val="single" w:color="777777" w:sz="4"/>
+              <w:right w:val="single" w:color="777777" w:sz="4"/>
+            </w:tcBorders>
+            <w:tcMar>
+              <w:top w:type="dxa" w:w="35"/>
+              <w:left w:type="dxa" w:w="100"/>
+              <w:bottom w:type="dxa" w:w="35"/>
+              <w:right w:type="dxa" w:w="100"/>
+            </w:tcMar>
+            <w:vAlign w:val="center"/>
+          </w:tcPr>
+          <w:p>
+            <w:pPr>
+              <w:spacing w:after="0" w:line="280" w:lineRule="exact"/>
+              <w:jc w:val="center"/>
+            </w:pPr>
+            <w:r>
+              <w:rPr>
+                <w:rFonts w:ascii="Arial" w:cs="Arial" w:eastAsia="游ゴシック" w:hAnsi="Arial"/>
+                <w:sz w:val="19"/>
+                <w:szCs w:val="19"/>
+              </w:rPr>
+              <w:t xml:space="preserve">600円</w:t>
+            </w:r>
+          </w:p>
+        </w:tc>
+        <w:tc>
+          <w:tcPr>
+            <w:tcW w:type="dxa" w:w="2438"/>
+            <w:tcBorders>
+              <w:top w:val="single" w:color="777777" w:sz="4"/>
+              <w:left w:val="single" w:color="777777" w:sz="4"/>
+              <w:bottom w:val="single" w:color="777777" w:sz="4"/>
+              <w:right w:val="single" w:color="777777" w:sz="4"/>
+            </w:tcBorders>
+            <w:tcMar>
+              <w:top w:type="dxa" w:w="35"/>
+              <w:left w:type="dxa" w:w="100"/>
+              <w:bottom w:type="dxa" w:w="35"/>
+              <w:right w:type="dxa" w:w="100"/>
+            </w:tcMar>
+            <w:vAlign w:val="center"/>
+          </w:tcPr>
+          <w:p>
+            <w:pPr>
+              <w:spacing w:after="0" w:line="280" w:lineRule="exact"/>
+              <w:jc w:val="center"/>
+            </w:pPr>
+            <w:r>
+              <w:rPr>
+                <w:rFonts w:ascii="Arial" w:cs="Arial" w:eastAsia="游ゴシック" w:hAnsi="Arial"/>
+                <w:sz w:val="19"/>
+                <w:szCs w:val="19"/>
+              </w:rPr>
+              <w:t xml:space="preserve">600円(変更なし)</w:t>
+            </w:r>
+          </w:p>
+        </w:tc>
+      </w:tr>
+      <w:tr>
+        <w:trPr>
+          <w:cantSplit/>
+        </w:trPr>
+        <w:tc>
+          <w:tcPr>
+            <w:tcW w:type="dxa" w:w="3000"/>
+            <w:tcBorders>
+              <w:top w:val="single" w:color="777777" w:sz="4"/>
+              <w:left w:val="single" w:color="777777" w:sz="4"/>
+              <w:bottom w:val="single" w:color="777777" w:sz="4"/>
+              <w:right w:val="single" w:color="777777" w:sz="4"/>
+            </w:tcBorders>
+            <w:tcMar>
+              <w:top w:type="dxa" w:w="35"/>
+              <w:left w:type="dxa" w:w="100"/>
+              <w:bottom w:type="dxa" w:w="35"/>
+              <w:right w:type="dxa" w:w="100"/>
+            </w:tcMar>
+            <w:vAlign w:val="center"/>
+          </w:tcPr>
+          <w:p>
+            <w:pPr>
+              <w:spacing w:after="0" w:line="280" w:lineRule="exact"/>
+              <w:jc w:val="left"/>
+            </w:pPr>
+            <w:r>
+              <w:rPr>
+                <w:rFonts w:ascii="Arial" w:cs="Arial" w:eastAsia="游ゴシック" w:hAnsi="Arial"/>
+                <w:b/>
+                <w:bCs/>
+                <w:sz w:val="19"/>
+                <w:szCs w:val="19"/>
+              </w:rPr>
               <w:t xml:space="preserve">基本料金</w:t>
             </w:r>
           </w:p>
         </w:tc>
         <w:tc>
           <w:tcPr>
-            <w:tcW w:type="dxa" w:w="2200"/>
+            <w:tcW w:type="dxa" w:w="2100"/>
             <w:tcBorders>
               <w:top w:val="single" w:color="777777" w:sz="4"/>
               <w:left w:val="single" w:color="777777" w:sz="4"/>
@@ -526,7 +661,7 @@
         </w:tc>
         <w:tc>
           <w:tcPr>
-            <w:tcW w:type="dxa" w:w="2200"/>
+            <w:tcW w:type="dxa" w:w="2100"/>
             <w:tcBorders>
               <w:top w:val="single" w:color="777777" w:sz="4"/>
               <w:left w:val="single" w:color="777777" w:sz="4"/>
@@ -558,7 +693,7 @@
         </w:tc>
         <w:tc>
           <w:tcPr>
-            <w:tcW w:type="dxa" w:w="2338"/>
+            <w:tcW w:type="dxa" w:w="2438"/>
             <w:tcBorders>
               <w:top w:val="single" w:color="777777" w:sz="4"/>
               <w:left w:val="single" w:color="777777" w:sz="4"/>
@@ -601,12 +736,13 @@
           <w:sz w:val="17"/>
           <w:szCs w:val="17"/>
         </w:rPr>
-        <w:t xml:space="preserve">注:現行は12時間ごとに上限があるため、24時間停めると合計1,600円になります。</w:t>
+        <w:t xml:space="preserve">注:現行は昼と夜で別々に上限があるため、24時間停めると合計1,600円になります。</w:t>
       </w:r>
     </w:p>
     <w:p>
       <w:pPr>
-        <w:spacing w:after="60" w:before="0" w:line="300" w:lineRule="exact"/>
+        <w:keepNext/>
+        <w:spacing w:after="40" w:before="60" w:line="300" w:lineRule="exact"/>
       </w:pPr>
       <w:r>
         <w:rPr>
@@ -616,20 +752,1442 @@
           <w:sz w:val="20"/>
           <w:szCs w:val="20"/>
         </w:rPr>
-        <w:t xml:space="preserve">目標は、月平均の売上を改定前の約91万円に戻すことです。</w:t>
-      </w:r>
+        <w:t xml:space="preserve">同じ時間停めたときの料金(円)</w:t>
+      </w:r>
+    </w:p>
+    <w:tbl>
+      <w:tblPr>
+        <w:tblW w:type="dxa" w:w="9638"/>
+        <w:tblBorders>
+          <w:top w:val="single" w:color="auto" w:sz="4"/>
+          <w:left w:val="single" w:color="auto" w:sz="4"/>
+          <w:bottom w:val="single" w:color="auto" w:sz="4"/>
+          <w:right w:val="single" w:color="auto" w:sz="4"/>
+          <w:insideH w:val="single" w:color="auto" w:sz="4"/>
+          <w:insideV w:val="single" w:color="auto" w:sz="4"/>
+        </w:tblBorders>
+      </w:tblPr>
+      <w:tblGrid>
+        <w:gridCol w:w="3338"/>
+        <w:gridCol w:w="2100"/>
+        <w:gridCol w:w="2100"/>
+        <w:gridCol w:w="2100"/>
+      </w:tblGrid>
+      <w:tr>
+        <w:trPr>
+          <w:cantSplit/>
+          <w:tblHeader/>
+        </w:trPr>
+        <w:tc>
+          <w:tcPr>
+            <w:tcW w:type="dxa" w:w="3338"/>
+            <w:tcBorders>
+              <w:top w:val="single" w:color="777777" w:sz="4"/>
+              <w:left w:val="single" w:color="777777" w:sz="4"/>
+              <w:bottom w:val="single" w:color="777777" w:sz="4"/>
+              <w:right w:val="single" w:color="777777" w:sz="4"/>
+            </w:tcBorders>
+            <w:shd w:fill="D9D9D9" w:color="auto" w:val="clear"/>
+            <w:tcMar>
+              <w:top w:type="dxa" w:w="35"/>
+              <w:left w:type="dxa" w:w="100"/>
+              <w:bottom w:type="dxa" w:w="35"/>
+              <w:right w:type="dxa" w:w="100"/>
+            </w:tcMar>
+            <w:vAlign w:val="center"/>
+          </w:tcPr>
+          <w:p>
+            <w:pPr>
+              <w:spacing w:after="0" w:line="280" w:lineRule="exact"/>
+              <w:jc w:val="center"/>
+            </w:pPr>
+            <w:r>
+              <w:rPr>
+                <w:rFonts w:ascii="Arial" w:cs="Arial" w:eastAsia="游ゴシック" w:hAnsi="Arial"/>
+                <w:b/>
+                <w:bCs/>
+                <w:sz w:val="19"/>
+                <w:szCs w:val="19"/>
+              </w:rPr>
+              <w:t xml:space="preserve">停めた時間</w:t>
+            </w:r>
+          </w:p>
+        </w:tc>
+        <w:tc>
+          <w:tcPr>
+            <w:tcW w:type="dxa" w:w="2100"/>
+            <w:tcBorders>
+              <w:top w:val="single" w:color="777777" w:sz="4"/>
+              <w:left w:val="single" w:color="777777" w:sz="4"/>
+              <w:bottom w:val="single" w:color="777777" w:sz="4"/>
+              <w:right w:val="single" w:color="777777" w:sz="4"/>
+            </w:tcBorders>
+            <w:shd w:fill="D9D9D9" w:color="auto" w:val="clear"/>
+            <w:tcMar>
+              <w:top w:type="dxa" w:w="35"/>
+              <w:left w:type="dxa" w:w="100"/>
+              <w:bottom w:type="dxa" w:w="35"/>
+              <w:right w:type="dxa" w:w="100"/>
+            </w:tcMar>
+            <w:vAlign w:val="center"/>
+          </w:tcPr>
+          <w:p>
+            <w:pPr>
+              <w:spacing w:after="0" w:line="280" w:lineRule="exact"/>
+              <w:jc w:val="center"/>
+            </w:pPr>
+            <w:r>
+              <w:rPr>
+                <w:rFonts w:ascii="Arial" w:cs="Arial" w:eastAsia="游ゴシック" w:hAnsi="Arial"/>
+                <w:b/>
+                <w:bCs/>
+                <w:sz w:val="19"/>
+                <w:szCs w:val="19"/>
+              </w:rPr>
+              <w:t xml:space="preserve">改定前</w:t>
+            </w:r>
+          </w:p>
+        </w:tc>
+        <w:tc>
+          <w:tcPr>
+            <w:tcW w:type="dxa" w:w="2100"/>
+            <w:tcBorders>
+              <w:top w:val="single" w:color="777777" w:sz="4"/>
+              <w:left w:val="single" w:color="777777" w:sz="4"/>
+              <w:bottom w:val="single" w:color="777777" w:sz="4"/>
+              <w:right w:val="single" w:color="777777" w:sz="4"/>
+            </w:tcBorders>
+            <w:shd w:fill="D9D9D9" w:color="auto" w:val="clear"/>
+            <w:tcMar>
+              <w:top w:type="dxa" w:w="35"/>
+              <w:left w:type="dxa" w:w="100"/>
+              <w:bottom w:type="dxa" w:w="35"/>
+              <w:right w:type="dxa" w:w="100"/>
+            </w:tcMar>
+            <w:vAlign w:val="center"/>
+          </w:tcPr>
+          <w:p>
+            <w:pPr>
+              <w:spacing w:after="0" w:line="280" w:lineRule="exact"/>
+              <w:jc w:val="center"/>
+            </w:pPr>
+            <w:r>
+              <w:rPr>
+                <w:rFonts w:ascii="Arial" w:cs="Arial" w:eastAsia="游ゴシック" w:hAnsi="Arial"/>
+                <w:b/>
+                <w:bCs/>
+                <w:sz w:val="19"/>
+                <w:szCs w:val="19"/>
+              </w:rPr>
+              <w:t xml:space="preserve">現行</w:t>
+            </w:r>
+          </w:p>
+        </w:tc>
+        <w:tc>
+          <w:tcPr>
+            <w:tcW w:type="dxa" w:w="2100"/>
+            <w:tcBorders>
+              <w:top w:val="single" w:color="777777" w:sz="4"/>
+              <w:left w:val="single" w:color="777777" w:sz="4"/>
+              <w:bottom w:val="single" w:color="777777" w:sz="4"/>
+              <w:right w:val="single" w:color="777777" w:sz="4"/>
+            </w:tcBorders>
+            <w:shd w:fill="D9D9D9" w:color="auto" w:val="clear"/>
+            <w:tcMar>
+              <w:top w:type="dxa" w:w="35"/>
+              <w:left w:type="dxa" w:w="100"/>
+              <w:bottom w:type="dxa" w:w="35"/>
+              <w:right w:type="dxa" w:w="100"/>
+            </w:tcMar>
+            <w:vAlign w:val="center"/>
+          </w:tcPr>
+          <w:p>
+            <w:pPr>
+              <w:spacing w:after="0" w:line="280" w:lineRule="exact"/>
+              <w:jc w:val="center"/>
+            </w:pPr>
+            <w:r>
+              <w:rPr>
+                <w:rFonts w:ascii="Arial" w:cs="Arial" w:eastAsia="游ゴシック" w:hAnsi="Arial"/>
+                <w:b/>
+                <w:bCs/>
+                <w:sz w:val="19"/>
+                <w:szCs w:val="19"/>
+              </w:rPr>
+              <w:t xml:space="preserve">提案</w:t>
+            </w:r>
+          </w:p>
+        </w:tc>
+      </w:tr>
+      <w:tr>
+        <w:trPr>
+          <w:cantSplit/>
+        </w:trPr>
+        <w:tc>
+          <w:tcPr>
+            <w:tcW w:type="dxa" w:w="3338"/>
+            <w:tcBorders>
+              <w:top w:val="single" w:color="777777" w:sz="4"/>
+              <w:left w:val="single" w:color="777777" w:sz="4"/>
+              <w:bottom w:val="single" w:color="777777" w:sz="4"/>
+              <w:right w:val="single" w:color="777777" w:sz="4"/>
+            </w:tcBorders>
+            <w:tcMar>
+              <w:top w:type="dxa" w:w="35"/>
+              <w:left w:type="dxa" w:w="100"/>
+              <w:bottom w:type="dxa" w:w="35"/>
+              <w:right w:type="dxa" w:w="100"/>
+            </w:tcMar>
+            <w:vAlign w:val="center"/>
+          </w:tcPr>
+          <w:p>
+            <w:pPr>
+              <w:spacing w:after="0" w:line="280" w:lineRule="exact"/>
+              <w:jc w:val="left"/>
+            </w:pPr>
+            <w:r>
+              <w:rPr>
+                <w:rFonts w:ascii="Arial" w:cs="Arial" w:eastAsia="游ゴシック" w:hAnsi="Arial"/>
+                <w:sz w:val="19"/>
+                <w:szCs w:val="19"/>
+              </w:rPr>
+              <w:t xml:space="preserve">20分</w:t>
+            </w:r>
+          </w:p>
+        </w:tc>
+        <w:tc>
+          <w:tcPr>
+            <w:tcW w:type="dxa" w:w="2100"/>
+            <w:tcBorders>
+              <w:top w:val="single" w:color="777777" w:sz="4"/>
+              <w:left w:val="single" w:color="777777" w:sz="4"/>
+              <w:bottom w:val="single" w:color="777777" w:sz="4"/>
+              <w:right w:val="single" w:color="777777" w:sz="4"/>
+            </w:tcBorders>
+            <w:tcMar>
+              <w:top w:type="dxa" w:w="35"/>
+              <w:left w:type="dxa" w:w="100"/>
+              <w:bottom w:type="dxa" w:w="35"/>
+              <w:right w:type="dxa" w:w="100"/>
+            </w:tcMar>
+            <w:vAlign w:val="center"/>
+          </w:tcPr>
+          <w:p>
+            <w:pPr>
+              <w:spacing w:after="0" w:line="280" w:lineRule="exact"/>
+              <w:jc w:val="center"/>
+            </w:pPr>
+            <w:r>
+              <w:rPr>
+                <w:rFonts w:ascii="Arial" w:cs="Arial" w:eastAsia="游ゴシック" w:hAnsi="Arial"/>
+                <w:sz w:val="19"/>
+                <w:szCs w:val="19"/>
+              </w:rPr>
+              <w:t xml:space="preserve">200</w:t>
+            </w:r>
+          </w:p>
+        </w:tc>
+        <w:tc>
+          <w:tcPr>
+            <w:tcW w:type="dxa" w:w="2100"/>
+            <w:tcBorders>
+              <w:top w:val="single" w:color="777777" w:sz="4"/>
+              <w:left w:val="single" w:color="777777" w:sz="4"/>
+              <w:bottom w:val="single" w:color="777777" w:sz="4"/>
+              <w:right w:val="single" w:color="777777" w:sz="4"/>
+            </w:tcBorders>
+            <w:tcMar>
+              <w:top w:type="dxa" w:w="35"/>
+              <w:left w:type="dxa" w:w="100"/>
+              <w:bottom w:type="dxa" w:w="35"/>
+              <w:right w:type="dxa" w:w="100"/>
+            </w:tcMar>
+            <w:vAlign w:val="center"/>
+          </w:tcPr>
+          <w:p>
+            <w:pPr>
+              <w:spacing w:after="0" w:line="280" w:lineRule="exact"/>
+              <w:jc w:val="center"/>
+            </w:pPr>
+            <w:r>
+              <w:rPr>
+                <w:rFonts w:ascii="Arial" w:cs="Arial" w:eastAsia="游ゴシック" w:hAnsi="Arial"/>
+                <w:sz w:val="19"/>
+                <w:szCs w:val="19"/>
+              </w:rPr>
+              <w:t xml:space="preserve">100</w:t>
+            </w:r>
+          </w:p>
+        </w:tc>
+        <w:tc>
+          <w:tcPr>
+            <w:tcW w:type="dxa" w:w="2100"/>
+            <w:tcBorders>
+              <w:top w:val="single" w:color="777777" w:sz="4"/>
+              <w:left w:val="single" w:color="777777" w:sz="4"/>
+              <w:bottom w:val="single" w:color="777777" w:sz="4"/>
+              <w:right w:val="single" w:color="777777" w:sz="4"/>
+            </w:tcBorders>
+            <w:tcMar>
+              <w:top w:type="dxa" w:w="35"/>
+              <w:left w:type="dxa" w:w="100"/>
+              <w:bottom w:type="dxa" w:w="35"/>
+              <w:right w:type="dxa" w:w="100"/>
+            </w:tcMar>
+            <w:vAlign w:val="center"/>
+          </w:tcPr>
+          <w:p>
+            <w:pPr>
+              <w:spacing w:after="0" w:line="280" w:lineRule="exact"/>
+              <w:jc w:val="center"/>
+            </w:pPr>
+            <w:r>
+              <w:rPr>
+                <w:rFonts w:ascii="Arial" w:cs="Arial" w:eastAsia="游ゴシック" w:hAnsi="Arial"/>
+                <w:b/>
+                <w:bCs/>
+                <w:sz w:val="19"/>
+                <w:szCs w:val="19"/>
+              </w:rPr>
+              <w:t xml:space="preserve">100</w:t>
+            </w:r>
+          </w:p>
+        </w:tc>
+      </w:tr>
+      <w:tr>
+        <w:trPr>
+          <w:cantSplit/>
+        </w:trPr>
+        <w:tc>
+          <w:tcPr>
+            <w:tcW w:type="dxa" w:w="3338"/>
+            <w:tcBorders>
+              <w:top w:val="single" w:color="777777" w:sz="4"/>
+              <w:left w:val="single" w:color="777777" w:sz="4"/>
+              <w:bottom w:val="single" w:color="777777" w:sz="4"/>
+              <w:right w:val="single" w:color="777777" w:sz="4"/>
+            </w:tcBorders>
+            <w:tcMar>
+              <w:top w:type="dxa" w:w="35"/>
+              <w:left w:type="dxa" w:w="100"/>
+              <w:bottom w:type="dxa" w:w="35"/>
+              <w:right w:type="dxa" w:w="100"/>
+            </w:tcMar>
+            <w:vAlign w:val="center"/>
+          </w:tcPr>
+          <w:p>
+            <w:pPr>
+              <w:spacing w:after="0" w:line="280" w:lineRule="exact"/>
+              <w:jc w:val="left"/>
+            </w:pPr>
+            <w:r>
+              <w:rPr>
+                <w:rFonts w:ascii="Arial" w:cs="Arial" w:eastAsia="游ゴシック" w:hAnsi="Arial"/>
+                <w:sz w:val="19"/>
+                <w:szCs w:val="19"/>
+              </w:rPr>
+              <w:t xml:space="preserve">1時間</w:t>
+            </w:r>
+          </w:p>
+        </w:tc>
+        <w:tc>
+          <w:tcPr>
+            <w:tcW w:type="dxa" w:w="2100"/>
+            <w:tcBorders>
+              <w:top w:val="single" w:color="777777" w:sz="4"/>
+              <w:left w:val="single" w:color="777777" w:sz="4"/>
+              <w:bottom w:val="single" w:color="777777" w:sz="4"/>
+              <w:right w:val="single" w:color="777777" w:sz="4"/>
+            </w:tcBorders>
+            <w:tcMar>
+              <w:top w:type="dxa" w:w="35"/>
+              <w:left w:type="dxa" w:w="100"/>
+              <w:bottom w:type="dxa" w:w="35"/>
+              <w:right w:type="dxa" w:w="100"/>
+            </w:tcMar>
+            <w:vAlign w:val="center"/>
+          </w:tcPr>
+          <w:p>
+            <w:pPr>
+              <w:spacing w:after="0" w:line="280" w:lineRule="exact"/>
+              <w:jc w:val="center"/>
+            </w:pPr>
+            <w:r>
+              <w:rPr>
+                <w:rFonts w:ascii="Arial" w:cs="Arial" w:eastAsia="游ゴシック" w:hAnsi="Arial"/>
+                <w:sz w:val="19"/>
+                <w:szCs w:val="19"/>
+              </w:rPr>
+              <w:t xml:space="preserve">200</w:t>
+            </w:r>
+          </w:p>
+        </w:tc>
+        <w:tc>
+          <w:tcPr>
+            <w:tcW w:type="dxa" w:w="2100"/>
+            <w:tcBorders>
+              <w:top w:val="single" w:color="777777" w:sz="4"/>
+              <w:left w:val="single" w:color="777777" w:sz="4"/>
+              <w:bottom w:val="single" w:color="777777" w:sz="4"/>
+              <w:right w:val="single" w:color="777777" w:sz="4"/>
+            </w:tcBorders>
+            <w:tcMar>
+              <w:top w:type="dxa" w:w="35"/>
+              <w:left w:type="dxa" w:w="100"/>
+              <w:bottom w:type="dxa" w:w="35"/>
+              <w:right w:type="dxa" w:w="100"/>
+            </w:tcMar>
+            <w:vAlign w:val="center"/>
+          </w:tcPr>
+          <w:p>
+            <w:pPr>
+              <w:spacing w:after="0" w:line="280" w:lineRule="exact"/>
+              <w:jc w:val="center"/>
+            </w:pPr>
+            <w:r>
+              <w:rPr>
+                <w:rFonts w:ascii="Arial" w:cs="Arial" w:eastAsia="游ゴシック" w:hAnsi="Arial"/>
+                <w:sz w:val="19"/>
+                <w:szCs w:val="19"/>
+              </w:rPr>
+              <w:t xml:space="preserve">300</w:t>
+            </w:r>
+          </w:p>
+        </w:tc>
+        <w:tc>
+          <w:tcPr>
+            <w:tcW w:type="dxa" w:w="2100"/>
+            <w:tcBorders>
+              <w:top w:val="single" w:color="777777" w:sz="4"/>
+              <w:left w:val="single" w:color="777777" w:sz="4"/>
+              <w:bottom w:val="single" w:color="777777" w:sz="4"/>
+              <w:right w:val="single" w:color="777777" w:sz="4"/>
+            </w:tcBorders>
+            <w:tcMar>
+              <w:top w:type="dxa" w:w="35"/>
+              <w:left w:type="dxa" w:w="100"/>
+              <w:bottom w:type="dxa" w:w="35"/>
+              <w:right w:type="dxa" w:w="100"/>
+            </w:tcMar>
+            <w:vAlign w:val="center"/>
+          </w:tcPr>
+          <w:p>
+            <w:pPr>
+              <w:spacing w:after="0" w:line="280" w:lineRule="exact"/>
+              <w:jc w:val="center"/>
+            </w:pPr>
+            <w:r>
+              <w:rPr>
+                <w:rFonts w:ascii="Arial" w:cs="Arial" w:eastAsia="游ゴシック" w:hAnsi="Arial"/>
+                <w:b/>
+                <w:bCs/>
+                <w:sz w:val="19"/>
+                <w:szCs w:val="19"/>
+              </w:rPr>
+              <w:t xml:space="preserve">300</w:t>
+            </w:r>
+          </w:p>
+        </w:tc>
+      </w:tr>
+      <w:tr>
+        <w:trPr>
+          <w:cantSplit/>
+        </w:trPr>
+        <w:tc>
+          <w:tcPr>
+            <w:tcW w:type="dxa" w:w="3338"/>
+            <w:tcBorders>
+              <w:top w:val="single" w:color="777777" w:sz="4"/>
+              <w:left w:val="single" w:color="777777" w:sz="4"/>
+              <w:bottom w:val="single" w:color="777777" w:sz="4"/>
+              <w:right w:val="single" w:color="777777" w:sz="4"/>
+            </w:tcBorders>
+            <w:tcMar>
+              <w:top w:type="dxa" w:w="35"/>
+              <w:left w:type="dxa" w:w="100"/>
+              <w:bottom w:type="dxa" w:w="35"/>
+              <w:right w:type="dxa" w:w="100"/>
+            </w:tcMar>
+            <w:vAlign w:val="center"/>
+          </w:tcPr>
+          <w:p>
+            <w:pPr>
+              <w:spacing w:after="0" w:line="280" w:lineRule="exact"/>
+              <w:jc w:val="left"/>
+            </w:pPr>
+            <w:r>
+              <w:rPr>
+                <w:rFonts w:ascii="Arial" w:cs="Arial" w:eastAsia="游ゴシック" w:hAnsi="Arial"/>
+                <w:sz w:val="19"/>
+                <w:szCs w:val="19"/>
+              </w:rPr>
+              <w:t xml:space="preserve">2時間</w:t>
+            </w:r>
+          </w:p>
+        </w:tc>
+        <w:tc>
+          <w:tcPr>
+            <w:tcW w:type="dxa" w:w="2100"/>
+            <w:tcBorders>
+              <w:top w:val="single" w:color="777777" w:sz="4"/>
+              <w:left w:val="single" w:color="777777" w:sz="4"/>
+              <w:bottom w:val="single" w:color="777777" w:sz="4"/>
+              <w:right w:val="single" w:color="777777" w:sz="4"/>
+            </w:tcBorders>
+            <w:tcMar>
+              <w:top w:type="dxa" w:w="35"/>
+              <w:left w:type="dxa" w:w="100"/>
+              <w:bottom w:type="dxa" w:w="35"/>
+              <w:right w:type="dxa" w:w="100"/>
+            </w:tcMar>
+            <w:vAlign w:val="center"/>
+          </w:tcPr>
+          <w:p>
+            <w:pPr>
+              <w:spacing w:after="0" w:line="280" w:lineRule="exact"/>
+              <w:jc w:val="center"/>
+            </w:pPr>
+            <w:r>
+              <w:rPr>
+                <w:rFonts w:ascii="Arial" w:cs="Arial" w:eastAsia="游ゴシック" w:hAnsi="Arial"/>
+                <w:sz w:val="19"/>
+                <w:szCs w:val="19"/>
+              </w:rPr>
+              <w:t xml:space="preserve">400</w:t>
+            </w:r>
+          </w:p>
+        </w:tc>
+        <w:tc>
+          <w:tcPr>
+            <w:tcW w:type="dxa" w:w="2100"/>
+            <w:tcBorders>
+              <w:top w:val="single" w:color="777777" w:sz="4"/>
+              <w:left w:val="single" w:color="777777" w:sz="4"/>
+              <w:bottom w:val="single" w:color="777777" w:sz="4"/>
+              <w:right w:val="single" w:color="777777" w:sz="4"/>
+            </w:tcBorders>
+            <w:tcMar>
+              <w:top w:type="dxa" w:w="35"/>
+              <w:left w:type="dxa" w:w="100"/>
+              <w:bottom w:type="dxa" w:w="35"/>
+              <w:right w:type="dxa" w:w="100"/>
+            </w:tcMar>
+            <w:vAlign w:val="center"/>
+          </w:tcPr>
+          <w:p>
+            <w:pPr>
+              <w:spacing w:after="0" w:line="280" w:lineRule="exact"/>
+              <w:jc w:val="center"/>
+            </w:pPr>
+            <w:r>
+              <w:rPr>
+                <w:rFonts w:ascii="Arial" w:cs="Arial" w:eastAsia="游ゴシック" w:hAnsi="Arial"/>
+                <w:sz w:val="19"/>
+                <w:szCs w:val="19"/>
+              </w:rPr>
+              <w:t xml:space="preserve">600</w:t>
+            </w:r>
+          </w:p>
+        </w:tc>
+        <w:tc>
+          <w:tcPr>
+            <w:tcW w:type="dxa" w:w="2100"/>
+            <w:tcBorders>
+              <w:top w:val="single" w:color="777777" w:sz="4"/>
+              <w:left w:val="single" w:color="777777" w:sz="4"/>
+              <w:bottom w:val="single" w:color="777777" w:sz="4"/>
+              <w:right w:val="single" w:color="777777" w:sz="4"/>
+            </w:tcBorders>
+            <w:tcMar>
+              <w:top w:type="dxa" w:w="35"/>
+              <w:left w:type="dxa" w:w="100"/>
+              <w:bottom w:type="dxa" w:w="35"/>
+              <w:right w:type="dxa" w:w="100"/>
+            </w:tcMar>
+            <w:vAlign w:val="center"/>
+          </w:tcPr>
+          <w:p>
+            <w:pPr>
+              <w:spacing w:after="0" w:line="280" w:lineRule="exact"/>
+              <w:jc w:val="center"/>
+            </w:pPr>
+            <w:r>
+              <w:rPr>
+                <w:rFonts w:ascii="Arial" w:cs="Arial" w:eastAsia="游ゴシック" w:hAnsi="Arial"/>
+                <w:b/>
+                <w:bCs/>
+                <w:sz w:val="19"/>
+                <w:szCs w:val="19"/>
+              </w:rPr>
+              <w:t xml:space="preserve">600</w:t>
+            </w:r>
+          </w:p>
+        </w:tc>
+      </w:tr>
+      <w:tr>
+        <w:trPr>
+          <w:cantSplit/>
+        </w:trPr>
+        <w:tc>
+          <w:tcPr>
+            <w:tcW w:type="dxa" w:w="3338"/>
+            <w:tcBorders>
+              <w:top w:val="single" w:color="777777" w:sz="4"/>
+              <w:left w:val="single" w:color="777777" w:sz="4"/>
+              <w:bottom w:val="single" w:color="777777" w:sz="4"/>
+              <w:right w:val="single" w:color="777777" w:sz="4"/>
+            </w:tcBorders>
+            <w:tcMar>
+              <w:top w:type="dxa" w:w="35"/>
+              <w:left w:type="dxa" w:w="100"/>
+              <w:bottom w:type="dxa" w:w="35"/>
+              <w:right w:type="dxa" w:w="100"/>
+            </w:tcMar>
+            <w:vAlign w:val="center"/>
+          </w:tcPr>
+          <w:p>
+            <w:pPr>
+              <w:spacing w:after="0" w:line="280" w:lineRule="exact"/>
+              <w:jc w:val="left"/>
+            </w:pPr>
+            <w:r>
+              <w:rPr>
+                <w:rFonts w:ascii="Arial" w:cs="Arial" w:eastAsia="游ゴシック" w:hAnsi="Arial"/>
+                <w:sz w:val="19"/>
+                <w:szCs w:val="19"/>
+              </w:rPr>
+              <w:t xml:space="preserve">4時間</w:t>
+            </w:r>
+          </w:p>
+        </w:tc>
+        <w:tc>
+          <w:tcPr>
+            <w:tcW w:type="dxa" w:w="2100"/>
+            <w:tcBorders>
+              <w:top w:val="single" w:color="777777" w:sz="4"/>
+              <w:left w:val="single" w:color="777777" w:sz="4"/>
+              <w:bottom w:val="single" w:color="777777" w:sz="4"/>
+              <w:right w:val="single" w:color="777777" w:sz="4"/>
+            </w:tcBorders>
+            <w:tcMar>
+              <w:top w:type="dxa" w:w="35"/>
+              <w:left w:type="dxa" w:w="100"/>
+              <w:bottom w:type="dxa" w:w="35"/>
+              <w:right w:type="dxa" w:w="100"/>
+            </w:tcMar>
+            <w:vAlign w:val="center"/>
+          </w:tcPr>
+          <w:p>
+            <w:pPr>
+              <w:spacing w:after="0" w:line="280" w:lineRule="exact"/>
+              <w:jc w:val="center"/>
+            </w:pPr>
+            <w:r>
+              <w:rPr>
+                <w:rFonts w:ascii="Arial" w:cs="Arial" w:eastAsia="游ゴシック" w:hAnsi="Arial"/>
+                <w:sz w:val="19"/>
+                <w:szCs w:val="19"/>
+              </w:rPr>
+              <w:t xml:space="preserve">800</w:t>
+            </w:r>
+          </w:p>
+        </w:tc>
+        <w:tc>
+          <w:tcPr>
+            <w:tcW w:type="dxa" w:w="2100"/>
+            <w:tcBorders>
+              <w:top w:val="single" w:color="777777" w:sz="4"/>
+              <w:left w:val="single" w:color="777777" w:sz="4"/>
+              <w:bottom w:val="single" w:color="777777" w:sz="4"/>
+              <w:right w:val="single" w:color="777777" w:sz="4"/>
+            </w:tcBorders>
+            <w:tcMar>
+              <w:top w:type="dxa" w:w="35"/>
+              <w:left w:type="dxa" w:w="100"/>
+              <w:bottom w:type="dxa" w:w="35"/>
+              <w:right w:type="dxa" w:w="100"/>
+            </w:tcMar>
+            <w:vAlign w:val="center"/>
+          </w:tcPr>
+          <w:p>
+            <w:pPr>
+              <w:spacing w:after="0" w:line="280" w:lineRule="exact"/>
+              <w:jc w:val="center"/>
+            </w:pPr>
+            <w:r>
+              <w:rPr>
+                <w:rFonts w:ascii="Arial" w:cs="Arial" w:eastAsia="游ゴシック" w:hAnsi="Arial"/>
+                <w:sz w:val="19"/>
+                <w:szCs w:val="19"/>
+              </w:rPr>
+              <w:t xml:space="preserve">1,000</w:t>
+            </w:r>
+          </w:p>
+        </w:tc>
+        <w:tc>
+          <w:tcPr>
+            <w:tcW w:type="dxa" w:w="2100"/>
+            <w:tcBorders>
+              <w:top w:val="single" w:color="777777" w:sz="4"/>
+              <w:left w:val="single" w:color="777777" w:sz="4"/>
+              <w:bottom w:val="single" w:color="777777" w:sz="4"/>
+              <w:right w:val="single" w:color="777777" w:sz="4"/>
+            </w:tcBorders>
+            <w:tcMar>
+              <w:top w:type="dxa" w:w="35"/>
+              <w:left w:type="dxa" w:w="100"/>
+              <w:bottom w:type="dxa" w:w="35"/>
+              <w:right w:type="dxa" w:w="100"/>
+            </w:tcMar>
+            <w:vAlign w:val="center"/>
+          </w:tcPr>
+          <w:p>
+            <w:pPr>
+              <w:spacing w:after="0" w:line="280" w:lineRule="exact"/>
+              <w:jc w:val="center"/>
+            </w:pPr>
+            <w:r>
+              <w:rPr>
+                <w:rFonts w:ascii="Arial" w:cs="Arial" w:eastAsia="游ゴシック" w:hAnsi="Arial"/>
+                <w:b/>
+                <w:bCs/>
+                <w:sz w:val="19"/>
+                <w:szCs w:val="19"/>
+              </w:rPr>
+              <w:t xml:space="preserve">1,000</w:t>
+            </w:r>
+          </w:p>
+        </w:tc>
+      </w:tr>
+      <w:tr>
+        <w:trPr>
+          <w:cantSplit/>
+        </w:trPr>
+        <w:tc>
+          <w:tcPr>
+            <w:tcW w:type="dxa" w:w="3338"/>
+            <w:tcBorders>
+              <w:top w:val="single" w:color="777777" w:sz="4"/>
+              <w:left w:val="single" w:color="777777" w:sz="4"/>
+              <w:bottom w:val="single" w:color="777777" w:sz="4"/>
+              <w:right w:val="single" w:color="777777" w:sz="4"/>
+            </w:tcBorders>
+            <w:tcMar>
+              <w:top w:type="dxa" w:w="35"/>
+              <w:left w:type="dxa" w:w="100"/>
+              <w:bottom w:type="dxa" w:w="35"/>
+              <w:right w:type="dxa" w:w="100"/>
+            </w:tcMar>
+            <w:vAlign w:val="center"/>
+          </w:tcPr>
+          <w:p>
+            <w:pPr>
+              <w:spacing w:after="0" w:line="280" w:lineRule="exact"/>
+              <w:jc w:val="left"/>
+            </w:pPr>
+            <w:r>
+              <w:rPr>
+                <w:rFonts w:ascii="Arial" w:cs="Arial" w:eastAsia="游ゴシック" w:hAnsi="Arial"/>
+                <w:sz w:val="19"/>
+                <w:szCs w:val="19"/>
+              </w:rPr>
+              <w:t xml:space="preserve">日中(8時〜18時)</w:t>
+            </w:r>
+          </w:p>
+        </w:tc>
+        <w:tc>
+          <w:tcPr>
+            <w:tcW w:type="dxa" w:w="2100"/>
+            <w:tcBorders>
+              <w:top w:val="single" w:color="777777" w:sz="4"/>
+              <w:left w:val="single" w:color="777777" w:sz="4"/>
+              <w:bottom w:val="single" w:color="777777" w:sz="4"/>
+              <w:right w:val="single" w:color="777777" w:sz="4"/>
+            </w:tcBorders>
+            <w:tcMar>
+              <w:top w:type="dxa" w:w="35"/>
+              <w:left w:type="dxa" w:w="100"/>
+              <w:bottom w:type="dxa" w:w="35"/>
+              <w:right w:type="dxa" w:w="100"/>
+            </w:tcMar>
+            <w:vAlign w:val="center"/>
+          </w:tcPr>
+          <w:p>
+            <w:pPr>
+              <w:spacing w:after="0" w:line="280" w:lineRule="exact"/>
+              <w:jc w:val="center"/>
+            </w:pPr>
+            <w:r>
+              <w:rPr>
+                <w:rFonts w:ascii="Arial" w:cs="Arial" w:eastAsia="游ゴシック" w:hAnsi="Arial"/>
+                <w:sz w:val="19"/>
+                <w:szCs w:val="19"/>
+              </w:rPr>
+              <w:t xml:space="preserve">800</w:t>
+            </w:r>
+          </w:p>
+        </w:tc>
+        <w:tc>
+          <w:tcPr>
+            <w:tcW w:type="dxa" w:w="2100"/>
+            <w:tcBorders>
+              <w:top w:val="single" w:color="777777" w:sz="4"/>
+              <w:left w:val="single" w:color="777777" w:sz="4"/>
+              <w:bottom w:val="single" w:color="777777" w:sz="4"/>
+              <w:right w:val="single" w:color="777777" w:sz="4"/>
+            </w:tcBorders>
+            <w:tcMar>
+              <w:top w:type="dxa" w:w="35"/>
+              <w:left w:type="dxa" w:w="100"/>
+              <w:bottom w:type="dxa" w:w="35"/>
+              <w:right w:type="dxa" w:w="100"/>
+            </w:tcMar>
+            <w:vAlign w:val="center"/>
+          </w:tcPr>
+          <w:p>
+            <w:pPr>
+              <w:spacing w:after="0" w:line="280" w:lineRule="exact"/>
+              <w:jc w:val="center"/>
+            </w:pPr>
+            <w:r>
+              <w:rPr>
+                <w:rFonts w:ascii="Arial" w:cs="Arial" w:eastAsia="游ゴシック" w:hAnsi="Arial"/>
+                <w:sz w:val="19"/>
+                <w:szCs w:val="19"/>
+              </w:rPr>
+              <w:t xml:space="preserve">1,000</w:t>
+            </w:r>
+          </w:p>
+        </w:tc>
+        <w:tc>
+          <w:tcPr>
+            <w:tcW w:type="dxa" w:w="2100"/>
+            <w:tcBorders>
+              <w:top w:val="single" w:color="777777" w:sz="4"/>
+              <w:left w:val="single" w:color="777777" w:sz="4"/>
+              <w:bottom w:val="single" w:color="777777" w:sz="4"/>
+              <w:right w:val="single" w:color="777777" w:sz="4"/>
+            </w:tcBorders>
+            <w:tcMar>
+              <w:top w:type="dxa" w:w="35"/>
+              <w:left w:type="dxa" w:w="100"/>
+              <w:bottom w:type="dxa" w:w="35"/>
+              <w:right w:type="dxa" w:w="100"/>
+            </w:tcMar>
+            <w:vAlign w:val="center"/>
+          </w:tcPr>
+          <w:p>
+            <w:pPr>
+              <w:spacing w:after="0" w:line="280" w:lineRule="exact"/>
+              <w:jc w:val="center"/>
+            </w:pPr>
+            <w:r>
+              <w:rPr>
+                <w:rFonts w:ascii="Arial" w:cs="Arial" w:eastAsia="游ゴシック" w:hAnsi="Arial"/>
+                <w:b/>
+                <w:bCs/>
+                <w:sz w:val="19"/>
+                <w:szCs w:val="19"/>
+              </w:rPr>
+              <w:t xml:space="preserve">1,000</w:t>
+            </w:r>
+          </w:p>
+        </w:tc>
+      </w:tr>
+      <w:tr>
+        <w:trPr>
+          <w:cantSplit/>
+        </w:trPr>
+        <w:tc>
+          <w:tcPr>
+            <w:tcW w:type="dxa" w:w="3338"/>
+            <w:tcBorders>
+              <w:top w:val="single" w:color="777777" w:sz="4"/>
+              <w:left w:val="single" w:color="777777" w:sz="4"/>
+              <w:bottom w:val="single" w:color="777777" w:sz="4"/>
+              <w:right w:val="single" w:color="777777" w:sz="4"/>
+            </w:tcBorders>
+            <w:tcMar>
+              <w:top w:type="dxa" w:w="35"/>
+              <w:left w:type="dxa" w:w="100"/>
+              <w:bottom w:type="dxa" w:w="35"/>
+              <w:right w:type="dxa" w:w="100"/>
+            </w:tcMar>
+            <w:vAlign w:val="center"/>
+          </w:tcPr>
+          <w:p>
+            <w:pPr>
+              <w:spacing w:after="0" w:line="280" w:lineRule="exact"/>
+              <w:jc w:val="left"/>
+            </w:pPr>
+            <w:r>
+              <w:rPr>
+                <w:rFonts w:ascii="Arial" w:cs="Arial" w:eastAsia="游ゴシック" w:hAnsi="Arial"/>
+                <w:sz w:val="19"/>
+                <w:szCs w:val="19"/>
+              </w:rPr>
+              <w:t xml:space="preserve">8時〜19時30分</w:t>
+            </w:r>
+          </w:p>
+        </w:tc>
+        <w:tc>
+          <w:tcPr>
+            <w:tcW w:type="dxa" w:w="2100"/>
+            <w:tcBorders>
+              <w:top w:val="single" w:color="777777" w:sz="4"/>
+              <w:left w:val="single" w:color="777777" w:sz="4"/>
+              <w:bottom w:val="single" w:color="777777" w:sz="4"/>
+              <w:right w:val="single" w:color="777777" w:sz="4"/>
+            </w:tcBorders>
+            <w:tcMar>
+              <w:top w:type="dxa" w:w="35"/>
+              <w:left w:type="dxa" w:w="100"/>
+              <w:bottom w:type="dxa" w:w="35"/>
+              <w:right w:type="dxa" w:w="100"/>
+            </w:tcMar>
+            <w:vAlign w:val="center"/>
+          </w:tcPr>
+          <w:p>
+            <w:pPr>
+              <w:spacing w:after="0" w:line="280" w:lineRule="exact"/>
+              <w:jc w:val="center"/>
+            </w:pPr>
+            <w:r>
+              <w:rPr>
+                <w:rFonts w:ascii="Arial" w:cs="Arial" w:eastAsia="游ゴシック" w:hAnsi="Arial"/>
+                <w:sz w:val="19"/>
+                <w:szCs w:val="19"/>
+              </w:rPr>
+              <w:t xml:space="preserve">800</w:t>
+            </w:r>
+          </w:p>
+        </w:tc>
+        <w:tc>
+          <w:tcPr>
+            <w:tcW w:type="dxa" w:w="2100"/>
+            <w:tcBorders>
+              <w:top w:val="single" w:color="777777" w:sz="4"/>
+              <w:left w:val="single" w:color="777777" w:sz="4"/>
+              <w:bottom w:val="single" w:color="777777" w:sz="4"/>
+              <w:right w:val="single" w:color="777777" w:sz="4"/>
+            </w:tcBorders>
+            <w:tcMar>
+              <w:top w:type="dxa" w:w="35"/>
+              <w:left w:type="dxa" w:w="100"/>
+              <w:bottom w:type="dxa" w:w="35"/>
+              <w:right w:type="dxa" w:w="100"/>
+            </w:tcMar>
+            <w:vAlign w:val="center"/>
+          </w:tcPr>
+          <w:p>
+            <w:pPr>
+              <w:spacing w:after="0" w:line="280" w:lineRule="exact"/>
+              <w:jc w:val="center"/>
+            </w:pPr>
+            <w:r>
+              <w:rPr>
+                <w:rFonts w:ascii="Arial" w:cs="Arial" w:eastAsia="游ゴシック" w:hAnsi="Arial"/>
+                <w:sz w:val="19"/>
+                <w:szCs w:val="19"/>
+              </w:rPr>
+              <w:t xml:space="preserve">1,500</w:t>
+            </w:r>
+          </w:p>
+        </w:tc>
+        <w:tc>
+          <w:tcPr>
+            <w:tcW w:type="dxa" w:w="2100"/>
+            <w:tcBorders>
+              <w:top w:val="single" w:color="777777" w:sz="4"/>
+              <w:left w:val="single" w:color="777777" w:sz="4"/>
+              <w:bottom w:val="single" w:color="777777" w:sz="4"/>
+              <w:right w:val="single" w:color="777777" w:sz="4"/>
+            </w:tcBorders>
+            <w:tcMar>
+              <w:top w:type="dxa" w:w="35"/>
+              <w:left w:type="dxa" w:w="100"/>
+              <w:bottom w:type="dxa" w:w="35"/>
+              <w:right w:type="dxa" w:w="100"/>
+            </w:tcMar>
+            <w:vAlign w:val="center"/>
+          </w:tcPr>
+          <w:p>
+            <w:pPr>
+              <w:spacing w:after="0" w:line="280" w:lineRule="exact"/>
+              <w:jc w:val="center"/>
+            </w:pPr>
+            <w:r>
+              <w:rPr>
+                <w:rFonts w:ascii="Arial" w:cs="Arial" w:eastAsia="游ゴシック" w:hAnsi="Arial"/>
+                <w:b/>
+                <w:bCs/>
+                <w:sz w:val="19"/>
+                <w:szCs w:val="19"/>
+              </w:rPr>
+              <w:t xml:space="preserve">1,000</w:t>
+            </w:r>
+          </w:p>
+        </w:tc>
+      </w:tr>
+      <w:tr>
+        <w:trPr>
+          <w:cantSplit/>
+        </w:trPr>
+        <w:tc>
+          <w:tcPr>
+            <w:tcW w:type="dxa" w:w="3338"/>
+            <w:tcBorders>
+              <w:top w:val="single" w:color="777777" w:sz="4"/>
+              <w:left w:val="single" w:color="777777" w:sz="4"/>
+              <w:bottom w:val="single" w:color="777777" w:sz="4"/>
+              <w:right w:val="single" w:color="777777" w:sz="4"/>
+            </w:tcBorders>
+            <w:tcMar>
+              <w:top w:type="dxa" w:w="35"/>
+              <w:left w:type="dxa" w:w="100"/>
+              <w:bottom w:type="dxa" w:w="35"/>
+              <w:right w:type="dxa" w:w="100"/>
+            </w:tcMar>
+            <w:vAlign w:val="center"/>
+          </w:tcPr>
+          <w:p>
+            <w:pPr>
+              <w:spacing w:after="0" w:line="280" w:lineRule="exact"/>
+              <w:jc w:val="left"/>
+            </w:pPr>
+            <w:r>
+              <w:rPr>
+                <w:rFonts w:ascii="Arial" w:cs="Arial" w:eastAsia="游ゴシック" w:hAnsi="Arial"/>
+                <w:sz w:val="19"/>
+                <w:szCs w:val="19"/>
+              </w:rPr>
+              <w:t xml:space="preserve">8時〜20時</w:t>
+            </w:r>
+          </w:p>
+        </w:tc>
+        <w:tc>
+          <w:tcPr>
+            <w:tcW w:type="dxa" w:w="2100"/>
+            <w:tcBorders>
+              <w:top w:val="single" w:color="777777" w:sz="4"/>
+              <w:left w:val="single" w:color="777777" w:sz="4"/>
+              <w:bottom w:val="single" w:color="777777" w:sz="4"/>
+              <w:right w:val="single" w:color="777777" w:sz="4"/>
+            </w:tcBorders>
+            <w:tcMar>
+              <w:top w:type="dxa" w:w="35"/>
+              <w:left w:type="dxa" w:w="100"/>
+              <w:bottom w:type="dxa" w:w="35"/>
+              <w:right w:type="dxa" w:w="100"/>
+            </w:tcMar>
+            <w:vAlign w:val="center"/>
+          </w:tcPr>
+          <w:p>
+            <w:pPr>
+              <w:spacing w:after="0" w:line="280" w:lineRule="exact"/>
+              <w:jc w:val="center"/>
+            </w:pPr>
+            <w:r>
+              <w:rPr>
+                <w:rFonts w:ascii="Arial" w:cs="Arial" w:eastAsia="游ゴシック" w:hAnsi="Arial"/>
+                <w:sz w:val="19"/>
+                <w:szCs w:val="19"/>
+              </w:rPr>
+              <w:t xml:space="preserve">800</w:t>
+            </w:r>
+          </w:p>
+        </w:tc>
+        <w:tc>
+          <w:tcPr>
+            <w:tcW w:type="dxa" w:w="2100"/>
+            <w:tcBorders>
+              <w:top w:val="single" w:color="777777" w:sz="4"/>
+              <w:left w:val="single" w:color="777777" w:sz="4"/>
+              <w:bottom w:val="single" w:color="777777" w:sz="4"/>
+              <w:right w:val="single" w:color="777777" w:sz="4"/>
+            </w:tcBorders>
+            <w:tcMar>
+              <w:top w:type="dxa" w:w="35"/>
+              <w:left w:type="dxa" w:w="100"/>
+              <w:bottom w:type="dxa" w:w="35"/>
+              <w:right w:type="dxa" w:w="100"/>
+            </w:tcMar>
+            <w:vAlign w:val="center"/>
+          </w:tcPr>
+          <w:p>
+            <w:pPr>
+              <w:spacing w:after="0" w:line="280" w:lineRule="exact"/>
+              <w:jc w:val="center"/>
+            </w:pPr>
+            <w:r>
+              <w:rPr>
+                <w:rFonts w:ascii="Arial" w:cs="Arial" w:eastAsia="游ゴシック" w:hAnsi="Arial"/>
+                <w:sz w:val="19"/>
+                <w:szCs w:val="19"/>
+              </w:rPr>
+              <w:t xml:space="preserve">1,600</w:t>
+            </w:r>
+          </w:p>
+        </w:tc>
+        <w:tc>
+          <w:tcPr>
+            <w:tcW w:type="dxa" w:w="2100"/>
+            <w:tcBorders>
+              <w:top w:val="single" w:color="777777" w:sz="4"/>
+              <w:left w:val="single" w:color="777777" w:sz="4"/>
+              <w:bottom w:val="single" w:color="777777" w:sz="4"/>
+              <w:right w:val="single" w:color="777777" w:sz="4"/>
+            </w:tcBorders>
+            <w:tcMar>
+              <w:top w:type="dxa" w:w="35"/>
+              <w:left w:type="dxa" w:w="100"/>
+              <w:bottom w:type="dxa" w:w="35"/>
+              <w:right w:type="dxa" w:w="100"/>
+            </w:tcMar>
+            <w:vAlign w:val="center"/>
+          </w:tcPr>
+          <w:p>
+            <w:pPr>
+              <w:spacing w:after="0" w:line="280" w:lineRule="exact"/>
+              <w:jc w:val="center"/>
+            </w:pPr>
+            <w:r>
+              <w:rPr>
+                <w:rFonts w:ascii="Arial" w:cs="Arial" w:eastAsia="游ゴシック" w:hAnsi="Arial"/>
+                <w:b/>
+                <w:bCs/>
+                <w:sz w:val="19"/>
+                <w:szCs w:val="19"/>
+              </w:rPr>
+              <w:t xml:space="preserve">1,000</w:t>
+            </w:r>
+          </w:p>
+        </w:tc>
+      </w:tr>
+      <w:tr>
+        <w:trPr>
+          <w:cantSplit/>
+        </w:trPr>
+        <w:tc>
+          <w:tcPr>
+            <w:tcW w:type="dxa" w:w="3338"/>
+            <w:tcBorders>
+              <w:top w:val="single" w:color="777777" w:sz="4"/>
+              <w:left w:val="single" w:color="777777" w:sz="4"/>
+              <w:bottom w:val="single" w:color="777777" w:sz="4"/>
+              <w:right w:val="single" w:color="777777" w:sz="4"/>
+            </w:tcBorders>
+            <w:tcMar>
+              <w:top w:type="dxa" w:w="35"/>
+              <w:left w:type="dxa" w:w="100"/>
+              <w:bottom w:type="dxa" w:w="35"/>
+              <w:right w:type="dxa" w:w="100"/>
+            </w:tcMar>
+            <w:vAlign w:val="center"/>
+          </w:tcPr>
+          <w:p>
+            <w:pPr>
+              <w:spacing w:after="0" w:line="280" w:lineRule="exact"/>
+              <w:jc w:val="left"/>
+            </w:pPr>
+            <w:r>
+              <w:rPr>
+                <w:rFonts w:ascii="Arial" w:cs="Arial" w:eastAsia="游ゴシック" w:hAnsi="Arial"/>
+                <w:sz w:val="19"/>
+                <w:szCs w:val="19"/>
+              </w:rPr>
+              <w:t xml:space="preserve">夜だけ(18時〜翌6時)</w:t>
+            </w:r>
+          </w:p>
+        </w:tc>
+        <w:tc>
+          <w:tcPr>
+            <w:tcW w:type="dxa" w:w="2100"/>
+            <w:tcBorders>
+              <w:top w:val="single" w:color="777777" w:sz="4"/>
+              <w:left w:val="single" w:color="777777" w:sz="4"/>
+              <w:bottom w:val="single" w:color="777777" w:sz="4"/>
+              <w:right w:val="single" w:color="777777" w:sz="4"/>
+            </w:tcBorders>
+            <w:tcMar>
+              <w:top w:type="dxa" w:w="35"/>
+              <w:left w:type="dxa" w:w="100"/>
+              <w:bottom w:type="dxa" w:w="35"/>
+              <w:right w:type="dxa" w:w="100"/>
+            </w:tcMar>
+            <w:vAlign w:val="center"/>
+          </w:tcPr>
+          <w:p>
+            <w:pPr>
+              <w:spacing w:after="0" w:line="280" w:lineRule="exact"/>
+              <w:jc w:val="center"/>
+            </w:pPr>
+            <w:r>
+              <w:rPr>
+                <w:rFonts w:ascii="Arial" w:cs="Arial" w:eastAsia="游ゴシック" w:hAnsi="Arial"/>
+                <w:sz w:val="19"/>
+                <w:szCs w:val="19"/>
+              </w:rPr>
+              <w:t xml:space="preserve">800</w:t>
+            </w:r>
+          </w:p>
+        </w:tc>
+        <w:tc>
+          <w:tcPr>
+            <w:tcW w:type="dxa" w:w="2100"/>
+            <w:tcBorders>
+              <w:top w:val="single" w:color="777777" w:sz="4"/>
+              <w:left w:val="single" w:color="777777" w:sz="4"/>
+              <w:bottom w:val="single" w:color="777777" w:sz="4"/>
+              <w:right w:val="single" w:color="777777" w:sz="4"/>
+            </w:tcBorders>
+            <w:tcMar>
+              <w:top w:type="dxa" w:w="35"/>
+              <w:left w:type="dxa" w:w="100"/>
+              <w:bottom w:type="dxa" w:w="35"/>
+              <w:right w:type="dxa" w:w="100"/>
+            </w:tcMar>
+            <w:vAlign w:val="center"/>
+          </w:tcPr>
+          <w:p>
+            <w:pPr>
+              <w:spacing w:after="0" w:line="280" w:lineRule="exact"/>
+              <w:jc w:val="center"/>
+            </w:pPr>
+            <w:r>
+              <w:rPr>
+                <w:rFonts w:ascii="Arial" w:cs="Arial" w:eastAsia="游ゴシック" w:hAnsi="Arial"/>
+                <w:sz w:val="19"/>
+                <w:szCs w:val="19"/>
+              </w:rPr>
+              <w:t xml:space="preserve">600</w:t>
+            </w:r>
+          </w:p>
+        </w:tc>
+        <w:tc>
+          <w:tcPr>
+            <w:tcW w:type="dxa" w:w="2100"/>
+            <w:tcBorders>
+              <w:top w:val="single" w:color="777777" w:sz="4"/>
+              <w:left w:val="single" w:color="777777" w:sz="4"/>
+              <w:bottom w:val="single" w:color="777777" w:sz="4"/>
+              <w:right w:val="single" w:color="777777" w:sz="4"/>
+            </w:tcBorders>
+            <w:tcMar>
+              <w:top w:type="dxa" w:w="35"/>
+              <w:left w:type="dxa" w:w="100"/>
+              <w:bottom w:type="dxa" w:w="35"/>
+              <w:right w:type="dxa" w:w="100"/>
+            </w:tcMar>
+            <w:vAlign w:val="center"/>
+          </w:tcPr>
+          <w:p>
+            <w:pPr>
+              <w:spacing w:after="0" w:line="280" w:lineRule="exact"/>
+              <w:jc w:val="center"/>
+            </w:pPr>
+            <w:r>
+              <w:rPr>
+                <w:rFonts w:ascii="Arial" w:cs="Arial" w:eastAsia="游ゴシック" w:hAnsi="Arial"/>
+                <w:b/>
+                <w:bCs/>
+                <w:sz w:val="19"/>
+                <w:szCs w:val="19"/>
+              </w:rPr>
+              <w:t xml:space="preserve">600</w:t>
+            </w:r>
+          </w:p>
+        </w:tc>
+      </w:tr>
+      <w:tr>
+        <w:trPr>
+          <w:cantSplit/>
+        </w:trPr>
+        <w:tc>
+          <w:tcPr>
+            <w:tcW w:type="dxa" w:w="3338"/>
+            <w:tcBorders>
+              <w:top w:val="single" w:color="777777" w:sz="4"/>
+              <w:left w:val="single" w:color="777777" w:sz="4"/>
+              <w:bottom w:val="single" w:color="777777" w:sz="4"/>
+              <w:right w:val="single" w:color="777777" w:sz="4"/>
+            </w:tcBorders>
+            <w:tcMar>
+              <w:top w:type="dxa" w:w="35"/>
+              <w:left w:type="dxa" w:w="100"/>
+              <w:bottom w:type="dxa" w:w="35"/>
+              <w:right w:type="dxa" w:w="100"/>
+            </w:tcMar>
+            <w:vAlign w:val="center"/>
+          </w:tcPr>
+          <w:p>
+            <w:pPr>
+              <w:spacing w:after="0" w:line="280" w:lineRule="exact"/>
+              <w:jc w:val="left"/>
+            </w:pPr>
+            <w:r>
+              <w:rPr>
+                <w:rFonts w:ascii="Arial" w:cs="Arial" w:eastAsia="游ゴシック" w:hAnsi="Arial"/>
+                <w:sz w:val="19"/>
+                <w:szCs w:val="19"/>
+              </w:rPr>
+              <w:t xml:space="preserve">24時間</w:t>
+            </w:r>
+          </w:p>
+        </w:tc>
+        <w:tc>
+          <w:tcPr>
+            <w:tcW w:type="dxa" w:w="2100"/>
+            <w:tcBorders>
+              <w:top w:val="single" w:color="777777" w:sz="4"/>
+              <w:left w:val="single" w:color="777777" w:sz="4"/>
+              <w:bottom w:val="single" w:color="777777" w:sz="4"/>
+              <w:right w:val="single" w:color="777777" w:sz="4"/>
+            </w:tcBorders>
+            <w:tcMar>
+              <w:top w:type="dxa" w:w="35"/>
+              <w:left w:type="dxa" w:w="100"/>
+              <w:bottom w:type="dxa" w:w="35"/>
+              <w:right w:type="dxa" w:w="100"/>
+            </w:tcMar>
+            <w:vAlign w:val="center"/>
+          </w:tcPr>
+          <w:p>
+            <w:pPr>
+              <w:spacing w:after="0" w:line="280" w:lineRule="exact"/>
+              <w:jc w:val="center"/>
+            </w:pPr>
+            <w:r>
+              <w:rPr>
+                <w:rFonts w:ascii="Arial" w:cs="Arial" w:eastAsia="游ゴシック" w:hAnsi="Arial"/>
+                <w:sz w:val="19"/>
+                <w:szCs w:val="19"/>
+              </w:rPr>
+              <w:t xml:space="preserve">800</w:t>
+            </w:r>
+          </w:p>
+        </w:tc>
+        <w:tc>
+          <w:tcPr>
+            <w:tcW w:type="dxa" w:w="2100"/>
+            <w:tcBorders>
+              <w:top w:val="single" w:color="777777" w:sz="4"/>
+              <w:left w:val="single" w:color="777777" w:sz="4"/>
+              <w:bottom w:val="single" w:color="777777" w:sz="4"/>
+              <w:right w:val="single" w:color="777777" w:sz="4"/>
+            </w:tcBorders>
+            <w:tcMar>
+              <w:top w:type="dxa" w:w="35"/>
+              <w:left w:type="dxa" w:w="100"/>
+              <w:bottom w:type="dxa" w:w="35"/>
+              <w:right w:type="dxa" w:w="100"/>
+            </w:tcMar>
+            <w:vAlign w:val="center"/>
+          </w:tcPr>
+          <w:p>
+            <w:pPr>
+              <w:spacing w:after="0" w:line="280" w:lineRule="exact"/>
+              <w:jc w:val="center"/>
+            </w:pPr>
+            <w:r>
+              <w:rPr>
+                <w:rFonts w:ascii="Arial" w:cs="Arial" w:eastAsia="游ゴシック" w:hAnsi="Arial"/>
+                <w:sz w:val="19"/>
+                <w:szCs w:val="19"/>
+              </w:rPr>
+              <w:t xml:space="preserve">1,600</w:t>
+            </w:r>
+          </w:p>
+        </w:tc>
+        <w:tc>
+          <w:tcPr>
+            <w:tcW w:type="dxa" w:w="2100"/>
+            <w:tcBorders>
+              <w:top w:val="single" w:color="777777" w:sz="4"/>
+              <w:left w:val="single" w:color="777777" w:sz="4"/>
+              <w:bottom w:val="single" w:color="777777" w:sz="4"/>
+              <w:right w:val="single" w:color="777777" w:sz="4"/>
+            </w:tcBorders>
+            <w:tcMar>
+              <w:top w:type="dxa" w:w="35"/>
+              <w:left w:type="dxa" w:w="100"/>
+              <w:bottom w:type="dxa" w:w="35"/>
+              <w:right w:type="dxa" w:w="100"/>
+            </w:tcMar>
+            <w:vAlign w:val="center"/>
+          </w:tcPr>
+          <w:p>
+            <w:pPr>
+              <w:spacing w:after="0" w:line="280" w:lineRule="exact"/>
+              <w:jc w:val="center"/>
+            </w:pPr>
+            <w:r>
+              <w:rPr>
+                <w:rFonts w:ascii="Arial" w:cs="Arial" w:eastAsia="游ゴシック" w:hAnsi="Arial"/>
+                <w:b/>
+                <w:bCs/>
+                <w:sz w:val="19"/>
+                <w:szCs w:val="19"/>
+              </w:rPr>
+              <w:t xml:space="preserve">1,000</w:t>
+            </w:r>
+          </w:p>
+        </w:tc>
+      </w:tr>
+    </w:tbl>
+    <w:p>
+      <w:pPr>
+        <w:spacing w:after="0" w:before="0" w:line="120" w:lineRule="exact"/>
+      </w:pPr>
       <w:r>
         <w:rPr>
           <w:rFonts w:ascii="Arial" w:cs="Arial" w:eastAsia="游ゴシック" w:hAnsi="Arial"/>
           <w:sz w:val="20"/>
           <w:szCs w:val="20"/>
         </w:rPr>
-        <w:t xml:space="preserve">(いまは約78万円で、月約13万円の増収です。)</w:t>
+        <w:t xml:space="preserve"/>
       </w:r>
     </w:p>
     <w:p>
       <w:pPr>
+        <w:pStyle w:val="ListParagraph"/>
+        <w:numPr>
+          <w:ilvl w:val="0"/>
+          <w:numId w:val="2"/>
+        </w:numPr>
+        <w:spacing w:after="60" w:before="0" w:line="300" w:lineRule="exact"/>
+      </w:pPr>
+      <w:r>
+        <w:rPr>
+          <w:rFonts w:ascii="Arial" w:cs="Arial" w:eastAsia="游ゴシック" w:hAnsi="Arial"/>
+          <w:sz w:val="20"/>
+          <w:szCs w:val="20"/>
+        </w:rPr>
+        <w:t xml:space="preserve">長く停めても、最大1,000円になります。8時〜20時のように夕方をまたぐ利用は、1,500〜1,600円から1,000円になります。</w:t>
+      </w:r>
+    </w:p>
+    <w:p>
+      <w:pPr>
+        <w:pStyle w:val="ListParagraph"/>
+        <w:numPr>
+          <w:ilvl w:val="0"/>
+          <w:numId w:val="2"/>
+        </w:numPr>
+        <w:spacing w:after="60" w:before="0" w:line="300" w:lineRule="exact"/>
+      </w:pPr>
+      <w:r>
+        <w:rPr>
+          <w:rFonts w:ascii="Arial" w:cs="Arial" w:eastAsia="游ゴシック" w:hAnsi="Arial"/>
+          <w:sz w:val="20"/>
+          <w:szCs w:val="20"/>
+        </w:rPr>
+        <w:t xml:space="preserve">夜だけ停める利用と、短い時間の料金は、いまと同じです。改定前の800円よりは、200円高くなります。</w:t>
+      </w:r>
+    </w:p>
+    <w:p>
+      <w:pPr>
         <w:keepNext/>
+        <w:pageBreakBefore/>
         <w:pBdr>
           <w:bottom w:val="single" w:color="444444" w:sz="8" w:space="2"/>
         </w:pBdr>
@@ -643,95 +2201,7 @@
           <w:sz w:val="24"/>
           <w:szCs w:val="24"/>
         </w:rPr>
-        <w:t xml:space="preserve">3. 進め方</w:t>
-      </w:r>
-    </w:p>
-    <w:p>
-      <w:pPr>
-        <w:spacing w:after="60" w:before="0" w:line="300" w:lineRule="exact"/>
-        <w:ind w:left="360" w:hanging="260"/>
-      </w:pPr>
-      <w:r>
-        <w:rPr>
-          <w:rFonts w:ascii="Arial" w:cs="Arial" w:eastAsia="游ゴシック" w:hAnsi="Arial"/>
-          <w:sz w:val="20"/>
-          <w:szCs w:val="20"/>
-        </w:rPr>
-        <w:t xml:space="preserve">① 24時間の最大料金を1,000円にして、1か月続けます。</w:t>
-      </w:r>
-    </w:p>
-    <w:p>
-      <w:pPr>
-        <w:spacing w:after="60" w:before="0" w:line="300" w:lineRule="exact"/>
-        <w:ind w:left="360" w:hanging="260"/>
-      </w:pPr>
-      <w:r>
-        <w:rPr>
-          <w:rFonts w:ascii="Arial" w:cs="Arial" w:eastAsia="游ゴシック" w:hAnsi="Arial"/>
-          <w:sz w:val="20"/>
-          <w:szCs w:val="20"/>
-        </w:rPr>
-        <w:t xml:space="preserve">② 毎週、精算機のデータで「8時間以上停めた車の数(1日あたり)」を見ます。改定前は23.5台、いまは8.9台です。</w:t>
-      </w:r>
-    </w:p>
-    <w:p>
-      <w:pPr>
-        <w:spacing w:after="60" w:before="0" w:line="300" w:lineRule="exact"/>
-        <w:ind w:left="360" w:hanging="260"/>
-      </w:pPr>
-      <w:r>
-        <w:rPr>
-          <w:rFonts w:ascii="Arial" w:cs="Arial" w:eastAsia="游ゴシック" w:hAnsi="Arial"/>
-          <w:sz w:val="20"/>
-          <w:szCs w:val="20"/>
-        </w:rPr>
-        <w:t xml:space="preserve">③ 1日14台以上に戻れば、続けます。11〜14台なら、もう1か月続けます。</w:t>
-      </w:r>
-    </w:p>
-    <w:p>
-      <w:pPr>
-        <w:spacing w:after="60" w:before="0" w:line="300" w:lineRule="exact"/>
-        <w:ind w:left="360" w:hanging="260"/>
-      </w:pPr>
-      <w:r>
-        <w:rPr>
-          <w:rFonts w:ascii="Arial" w:cs="Arial" w:eastAsia="游ゴシック" w:hAnsi="Arial"/>
-          <w:sz w:val="20"/>
-          <w:szCs w:val="20"/>
-        </w:rPr>
-        <w:t xml:space="preserve">④ 11台に届かなければ、最大料金を800円(改定前と同額)に下げます。</w:t>
-      </w:r>
-    </w:p>
-    <w:p>
-      <w:pPr>
-        <w:spacing w:after="0" w:before="40" w:line="300" w:lineRule="exact"/>
-      </w:pPr>
-      <w:r>
-        <w:rPr>
-          <w:rFonts w:ascii="Arial" w:cs="Arial" w:eastAsia="游ゴシック" w:hAnsi="Arial"/>
-          <w:sz w:val="18"/>
-          <w:szCs w:val="18"/>
-        </w:rPr>
-        <w:t xml:space="preserve">14台は、減った車(1日約14.6台)の約4割が戻り、売上が改定前に並ぶ目安です。</w:t>
-      </w:r>
-    </w:p>
-    <w:p>
-      <w:pPr>
-        <w:keepNext/>
-        <w:pBdr>
-          <w:bottom w:val="single" w:color="444444" w:sz="8" w:space="2"/>
-        </w:pBdr>
-        <w:spacing w:after="90" w:before="160" w:line="340" w:lineRule="exact"/>
-      </w:pPr>
-      <w:r>
-        <w:rPr>
-          <w:rFonts w:ascii="Arial" w:cs="Arial" w:eastAsia="游ゴシック" w:hAnsi="Arial"/>
-          <w:b/>
-          <w:bCs/>
-          <w:sz w:val="24"/>
-          <w:szCs w:val="24"/>
-        </w:rPr>
-        <w:t xml:space="preserve">4. 根拠① 売上</w:t>
+        <w:t xml:space="preserve">3. 根拠① 売上</w:t>
       </w:r>
     </w:p>
     <w:tbl>
@@ -1175,7 +2645,7 @@
       <w:r>
         <w:drawing>
           <wp:inline distT="0" distB="0" distL="0" distR="0">
-            <wp:extent cx="5143500" cy="2295525"/>
+            <wp:extent cx="4762500" cy="2124075"/>
             <wp:effectExtent t="0" r="0" b="0" l="0"/>
             <wp:docPr id="1" name="月別の売上" descr="月別の売上" title="月別の売上"/>
             <wp:cNvGraphicFramePr>
@@ -1200,7 +2670,7 @@
                   <pic:spPr bwMode="auto">
                     <a:xfrm>
                       <a:off x="0" y="0"/>
-                      <a:ext cx="5143500" cy="2295525"/>
+                      <a:ext cx="4762500" cy="2124075"/>
                     </a:xfrm>
                     <a:prstGeom prst="rect">
                       <a:avLst/>
@@ -1247,7 +2717,7 @@
           <w:sz w:val="24"/>
           <w:szCs w:val="24"/>
         </w:rPr>
-        <w:t xml:space="preserve">5. 根拠② 精算機のデータ(停めた車の数)</w:t>
+        <w:t xml:space="preserve">4. 根拠② 精算機のデータ(停めた車の数)</w:t>
       </w:r>
     </w:p>
     <w:p>
@@ -1987,7 +3457,7 @@
       <w:r>
         <w:drawing>
           <wp:inline distT="0" distB="0" distL="0" distR="0">
-            <wp:extent cx="5619750" cy="2438400"/>
+            <wp:extent cx="5143500" cy="2228850"/>
             <wp:effectExtent t="0" r="0" b="0" l="0"/>
             <wp:docPr id="1" name="停めた車の数(月別)" descr="停めた車の数(月別)" title="停めた車の数(月別)"/>
             <wp:cNvGraphicFramePr>
@@ -2012,7 +3482,7 @@
                   <pic:spPr bwMode="auto">
                     <a:xfrm>
                       <a:off x="0" y="0"/>
-                      <a:ext cx="5619750" cy="2438400"/>
+                      <a:ext cx="5143500" cy="2228850"/>
                     </a:xfrm>
                     <a:prstGeom prst="rect">
                       <a:avLst/>
@@ -2129,21 +3599,8 @@
     </w:p>
     <w:p>
       <w:pPr>
-        <w:spacing w:after="60" w:before="40" w:line="300" w:lineRule="exact"/>
-      </w:pPr>
-      <w:r>
-        <w:rPr>
-          <w:rFonts w:ascii="Arial" w:cs="Arial" w:eastAsia="游ゴシック" w:hAnsi="Arial"/>
-          <w:color w:val="444444"/>
-          <w:sz w:val="17"/>
-          <w:szCs w:val="17"/>
-        </w:rPr>
-        <w:t xml:space="preserve">R8.7.14〜21は表記が重複していたため7/17〜21として扱い、R8.8.25〜28はデータがないため除いています。</w:t>
-      </w:r>
-    </w:p>
-    <w:p>
-      <w:pPr>
         <w:keepNext/>
+        <w:pageBreakBefore/>
         <w:pBdr>
           <w:bottom w:val="single" w:color="444444" w:sz="8" w:space="2"/>
         </w:pBdr>
@@ -2157,1333 +3614,7 @@
           <w:sz w:val="24"/>
           <w:szCs w:val="24"/>
         </w:rPr>
-        <w:t xml:space="preserve">6. 料金の例(円)</w:t>
-      </w:r>
-    </w:p>
-    <w:p>
-      <w:pPr>
-        <w:spacing w:after="80" w:before="0" w:line="300" w:lineRule="exact"/>
-      </w:pPr>
-      <w:r>
-        <w:rPr>
-          <w:rFonts w:ascii="Arial" w:cs="Arial" w:eastAsia="游ゴシック" w:hAnsi="Arial"/>
-          <w:sz w:val="19"/>
-          <w:szCs w:val="19"/>
-        </w:rPr>
-        <w:t xml:space="preserve">同じ時間停めたときの料金です。</w:t>
-      </w:r>
-    </w:p>
-    <w:tbl>
-      <w:tblPr>
-        <w:tblW w:type="dxa" w:w="9638"/>
-        <w:tblBorders>
-          <w:top w:val="single" w:color="auto" w:sz="4"/>
-          <w:left w:val="single" w:color="auto" w:sz="4"/>
-          <w:bottom w:val="single" w:color="auto" w:sz="4"/>
-          <w:right w:val="single" w:color="auto" w:sz="4"/>
-          <w:insideH w:val="single" w:color="auto" w:sz="4"/>
-          <w:insideV w:val="single" w:color="auto" w:sz="4"/>
-        </w:tblBorders>
-      </w:tblPr>
-      <w:tblGrid>
-        <w:gridCol w:w="3338"/>
-        <w:gridCol w:w="2100"/>
-        <w:gridCol w:w="2100"/>
-        <w:gridCol w:w="2100"/>
-      </w:tblGrid>
-      <w:tr>
-        <w:trPr>
-          <w:cantSplit/>
-          <w:tblHeader/>
-        </w:trPr>
-        <w:tc>
-          <w:tcPr>
-            <w:tcW w:type="dxa" w:w="3338"/>
-            <w:tcBorders>
-              <w:top w:val="single" w:color="777777" w:sz="4"/>
-              <w:left w:val="single" w:color="777777" w:sz="4"/>
-              <w:bottom w:val="single" w:color="777777" w:sz="4"/>
-              <w:right w:val="single" w:color="777777" w:sz="4"/>
-            </w:tcBorders>
-            <w:shd w:fill="D9D9D9" w:color="auto" w:val="clear"/>
-            <w:tcMar>
-              <w:top w:type="dxa" w:w="35"/>
-              <w:left w:type="dxa" w:w="100"/>
-              <w:bottom w:type="dxa" w:w="35"/>
-              <w:right w:type="dxa" w:w="100"/>
-            </w:tcMar>
-            <w:vAlign w:val="center"/>
-          </w:tcPr>
-          <w:p>
-            <w:pPr>
-              <w:spacing w:after="0" w:line="280" w:lineRule="exact"/>
-              <w:jc w:val="center"/>
-            </w:pPr>
-            <w:r>
-              <w:rPr>
-                <w:rFonts w:ascii="Arial" w:cs="Arial" w:eastAsia="游ゴシック" w:hAnsi="Arial"/>
-                <w:b/>
-                <w:bCs/>
-                <w:sz w:val="19"/>
-                <w:szCs w:val="19"/>
-              </w:rPr>
-              <w:t xml:space="preserve">停めた時間</w:t>
-            </w:r>
-          </w:p>
-        </w:tc>
-        <w:tc>
-          <w:tcPr>
-            <w:tcW w:type="dxa" w:w="2100"/>
-            <w:tcBorders>
-              <w:top w:val="single" w:color="777777" w:sz="4"/>
-              <w:left w:val="single" w:color="777777" w:sz="4"/>
-              <w:bottom w:val="single" w:color="777777" w:sz="4"/>
-              <w:right w:val="single" w:color="777777" w:sz="4"/>
-            </w:tcBorders>
-            <w:shd w:fill="D9D9D9" w:color="auto" w:val="clear"/>
-            <w:tcMar>
-              <w:top w:type="dxa" w:w="35"/>
-              <w:left w:type="dxa" w:w="100"/>
-              <w:bottom w:type="dxa" w:w="35"/>
-              <w:right w:type="dxa" w:w="100"/>
-            </w:tcMar>
-            <w:vAlign w:val="center"/>
-          </w:tcPr>
-          <w:p>
-            <w:pPr>
-              <w:spacing w:after="0" w:line="280" w:lineRule="exact"/>
-              <w:jc w:val="center"/>
-            </w:pPr>
-            <w:r>
-              <w:rPr>
-                <w:rFonts w:ascii="Arial" w:cs="Arial" w:eastAsia="游ゴシック" w:hAnsi="Arial"/>
-                <w:b/>
-                <w:bCs/>
-                <w:sz w:val="19"/>
-                <w:szCs w:val="19"/>
-              </w:rPr>
-              <w:t xml:space="preserve">改定前</w:t>
-            </w:r>
-          </w:p>
-        </w:tc>
-        <w:tc>
-          <w:tcPr>
-            <w:tcW w:type="dxa" w:w="2100"/>
-            <w:tcBorders>
-              <w:top w:val="single" w:color="777777" w:sz="4"/>
-              <w:left w:val="single" w:color="777777" w:sz="4"/>
-              <w:bottom w:val="single" w:color="777777" w:sz="4"/>
-              <w:right w:val="single" w:color="777777" w:sz="4"/>
-            </w:tcBorders>
-            <w:shd w:fill="D9D9D9" w:color="auto" w:val="clear"/>
-            <w:tcMar>
-              <w:top w:type="dxa" w:w="35"/>
-              <w:left w:type="dxa" w:w="100"/>
-              <w:bottom w:type="dxa" w:w="35"/>
-              <w:right w:type="dxa" w:w="100"/>
-            </w:tcMar>
-            <w:vAlign w:val="center"/>
-          </w:tcPr>
-          <w:p>
-            <w:pPr>
-              <w:spacing w:after="0" w:line="280" w:lineRule="exact"/>
-              <w:jc w:val="center"/>
-            </w:pPr>
-            <w:r>
-              <w:rPr>
-                <w:rFonts w:ascii="Arial" w:cs="Arial" w:eastAsia="游ゴシック" w:hAnsi="Arial"/>
-                <w:b/>
-                <w:bCs/>
-                <w:sz w:val="19"/>
-                <w:szCs w:val="19"/>
-              </w:rPr>
-              <w:t xml:space="preserve">現行</w:t>
-            </w:r>
-          </w:p>
-        </w:tc>
-        <w:tc>
-          <w:tcPr>
-            <w:tcW w:type="dxa" w:w="2100"/>
-            <w:tcBorders>
-              <w:top w:val="single" w:color="777777" w:sz="4"/>
-              <w:left w:val="single" w:color="777777" w:sz="4"/>
-              <w:bottom w:val="single" w:color="777777" w:sz="4"/>
-              <w:right w:val="single" w:color="777777" w:sz="4"/>
-            </w:tcBorders>
-            <w:shd w:fill="D9D9D9" w:color="auto" w:val="clear"/>
-            <w:tcMar>
-              <w:top w:type="dxa" w:w="35"/>
-              <w:left w:type="dxa" w:w="100"/>
-              <w:bottom w:type="dxa" w:w="35"/>
-              <w:right w:type="dxa" w:w="100"/>
-            </w:tcMar>
-            <w:vAlign w:val="center"/>
-          </w:tcPr>
-          <w:p>
-            <w:pPr>
-              <w:spacing w:after="0" w:line="280" w:lineRule="exact"/>
-              <w:jc w:val="center"/>
-            </w:pPr>
-            <w:r>
-              <w:rPr>
-                <w:rFonts w:ascii="Arial" w:cs="Arial" w:eastAsia="游ゴシック" w:hAnsi="Arial"/>
-                <w:b/>
-                <w:bCs/>
-                <w:sz w:val="19"/>
-                <w:szCs w:val="19"/>
-              </w:rPr>
-              <w:t xml:space="preserve">提案</w:t>
-            </w:r>
-          </w:p>
-        </w:tc>
-      </w:tr>
-      <w:tr>
-        <w:trPr>
-          <w:cantSplit/>
-        </w:trPr>
-        <w:tc>
-          <w:tcPr>
-            <w:tcW w:type="dxa" w:w="3338"/>
-            <w:tcBorders>
-              <w:top w:val="single" w:color="777777" w:sz="4"/>
-              <w:left w:val="single" w:color="777777" w:sz="4"/>
-              <w:bottom w:val="single" w:color="777777" w:sz="4"/>
-              <w:right w:val="single" w:color="777777" w:sz="4"/>
-            </w:tcBorders>
-            <w:tcMar>
-              <w:top w:type="dxa" w:w="35"/>
-              <w:left w:type="dxa" w:w="100"/>
-              <w:bottom w:type="dxa" w:w="35"/>
-              <w:right w:type="dxa" w:w="100"/>
-            </w:tcMar>
-            <w:vAlign w:val="center"/>
-          </w:tcPr>
-          <w:p>
-            <w:pPr>
-              <w:spacing w:after="0" w:line="280" w:lineRule="exact"/>
-              <w:jc w:val="left"/>
-            </w:pPr>
-            <w:r>
-              <w:rPr>
-                <w:rFonts w:ascii="Arial" w:cs="Arial" w:eastAsia="游ゴシック" w:hAnsi="Arial"/>
-                <w:sz w:val="19"/>
-                <w:szCs w:val="19"/>
-              </w:rPr>
-              <w:t xml:space="preserve">20分</w:t>
-            </w:r>
-          </w:p>
-        </w:tc>
-        <w:tc>
-          <w:tcPr>
-            <w:tcW w:type="dxa" w:w="2100"/>
-            <w:tcBorders>
-              <w:top w:val="single" w:color="777777" w:sz="4"/>
-              <w:left w:val="single" w:color="777777" w:sz="4"/>
-              <w:bottom w:val="single" w:color="777777" w:sz="4"/>
-              <w:right w:val="single" w:color="777777" w:sz="4"/>
-            </w:tcBorders>
-            <w:tcMar>
-              <w:top w:type="dxa" w:w="35"/>
-              <w:left w:type="dxa" w:w="100"/>
-              <w:bottom w:type="dxa" w:w="35"/>
-              <w:right w:type="dxa" w:w="100"/>
-            </w:tcMar>
-            <w:vAlign w:val="center"/>
-          </w:tcPr>
-          <w:p>
-            <w:pPr>
-              <w:spacing w:after="0" w:line="280" w:lineRule="exact"/>
-              <w:jc w:val="center"/>
-            </w:pPr>
-            <w:r>
-              <w:rPr>
-                <w:rFonts w:ascii="Arial" w:cs="Arial" w:eastAsia="游ゴシック" w:hAnsi="Arial"/>
-                <w:sz w:val="19"/>
-                <w:szCs w:val="19"/>
-              </w:rPr>
-              <w:t xml:space="preserve">200</w:t>
-            </w:r>
-          </w:p>
-        </w:tc>
-        <w:tc>
-          <w:tcPr>
-            <w:tcW w:type="dxa" w:w="2100"/>
-            <w:tcBorders>
-              <w:top w:val="single" w:color="777777" w:sz="4"/>
-              <w:left w:val="single" w:color="777777" w:sz="4"/>
-              <w:bottom w:val="single" w:color="777777" w:sz="4"/>
-              <w:right w:val="single" w:color="777777" w:sz="4"/>
-            </w:tcBorders>
-            <w:tcMar>
-              <w:top w:type="dxa" w:w="35"/>
-              <w:left w:type="dxa" w:w="100"/>
-              <w:bottom w:type="dxa" w:w="35"/>
-              <w:right w:type="dxa" w:w="100"/>
-            </w:tcMar>
-            <w:vAlign w:val="center"/>
-          </w:tcPr>
-          <w:p>
-            <w:pPr>
-              <w:spacing w:after="0" w:line="280" w:lineRule="exact"/>
-              <w:jc w:val="center"/>
-            </w:pPr>
-            <w:r>
-              <w:rPr>
-                <w:rFonts w:ascii="Arial" w:cs="Arial" w:eastAsia="游ゴシック" w:hAnsi="Arial"/>
-                <w:sz w:val="19"/>
-                <w:szCs w:val="19"/>
-              </w:rPr>
-              <w:t xml:space="preserve">100</w:t>
-            </w:r>
-          </w:p>
-        </w:tc>
-        <w:tc>
-          <w:tcPr>
-            <w:tcW w:type="dxa" w:w="2100"/>
-            <w:tcBorders>
-              <w:top w:val="single" w:color="777777" w:sz="4"/>
-              <w:left w:val="single" w:color="777777" w:sz="4"/>
-              <w:bottom w:val="single" w:color="777777" w:sz="4"/>
-              <w:right w:val="single" w:color="777777" w:sz="4"/>
-            </w:tcBorders>
-            <w:tcMar>
-              <w:top w:type="dxa" w:w="35"/>
-              <w:left w:type="dxa" w:w="100"/>
-              <w:bottom w:type="dxa" w:w="35"/>
-              <w:right w:type="dxa" w:w="100"/>
-            </w:tcMar>
-            <w:vAlign w:val="center"/>
-          </w:tcPr>
-          <w:p>
-            <w:pPr>
-              <w:spacing w:after="0" w:line="280" w:lineRule="exact"/>
-              <w:jc w:val="center"/>
-            </w:pPr>
-            <w:r>
-              <w:rPr>
-                <w:rFonts w:ascii="Arial" w:cs="Arial" w:eastAsia="游ゴシック" w:hAnsi="Arial"/>
-                <w:b/>
-                <w:bCs/>
-                <w:sz w:val="19"/>
-                <w:szCs w:val="19"/>
-              </w:rPr>
-              <w:t xml:space="preserve">100</w:t>
-            </w:r>
-          </w:p>
-        </w:tc>
-      </w:tr>
-      <w:tr>
-        <w:trPr>
-          <w:cantSplit/>
-        </w:trPr>
-        <w:tc>
-          <w:tcPr>
-            <w:tcW w:type="dxa" w:w="3338"/>
-            <w:tcBorders>
-              <w:top w:val="single" w:color="777777" w:sz="4"/>
-              <w:left w:val="single" w:color="777777" w:sz="4"/>
-              <w:bottom w:val="single" w:color="777777" w:sz="4"/>
-              <w:right w:val="single" w:color="777777" w:sz="4"/>
-            </w:tcBorders>
-            <w:tcMar>
-              <w:top w:type="dxa" w:w="35"/>
-              <w:left w:type="dxa" w:w="100"/>
-              <w:bottom w:type="dxa" w:w="35"/>
-              <w:right w:type="dxa" w:w="100"/>
-            </w:tcMar>
-            <w:vAlign w:val="center"/>
-          </w:tcPr>
-          <w:p>
-            <w:pPr>
-              <w:spacing w:after="0" w:line="280" w:lineRule="exact"/>
-              <w:jc w:val="left"/>
-            </w:pPr>
-            <w:r>
-              <w:rPr>
-                <w:rFonts w:ascii="Arial" w:cs="Arial" w:eastAsia="游ゴシック" w:hAnsi="Arial"/>
-                <w:sz w:val="19"/>
-                <w:szCs w:val="19"/>
-              </w:rPr>
-              <w:t xml:space="preserve">1時間</w:t>
-            </w:r>
-          </w:p>
-        </w:tc>
-        <w:tc>
-          <w:tcPr>
-            <w:tcW w:type="dxa" w:w="2100"/>
-            <w:tcBorders>
-              <w:top w:val="single" w:color="777777" w:sz="4"/>
-              <w:left w:val="single" w:color="777777" w:sz="4"/>
-              <w:bottom w:val="single" w:color="777777" w:sz="4"/>
-              <w:right w:val="single" w:color="777777" w:sz="4"/>
-            </w:tcBorders>
-            <w:tcMar>
-              <w:top w:type="dxa" w:w="35"/>
-              <w:left w:type="dxa" w:w="100"/>
-              <w:bottom w:type="dxa" w:w="35"/>
-              <w:right w:type="dxa" w:w="100"/>
-            </w:tcMar>
-            <w:vAlign w:val="center"/>
-          </w:tcPr>
-          <w:p>
-            <w:pPr>
-              <w:spacing w:after="0" w:line="280" w:lineRule="exact"/>
-              <w:jc w:val="center"/>
-            </w:pPr>
-            <w:r>
-              <w:rPr>
-                <w:rFonts w:ascii="Arial" w:cs="Arial" w:eastAsia="游ゴシック" w:hAnsi="Arial"/>
-                <w:sz w:val="19"/>
-                <w:szCs w:val="19"/>
-              </w:rPr>
-              <w:t xml:space="preserve">200</w:t>
-            </w:r>
-          </w:p>
-        </w:tc>
-        <w:tc>
-          <w:tcPr>
-            <w:tcW w:type="dxa" w:w="2100"/>
-            <w:tcBorders>
-              <w:top w:val="single" w:color="777777" w:sz="4"/>
-              <w:left w:val="single" w:color="777777" w:sz="4"/>
-              <w:bottom w:val="single" w:color="777777" w:sz="4"/>
-              <w:right w:val="single" w:color="777777" w:sz="4"/>
-            </w:tcBorders>
-            <w:tcMar>
-              <w:top w:type="dxa" w:w="35"/>
-              <w:left w:type="dxa" w:w="100"/>
-              <w:bottom w:type="dxa" w:w="35"/>
-              <w:right w:type="dxa" w:w="100"/>
-            </w:tcMar>
-            <w:vAlign w:val="center"/>
-          </w:tcPr>
-          <w:p>
-            <w:pPr>
-              <w:spacing w:after="0" w:line="280" w:lineRule="exact"/>
-              <w:jc w:val="center"/>
-            </w:pPr>
-            <w:r>
-              <w:rPr>
-                <w:rFonts w:ascii="Arial" w:cs="Arial" w:eastAsia="游ゴシック" w:hAnsi="Arial"/>
-                <w:sz w:val="19"/>
-                <w:szCs w:val="19"/>
-              </w:rPr>
-              <w:t xml:space="preserve">300</w:t>
-            </w:r>
-          </w:p>
-        </w:tc>
-        <w:tc>
-          <w:tcPr>
-            <w:tcW w:type="dxa" w:w="2100"/>
-            <w:tcBorders>
-              <w:top w:val="single" w:color="777777" w:sz="4"/>
-              <w:left w:val="single" w:color="777777" w:sz="4"/>
-              <w:bottom w:val="single" w:color="777777" w:sz="4"/>
-              <w:right w:val="single" w:color="777777" w:sz="4"/>
-            </w:tcBorders>
-            <w:tcMar>
-              <w:top w:type="dxa" w:w="35"/>
-              <w:left w:type="dxa" w:w="100"/>
-              <w:bottom w:type="dxa" w:w="35"/>
-              <w:right w:type="dxa" w:w="100"/>
-            </w:tcMar>
-            <w:vAlign w:val="center"/>
-          </w:tcPr>
-          <w:p>
-            <w:pPr>
-              <w:spacing w:after="0" w:line="280" w:lineRule="exact"/>
-              <w:jc w:val="center"/>
-            </w:pPr>
-            <w:r>
-              <w:rPr>
-                <w:rFonts w:ascii="Arial" w:cs="Arial" w:eastAsia="游ゴシック" w:hAnsi="Arial"/>
-                <w:b/>
-                <w:bCs/>
-                <w:sz w:val="19"/>
-                <w:szCs w:val="19"/>
-              </w:rPr>
-              <w:t xml:space="preserve">300</w:t>
-            </w:r>
-          </w:p>
-        </w:tc>
-      </w:tr>
-      <w:tr>
-        <w:trPr>
-          <w:cantSplit/>
-        </w:trPr>
-        <w:tc>
-          <w:tcPr>
-            <w:tcW w:type="dxa" w:w="3338"/>
-            <w:tcBorders>
-              <w:top w:val="single" w:color="777777" w:sz="4"/>
-              <w:left w:val="single" w:color="777777" w:sz="4"/>
-              <w:bottom w:val="single" w:color="777777" w:sz="4"/>
-              <w:right w:val="single" w:color="777777" w:sz="4"/>
-            </w:tcBorders>
-            <w:tcMar>
-              <w:top w:type="dxa" w:w="35"/>
-              <w:left w:type="dxa" w:w="100"/>
-              <w:bottom w:type="dxa" w:w="35"/>
-              <w:right w:type="dxa" w:w="100"/>
-            </w:tcMar>
-            <w:vAlign w:val="center"/>
-          </w:tcPr>
-          <w:p>
-            <w:pPr>
-              <w:spacing w:after="0" w:line="280" w:lineRule="exact"/>
-              <w:jc w:val="left"/>
-            </w:pPr>
-            <w:r>
-              <w:rPr>
-                <w:rFonts w:ascii="Arial" w:cs="Arial" w:eastAsia="游ゴシック" w:hAnsi="Arial"/>
-                <w:sz w:val="19"/>
-                <w:szCs w:val="19"/>
-              </w:rPr>
-              <w:t xml:space="preserve">2時間</w:t>
-            </w:r>
-          </w:p>
-        </w:tc>
-        <w:tc>
-          <w:tcPr>
-            <w:tcW w:type="dxa" w:w="2100"/>
-            <w:tcBorders>
-              <w:top w:val="single" w:color="777777" w:sz="4"/>
-              <w:left w:val="single" w:color="777777" w:sz="4"/>
-              <w:bottom w:val="single" w:color="777777" w:sz="4"/>
-              <w:right w:val="single" w:color="777777" w:sz="4"/>
-            </w:tcBorders>
-            <w:tcMar>
-              <w:top w:type="dxa" w:w="35"/>
-              <w:left w:type="dxa" w:w="100"/>
-              <w:bottom w:type="dxa" w:w="35"/>
-              <w:right w:type="dxa" w:w="100"/>
-            </w:tcMar>
-            <w:vAlign w:val="center"/>
-          </w:tcPr>
-          <w:p>
-            <w:pPr>
-              <w:spacing w:after="0" w:line="280" w:lineRule="exact"/>
-              <w:jc w:val="center"/>
-            </w:pPr>
-            <w:r>
-              <w:rPr>
-                <w:rFonts w:ascii="Arial" w:cs="Arial" w:eastAsia="游ゴシック" w:hAnsi="Arial"/>
-                <w:sz w:val="19"/>
-                <w:szCs w:val="19"/>
-              </w:rPr>
-              <w:t xml:space="preserve">400</w:t>
-            </w:r>
-          </w:p>
-        </w:tc>
-        <w:tc>
-          <w:tcPr>
-            <w:tcW w:type="dxa" w:w="2100"/>
-            <w:tcBorders>
-              <w:top w:val="single" w:color="777777" w:sz="4"/>
-              <w:left w:val="single" w:color="777777" w:sz="4"/>
-              <w:bottom w:val="single" w:color="777777" w:sz="4"/>
-              <w:right w:val="single" w:color="777777" w:sz="4"/>
-            </w:tcBorders>
-            <w:tcMar>
-              <w:top w:type="dxa" w:w="35"/>
-              <w:left w:type="dxa" w:w="100"/>
-              <w:bottom w:type="dxa" w:w="35"/>
-              <w:right w:type="dxa" w:w="100"/>
-            </w:tcMar>
-            <w:vAlign w:val="center"/>
-          </w:tcPr>
-          <w:p>
-            <w:pPr>
-              <w:spacing w:after="0" w:line="280" w:lineRule="exact"/>
-              <w:jc w:val="center"/>
-            </w:pPr>
-            <w:r>
-              <w:rPr>
-                <w:rFonts w:ascii="Arial" w:cs="Arial" w:eastAsia="游ゴシック" w:hAnsi="Arial"/>
-                <w:sz w:val="19"/>
-                <w:szCs w:val="19"/>
-              </w:rPr>
-              <w:t xml:space="preserve">600</w:t>
-            </w:r>
-          </w:p>
-        </w:tc>
-        <w:tc>
-          <w:tcPr>
-            <w:tcW w:type="dxa" w:w="2100"/>
-            <w:tcBorders>
-              <w:top w:val="single" w:color="777777" w:sz="4"/>
-              <w:left w:val="single" w:color="777777" w:sz="4"/>
-              <w:bottom w:val="single" w:color="777777" w:sz="4"/>
-              <w:right w:val="single" w:color="777777" w:sz="4"/>
-            </w:tcBorders>
-            <w:tcMar>
-              <w:top w:type="dxa" w:w="35"/>
-              <w:left w:type="dxa" w:w="100"/>
-              <w:bottom w:type="dxa" w:w="35"/>
-              <w:right w:type="dxa" w:w="100"/>
-            </w:tcMar>
-            <w:vAlign w:val="center"/>
-          </w:tcPr>
-          <w:p>
-            <w:pPr>
-              <w:spacing w:after="0" w:line="280" w:lineRule="exact"/>
-              <w:jc w:val="center"/>
-            </w:pPr>
-            <w:r>
-              <w:rPr>
-                <w:rFonts w:ascii="Arial" w:cs="Arial" w:eastAsia="游ゴシック" w:hAnsi="Arial"/>
-                <w:b/>
-                <w:bCs/>
-                <w:sz w:val="19"/>
-                <w:szCs w:val="19"/>
-              </w:rPr>
-              <w:t xml:space="preserve">600</w:t>
-            </w:r>
-          </w:p>
-        </w:tc>
-      </w:tr>
-      <w:tr>
-        <w:trPr>
-          <w:cantSplit/>
-        </w:trPr>
-        <w:tc>
-          <w:tcPr>
-            <w:tcW w:type="dxa" w:w="3338"/>
-            <w:tcBorders>
-              <w:top w:val="single" w:color="777777" w:sz="4"/>
-              <w:left w:val="single" w:color="777777" w:sz="4"/>
-              <w:bottom w:val="single" w:color="777777" w:sz="4"/>
-              <w:right w:val="single" w:color="777777" w:sz="4"/>
-            </w:tcBorders>
-            <w:tcMar>
-              <w:top w:type="dxa" w:w="35"/>
-              <w:left w:type="dxa" w:w="100"/>
-              <w:bottom w:type="dxa" w:w="35"/>
-              <w:right w:type="dxa" w:w="100"/>
-            </w:tcMar>
-            <w:vAlign w:val="center"/>
-          </w:tcPr>
-          <w:p>
-            <w:pPr>
-              <w:spacing w:after="0" w:line="280" w:lineRule="exact"/>
-              <w:jc w:val="left"/>
-            </w:pPr>
-            <w:r>
-              <w:rPr>
-                <w:rFonts w:ascii="Arial" w:cs="Arial" w:eastAsia="游ゴシック" w:hAnsi="Arial"/>
-                <w:sz w:val="19"/>
-                <w:szCs w:val="19"/>
-              </w:rPr>
-              <w:t xml:space="preserve">4時間</w:t>
-            </w:r>
-          </w:p>
-        </w:tc>
-        <w:tc>
-          <w:tcPr>
-            <w:tcW w:type="dxa" w:w="2100"/>
-            <w:tcBorders>
-              <w:top w:val="single" w:color="777777" w:sz="4"/>
-              <w:left w:val="single" w:color="777777" w:sz="4"/>
-              <w:bottom w:val="single" w:color="777777" w:sz="4"/>
-              <w:right w:val="single" w:color="777777" w:sz="4"/>
-            </w:tcBorders>
-            <w:tcMar>
-              <w:top w:type="dxa" w:w="35"/>
-              <w:left w:type="dxa" w:w="100"/>
-              <w:bottom w:type="dxa" w:w="35"/>
-              <w:right w:type="dxa" w:w="100"/>
-            </w:tcMar>
-            <w:vAlign w:val="center"/>
-          </w:tcPr>
-          <w:p>
-            <w:pPr>
-              <w:spacing w:after="0" w:line="280" w:lineRule="exact"/>
-              <w:jc w:val="center"/>
-            </w:pPr>
-            <w:r>
-              <w:rPr>
-                <w:rFonts w:ascii="Arial" w:cs="Arial" w:eastAsia="游ゴシック" w:hAnsi="Arial"/>
-                <w:sz w:val="19"/>
-                <w:szCs w:val="19"/>
-              </w:rPr>
-              <w:t xml:space="preserve">800</w:t>
-            </w:r>
-          </w:p>
-        </w:tc>
-        <w:tc>
-          <w:tcPr>
-            <w:tcW w:type="dxa" w:w="2100"/>
-            <w:tcBorders>
-              <w:top w:val="single" w:color="777777" w:sz="4"/>
-              <w:left w:val="single" w:color="777777" w:sz="4"/>
-              <w:bottom w:val="single" w:color="777777" w:sz="4"/>
-              <w:right w:val="single" w:color="777777" w:sz="4"/>
-            </w:tcBorders>
-            <w:tcMar>
-              <w:top w:type="dxa" w:w="35"/>
-              <w:left w:type="dxa" w:w="100"/>
-              <w:bottom w:type="dxa" w:w="35"/>
-              <w:right w:type="dxa" w:w="100"/>
-            </w:tcMar>
-            <w:vAlign w:val="center"/>
-          </w:tcPr>
-          <w:p>
-            <w:pPr>
-              <w:spacing w:after="0" w:line="280" w:lineRule="exact"/>
-              <w:jc w:val="center"/>
-            </w:pPr>
-            <w:r>
-              <w:rPr>
-                <w:rFonts w:ascii="Arial" w:cs="Arial" w:eastAsia="游ゴシック" w:hAnsi="Arial"/>
-                <w:sz w:val="19"/>
-                <w:szCs w:val="19"/>
-              </w:rPr>
-              <w:t xml:space="preserve">1,000</w:t>
-            </w:r>
-          </w:p>
-        </w:tc>
-        <w:tc>
-          <w:tcPr>
-            <w:tcW w:type="dxa" w:w="2100"/>
-            <w:tcBorders>
-              <w:top w:val="single" w:color="777777" w:sz="4"/>
-              <w:left w:val="single" w:color="777777" w:sz="4"/>
-              <w:bottom w:val="single" w:color="777777" w:sz="4"/>
-              <w:right w:val="single" w:color="777777" w:sz="4"/>
-            </w:tcBorders>
-            <w:tcMar>
-              <w:top w:type="dxa" w:w="35"/>
-              <w:left w:type="dxa" w:w="100"/>
-              <w:bottom w:type="dxa" w:w="35"/>
-              <w:right w:type="dxa" w:w="100"/>
-            </w:tcMar>
-            <w:vAlign w:val="center"/>
-          </w:tcPr>
-          <w:p>
-            <w:pPr>
-              <w:spacing w:after="0" w:line="280" w:lineRule="exact"/>
-              <w:jc w:val="center"/>
-            </w:pPr>
-            <w:r>
-              <w:rPr>
-                <w:rFonts w:ascii="Arial" w:cs="Arial" w:eastAsia="游ゴシック" w:hAnsi="Arial"/>
-                <w:b/>
-                <w:bCs/>
-                <w:sz w:val="19"/>
-                <w:szCs w:val="19"/>
-              </w:rPr>
-              <w:t xml:space="preserve">1,000</w:t>
-            </w:r>
-          </w:p>
-        </w:tc>
-      </w:tr>
-      <w:tr>
-        <w:trPr>
-          <w:cantSplit/>
-        </w:trPr>
-        <w:tc>
-          <w:tcPr>
-            <w:tcW w:type="dxa" w:w="3338"/>
-            <w:tcBorders>
-              <w:top w:val="single" w:color="777777" w:sz="4"/>
-              <w:left w:val="single" w:color="777777" w:sz="4"/>
-              <w:bottom w:val="single" w:color="777777" w:sz="4"/>
-              <w:right w:val="single" w:color="777777" w:sz="4"/>
-            </w:tcBorders>
-            <w:tcMar>
-              <w:top w:type="dxa" w:w="35"/>
-              <w:left w:type="dxa" w:w="100"/>
-              <w:bottom w:type="dxa" w:w="35"/>
-              <w:right w:type="dxa" w:w="100"/>
-            </w:tcMar>
-            <w:vAlign w:val="center"/>
-          </w:tcPr>
-          <w:p>
-            <w:pPr>
-              <w:spacing w:after="0" w:line="280" w:lineRule="exact"/>
-              <w:jc w:val="left"/>
-            </w:pPr>
-            <w:r>
-              <w:rPr>
-                <w:rFonts w:ascii="Arial" w:cs="Arial" w:eastAsia="游ゴシック" w:hAnsi="Arial"/>
-                <w:sz w:val="19"/>
-                <w:szCs w:val="19"/>
-              </w:rPr>
-              <w:t xml:space="preserve">日中(8時〜18時)</w:t>
-            </w:r>
-          </w:p>
-        </w:tc>
-        <w:tc>
-          <w:tcPr>
-            <w:tcW w:type="dxa" w:w="2100"/>
-            <w:tcBorders>
-              <w:top w:val="single" w:color="777777" w:sz="4"/>
-              <w:left w:val="single" w:color="777777" w:sz="4"/>
-              <w:bottom w:val="single" w:color="777777" w:sz="4"/>
-              <w:right w:val="single" w:color="777777" w:sz="4"/>
-            </w:tcBorders>
-            <w:tcMar>
-              <w:top w:type="dxa" w:w="35"/>
-              <w:left w:type="dxa" w:w="100"/>
-              <w:bottom w:type="dxa" w:w="35"/>
-              <w:right w:type="dxa" w:w="100"/>
-            </w:tcMar>
-            <w:vAlign w:val="center"/>
-          </w:tcPr>
-          <w:p>
-            <w:pPr>
-              <w:spacing w:after="0" w:line="280" w:lineRule="exact"/>
-              <w:jc w:val="center"/>
-            </w:pPr>
-            <w:r>
-              <w:rPr>
-                <w:rFonts w:ascii="Arial" w:cs="Arial" w:eastAsia="游ゴシック" w:hAnsi="Arial"/>
-                <w:sz w:val="19"/>
-                <w:szCs w:val="19"/>
-              </w:rPr>
-              <w:t xml:space="preserve">800</w:t>
-            </w:r>
-          </w:p>
-        </w:tc>
-        <w:tc>
-          <w:tcPr>
-            <w:tcW w:type="dxa" w:w="2100"/>
-            <w:tcBorders>
-              <w:top w:val="single" w:color="777777" w:sz="4"/>
-              <w:left w:val="single" w:color="777777" w:sz="4"/>
-              <w:bottom w:val="single" w:color="777777" w:sz="4"/>
-              <w:right w:val="single" w:color="777777" w:sz="4"/>
-            </w:tcBorders>
-            <w:tcMar>
-              <w:top w:type="dxa" w:w="35"/>
-              <w:left w:type="dxa" w:w="100"/>
-              <w:bottom w:type="dxa" w:w="35"/>
-              <w:right w:type="dxa" w:w="100"/>
-            </w:tcMar>
-            <w:vAlign w:val="center"/>
-          </w:tcPr>
-          <w:p>
-            <w:pPr>
-              <w:spacing w:after="0" w:line="280" w:lineRule="exact"/>
-              <w:jc w:val="center"/>
-            </w:pPr>
-            <w:r>
-              <w:rPr>
-                <w:rFonts w:ascii="Arial" w:cs="Arial" w:eastAsia="游ゴシック" w:hAnsi="Arial"/>
-                <w:sz w:val="19"/>
-                <w:szCs w:val="19"/>
-              </w:rPr>
-              <w:t xml:space="preserve">1,000</w:t>
-            </w:r>
-          </w:p>
-        </w:tc>
-        <w:tc>
-          <w:tcPr>
-            <w:tcW w:type="dxa" w:w="2100"/>
-            <w:tcBorders>
-              <w:top w:val="single" w:color="777777" w:sz="4"/>
-              <w:left w:val="single" w:color="777777" w:sz="4"/>
-              <w:bottom w:val="single" w:color="777777" w:sz="4"/>
-              <w:right w:val="single" w:color="777777" w:sz="4"/>
-            </w:tcBorders>
-            <w:tcMar>
-              <w:top w:type="dxa" w:w="35"/>
-              <w:left w:type="dxa" w:w="100"/>
-              <w:bottom w:type="dxa" w:w="35"/>
-              <w:right w:type="dxa" w:w="100"/>
-            </w:tcMar>
-            <w:vAlign w:val="center"/>
-          </w:tcPr>
-          <w:p>
-            <w:pPr>
-              <w:spacing w:after="0" w:line="280" w:lineRule="exact"/>
-              <w:jc w:val="center"/>
-            </w:pPr>
-            <w:r>
-              <w:rPr>
-                <w:rFonts w:ascii="Arial" w:cs="Arial" w:eastAsia="游ゴシック" w:hAnsi="Arial"/>
-                <w:b/>
-                <w:bCs/>
-                <w:sz w:val="19"/>
-                <w:szCs w:val="19"/>
-              </w:rPr>
-              <w:t xml:space="preserve">1,000</w:t>
-            </w:r>
-          </w:p>
-        </w:tc>
-      </w:tr>
-      <w:tr>
-        <w:trPr>
-          <w:cantSplit/>
-        </w:trPr>
-        <w:tc>
-          <w:tcPr>
-            <w:tcW w:type="dxa" w:w="3338"/>
-            <w:tcBorders>
-              <w:top w:val="single" w:color="777777" w:sz="4"/>
-              <w:left w:val="single" w:color="777777" w:sz="4"/>
-              <w:bottom w:val="single" w:color="777777" w:sz="4"/>
-              <w:right w:val="single" w:color="777777" w:sz="4"/>
-            </w:tcBorders>
-            <w:tcMar>
-              <w:top w:type="dxa" w:w="35"/>
-              <w:left w:type="dxa" w:w="100"/>
-              <w:bottom w:type="dxa" w:w="35"/>
-              <w:right w:type="dxa" w:w="100"/>
-            </w:tcMar>
-            <w:vAlign w:val="center"/>
-          </w:tcPr>
-          <w:p>
-            <w:pPr>
-              <w:spacing w:after="0" w:line="280" w:lineRule="exact"/>
-              <w:jc w:val="left"/>
-            </w:pPr>
-            <w:r>
-              <w:rPr>
-                <w:rFonts w:ascii="Arial" w:cs="Arial" w:eastAsia="游ゴシック" w:hAnsi="Arial"/>
-                <w:sz w:val="19"/>
-                <w:szCs w:val="19"/>
-              </w:rPr>
-              <w:t xml:space="preserve">8時〜19時30分</w:t>
-            </w:r>
-          </w:p>
-        </w:tc>
-        <w:tc>
-          <w:tcPr>
-            <w:tcW w:type="dxa" w:w="2100"/>
-            <w:tcBorders>
-              <w:top w:val="single" w:color="777777" w:sz="4"/>
-              <w:left w:val="single" w:color="777777" w:sz="4"/>
-              <w:bottom w:val="single" w:color="777777" w:sz="4"/>
-              <w:right w:val="single" w:color="777777" w:sz="4"/>
-            </w:tcBorders>
-            <w:tcMar>
-              <w:top w:type="dxa" w:w="35"/>
-              <w:left w:type="dxa" w:w="100"/>
-              <w:bottom w:type="dxa" w:w="35"/>
-              <w:right w:type="dxa" w:w="100"/>
-            </w:tcMar>
-            <w:vAlign w:val="center"/>
-          </w:tcPr>
-          <w:p>
-            <w:pPr>
-              <w:spacing w:after="0" w:line="280" w:lineRule="exact"/>
-              <w:jc w:val="center"/>
-            </w:pPr>
-            <w:r>
-              <w:rPr>
-                <w:rFonts w:ascii="Arial" w:cs="Arial" w:eastAsia="游ゴシック" w:hAnsi="Arial"/>
-                <w:sz w:val="19"/>
-                <w:szCs w:val="19"/>
-              </w:rPr>
-              <w:t xml:space="preserve">800</w:t>
-            </w:r>
-          </w:p>
-        </w:tc>
-        <w:tc>
-          <w:tcPr>
-            <w:tcW w:type="dxa" w:w="2100"/>
-            <w:tcBorders>
-              <w:top w:val="single" w:color="777777" w:sz="4"/>
-              <w:left w:val="single" w:color="777777" w:sz="4"/>
-              <w:bottom w:val="single" w:color="777777" w:sz="4"/>
-              <w:right w:val="single" w:color="777777" w:sz="4"/>
-            </w:tcBorders>
-            <w:tcMar>
-              <w:top w:type="dxa" w:w="35"/>
-              <w:left w:type="dxa" w:w="100"/>
-              <w:bottom w:type="dxa" w:w="35"/>
-              <w:right w:type="dxa" w:w="100"/>
-            </w:tcMar>
-            <w:vAlign w:val="center"/>
-          </w:tcPr>
-          <w:p>
-            <w:pPr>
-              <w:spacing w:after="0" w:line="280" w:lineRule="exact"/>
-              <w:jc w:val="center"/>
-            </w:pPr>
-            <w:r>
-              <w:rPr>
-                <w:rFonts w:ascii="Arial" w:cs="Arial" w:eastAsia="游ゴシック" w:hAnsi="Arial"/>
-                <w:sz w:val="19"/>
-                <w:szCs w:val="19"/>
-              </w:rPr>
-              <w:t xml:space="preserve">1,500</w:t>
-            </w:r>
-          </w:p>
-        </w:tc>
-        <w:tc>
-          <w:tcPr>
-            <w:tcW w:type="dxa" w:w="2100"/>
-            <w:tcBorders>
-              <w:top w:val="single" w:color="777777" w:sz="4"/>
-              <w:left w:val="single" w:color="777777" w:sz="4"/>
-              <w:bottom w:val="single" w:color="777777" w:sz="4"/>
-              <w:right w:val="single" w:color="777777" w:sz="4"/>
-            </w:tcBorders>
-            <w:tcMar>
-              <w:top w:type="dxa" w:w="35"/>
-              <w:left w:type="dxa" w:w="100"/>
-              <w:bottom w:type="dxa" w:w="35"/>
-              <w:right w:type="dxa" w:w="100"/>
-            </w:tcMar>
-            <w:vAlign w:val="center"/>
-          </w:tcPr>
-          <w:p>
-            <w:pPr>
-              <w:spacing w:after="0" w:line="280" w:lineRule="exact"/>
-              <w:jc w:val="center"/>
-            </w:pPr>
-            <w:r>
-              <w:rPr>
-                <w:rFonts w:ascii="Arial" w:cs="Arial" w:eastAsia="游ゴシック" w:hAnsi="Arial"/>
-                <w:b/>
-                <w:bCs/>
-                <w:sz w:val="19"/>
-                <w:szCs w:val="19"/>
-              </w:rPr>
-              <w:t xml:space="preserve">1,000</w:t>
-            </w:r>
-          </w:p>
-        </w:tc>
-      </w:tr>
-      <w:tr>
-        <w:trPr>
-          <w:cantSplit/>
-        </w:trPr>
-        <w:tc>
-          <w:tcPr>
-            <w:tcW w:type="dxa" w:w="3338"/>
-            <w:tcBorders>
-              <w:top w:val="single" w:color="777777" w:sz="4"/>
-              <w:left w:val="single" w:color="777777" w:sz="4"/>
-              <w:bottom w:val="single" w:color="777777" w:sz="4"/>
-              <w:right w:val="single" w:color="777777" w:sz="4"/>
-            </w:tcBorders>
-            <w:tcMar>
-              <w:top w:type="dxa" w:w="35"/>
-              <w:left w:type="dxa" w:w="100"/>
-              <w:bottom w:type="dxa" w:w="35"/>
-              <w:right w:type="dxa" w:w="100"/>
-            </w:tcMar>
-            <w:vAlign w:val="center"/>
-          </w:tcPr>
-          <w:p>
-            <w:pPr>
-              <w:spacing w:after="0" w:line="280" w:lineRule="exact"/>
-              <w:jc w:val="left"/>
-            </w:pPr>
-            <w:r>
-              <w:rPr>
-                <w:rFonts w:ascii="Arial" w:cs="Arial" w:eastAsia="游ゴシック" w:hAnsi="Arial"/>
-                <w:sz w:val="19"/>
-                <w:szCs w:val="19"/>
-              </w:rPr>
-              <w:t xml:space="preserve">8時〜20時</w:t>
-            </w:r>
-          </w:p>
-        </w:tc>
-        <w:tc>
-          <w:tcPr>
-            <w:tcW w:type="dxa" w:w="2100"/>
-            <w:tcBorders>
-              <w:top w:val="single" w:color="777777" w:sz="4"/>
-              <w:left w:val="single" w:color="777777" w:sz="4"/>
-              <w:bottom w:val="single" w:color="777777" w:sz="4"/>
-              <w:right w:val="single" w:color="777777" w:sz="4"/>
-            </w:tcBorders>
-            <w:tcMar>
-              <w:top w:type="dxa" w:w="35"/>
-              <w:left w:type="dxa" w:w="100"/>
-              <w:bottom w:type="dxa" w:w="35"/>
-              <w:right w:type="dxa" w:w="100"/>
-            </w:tcMar>
-            <w:vAlign w:val="center"/>
-          </w:tcPr>
-          <w:p>
-            <w:pPr>
-              <w:spacing w:after="0" w:line="280" w:lineRule="exact"/>
-              <w:jc w:val="center"/>
-            </w:pPr>
-            <w:r>
-              <w:rPr>
-                <w:rFonts w:ascii="Arial" w:cs="Arial" w:eastAsia="游ゴシック" w:hAnsi="Arial"/>
-                <w:sz w:val="19"/>
-                <w:szCs w:val="19"/>
-              </w:rPr>
-              <w:t xml:space="preserve">800</w:t>
-            </w:r>
-          </w:p>
-        </w:tc>
-        <w:tc>
-          <w:tcPr>
-            <w:tcW w:type="dxa" w:w="2100"/>
-            <w:tcBorders>
-              <w:top w:val="single" w:color="777777" w:sz="4"/>
-              <w:left w:val="single" w:color="777777" w:sz="4"/>
-              <w:bottom w:val="single" w:color="777777" w:sz="4"/>
-              <w:right w:val="single" w:color="777777" w:sz="4"/>
-            </w:tcBorders>
-            <w:tcMar>
-              <w:top w:type="dxa" w:w="35"/>
-              <w:left w:type="dxa" w:w="100"/>
-              <w:bottom w:type="dxa" w:w="35"/>
-              <w:right w:type="dxa" w:w="100"/>
-            </w:tcMar>
-            <w:vAlign w:val="center"/>
-          </w:tcPr>
-          <w:p>
-            <w:pPr>
-              <w:spacing w:after="0" w:line="280" w:lineRule="exact"/>
-              <w:jc w:val="center"/>
-            </w:pPr>
-            <w:r>
-              <w:rPr>
-                <w:rFonts w:ascii="Arial" w:cs="Arial" w:eastAsia="游ゴシック" w:hAnsi="Arial"/>
-                <w:sz w:val="19"/>
-                <w:szCs w:val="19"/>
-              </w:rPr>
-              <w:t xml:space="preserve">1,600</w:t>
-            </w:r>
-          </w:p>
-        </w:tc>
-        <w:tc>
-          <w:tcPr>
-            <w:tcW w:type="dxa" w:w="2100"/>
-            <w:tcBorders>
-              <w:top w:val="single" w:color="777777" w:sz="4"/>
-              <w:left w:val="single" w:color="777777" w:sz="4"/>
-              <w:bottom w:val="single" w:color="777777" w:sz="4"/>
-              <w:right w:val="single" w:color="777777" w:sz="4"/>
-            </w:tcBorders>
-            <w:tcMar>
-              <w:top w:type="dxa" w:w="35"/>
-              <w:left w:type="dxa" w:w="100"/>
-              <w:bottom w:type="dxa" w:w="35"/>
-              <w:right w:type="dxa" w:w="100"/>
-            </w:tcMar>
-            <w:vAlign w:val="center"/>
-          </w:tcPr>
-          <w:p>
-            <w:pPr>
-              <w:spacing w:after="0" w:line="280" w:lineRule="exact"/>
-              <w:jc w:val="center"/>
-            </w:pPr>
-            <w:r>
-              <w:rPr>
-                <w:rFonts w:ascii="Arial" w:cs="Arial" w:eastAsia="游ゴシック" w:hAnsi="Arial"/>
-                <w:b/>
-                <w:bCs/>
-                <w:sz w:val="19"/>
-                <w:szCs w:val="19"/>
-              </w:rPr>
-              <w:t xml:space="preserve">1,000</w:t>
-            </w:r>
-          </w:p>
-        </w:tc>
-      </w:tr>
-      <w:tr>
-        <w:trPr>
-          <w:cantSplit/>
-        </w:trPr>
-        <w:tc>
-          <w:tcPr>
-            <w:tcW w:type="dxa" w:w="3338"/>
-            <w:tcBorders>
-              <w:top w:val="single" w:color="777777" w:sz="4"/>
-              <w:left w:val="single" w:color="777777" w:sz="4"/>
-              <w:bottom w:val="single" w:color="777777" w:sz="4"/>
-              <w:right w:val="single" w:color="777777" w:sz="4"/>
-            </w:tcBorders>
-            <w:tcMar>
-              <w:top w:type="dxa" w:w="35"/>
-              <w:left w:type="dxa" w:w="100"/>
-              <w:bottom w:type="dxa" w:w="35"/>
-              <w:right w:type="dxa" w:w="100"/>
-            </w:tcMar>
-            <w:vAlign w:val="center"/>
-          </w:tcPr>
-          <w:p>
-            <w:pPr>
-              <w:spacing w:after="0" w:line="280" w:lineRule="exact"/>
-              <w:jc w:val="left"/>
-            </w:pPr>
-            <w:r>
-              <w:rPr>
-                <w:rFonts w:ascii="Arial" w:cs="Arial" w:eastAsia="游ゴシック" w:hAnsi="Arial"/>
-                <w:sz w:val="19"/>
-                <w:szCs w:val="19"/>
-              </w:rPr>
-              <w:t xml:space="preserve">24時間</w:t>
-            </w:r>
-          </w:p>
-        </w:tc>
-        <w:tc>
-          <w:tcPr>
-            <w:tcW w:type="dxa" w:w="2100"/>
-            <w:tcBorders>
-              <w:top w:val="single" w:color="777777" w:sz="4"/>
-              <w:left w:val="single" w:color="777777" w:sz="4"/>
-              <w:bottom w:val="single" w:color="777777" w:sz="4"/>
-              <w:right w:val="single" w:color="777777" w:sz="4"/>
-            </w:tcBorders>
-            <w:tcMar>
-              <w:top w:type="dxa" w:w="35"/>
-              <w:left w:type="dxa" w:w="100"/>
-              <w:bottom w:type="dxa" w:w="35"/>
-              <w:right w:type="dxa" w:w="100"/>
-            </w:tcMar>
-            <w:vAlign w:val="center"/>
-          </w:tcPr>
-          <w:p>
-            <w:pPr>
-              <w:spacing w:after="0" w:line="280" w:lineRule="exact"/>
-              <w:jc w:val="center"/>
-            </w:pPr>
-            <w:r>
-              <w:rPr>
-                <w:rFonts w:ascii="Arial" w:cs="Arial" w:eastAsia="游ゴシック" w:hAnsi="Arial"/>
-                <w:sz w:val="19"/>
-                <w:szCs w:val="19"/>
-              </w:rPr>
-              <w:t xml:space="preserve">800</w:t>
-            </w:r>
-          </w:p>
-        </w:tc>
-        <w:tc>
-          <w:tcPr>
-            <w:tcW w:type="dxa" w:w="2100"/>
-            <w:tcBorders>
-              <w:top w:val="single" w:color="777777" w:sz="4"/>
-              <w:left w:val="single" w:color="777777" w:sz="4"/>
-              <w:bottom w:val="single" w:color="777777" w:sz="4"/>
-              <w:right w:val="single" w:color="777777" w:sz="4"/>
-            </w:tcBorders>
-            <w:tcMar>
-              <w:top w:type="dxa" w:w="35"/>
-              <w:left w:type="dxa" w:w="100"/>
-              <w:bottom w:type="dxa" w:w="35"/>
-              <w:right w:type="dxa" w:w="100"/>
-            </w:tcMar>
-            <w:vAlign w:val="center"/>
-          </w:tcPr>
-          <w:p>
-            <w:pPr>
-              <w:spacing w:after="0" w:line="280" w:lineRule="exact"/>
-              <w:jc w:val="center"/>
-            </w:pPr>
-            <w:r>
-              <w:rPr>
-                <w:rFonts w:ascii="Arial" w:cs="Arial" w:eastAsia="游ゴシック" w:hAnsi="Arial"/>
-                <w:sz w:val="19"/>
-                <w:szCs w:val="19"/>
-              </w:rPr>
-              <w:t xml:space="preserve">1,600</w:t>
-            </w:r>
-          </w:p>
-        </w:tc>
-        <w:tc>
-          <w:tcPr>
-            <w:tcW w:type="dxa" w:w="2100"/>
-            <w:tcBorders>
-              <w:top w:val="single" w:color="777777" w:sz="4"/>
-              <w:left w:val="single" w:color="777777" w:sz="4"/>
-              <w:bottom w:val="single" w:color="777777" w:sz="4"/>
-              <w:right w:val="single" w:color="777777" w:sz="4"/>
-            </w:tcBorders>
-            <w:tcMar>
-              <w:top w:type="dxa" w:w="35"/>
-              <w:left w:type="dxa" w:w="100"/>
-              <w:bottom w:type="dxa" w:w="35"/>
-              <w:right w:type="dxa" w:w="100"/>
-            </w:tcMar>
-            <w:vAlign w:val="center"/>
-          </w:tcPr>
-          <w:p>
-            <w:pPr>
-              <w:spacing w:after="0" w:line="280" w:lineRule="exact"/>
-              <w:jc w:val="center"/>
-            </w:pPr>
-            <w:r>
-              <w:rPr>
-                <w:rFonts w:ascii="Arial" w:cs="Arial" w:eastAsia="游ゴシック" w:hAnsi="Arial"/>
-                <w:b/>
-                <w:bCs/>
-                <w:sz w:val="19"/>
-                <w:szCs w:val="19"/>
-              </w:rPr>
-              <w:t xml:space="preserve">1,000</w:t>
-            </w:r>
-          </w:p>
-        </w:tc>
-      </w:tr>
-    </w:tbl>
-    <w:p>
-      <w:pPr>
-        <w:spacing w:after="0" w:before="0" w:line="120" w:lineRule="exact"/>
-      </w:pPr>
-      <w:r>
-        <w:rPr>
-          <w:rFonts w:ascii="Arial" w:cs="Arial" w:eastAsia="游ゴシック" w:hAnsi="Arial"/>
-          <w:sz w:val="20"/>
-          <w:szCs w:val="20"/>
-        </w:rPr>
-        <w:t xml:space="preserve"/>
-      </w:r>
-    </w:p>
-    <w:p>
-      <w:pPr>
-        <w:pStyle w:val="ListParagraph"/>
-        <w:numPr>
-          <w:ilvl w:val="0"/>
-          <w:numId w:val="2"/>
-        </w:numPr>
-        <w:spacing w:after="60" w:before="0" w:line="300" w:lineRule="exact"/>
-      </w:pPr>
-      <w:r>
-        <w:rPr>
-          <w:rFonts w:ascii="Arial" w:cs="Arial" w:eastAsia="游ゴシック" w:hAnsi="Arial"/>
-          <w:sz w:val="20"/>
-          <w:szCs w:val="20"/>
-        </w:rPr>
-        <w:t xml:space="preserve">長く停めても、最大1,000円になります。8時〜20時のように夕方をまたぐ利用は、1,500〜1,600円から1,000円になります。</w:t>
-      </w:r>
-    </w:p>
-    <w:p>
-      <w:pPr>
-        <w:pStyle w:val="ListParagraph"/>
-        <w:numPr>
-          <w:ilvl w:val="0"/>
-          <w:numId w:val="2"/>
-        </w:numPr>
-        <w:spacing w:after="60" w:before="0" w:line="300" w:lineRule="exact"/>
-      </w:pPr>
-      <w:r>
-        <w:rPr>
-          <w:rFonts w:ascii="Arial" w:cs="Arial" w:eastAsia="游ゴシック" w:hAnsi="Arial"/>
-          <w:sz w:val="20"/>
-          <w:szCs w:val="20"/>
-        </w:rPr>
-        <w:t xml:space="preserve">改定前(800円)より200円高く、短い時間の料金は変わりません。</w:t>
-      </w:r>
-    </w:p>
-    <w:p>
-      <w:pPr>
-        <w:keepNext/>
-        <w:pBdr>
-          <w:bottom w:val="single" w:color="444444" w:sz="8" w:space="2"/>
-        </w:pBdr>
-        <w:spacing w:after="90" w:before="160" w:line="340" w:lineRule="exact"/>
-      </w:pPr>
-      <w:r>
-        <w:rPr>
-          <w:rFonts w:ascii="Arial" w:cs="Arial" w:eastAsia="游ゴシック" w:hAnsi="Arial"/>
-          <w:b/>
-          <w:bCs/>
-          <w:sz w:val="24"/>
-          <w:szCs w:val="24"/>
-        </w:rPr>
-        <w:t xml:space="preserve">7. 周辺の駐車場との比較(前回の調査)</w:t>
+        <w:t xml:space="preserve">5. 根拠③ 周辺の駐車場との比較(前回の調査)</w:t>
       </w:r>
     </w:p>
     <w:tbl>
@@ -4477,7 +4608,7 @@
           <w:sz w:val="24"/>
           <w:szCs w:val="24"/>
         </w:rPr>
-        <w:t xml:space="preserve">8. 注意してほしいこと</w:t>
+        <w:t xml:space="preserve">6. 注意してほしいこと</w:t>
       </w:r>
     </w:p>
     <w:p>
@@ -4531,7 +4662,7 @@
           <w:sz w:val="20"/>
           <w:szCs w:val="20"/>
         </w:rPr>
-        <w:t xml:space="preserve">R7.2に急に減った理由は分かっていません。改定の約3か月後なので、3か月単位の契約(月極・回数券など)がなかったか、ご確認ください。</w:t>
+        <w:t xml:space="preserve">精算機データのうち、R8.7.14〜21は表記が重複していたため7/17〜21として扱い、R8.8.25〜28はデータがないため除いています。</w:t>
       </w:r>
     </w:p>
     <w:p>
@@ -4549,7 +4680,7 @@
           <w:sz w:val="20"/>
           <w:szCs w:val="20"/>
         </w:rPr>
-        <w:t xml:space="preserve">夜だけ停める利用は、これまでより高くなる場合があります。</w:t>
+        <w:t xml:space="preserve">R7.2に急に減った理由は分かっていません。改定の約3か月後なので、3か月単位の契約(月極・回数券など)がなかったか、ご確認ください。</w:t>
       </w:r>
     </w:p>
     <w:p>
@@ -4568,6 +4699,237 @@
           <w:szCs w:val="20"/>
         </w:rPr>
         <w:t xml:space="preserve">周辺の料金は前回の調査のままです。現地で最新を確認します。</w:t>
+      </w:r>
+    </w:p>
+    <w:p>
+      <w:pPr>
+        <w:keepNext/>
+        <w:pBdr>
+          <w:bottom w:val="single" w:color="444444" w:sz="8" w:space="2"/>
+        </w:pBdr>
+        <w:spacing w:after="90" w:before="160" w:line="340" w:lineRule="exact"/>
+      </w:pPr>
+      <w:r>
+        <w:rPr>
+          <w:rFonts w:ascii="Arial" w:cs="Arial" w:eastAsia="游ゴシック" w:hAnsi="Arial"/>
+          <w:b/>
+          <w:bCs/>
+          <w:sz w:val="24"/>
+          <w:szCs w:val="24"/>
+        </w:rPr>
+        <w:t xml:space="preserve">7. 進め方</w:t>
+      </w:r>
+    </w:p>
+    <w:p>
+      <w:pPr>
+        <w:spacing w:after="60" w:before="0" w:line="300" w:lineRule="exact"/>
+      </w:pPr>
+      <w:r>
+        <w:rPr>
+          <w:rFonts w:ascii="Arial" w:cs="Arial" w:eastAsia="游ゴシック" w:hAnsi="Arial"/>
+          <w:b/>
+          <w:bCs/>
+          <w:sz w:val="20"/>
+          <w:szCs w:val="20"/>
+        </w:rPr>
+        <w:t xml:space="preserve">目標は、月平均の売上を改定前の約91万円に戻すことです。</w:t>
+      </w:r>
+      <w:r>
+        <w:rPr>
+          <w:rFonts w:ascii="Arial" w:cs="Arial" w:eastAsia="游ゴシック" w:hAnsi="Arial"/>
+          <w:sz w:val="20"/>
+          <w:szCs w:val="20"/>
+        </w:rPr>
+        <w:t xml:space="preserve">(いまは約78万円で、月約13万円の増収です。)</w:t>
+      </w:r>
+    </w:p>
+    <w:p>
+      <w:pPr>
+        <w:spacing w:after="60" w:before="0" w:line="300" w:lineRule="exact"/>
+        <w:ind w:left="360" w:hanging="260"/>
+      </w:pPr>
+      <w:r>
+        <w:rPr>
+          <w:rFonts w:ascii="Arial" w:cs="Arial" w:eastAsia="游ゴシック" w:hAnsi="Arial"/>
+          <w:sz w:val="20"/>
+          <w:szCs w:val="20"/>
+        </w:rPr>
+        <w:t xml:space="preserve">① 24時間の最大料金を1,000円にして、1か月続けます。夜間の最大料金600円は、そのままです。</w:t>
+      </w:r>
+    </w:p>
+    <w:p>
+      <w:pPr>
+        <w:spacing w:after="60" w:before="0" w:line="300" w:lineRule="exact"/>
+        <w:ind w:left="360" w:hanging="260"/>
+      </w:pPr>
+      <w:r>
+        <w:rPr>
+          <w:rFonts w:ascii="Arial" w:cs="Arial" w:eastAsia="游ゴシック" w:hAnsi="Arial"/>
+          <w:sz w:val="20"/>
+          <w:szCs w:val="20"/>
+        </w:rPr>
+        <w:t xml:space="preserve">② 毎週、精算機のデータで「8時間以上停めた車の数(1日あたり)」を見ます。改定前は23.5台、いまは8.9台です。</w:t>
+      </w:r>
+    </w:p>
+    <w:p>
+      <w:pPr>
+        <w:spacing w:after="60" w:before="0" w:line="300" w:lineRule="exact"/>
+        <w:ind w:left="360" w:hanging="260"/>
+      </w:pPr>
+      <w:r>
+        <w:rPr>
+          <w:rFonts w:ascii="Arial" w:cs="Arial" w:eastAsia="游ゴシック" w:hAnsi="Arial"/>
+          <w:sz w:val="20"/>
+          <w:szCs w:val="20"/>
+        </w:rPr>
+        <w:t xml:space="preserve">③ 1日14台以上に戻れば、続けます。11〜14台なら、もう1か月続けます。</w:t>
+      </w:r>
+    </w:p>
+    <w:p>
+      <w:pPr>
+        <w:spacing w:after="60" w:before="0" w:line="300" w:lineRule="exact"/>
+        <w:ind w:left="360" w:hanging="260"/>
+      </w:pPr>
+      <w:r>
+        <w:rPr>
+          <w:rFonts w:ascii="Arial" w:cs="Arial" w:eastAsia="游ゴシック" w:hAnsi="Arial"/>
+          <w:sz w:val="20"/>
+          <w:szCs w:val="20"/>
+        </w:rPr>
+        <w:t xml:space="preserve">④ 11台に届かなければ、24時間の最大料金を800円(改定前と同額)に下げます。</w:t>
+      </w:r>
+    </w:p>
+    <w:p>
+      <w:pPr>
+        <w:spacing w:after="0" w:before="40" w:line="300" w:lineRule="exact"/>
+      </w:pPr>
+      <w:r>
+        <w:rPr>
+          <w:rFonts w:ascii="Arial" w:cs="Arial" w:eastAsia="游ゴシック" w:hAnsi="Arial"/>
+          <w:sz w:val="18"/>
+          <w:szCs w:val="18"/>
+        </w:rPr>
+        <w:t xml:space="preserve">14台は、減った車(1日約14.6台)の約4割が戻り、売上が改定前に並ぶ目安です。</w:t>
+      </w:r>
+    </w:p>
+    <w:p>
+      <w:pPr>
+        <w:keepNext/>
+        <w:pageBreakBefore/>
+        <w:pBdr>
+          <w:bottom w:val="single" w:color="444444" w:sz="8" w:space="2"/>
+        </w:pBdr>
+        <w:spacing w:after="90" w:before="160" w:line="340" w:lineRule="exact"/>
+      </w:pPr>
+      <w:r>
+        <w:rPr>
+          <w:rFonts w:ascii="Arial" w:cs="Arial" w:eastAsia="游ゴシック" w:hAnsi="Arial"/>
+          <w:b/>
+          <w:bCs/>
+          <w:sz w:val="24"/>
+          <w:szCs w:val="24"/>
+        </w:rPr>
+        <w:t xml:space="preserve">8. 看板の表示イメージ(提案どおりに変えた場合)</w:t>
+      </w:r>
+    </w:p>
+    <w:p>
+      <w:pPr>
+        <w:spacing w:after="60" w:before="60"/>
+        <w:jc w:val="center"/>
+      </w:pPr>
+      <w:r>
+        <w:drawing>
+          <wp:inline distT="0" distB="0" distL="0" distR="0">
+            <wp:extent cx="5715000" cy="3314700"/>
+            <wp:effectExtent t="0" r="0" b="0" l="0"/>
+            <wp:docPr id="1" name="提案の看板の表示イメージ" descr="提案の看板の表示イメージ" title="提案の看板の表示イメージ"/>
+            <wp:cNvGraphicFramePr>
+              <a:graphicFrameLocks xmlns:a="http://schemas.openxmlformats.org/drawingml/2006/main" noChangeAspect="1"/>
+            </wp:cNvGraphicFramePr>
+            <a:graphic xmlns:a="http://schemas.openxmlformats.org/drawingml/2006/main">
+              <a:graphicData uri="http://schemas.openxmlformats.org/drawingml/2006/picture">
+                <pic:pic xmlns:pic="http://schemas.openxmlformats.org/drawingml/2006/picture">
+                  <pic:nvPicPr>
+                    <pic:cNvPr id="0" name="" descr=""/>
+                    <pic:cNvPicPr>
+                      <a:picLocks noChangeAspect="1" noChangeArrowheads="1"/>
+                    </pic:cNvPicPr>
+                  </pic:nvPicPr>
+                  <pic:blipFill>
+                    <a:blip r:embed="rId10" cstate="none"/>
+                    <a:srcRect/>
+                    <a:stretch>
+                      <a:fillRect/>
+                    </a:stretch>
+                  </pic:blipFill>
+                  <pic:spPr bwMode="auto">
+                    <a:xfrm>
+                      <a:off x="0" y="0"/>
+                      <a:ext cx="5715000" cy="3314700"/>
+                    </a:xfrm>
+                    <a:prstGeom prst="rect">
+                      <a:avLst/>
+                    </a:prstGeom>
+                  </pic:spPr>
+                </pic:pic>
+              </a:graphicData>
+            </a:graphic>
+          </wp:inline>
+        </w:drawing>
+      </w:r>
+    </w:p>
+    <w:p>
+      <w:pPr>
+        <w:pStyle w:val="ListParagraph"/>
+        <w:numPr>
+          <w:ilvl w:val="0"/>
+          <w:numId w:val="2"/>
+        </w:numPr>
+        <w:spacing w:after="60" w:before="0" w:line="300" w:lineRule="exact"/>
+      </w:pPr>
+      <w:r>
+        <w:rPr>
+          <w:rFonts w:ascii="Arial" w:cs="Arial" w:eastAsia="游ゴシック" w:hAnsi="Arial"/>
+          <w:sz w:val="20"/>
+          <w:szCs w:val="20"/>
+        </w:rPr>
+        <w:t xml:space="preserve">実際の寸法と色は、いまの看板に合わせます。これは表示の内容を確認するためのイメージです。</w:t>
+      </w:r>
+    </w:p>
+    <w:p>
+      <w:pPr>
+        <w:pStyle w:val="ListParagraph"/>
+        <w:numPr>
+          <w:ilvl w:val="0"/>
+          <w:numId w:val="2"/>
+        </w:numPr>
+        <w:spacing w:after="60" w:before="0" w:line="300" w:lineRule="exact"/>
+      </w:pPr>
+      <w:r>
+        <w:rPr>
+          <w:rFonts w:ascii="Arial" w:cs="Arial" w:eastAsia="游ゴシック" w:hAnsi="Arial"/>
+          <w:sz w:val="20"/>
+          <w:szCs w:val="20"/>
+        </w:rPr>
+        <w:t xml:space="preserve">変わるのは、最大料金の1行目です。いまの「6:00〜18:00 1,000円」が、「朝6:00〜翌朝6:00 1,000円」になります。</w:t>
+      </w:r>
+    </w:p>
+    <w:p>
+      <w:pPr>
+        <w:pStyle w:val="ListParagraph"/>
+        <w:numPr>
+          <w:ilvl w:val="0"/>
+          <w:numId w:val="2"/>
+        </w:numPr>
+        <w:spacing w:after="60" w:before="0" w:line="300" w:lineRule="exact"/>
+      </w:pPr>
+      <w:r>
+        <w:rPr>
+          <w:rFonts w:ascii="Arial" w:cs="Arial" w:eastAsia="游ゴシック" w:hAnsi="Arial"/>
+          <w:sz w:val="20"/>
+          <w:szCs w:val="20"/>
+        </w:rPr>
+        <w:t xml:space="preserve">「夜間 18:00〜翌朝6:00 600円」と、基本料金「20分 100円」は、いまと同じです。</w:t>
       </w:r>
     </w:p>
     <w:sectPr>
